--- a/discoverer-neo/docs/user-guide/manual/Discoverer-Neo-MANAGER-Guide-Full-fr-FR.docx
+++ b/discoverer-neo/docs/user-guide/manual/Discoverer-Neo-MANAGER-Guide-Full-fr-FR.docx
@@ -54,7 +54,7 @@
           <w:sz w:val="22"/>
           <w:szCs w:val="22"/>
         </w:rPr>
-        <w:t>Version 2.0.0</w:t>
+        <w:t>Version 2.0.1</w:t>
       </w:r>
     </w:p>
     <w:p>
@@ -74,7 +74,7 @@
     <w:sdt>
       <w:sdtPr>
         <w:alias w:val="Sommaire"/>
-        <w:id w:val="-1926481959"/>
+        <w:id w:val="215943937"/>
       </w:sdtPr>
       <w:sdtEndPr/>
       <w:sdtContent>
@@ -102,7 +102,7 @@
           <w:r>
             <w:fldChar w:fldCharType="separate"/>
           </w:r>
-          <w:hyperlink w:anchor="_Toc241668659" w:history="1">
+          <w:hyperlink w:anchor="_Toc241671190" w:history="1">
             <w:r>
               <w:rPr>
                 <w:rStyle w:val="Hiperligao"/>
@@ -126,7 +126,7 @@
               <w:rPr>
                 <w:noProof/>
               </w:rPr>
-              <w:instrText xml:space="preserve"> PAGEREF _Toc241668659 \h </w:instrText>
+              <w:instrText xml:space="preserve"> PAGEREF _Toc241671190 \h </w:instrText>
             </w:r>
             <w:r>
               <w:rPr>
@@ -168,7 +168,7 @@
               <w14:ligatures w14:val="standardContextual"/>
             </w:rPr>
           </w:pPr>
-          <w:hyperlink w:anchor="_Toc241668660" w:history="1">
+          <w:hyperlink w:anchor="_Toc241671191" w:history="1">
             <w:r>
               <w:rPr>
                 <w:rStyle w:val="Hiperligao"/>
@@ -192,7 +192,7 @@
               <w:rPr>
                 <w:noProof/>
               </w:rPr>
-              <w:instrText xml:space="preserve"> PAGEREF _Toc241668660 \h </w:instrText>
+              <w:instrText xml:space="preserve"> PAGEREF _Toc241671191 \h </w:instrText>
             </w:r>
             <w:r>
               <w:rPr>
@@ -234,7 +234,7 @@
               <w14:ligatures w14:val="standardContextual"/>
             </w:rPr>
           </w:pPr>
-          <w:hyperlink w:anchor="_Toc241668661" w:history="1">
+          <w:hyperlink w:anchor="_Toc241671192" w:history="1">
             <w:r>
               <w:rPr>
                 <w:rStyle w:val="Hiperligao"/>
@@ -258,7 +258,7 @@
               <w:rPr>
                 <w:noProof/>
               </w:rPr>
-              <w:instrText xml:space="preserve"> PAGEREF _Toc241668661 \h </w:instrText>
+              <w:instrText xml:space="preserve"> PAGEREF _Toc241671192 \h </w:instrText>
             </w:r>
             <w:r>
               <w:rPr>
@@ -300,7 +300,7 @@
               <w14:ligatures w14:val="standardContextual"/>
             </w:rPr>
           </w:pPr>
-          <w:hyperlink w:anchor="_Toc241668662" w:history="1">
+          <w:hyperlink w:anchor="_Toc241671193" w:history="1">
             <w:r>
               <w:rPr>
                 <w:rStyle w:val="Hiperligao"/>
@@ -324,7 +324,7 @@
               <w:rPr>
                 <w:noProof/>
               </w:rPr>
-              <w:instrText xml:space="preserve"> PAGEREF _Toc241668662 \h </w:instrText>
+              <w:instrText xml:space="preserve"> PAGEREF _Toc241671193 \h </w:instrText>
             </w:r>
             <w:r>
               <w:rPr>
@@ -366,7 +366,7 @@
               <w14:ligatures w14:val="standardContextual"/>
             </w:rPr>
           </w:pPr>
-          <w:hyperlink w:anchor="_Toc241668663" w:history="1">
+          <w:hyperlink w:anchor="_Toc241671194" w:history="1">
             <w:r>
               <w:rPr>
                 <w:rStyle w:val="Hiperligao"/>
@@ -390,7 +390,7 @@
               <w:rPr>
                 <w:noProof/>
               </w:rPr>
-              <w:instrText xml:space="preserve"> PAGEREF _Toc241668663 \h </w:instrText>
+              <w:instrText xml:space="preserve"> PAGEREF _Toc241671194 \h </w:instrText>
             </w:r>
             <w:r>
               <w:rPr>
@@ -432,7 +432,7 @@
               <w14:ligatures w14:val="standardContextual"/>
             </w:rPr>
           </w:pPr>
-          <w:hyperlink w:anchor="_Toc241668664" w:history="1">
+          <w:hyperlink w:anchor="_Toc241671195" w:history="1">
             <w:r>
               <w:rPr>
                 <w:rStyle w:val="Hiperligao"/>
@@ -456,7 +456,7 @@
               <w:rPr>
                 <w:noProof/>
               </w:rPr>
-              <w:instrText xml:space="preserve"> PAGEREF _Toc241668664 \h </w:instrText>
+              <w:instrText xml:space="preserve"> PAGEREF _Toc241671195 \h </w:instrText>
             </w:r>
             <w:r>
               <w:rPr>
@@ -498,7 +498,7 @@
               <w14:ligatures w14:val="standardContextual"/>
             </w:rPr>
           </w:pPr>
-          <w:hyperlink w:anchor="_Toc241668665" w:history="1">
+          <w:hyperlink w:anchor="_Toc241671196" w:history="1">
             <w:r>
               <w:rPr>
                 <w:rStyle w:val="Hiperligao"/>
@@ -522,7 +522,7 @@
               <w:rPr>
                 <w:noProof/>
               </w:rPr>
-              <w:instrText xml:space="preserve"> PAGEREF _Toc241668665 \h </w:instrText>
+              <w:instrText xml:space="preserve"> PAGEREF _Toc241671196 \h </w:instrText>
             </w:r>
             <w:r>
               <w:rPr>
@@ -564,7 +564,7 @@
               <w14:ligatures w14:val="standardContextual"/>
             </w:rPr>
           </w:pPr>
-          <w:hyperlink w:anchor="_Toc241668666" w:history="1">
+          <w:hyperlink w:anchor="_Toc241671197" w:history="1">
             <w:r>
               <w:rPr>
                 <w:rStyle w:val="Hiperligao"/>
@@ -588,7 +588,7 @@
               <w:rPr>
                 <w:noProof/>
               </w:rPr>
-              <w:instrText xml:space="preserve"> PAGEREF _Toc241668666 \h </w:instrText>
+              <w:instrText xml:space="preserve"> PAGEREF _Toc241671197 \h </w:instrText>
             </w:r>
             <w:r>
               <w:rPr>
@@ -630,7 +630,7 @@
               <w14:ligatures w14:val="standardContextual"/>
             </w:rPr>
           </w:pPr>
-          <w:hyperlink w:anchor="_Toc241668667" w:history="1">
+          <w:hyperlink w:anchor="_Toc241671198" w:history="1">
             <w:r>
               <w:rPr>
                 <w:rStyle w:val="Hiperligao"/>
@@ -654,7 +654,7 @@
               <w:rPr>
                 <w:noProof/>
               </w:rPr>
-              <w:instrText xml:space="preserve"> PAGEREF _Toc241668667 \h </w:instrText>
+              <w:instrText xml:space="preserve"> PAGEREF _Toc241671198 \h </w:instrText>
             </w:r>
             <w:r>
               <w:rPr>
@@ -696,7 +696,7 @@
               <w14:ligatures w14:val="standardContextual"/>
             </w:rPr>
           </w:pPr>
-          <w:hyperlink w:anchor="_Toc241668668" w:history="1">
+          <w:hyperlink w:anchor="_Toc241671199" w:history="1">
             <w:r>
               <w:rPr>
                 <w:rStyle w:val="Hiperligao"/>
@@ -720,7 +720,7 @@
               <w:rPr>
                 <w:noProof/>
               </w:rPr>
-              <w:instrText xml:space="preserve"> PAGEREF _Toc241668668 \h </w:instrText>
+              <w:instrText xml:space="preserve"> PAGEREF _Toc241671199 \h </w:instrText>
             </w:r>
             <w:r>
               <w:rPr>
@@ -762,7 +762,7 @@
               <w14:ligatures w14:val="standardContextual"/>
             </w:rPr>
           </w:pPr>
-          <w:hyperlink w:anchor="_Toc241668669" w:history="1">
+          <w:hyperlink w:anchor="_Toc241671200" w:history="1">
             <w:r>
               <w:rPr>
                 <w:rStyle w:val="Hiperligao"/>
@@ -786,7 +786,7 @@
               <w:rPr>
                 <w:noProof/>
               </w:rPr>
-              <w:instrText xml:space="preserve"> PAGEREF _Toc241668669 \h </w:instrText>
+              <w:instrText xml:space="preserve"> PAGEREF _Toc241671200 \h </w:instrText>
             </w:r>
             <w:r>
               <w:rPr>
@@ -828,7 +828,7 @@
               <w14:ligatures w14:val="standardContextual"/>
             </w:rPr>
           </w:pPr>
-          <w:hyperlink w:anchor="_Toc241668670" w:history="1">
+          <w:hyperlink w:anchor="_Toc241671201" w:history="1">
             <w:r>
               <w:rPr>
                 <w:rStyle w:val="Hiperligao"/>
@@ -852,7 +852,7 @@
               <w:rPr>
                 <w:noProof/>
               </w:rPr>
-              <w:instrText xml:space="preserve"> PAGEREF _Toc241668670 \h </w:instrText>
+              <w:instrText xml:space="preserve"> PAGEREF _Toc241671201 \h </w:instrText>
             </w:r>
             <w:r>
               <w:rPr>
@@ -894,7 +894,7 @@
               <w14:ligatures w14:val="standardContextual"/>
             </w:rPr>
           </w:pPr>
-          <w:hyperlink w:anchor="_Toc241668671" w:history="1">
+          <w:hyperlink w:anchor="_Toc241671202" w:history="1">
             <w:r>
               <w:rPr>
                 <w:rStyle w:val="Hiperligao"/>
@@ -918,7 +918,7 @@
               <w:rPr>
                 <w:noProof/>
               </w:rPr>
-              <w:instrText xml:space="preserve"> PAGEREF _Toc241668671 \h </w:instrText>
+              <w:instrText xml:space="preserve"> PAGEREF _Toc241671202 \h </w:instrText>
             </w:r>
             <w:r>
               <w:rPr>
@@ -960,7 +960,7 @@
               <w14:ligatures w14:val="standardContextual"/>
             </w:rPr>
           </w:pPr>
-          <w:hyperlink w:anchor="_Toc241668672" w:history="1">
+          <w:hyperlink w:anchor="_Toc241671203" w:history="1">
             <w:r>
               <w:rPr>
                 <w:rStyle w:val="Hiperligao"/>
@@ -984,7 +984,7 @@
               <w:rPr>
                 <w:noProof/>
               </w:rPr>
-              <w:instrText xml:space="preserve"> PAGEREF _Toc241668672 \h </w:instrText>
+              <w:instrText xml:space="preserve"> PAGEREF _Toc241671203 \h </w:instrText>
             </w:r>
             <w:r>
               <w:rPr>
@@ -1026,7 +1026,7 @@
               <w14:ligatures w14:val="standardContextual"/>
             </w:rPr>
           </w:pPr>
-          <w:hyperlink w:anchor="_Toc241668673" w:history="1">
+          <w:hyperlink w:anchor="_Toc241671204" w:history="1">
             <w:r>
               <w:rPr>
                 <w:rStyle w:val="Hiperligao"/>
@@ -1050,7 +1050,7 @@
               <w:rPr>
                 <w:noProof/>
               </w:rPr>
-              <w:instrText xml:space="preserve"> PAGEREF _Toc241668673 \h </w:instrText>
+              <w:instrText xml:space="preserve"> PAGEREF _Toc241671204 \h </w:instrText>
             </w:r>
             <w:r>
               <w:rPr>
@@ -1092,7 +1092,7 @@
               <w14:ligatures w14:val="standardContextual"/>
             </w:rPr>
           </w:pPr>
-          <w:hyperlink w:anchor="_Toc241668674" w:history="1">
+          <w:hyperlink w:anchor="_Toc241671205" w:history="1">
             <w:r>
               <w:rPr>
                 <w:rStyle w:val="Hiperligao"/>
@@ -1116,7 +1116,7 @@
               <w:rPr>
                 <w:noProof/>
               </w:rPr>
-              <w:instrText xml:space="preserve"> PAGEREF _Toc241668674 \h </w:instrText>
+              <w:instrText xml:space="preserve"> PAGEREF _Toc241671205 \h </w:instrText>
             </w:r>
             <w:r>
               <w:rPr>
@@ -1158,7 +1158,7 @@
               <w14:ligatures w14:val="standardContextual"/>
             </w:rPr>
           </w:pPr>
-          <w:hyperlink w:anchor="_Toc241668675" w:history="1">
+          <w:hyperlink w:anchor="_Toc241671206" w:history="1">
             <w:r>
               <w:rPr>
                 <w:rStyle w:val="Hiperligao"/>
@@ -1182,7 +1182,7 @@
               <w:rPr>
                 <w:noProof/>
               </w:rPr>
-              <w:instrText xml:space="preserve"> PAGEREF _Toc241668675 \h </w:instrText>
+              <w:instrText xml:space="preserve"> PAGEREF _Toc241671206 \h </w:instrText>
             </w:r>
             <w:r>
               <w:rPr>
@@ -1224,7 +1224,7 @@
               <w14:ligatures w14:val="standardContextual"/>
             </w:rPr>
           </w:pPr>
-          <w:hyperlink w:anchor="_Toc241668676" w:history="1">
+          <w:hyperlink w:anchor="_Toc241671207" w:history="1">
             <w:r>
               <w:rPr>
                 <w:rStyle w:val="Hiperligao"/>
@@ -1248,7 +1248,7 @@
               <w:rPr>
                 <w:noProof/>
               </w:rPr>
-              <w:instrText xml:space="preserve"> PAGEREF _Toc241668676 \h </w:instrText>
+              <w:instrText xml:space="preserve"> PAGEREF _Toc241671207 \h </w:instrText>
             </w:r>
             <w:r>
               <w:rPr>
@@ -1290,7 +1290,7 @@
               <w14:ligatures w14:val="standardContextual"/>
             </w:rPr>
           </w:pPr>
-          <w:hyperlink w:anchor="_Toc241668677" w:history="1">
+          <w:hyperlink w:anchor="_Toc241671208" w:history="1">
             <w:r>
               <w:rPr>
                 <w:rStyle w:val="Hiperligao"/>
@@ -1314,7 +1314,7 @@
               <w:rPr>
                 <w:noProof/>
               </w:rPr>
-              <w:instrText xml:space="preserve"> PAGEREF _Toc241668677 \h </w:instrText>
+              <w:instrText xml:space="preserve"> PAGEREF _Toc241671208 \h </w:instrText>
             </w:r>
             <w:r>
               <w:rPr>
@@ -1356,7 +1356,7 @@
               <w14:ligatures w14:val="standardContextual"/>
             </w:rPr>
           </w:pPr>
-          <w:hyperlink w:anchor="_Toc241668678" w:history="1">
+          <w:hyperlink w:anchor="_Toc241671209" w:history="1">
             <w:r>
               <w:rPr>
                 <w:rStyle w:val="Hiperligao"/>
@@ -1380,7 +1380,7 @@
               <w:rPr>
                 <w:noProof/>
               </w:rPr>
-              <w:instrText xml:space="preserve"> PAGEREF _Toc241668678 \h </w:instrText>
+              <w:instrText xml:space="preserve"> PAGEREF _Toc241671209 \h </w:instrText>
             </w:r>
             <w:r>
               <w:rPr>
@@ -1422,7 +1422,7 @@
               <w14:ligatures w14:val="standardContextual"/>
             </w:rPr>
           </w:pPr>
-          <w:hyperlink w:anchor="_Toc241668679" w:history="1">
+          <w:hyperlink w:anchor="_Toc241671210" w:history="1">
             <w:r>
               <w:rPr>
                 <w:rStyle w:val="Hiperligao"/>
@@ -1446,7 +1446,7 @@
               <w:rPr>
                 <w:noProof/>
               </w:rPr>
-              <w:instrText xml:space="preserve"> PAGEREF _Toc241668679 \h </w:instrText>
+              <w:instrText xml:space="preserve"> PAGEREF _Toc241671210 \h </w:instrText>
             </w:r>
             <w:r>
               <w:rPr>
@@ -1488,7 +1488,7 @@
               <w14:ligatures w14:val="standardContextual"/>
             </w:rPr>
           </w:pPr>
-          <w:hyperlink w:anchor="_Toc241668680" w:history="1">
+          <w:hyperlink w:anchor="_Toc241671211" w:history="1">
             <w:r>
               <w:rPr>
                 <w:rStyle w:val="Hiperligao"/>
@@ -1512,7 +1512,7 @@
               <w:rPr>
                 <w:noProof/>
               </w:rPr>
-              <w:instrText xml:space="preserve"> PAGEREF _Toc241668680 \h </w:instrText>
+              <w:instrText xml:space="preserve"> PAGEREF _Toc241671211 \h </w:instrText>
             </w:r>
             <w:r>
               <w:rPr>
@@ -1554,7 +1554,7 @@
               <w14:ligatures w14:val="standardContextual"/>
             </w:rPr>
           </w:pPr>
-          <w:hyperlink w:anchor="_Toc241668681" w:history="1">
+          <w:hyperlink w:anchor="_Toc241671212" w:history="1">
             <w:r>
               <w:rPr>
                 <w:rStyle w:val="Hiperligao"/>
@@ -1578,7 +1578,7 @@
               <w:rPr>
                 <w:noProof/>
               </w:rPr>
-              <w:instrText xml:space="preserve"> PAGEREF _Toc241668681 \h </w:instrText>
+              <w:instrText xml:space="preserve"> PAGEREF _Toc241671212 \h </w:instrText>
             </w:r>
             <w:r>
               <w:rPr>
@@ -1620,7 +1620,7 @@
               <w14:ligatures w14:val="standardContextual"/>
             </w:rPr>
           </w:pPr>
-          <w:hyperlink w:anchor="_Toc241668682" w:history="1">
+          <w:hyperlink w:anchor="_Toc241671213" w:history="1">
             <w:r>
               <w:rPr>
                 <w:rStyle w:val="Hiperligao"/>
@@ -1644,7 +1644,7 @@
               <w:rPr>
                 <w:noProof/>
               </w:rPr>
-              <w:instrText xml:space="preserve"> PAGEREF _Toc241668682 \h </w:instrText>
+              <w:instrText xml:space="preserve"> PAGEREF _Toc241671213 \h </w:instrText>
             </w:r>
             <w:r>
               <w:rPr>
@@ -1686,7 +1686,7 @@
               <w14:ligatures w14:val="standardContextual"/>
             </w:rPr>
           </w:pPr>
-          <w:hyperlink w:anchor="_Toc241668683" w:history="1">
+          <w:hyperlink w:anchor="_Toc241671214" w:history="1">
             <w:r>
               <w:rPr>
                 <w:rStyle w:val="Hiperligao"/>
@@ -1710,7 +1710,7 @@
               <w:rPr>
                 <w:noProof/>
               </w:rPr>
-              <w:instrText xml:space="preserve"> PAGEREF _Toc241668683 \h </w:instrText>
+              <w:instrText xml:space="preserve"> PAGEREF _Toc241671214 \h </w:instrText>
             </w:r>
             <w:r>
               <w:rPr>
@@ -1752,7 +1752,7 @@
               <w14:ligatures w14:val="standardContextual"/>
             </w:rPr>
           </w:pPr>
-          <w:hyperlink w:anchor="_Toc241668684" w:history="1">
+          <w:hyperlink w:anchor="_Toc241671215" w:history="1">
             <w:r>
               <w:rPr>
                 <w:rStyle w:val="Hiperligao"/>
@@ -1776,7 +1776,7 @@
               <w:rPr>
                 <w:noProof/>
               </w:rPr>
-              <w:instrText xml:space="preserve"> PAGEREF _Toc241668684 \h </w:instrText>
+              <w:instrText xml:space="preserve"> PAGEREF _Toc241671215 \h </w:instrText>
             </w:r>
             <w:r>
               <w:rPr>
@@ -1818,7 +1818,7 @@
               <w14:ligatures w14:val="standardContextual"/>
             </w:rPr>
           </w:pPr>
-          <w:hyperlink w:anchor="_Toc241668685" w:history="1">
+          <w:hyperlink w:anchor="_Toc241671216" w:history="1">
             <w:r>
               <w:rPr>
                 <w:rStyle w:val="Hiperligao"/>
@@ -1842,7 +1842,7 @@
               <w:rPr>
                 <w:noProof/>
               </w:rPr>
-              <w:instrText xml:space="preserve"> PAGEREF _Toc241668685 \h </w:instrText>
+              <w:instrText xml:space="preserve"> PAGEREF _Toc241671216 \h </w:instrText>
             </w:r>
             <w:r>
               <w:rPr>
@@ -1884,7 +1884,7 @@
               <w14:ligatures w14:val="standardContextual"/>
             </w:rPr>
           </w:pPr>
-          <w:hyperlink w:anchor="_Toc241668686" w:history="1">
+          <w:hyperlink w:anchor="_Toc241671217" w:history="1">
             <w:r>
               <w:rPr>
                 <w:rStyle w:val="Hiperligao"/>
@@ -1908,7 +1908,7 @@
               <w:rPr>
                 <w:noProof/>
               </w:rPr>
-              <w:instrText xml:space="preserve"> PAGEREF _Toc241668686 \h </w:instrText>
+              <w:instrText xml:space="preserve"> PAGEREF _Toc241671217 \h </w:instrText>
             </w:r>
             <w:r>
               <w:rPr>
@@ -1950,7 +1950,7 @@
               <w14:ligatures w14:val="standardContextual"/>
             </w:rPr>
           </w:pPr>
-          <w:hyperlink w:anchor="_Toc241668687" w:history="1">
+          <w:hyperlink w:anchor="_Toc241671218" w:history="1">
             <w:r>
               <w:rPr>
                 <w:rStyle w:val="Hiperligao"/>
@@ -1974,7 +1974,7 @@
               <w:rPr>
                 <w:noProof/>
               </w:rPr>
-              <w:instrText xml:space="preserve"> PAGEREF _Toc241668687 \h </w:instrText>
+              <w:instrText xml:space="preserve"> PAGEREF _Toc241671218 \h </w:instrText>
             </w:r>
             <w:r>
               <w:rPr>
@@ -2016,7 +2016,7 @@
               <w14:ligatures w14:val="standardContextual"/>
             </w:rPr>
           </w:pPr>
-          <w:hyperlink w:anchor="_Toc241668688" w:history="1">
+          <w:hyperlink w:anchor="_Toc241671219" w:history="1">
             <w:r>
               <w:rPr>
                 <w:rStyle w:val="Hiperligao"/>
@@ -2040,7 +2040,7 @@
               <w:rPr>
                 <w:noProof/>
               </w:rPr>
-              <w:instrText xml:space="preserve"> PAGEREF _Toc241668688 \h </w:instrText>
+              <w:instrText xml:space="preserve"> PAGEREF _Toc241671219 \h </w:instrText>
             </w:r>
             <w:r>
               <w:rPr>
@@ -2082,7 +2082,7 @@
               <w14:ligatures w14:val="standardContextual"/>
             </w:rPr>
           </w:pPr>
-          <w:hyperlink w:anchor="_Toc241668689" w:history="1">
+          <w:hyperlink w:anchor="_Toc241671220" w:history="1">
             <w:r>
               <w:rPr>
                 <w:rStyle w:val="Hiperligao"/>
@@ -2106,7 +2106,7 @@
               <w:rPr>
                 <w:noProof/>
               </w:rPr>
-              <w:instrText xml:space="preserve"> PAGEREF _Toc241668689 \h </w:instrText>
+              <w:instrText xml:space="preserve"> PAGEREF _Toc241671220 \h </w:instrText>
             </w:r>
             <w:r>
               <w:rPr>
@@ -2148,7 +2148,7 @@
               <w14:ligatures w14:val="standardContextual"/>
             </w:rPr>
           </w:pPr>
-          <w:hyperlink w:anchor="_Toc241668690" w:history="1">
+          <w:hyperlink w:anchor="_Toc241671221" w:history="1">
             <w:r>
               <w:rPr>
                 <w:rStyle w:val="Hiperligao"/>
@@ -2172,7 +2172,7 @@
               <w:rPr>
                 <w:noProof/>
               </w:rPr>
-              <w:instrText xml:space="preserve"> PAGEREF _Toc241668690 \h </w:instrText>
+              <w:instrText xml:space="preserve"> PAGEREF _Toc241671221 \h </w:instrText>
             </w:r>
             <w:r>
               <w:rPr>
@@ -2214,7 +2214,7 @@
               <w14:ligatures w14:val="standardContextual"/>
             </w:rPr>
           </w:pPr>
-          <w:hyperlink w:anchor="_Toc241668691" w:history="1">
+          <w:hyperlink w:anchor="_Toc241671222" w:history="1">
             <w:r>
               <w:rPr>
                 <w:rStyle w:val="Hiperligao"/>
@@ -2238,7 +2238,7 @@
               <w:rPr>
                 <w:noProof/>
               </w:rPr>
-              <w:instrText xml:space="preserve"> PAGEREF _Toc241668691 \h </w:instrText>
+              <w:instrText xml:space="preserve"> PAGEREF _Toc241671222 \h </w:instrText>
             </w:r>
             <w:r>
               <w:rPr>
@@ -2280,7 +2280,7 @@
               <w14:ligatures w14:val="standardContextual"/>
             </w:rPr>
           </w:pPr>
-          <w:hyperlink w:anchor="_Toc241668692" w:history="1">
+          <w:hyperlink w:anchor="_Toc241671223" w:history="1">
             <w:r>
               <w:rPr>
                 <w:rStyle w:val="Hiperligao"/>
@@ -2304,7 +2304,7 @@
               <w:rPr>
                 <w:noProof/>
               </w:rPr>
-              <w:instrText xml:space="preserve"> PAGEREF _Toc241668692 \h </w:instrText>
+              <w:instrText xml:space="preserve"> PAGEREF _Toc241671223 \h </w:instrText>
             </w:r>
             <w:r>
               <w:rPr>
@@ -2346,7 +2346,7 @@
               <w14:ligatures w14:val="standardContextual"/>
             </w:rPr>
           </w:pPr>
-          <w:hyperlink w:anchor="_Toc241668693" w:history="1">
+          <w:hyperlink w:anchor="_Toc241671224" w:history="1">
             <w:r>
               <w:rPr>
                 <w:rStyle w:val="Hiperligao"/>
@@ -2370,7 +2370,7 @@
               <w:rPr>
                 <w:noProof/>
               </w:rPr>
-              <w:instrText xml:space="preserve"> PAGEREF _Toc241668693 \h </w:instrText>
+              <w:instrText xml:space="preserve"> PAGEREF _Toc241671224 \h </w:instrText>
             </w:r>
             <w:r>
               <w:rPr>
@@ -2412,7 +2412,7 @@
               <w14:ligatures w14:val="standardContextual"/>
             </w:rPr>
           </w:pPr>
-          <w:hyperlink w:anchor="_Toc241668694" w:history="1">
+          <w:hyperlink w:anchor="_Toc241671225" w:history="1">
             <w:r>
               <w:rPr>
                 <w:rStyle w:val="Hiperligao"/>
@@ -2436,7 +2436,7 @@
               <w:rPr>
                 <w:noProof/>
               </w:rPr>
-              <w:instrText xml:space="preserve"> PAGEREF _Toc241668694 \h </w:instrText>
+              <w:instrText xml:space="preserve"> PAGEREF _Toc241671225 \h </w:instrText>
             </w:r>
             <w:r>
               <w:rPr>
@@ -2478,7 +2478,7 @@
               <w14:ligatures w14:val="standardContextual"/>
             </w:rPr>
           </w:pPr>
-          <w:hyperlink w:anchor="_Toc241668695" w:history="1">
+          <w:hyperlink w:anchor="_Toc241671226" w:history="1">
             <w:r>
               <w:rPr>
                 <w:rStyle w:val="Hiperligao"/>
@@ -2502,7 +2502,7 @@
               <w:rPr>
                 <w:noProof/>
               </w:rPr>
-              <w:instrText xml:space="preserve"> PAGEREF _Toc241668695 \h </w:instrText>
+              <w:instrText xml:space="preserve"> PAGEREF _Toc241671226 \h </w:instrText>
             </w:r>
             <w:r>
               <w:rPr>
@@ -2544,7 +2544,7 @@
               <w14:ligatures w14:val="standardContextual"/>
             </w:rPr>
           </w:pPr>
-          <w:hyperlink w:anchor="_Toc241668696" w:history="1">
+          <w:hyperlink w:anchor="_Toc241671227" w:history="1">
             <w:r>
               <w:rPr>
                 <w:rStyle w:val="Hiperligao"/>
@@ -2568,7 +2568,7 @@
               <w:rPr>
                 <w:noProof/>
               </w:rPr>
-              <w:instrText xml:space="preserve"> PAGEREF _Toc241668696 \h </w:instrText>
+              <w:instrText xml:space="preserve"> PAGEREF _Toc241671227 \h </w:instrText>
             </w:r>
             <w:r>
               <w:rPr>
@@ -2610,7 +2610,7 @@
               <w14:ligatures w14:val="standardContextual"/>
             </w:rPr>
           </w:pPr>
-          <w:hyperlink w:anchor="_Toc241668697" w:history="1">
+          <w:hyperlink w:anchor="_Toc241671228" w:history="1">
             <w:r>
               <w:rPr>
                 <w:rStyle w:val="Hiperligao"/>
@@ -2634,7 +2634,7 @@
               <w:rPr>
                 <w:noProof/>
               </w:rPr>
-              <w:instrText xml:space="preserve"> PAGEREF _Toc241668697 \h </w:instrText>
+              <w:instrText xml:space="preserve"> PAGEREF _Toc241671228 \h </w:instrText>
             </w:r>
             <w:r>
               <w:rPr>
@@ -2676,7 +2676,7 @@
               <w14:ligatures w14:val="standardContextual"/>
             </w:rPr>
           </w:pPr>
-          <w:hyperlink w:anchor="_Toc241668698" w:history="1">
+          <w:hyperlink w:anchor="_Toc241671229" w:history="1">
             <w:r>
               <w:rPr>
                 <w:rStyle w:val="Hiperligao"/>
@@ -2700,7 +2700,7 @@
               <w:rPr>
                 <w:noProof/>
               </w:rPr>
-              <w:instrText xml:space="preserve"> PAGEREF _Toc241668698 \h </w:instrText>
+              <w:instrText xml:space="preserve"> PAGEREF _Toc241671229 \h </w:instrText>
             </w:r>
             <w:r>
               <w:rPr>
@@ -2742,7 +2742,7 @@
               <w14:ligatures w14:val="standardContextual"/>
             </w:rPr>
           </w:pPr>
-          <w:hyperlink w:anchor="_Toc241668699" w:history="1">
+          <w:hyperlink w:anchor="_Toc241671230" w:history="1">
             <w:r>
               <w:rPr>
                 <w:rStyle w:val="Hiperligao"/>
@@ -2766,7 +2766,7 @@
               <w:rPr>
                 <w:noProof/>
               </w:rPr>
-              <w:instrText xml:space="preserve"> PAGEREF _Toc241668699 \h </w:instrText>
+              <w:instrText xml:space="preserve"> PAGEREF _Toc241671230 \h </w:instrText>
             </w:r>
             <w:r>
               <w:rPr>
@@ -2808,7 +2808,7 @@
               <w14:ligatures w14:val="standardContextual"/>
             </w:rPr>
           </w:pPr>
-          <w:hyperlink w:anchor="_Toc241668700" w:history="1">
+          <w:hyperlink w:anchor="_Toc241671231" w:history="1">
             <w:r>
               <w:rPr>
                 <w:rStyle w:val="Hiperligao"/>
@@ -2832,7 +2832,7 @@
               <w:rPr>
                 <w:noProof/>
               </w:rPr>
-              <w:instrText xml:space="preserve"> PAGEREF _Toc241668700 \h </w:instrText>
+              <w:instrText xml:space="preserve"> PAGEREF _Toc241671231 \h </w:instrText>
             </w:r>
             <w:r>
               <w:rPr>
@@ -2874,7 +2874,7 @@
               <w14:ligatures w14:val="standardContextual"/>
             </w:rPr>
           </w:pPr>
-          <w:hyperlink w:anchor="_Toc241668701" w:history="1">
+          <w:hyperlink w:anchor="_Toc241671232" w:history="1">
             <w:r>
               <w:rPr>
                 <w:rStyle w:val="Hiperligao"/>
@@ -2898,7 +2898,7 @@
               <w:rPr>
                 <w:noProof/>
               </w:rPr>
-              <w:instrText xml:space="preserve"> PAGEREF _Toc241668701 \h </w:instrText>
+              <w:instrText xml:space="preserve"> PAGEREF _Toc241671232 \h </w:instrText>
             </w:r>
             <w:r>
               <w:rPr>
@@ -2946,7 +2946,7 @@
       <w:pPr>
         <w:pStyle w:val="Ttulo1"/>
       </w:pPr>
-      <w:bookmarkStart w:id="0" w:name="_Toc241668659"/>
+      <w:bookmarkStart w:id="0" w:name="_Toc241671190"/>
       <w:r>
         <w:lastRenderedPageBreak/>
         <w:t>Votre rôle en un coup d'œil</w:t>
@@ -3027,7 +3027,7 @@
       <w:pPr>
         <w:pStyle w:val="Ttulo2"/>
       </w:pPr>
-      <w:bookmarkStart w:id="1" w:name="_Toc241668660"/>
+      <w:bookmarkStart w:id="1" w:name="_Toc241671191"/>
       <w:r>
         <w:t>Ce que vous pouvez / ne pouvez pas faire</w:t>
       </w:r>
@@ -3048,7 +3048,7 @@
           <w:left w:w="10" w:type="dxa"/>
           <w:right w:w="10" w:type="dxa"/>
         </w:tblCellMar>
-        <w:tblLook w:val="0000" w:firstRow="0" w:lastRow="0" w:firstColumn="0" w:lastColumn="0" w:noHBand="0" w:noVBand="0"/>
+        <w:tblLook w:val="04A0" w:firstRow="1" w:lastRow="0" w:firstColumn="1" w:lastColumn="0" w:noHBand="0" w:noVBand="1"/>
       </w:tblPr>
       <w:tblGrid>
         <w:gridCol w:w="3423"/>
@@ -3752,7 +3752,7 @@
       <w:pPr>
         <w:pStyle w:val="Ttulo2"/>
       </w:pPr>
-      <w:bookmarkStart w:id="2" w:name="_Toc241668661"/>
+      <w:bookmarkStart w:id="2" w:name="_Toc241671192"/>
       <w:r>
         <w:t>D'où viennent vos accès</w:t>
       </w:r>
@@ -3854,7 +3854,7 @@
           <w:left w:w="10" w:type="dxa"/>
           <w:right w:w="10" w:type="dxa"/>
         </w:tblCellMar>
-        <w:tblLook w:val="0000" w:firstRow="0" w:lastRow="0" w:firstColumn="0" w:lastColumn="0" w:noHBand="0" w:noVBand="0"/>
+        <w:tblLook w:val="04A0" w:firstRow="1" w:lastRow="0" w:firstColumn="1" w:lastColumn="0" w:noHBand="0" w:noVBand="1"/>
       </w:tblPr>
       <w:tblGrid>
         <w:gridCol w:w="1128"/>
@@ -4362,7 +4362,7 @@
       <w:pPr>
         <w:pStyle w:val="Ttulo2"/>
       </w:pPr>
-      <w:bookmarkStart w:id="3" w:name="_Toc241668662"/>
+      <w:bookmarkStart w:id="3" w:name="_Toc241671193"/>
       <w:r>
         <w:t>Se connecter, changer de mot de passe et se déconnecter</w:t>
       </w:r>
@@ -4487,7 +4487,7 @@
         </w:rPr>
         <w:lastRenderedPageBreak/>
         <w:drawing>
-          <wp:inline distT="0" distB="0" distL="0" distR="0" wp14:anchorId="3E6469A5" wp14:editId="2D35A60D">
+          <wp:inline distT="0" distB="0" distL="0" distR="0" wp14:anchorId="0BAF23CC" wp14:editId="58FCF3D1">
             <wp:extent cx="5715000" cy="3571875"/>
             <wp:effectExtent l="0" t="0" r="0" b="0"/>
             <wp:docPr id="257" name="01-login.png" descr="La page de connexion avec E-mail, Mot de passe, Rester connecté et le bouton Se connecter." title="La page de connexion avec E-mail, Mot de passe, Rester connecté et le bouton Se connecter."/>
@@ -4598,7 +4598,7 @@
         </w:rPr>
         <w:lastRenderedPageBreak/>
         <w:drawing>
-          <wp:inline distT="0" distB="0" distL="0" distR="0" wp14:anchorId="7E3002A8" wp14:editId="12E2E13E">
+          <wp:inline distT="0" distB="0" distL="0" distR="0" wp14:anchorId="7B22874B" wp14:editId="76AD3770">
             <wp:extent cx="5715000" cy="3571875"/>
             <wp:effectExtent l="0" t="0" r="0" b="0"/>
             <wp:docPr id="258" name="03-user-menu.png" descr="Le menu du compte ouvert, avec Paramètres et Se déconnecter." title="Le menu du compte ouvert, avec Paramètres et Se déconnecter."/>
@@ -4651,7 +4651,7 @@
         <w:pStyle w:val="Ttulo1"/>
         <w:pageBreakBefore/>
       </w:pPr>
-      <w:bookmarkStart w:id="4" w:name="_Toc241668663"/>
+      <w:bookmarkStart w:id="4" w:name="_Toc241671194"/>
       <w:r>
         <w:lastRenderedPageBreak/>
         <w:t>Tableau de bord</w:t>
@@ -4684,7 +4684,7 @@
           <w:noProof/>
         </w:rPr>
         <w:drawing>
-          <wp:inline distT="0" distB="0" distL="0" distR="0" wp14:anchorId="24E7C4E4" wp14:editId="6A792F99">
+          <wp:inline distT="0" distB="0" distL="0" distR="0" wp14:anchorId="6E34B2CE" wp14:editId="76BC710F">
             <wp:extent cx="5715000" cy="5133975"/>
             <wp:effectExtent l="0" t="0" r="0" b="0"/>
             <wp:docPr id="259" name="01-dashboard-sidebar.png" descr="Le tableau de bord du Manager avec la barre latérale complète et les cartes de synthèse." title="Le tableau de bord du Manager avec la barre latérale complète et les cartes de synthèse."/>
@@ -4747,7 +4747,7 @@
           <w:left w:w="10" w:type="dxa"/>
           <w:right w:w="10" w:type="dxa"/>
         </w:tblCellMar>
-        <w:tblLook w:val="0000" w:firstRow="0" w:lastRow="0" w:firstColumn="0" w:lastColumn="0" w:noHBand="0" w:noVBand="0"/>
+        <w:tblLook w:val="04A0" w:firstRow="1" w:lastRow="0" w:firstColumn="1" w:lastColumn="0" w:noHBand="0" w:noVBand="1"/>
       </w:tblPr>
       <w:tblGrid>
         <w:gridCol w:w="2063"/>
@@ -5192,7 +5192,7 @@
         <w:pStyle w:val="Ttulo1"/>
         <w:pageBreakBefore/>
       </w:pPr>
-      <w:bookmarkStart w:id="5" w:name="_Toc241668664"/>
+      <w:bookmarkStart w:id="5" w:name="_Toc241671195"/>
       <w:r>
         <w:lastRenderedPageBreak/>
         <w:t>Domaines d'activité</w:t>
@@ -5215,7 +5215,7 @@
           <w:noProof/>
         </w:rPr>
         <w:drawing>
-          <wp:inline distT="0" distB="0" distL="0" distR="0" wp14:anchorId="4623F971" wp14:editId="6D253D5D">
+          <wp:inline distT="0" distB="0" distL="0" distR="0" wp14:anchorId="364A3FC4" wp14:editId="597D0AA8">
             <wp:extent cx="5715000" cy="3571875"/>
             <wp:effectExtent l="0" t="0" r="0" b="0"/>
             <wp:docPr id="260" name="07-business-areas.png" descr="La page Domaines d'activité listant uniquement les domaines accordés au Manager." title="La page Domaines d'activité listant uniquement les domaines accordés au Manager."/>
@@ -5283,7 +5283,7 @@
           <w:left w:w="10" w:type="dxa"/>
           <w:right w:w="10" w:type="dxa"/>
         </w:tblCellMar>
-        <w:tblLook w:val="0000" w:firstRow="0" w:lastRow="0" w:firstColumn="0" w:lastColumn="0" w:noHBand="0" w:noVBand="0"/>
+        <w:tblLook w:val="04A0" w:firstRow="1" w:lastRow="0" w:firstColumn="1" w:lastColumn="0" w:noHBand="0" w:noVBand="1"/>
       </w:tblPr>
       <w:tblGrid>
         <w:gridCol w:w="5240"/>
@@ -5789,7 +5789,7 @@
       <w:pPr>
         <w:pStyle w:val="Ttulo2"/>
       </w:pPr>
-      <w:bookmarkStart w:id="6" w:name="_Toc241668665"/>
+      <w:bookmarkStart w:id="6" w:name="_Toc241671196"/>
       <w:r>
         <w:lastRenderedPageBreak/>
         <w:t>Exemple : vérifier qui peut créer des cartes dans un domaine</w:t>
@@ -5883,7 +5883,7 @@
         <w:pStyle w:val="Ttulo1"/>
         <w:pageBreakBefore/>
       </w:pPr>
-      <w:bookmarkStart w:id="7" w:name="_Toc241668666"/>
+      <w:bookmarkStart w:id="7" w:name="_Toc241671197"/>
       <w:r>
         <w:lastRenderedPageBreak/>
         <w:t>Dossiers</w:t>
@@ -5906,7 +5906,7 @@
           <w:noProof/>
         </w:rPr>
         <w:drawing>
-          <wp:inline distT="0" distB="0" distL="0" distR="0" wp14:anchorId="48B00668" wp14:editId="23F293BB">
+          <wp:inline distT="0" distB="0" distL="0" distR="0" wp14:anchorId="2D0EC1AC" wp14:editId="2A28B9E1">
             <wp:extent cx="5715000" cy="3571875"/>
             <wp:effectExtent l="0" t="0" r="0" b="0"/>
             <wp:docPr id="261" name="11-folders.png" descr="La page Dossiers avec un domaine d'activité choisi et ses dossiers listés." title="La page Dossiers avec un domaine d'activité choisi et ses dossiers listés."/>
@@ -5984,7 +5984,7 @@
           <w:left w:w="10" w:type="dxa"/>
           <w:right w:w="10" w:type="dxa"/>
         </w:tblCellMar>
-        <w:tblLook w:val="0000" w:firstRow="0" w:lastRow="0" w:firstColumn="0" w:lastColumn="0" w:noHBand="0" w:noVBand="0"/>
+        <w:tblLook w:val="04A0" w:firstRow="1" w:lastRow="0" w:firstColumn="1" w:lastColumn="0" w:noHBand="0" w:noVBand="1"/>
       </w:tblPr>
       <w:tblGrid>
         <w:gridCol w:w="4165"/>
@@ -6881,7 +6881,7 @@
       <w:pPr>
         <w:pStyle w:val="Ttulo2"/>
       </w:pPr>
-      <w:bookmarkStart w:id="8" w:name="_Toc241668667"/>
+      <w:bookmarkStart w:id="8" w:name="_Toc241671198"/>
       <w:r>
         <w:t>L'assistant de dossier</w:t>
       </w:r>
@@ -6902,7 +6902,7 @@
           <w:left w:w="10" w:type="dxa"/>
           <w:right w:w="10" w:type="dxa"/>
         </w:tblCellMar>
-        <w:tblLook w:val="0000" w:firstRow="0" w:lastRow="0" w:firstColumn="0" w:lastColumn="0" w:noHBand="0" w:noVBand="0"/>
+        <w:tblLook w:val="04A0" w:firstRow="1" w:lastRow="0" w:firstColumn="1" w:lastColumn="0" w:noHBand="0" w:noVBand="1"/>
       </w:tblPr>
       <w:tblGrid>
         <w:gridCol w:w="3438"/>
@@ -7561,7 +7561,7 @@
           <w:left w:w="10" w:type="dxa"/>
           <w:right w:w="10" w:type="dxa"/>
         </w:tblCellMar>
-        <w:tblLook w:val="0000" w:firstRow="0" w:lastRow="0" w:firstColumn="0" w:lastColumn="0" w:noHBand="0" w:noVBand="0"/>
+        <w:tblLook w:val="04A0" w:firstRow="1" w:lastRow="0" w:firstColumn="1" w:lastColumn="0" w:noHBand="0" w:noVBand="1"/>
       </w:tblPr>
       <w:tblGrid>
         <w:gridCol w:w="2329"/>
@@ -8024,7 +8024,7 @@
       <w:pPr>
         <w:pStyle w:val="Ttulo2"/>
       </w:pPr>
-      <w:bookmarkStart w:id="9" w:name="_Toc241668668"/>
+      <w:bookmarkStart w:id="9" w:name="_Toc241671199"/>
       <w:r>
         <w:t>Exemple : ajouter un dossier à partir d'une table</w:t>
       </w:r>
@@ -8218,7 +8218,7 @@
         <w:pStyle w:val="Ttulo1"/>
         <w:pageBreakBefore/>
       </w:pPr>
-      <w:bookmarkStart w:id="10" w:name="_Toc241668669"/>
+      <w:bookmarkStart w:id="10" w:name="_Toc241671200"/>
       <w:r>
         <w:lastRenderedPageBreak/>
         <w:t>Éléments</w:t>
@@ -8241,7 +8241,7 @@
           <w:noProof/>
         </w:rPr>
         <w:drawing>
-          <wp:inline distT="0" distB="0" distL="0" distR="0" wp14:anchorId="2C1A3F82" wp14:editId="06031826">
+          <wp:inline distT="0" distB="0" distL="0" distR="0" wp14:anchorId="776FB0C5" wp14:editId="12DD7313">
             <wp:extent cx="5715000" cy="3571875"/>
             <wp:effectExtent l="0" t="0" r="0" b="0"/>
             <wp:docPr id="262" name="17-items.png" descr="La page Éléments pour un dossier choisi, listant ses éléments." title="La page Éléments pour un dossier choisi, listant ses éléments."/>
@@ -8329,7 +8329,7 @@
           <w:left w:w="10" w:type="dxa"/>
           <w:right w:w="10" w:type="dxa"/>
         </w:tblCellMar>
-        <w:tblLook w:val="0000" w:firstRow="0" w:lastRow="0" w:firstColumn="0" w:lastColumn="0" w:noHBand="0" w:noVBand="0"/>
+        <w:tblLook w:val="04A0" w:firstRow="1" w:lastRow="0" w:firstColumn="1" w:lastColumn="0" w:noHBand="0" w:noVBand="1"/>
       </w:tblPr>
       <w:tblGrid>
         <w:gridCol w:w="4165"/>
@@ -8741,7 +8741,7 @@
           <w:left w:w="10" w:type="dxa"/>
           <w:right w:w="10" w:type="dxa"/>
         </w:tblCellMar>
-        <w:tblLook w:val="0000" w:firstRow="0" w:lastRow="0" w:firstColumn="0" w:lastColumn="0" w:noHBand="0" w:noVBand="0"/>
+        <w:tblLook w:val="04A0" w:firstRow="1" w:lastRow="0" w:firstColumn="1" w:lastColumn="0" w:noHBand="0" w:noVBand="1"/>
       </w:tblPr>
       <w:tblGrid>
         <w:gridCol w:w="3438"/>
@@ -9371,7 +9371,7 @@
           <w:left w:w="10" w:type="dxa"/>
           <w:right w:w="10" w:type="dxa"/>
         </w:tblCellMar>
-        <w:tblLook w:val="0000" w:firstRow="0" w:lastRow="0" w:firstColumn="0" w:lastColumn="0" w:noHBand="0" w:noVBand="0"/>
+        <w:tblLook w:val="04A0" w:firstRow="1" w:lastRow="0" w:firstColumn="1" w:lastColumn="0" w:noHBand="0" w:noVBand="1"/>
       </w:tblPr>
       <w:tblGrid>
         <w:gridCol w:w="4513"/>
@@ -9905,7 +9905,7 @@
           <w:left w:w="10" w:type="dxa"/>
           <w:right w:w="10" w:type="dxa"/>
         </w:tblCellMar>
-        <w:tblLook w:val="0000" w:firstRow="0" w:lastRow="0" w:firstColumn="0" w:lastColumn="0" w:noHBand="0" w:noVBand="0"/>
+        <w:tblLook w:val="04A0" w:firstRow="1" w:lastRow="0" w:firstColumn="1" w:lastColumn="0" w:noHBand="0" w:noVBand="1"/>
       </w:tblPr>
       <w:tblGrid>
         <w:gridCol w:w="3438"/>
@@ -10363,7 +10363,7 @@
         <w:pStyle w:val="Ttulo1"/>
         <w:pageBreakBefore/>
       </w:pPr>
-      <w:bookmarkStart w:id="11" w:name="_Toc241668670"/>
+      <w:bookmarkStart w:id="11" w:name="_Toc241671201"/>
       <w:r>
         <w:lastRenderedPageBreak/>
         <w:t>Jointures</w:t>
@@ -10386,7 +10386,7 @@
           <w:noProof/>
         </w:rPr>
         <w:drawing>
-          <wp:inline distT="0" distB="0" distL="0" distR="0" wp14:anchorId="3FC22CF1" wp14:editId="1742E9CD">
+          <wp:inline distT="0" distB="0" distL="0" distR="0" wp14:anchorId="54945CF8" wp14:editId="5ABF715B">
             <wp:extent cx="3324225" cy="3362325"/>
             <wp:effectExtent l="0" t="0" r="0" b="0"/>
             <wp:docPr id="263" name="21-joins-new-dialog.png" descr="La boîte de dialogue Nouvelle jointure avec deux listes de dossiers et une paire de colonnes." title="La boîte de dialogue Nouvelle jointure avec deux listes de dossiers et une paire de colonnes."/>
@@ -10449,7 +10449,7 @@
           <w:left w:w="10" w:type="dxa"/>
           <w:right w:w="10" w:type="dxa"/>
         </w:tblCellMar>
-        <w:tblLook w:val="0000" w:firstRow="0" w:lastRow="0" w:firstColumn="0" w:lastColumn="0" w:noHBand="0" w:noVBand="0"/>
+        <w:tblLook w:val="04A0" w:firstRow="1" w:lastRow="0" w:firstColumn="1" w:lastColumn="0" w:noHBand="0" w:noVBand="1"/>
       </w:tblPr>
       <w:tblGrid>
         <w:gridCol w:w="4165"/>
@@ -11223,7 +11223,7 @@
           <w:left w:w="10" w:type="dxa"/>
           <w:right w:w="10" w:type="dxa"/>
         </w:tblCellMar>
-        <w:tblLook w:val="0000" w:firstRow="0" w:lastRow="0" w:firstColumn="0" w:lastColumn="0" w:noHBand="0" w:noVBand="0"/>
+        <w:tblLook w:val="04A0" w:firstRow="1" w:lastRow="0" w:firstColumn="1" w:lastColumn="0" w:noHBand="0" w:noVBand="1"/>
       </w:tblPr>
       <w:tblGrid>
         <w:gridCol w:w="3438"/>
@@ -11619,7 +11619,7 @@
           <w:left w:w="10" w:type="dxa"/>
           <w:right w:w="10" w:type="dxa"/>
         </w:tblCellMar>
-        <w:tblLook w:val="0000" w:firstRow="0" w:lastRow="0" w:firstColumn="0" w:lastColumn="0" w:noHBand="0" w:noVBand="0"/>
+        <w:tblLook w:val="04A0" w:firstRow="1" w:lastRow="0" w:firstColumn="1" w:lastColumn="0" w:noHBand="0" w:noVBand="1"/>
       </w:tblPr>
       <w:tblGrid>
         <w:gridCol w:w="4011"/>
@@ -11968,7 +11968,7 @@
           <w:left w:w="10" w:type="dxa"/>
           <w:right w:w="10" w:type="dxa"/>
         </w:tblCellMar>
-        <w:tblLook w:val="0000" w:firstRow="0" w:lastRow="0" w:firstColumn="0" w:lastColumn="0" w:noHBand="0" w:noVBand="0"/>
+        <w:tblLook w:val="04A0" w:firstRow="1" w:lastRow="0" w:firstColumn="1" w:lastColumn="0" w:noHBand="0" w:noVBand="1"/>
       </w:tblPr>
       <w:tblGrid>
         <w:gridCol w:w="1805"/>
@@ -12243,7 +12243,7 @@
       <w:pPr>
         <w:pStyle w:val="Ttulo2"/>
       </w:pPr>
-      <w:bookmarkStart w:id="12" w:name="_Toc241668671"/>
+      <w:bookmarkStart w:id="12" w:name="_Toc241671202"/>
       <w:r>
         <w:t>Exemple : relier deux dossiers</w:t>
       </w:r>
@@ -12442,7 +12442,7 @@
         <w:pStyle w:val="Ttulo1"/>
         <w:pageBreakBefore/>
       </w:pPr>
-      <w:bookmarkStart w:id="13" w:name="_Toc241668672"/>
+      <w:bookmarkStart w:id="13" w:name="_Toc241671203"/>
       <w:r>
         <w:lastRenderedPageBreak/>
         <w:t>Hiérarchies</w:t>
@@ -12465,7 +12465,7 @@
           <w:noProof/>
         </w:rPr>
         <w:drawing>
-          <wp:inline distT="0" distB="0" distL="0" distR="0" wp14:anchorId="7D10258D" wp14:editId="6F7D8862">
+          <wp:inline distT="0" distB="0" distL="0" distR="0" wp14:anchorId="7D6C9309" wp14:editId="4951BE73">
             <wp:extent cx="4362450" cy="2762250"/>
             <wp:effectExtent l="0" t="0" r="0" b="0"/>
             <wp:docPr id="264" name="26-hierarchies-level-added.png" descr="Une boîte de dialogue de hiérarchie avec une ligne de niveau affichant le nom et les listes Dossier et Élément." title="Une boîte de dialogue de hiérarchie avec une ligne de niveau affichant le nom et les listes Dossier et Élément."/>
@@ -12528,7 +12528,7 @@
           <w:left w:w="10" w:type="dxa"/>
           <w:right w:w="10" w:type="dxa"/>
         </w:tblCellMar>
-        <w:tblLook w:val="0000" w:firstRow="0" w:lastRow="0" w:firstColumn="0" w:lastColumn="0" w:noHBand="0" w:noVBand="0"/>
+        <w:tblLook w:val="04A0" w:firstRow="1" w:lastRow="0" w:firstColumn="1" w:lastColumn="0" w:noHBand="0" w:noVBand="1"/>
       </w:tblPr>
       <w:tblGrid>
         <w:gridCol w:w="3760"/>
@@ -13333,7 +13333,7 @@
         <w:pStyle w:val="Ttulo1"/>
         <w:pageBreakBefore/>
       </w:pPr>
-      <w:bookmarkStart w:id="14" w:name="_Toc241668673"/>
+      <w:bookmarkStart w:id="14" w:name="_Toc241671204"/>
       <w:r>
         <w:lastRenderedPageBreak/>
         <w:t>Fonctions personnalisées</w:t>
@@ -13356,7 +13356,7 @@
           <w:noProof/>
         </w:rPr>
         <w:drawing>
-          <wp:inline distT="0" distB="0" distL="0" distR="0" wp14:anchorId="3DE602AD" wp14:editId="3C01700E">
+          <wp:inline distT="0" distB="0" distL="0" distR="0" wp14:anchorId="6004171E" wp14:editId="17F7D5D5">
             <wp:extent cx="5715000" cy="3571875"/>
             <wp:effectExtent l="0" t="0" r="0" b="0"/>
             <wp:docPr id="265" name="09-custom-functions.png" descr="La page Fonctions personnalisées avec la liste, Tout actualiser et Nouvelle fonction." title="La page Fonctions personnalisées avec la liste, Tout actualiser et Nouvelle fonction."/>
@@ -13419,7 +13419,7 @@
           <w:left w:w="10" w:type="dxa"/>
           <w:right w:w="10" w:type="dxa"/>
         </w:tblCellMar>
-        <w:tblLook w:val="0000" w:firstRow="0" w:lastRow="0" w:firstColumn="0" w:lastColumn="0" w:noHBand="0" w:noVBand="0"/>
+        <w:tblLook w:val="04A0" w:firstRow="1" w:lastRow="0" w:firstColumn="1" w:lastColumn="0" w:noHBand="0" w:noVBand="1"/>
       </w:tblPr>
       <w:tblGrid>
         <w:gridCol w:w="5240"/>
@@ -14000,7 +14000,7 @@
           <w:left w:w="10" w:type="dxa"/>
           <w:right w:w="10" w:type="dxa"/>
         </w:tblCellMar>
-        <w:tblLook w:val="0000" w:firstRow="0" w:lastRow="0" w:firstColumn="0" w:lastColumn="0" w:noHBand="0" w:noVBand="0"/>
+        <w:tblLook w:val="04A0" w:firstRow="1" w:lastRow="0" w:firstColumn="1" w:lastColumn="0" w:noHBand="0" w:noVBand="1"/>
       </w:tblPr>
       <w:tblGrid>
         <w:gridCol w:w="3438"/>
@@ -14623,7 +14623,7 @@
           <w:left w:w="10" w:type="dxa"/>
           <w:right w:w="10" w:type="dxa"/>
         </w:tblCellMar>
-        <w:tblLook w:val="0000" w:firstRow="0" w:lastRow="0" w:firstColumn="0" w:lastColumn="0" w:noHBand="0" w:noVBand="0"/>
+        <w:tblLook w:val="04A0" w:firstRow="1" w:lastRow="0" w:firstColumn="1" w:lastColumn="0" w:noHBand="0" w:noVBand="1"/>
       </w:tblPr>
       <w:tblGrid>
         <w:gridCol w:w="3438"/>
@@ -14898,7 +14898,7 @@
       <w:pPr>
         <w:pStyle w:val="Ttulo2"/>
       </w:pPr>
-      <w:bookmarkStart w:id="15" w:name="_Toc241668674"/>
+      <w:bookmarkStart w:id="15" w:name="_Toc241671205"/>
       <w:r>
         <w:t>Exemple : enregistrer une fonction de package</w:t>
       </w:r>
@@ -15044,7 +15044,7 @@
         <w:pStyle w:val="Ttulo1"/>
         <w:pageBreakBefore/>
       </w:pPr>
-      <w:bookmarkStart w:id="16" w:name="_Toc241668675"/>
+      <w:bookmarkStart w:id="16" w:name="_Toc241671206"/>
       <w:r>
         <w:lastRenderedPageBreak/>
         <w:t>Sources de données</w:t>
@@ -15067,7 +15067,7 @@
           <w:noProof/>
         </w:rPr>
         <w:drawing>
-          <wp:inline distT="0" distB="0" distL="0" distR="0" wp14:anchorId="1E348E52" wp14:editId="6144B355">
+          <wp:inline distT="0" distB="0" distL="0" distR="0" wp14:anchorId="19D3107E" wp14:editId="512C6985">
             <wp:extent cx="5715000" cy="3571875"/>
             <wp:effectExtent l="0" t="0" r="0" b="0"/>
             <wp:docPr id="266" name="08-data-sources.png" descr="La page Sources de données avec la liste des connexions et les icônes de ligne." title="La page Sources de données avec la liste des connexions et les icônes de ligne."/>
@@ -15130,7 +15130,7 @@
           <w:left w:w="10" w:type="dxa"/>
           <w:right w:w="10" w:type="dxa"/>
         </w:tblCellMar>
-        <w:tblLook w:val="0000" w:firstRow="0" w:lastRow="0" w:firstColumn="0" w:lastColumn="0" w:noHBand="0" w:noVBand="0"/>
+        <w:tblLook w:val="04A0" w:firstRow="1" w:lastRow="0" w:firstColumn="1" w:lastColumn="0" w:noHBand="0" w:noVBand="1"/>
       </w:tblPr>
       <w:tblGrid>
         <w:gridCol w:w="5240"/>
@@ -15742,7 +15742,7 @@
         <w:pStyle w:val="Ttulo1"/>
         <w:pageBreakBefore/>
       </w:pPr>
-      <w:bookmarkStart w:id="17" w:name="_Toc241668676"/>
+      <w:bookmarkStart w:id="17" w:name="_Toc241671207"/>
       <w:r>
         <w:lastRenderedPageBreak/>
         <w:t>Utilisateurs</w:t>
@@ -15775,7 +15775,7 @@
           <w:noProof/>
         </w:rPr>
         <w:drawing>
-          <wp:inline distT="0" distB="0" distL="0" distR="0" wp14:anchorId="23A0B207" wp14:editId="66DA6A77">
+          <wp:inline distT="0" distB="0" distL="0" distR="0" wp14:anchorId="2FD8F28D" wp14:editId="30DDDFE5">
             <wp:extent cx="5715000" cy="3571875"/>
             <wp:effectExtent l="0" t="0" r="0" b="0"/>
             <wp:docPr id="267" name="06-users.png" descr="La liste Utilisateurs en lecture seule, sans les boutons Nouvel utilisateur ni Fichier d'identifiants." title="La liste Utilisateurs en lecture seule, sans les boutons Nouvel utilisateur ni Fichier d'identifiants."/>
@@ -15892,7 +15892,7 @@
       <w:pPr>
         <w:pStyle w:val="Ttulo2"/>
       </w:pPr>
-      <w:bookmarkStart w:id="18" w:name="_Toc241668677"/>
+      <w:bookmarkStart w:id="18" w:name="_Toc241671208"/>
       <w:r>
         <w:t>Cartes d'une personne</w:t>
       </w:r>
@@ -15934,7 +15934,7 @@
           <w:noProof/>
         </w:rPr>
         <w:drawing>
-          <wp:inline distT="0" distB="0" distL="0" distR="0" wp14:anchorId="643352B6" wp14:editId="1FF8F725">
+          <wp:inline distT="0" distB="0" distL="0" distR="0" wp14:anchorId="4AE31168" wp14:editId="041FABFC">
             <wp:extent cx="4362450" cy="2190750"/>
             <wp:effectExtent l="0" t="0" r="0" b="0"/>
             <wp:docPr id="268" name="12-users-maps-dialog.png" descr="La boîte de dialogue Cartes d'un utilisateur, avec les listes de niveau de partage et les icônes de propriétaire et de retrait." title="La boîte de dialogue Cartes d'un utilisateur, avec les listes de niveau de partage et les icônes de propriétaire et de retrait."/>
@@ -15997,7 +15997,7 @@
           <w:left w:w="10" w:type="dxa"/>
           <w:right w:w="10" w:type="dxa"/>
         </w:tblCellMar>
-        <w:tblLook w:val="0000" w:firstRow="0" w:lastRow="0" w:firstColumn="0" w:lastColumn="0" w:noHBand="0" w:noVBand="0"/>
+        <w:tblLook w:val="04A0" w:firstRow="1" w:lastRow="0" w:firstColumn="1" w:lastColumn="0" w:noHBand="0" w:noVBand="1"/>
       </w:tblPr>
       <w:tblGrid>
         <w:gridCol w:w="3438"/>
@@ -16550,7 +16550,7 @@
           <w:left w:w="10" w:type="dxa"/>
           <w:right w:w="10" w:type="dxa"/>
         </w:tblCellMar>
-        <w:tblLook w:val="0000" w:firstRow="0" w:lastRow="0" w:firstColumn="0" w:lastColumn="0" w:noHBand="0" w:noVBand="0"/>
+        <w:tblLook w:val="04A0" w:firstRow="1" w:lastRow="0" w:firstColumn="1" w:lastColumn="0" w:noHBand="0" w:noVBand="1"/>
       </w:tblPr>
       <w:tblGrid>
         <w:gridCol w:w="3438"/>
@@ -16960,7 +16960,7 @@
           <w:left w:w="10" w:type="dxa"/>
           <w:right w:w="10" w:type="dxa"/>
         </w:tblCellMar>
-        <w:tblLook w:val="0000" w:firstRow="0" w:lastRow="0" w:firstColumn="0" w:lastColumn="0" w:noHBand="0" w:noVBand="0"/>
+        <w:tblLook w:val="04A0" w:firstRow="1" w:lastRow="0" w:firstColumn="1" w:lastColumn="0" w:noHBand="0" w:noVBand="1"/>
       </w:tblPr>
       <w:tblGrid>
         <w:gridCol w:w="2607"/>
@@ -17235,7 +17235,7 @@
       <w:pPr>
         <w:pStyle w:val="Ttulo2"/>
       </w:pPr>
-      <w:bookmarkStart w:id="19" w:name="_Toc241668678"/>
+      <w:bookmarkStart w:id="19" w:name="_Toc241671209"/>
       <w:r>
         <w:t>Exemple : donner une carte à un collègue qui prend le relais</w:t>
       </w:r>
@@ -17363,7 +17363,7 @@
         <w:pStyle w:val="Ttulo1"/>
         <w:pageBreakBefore/>
       </w:pPr>
-      <w:bookmarkStart w:id="20" w:name="_Toc241668679"/>
+      <w:bookmarkStart w:id="20" w:name="_Toc241671210"/>
       <w:r>
         <w:lastRenderedPageBreak/>
         <w:t>Cartes</w:t>
@@ -17396,7 +17396,7 @@
           <w:noProof/>
         </w:rPr>
         <w:drawing>
-          <wp:inline distT="0" distB="0" distL="0" distR="0" wp14:anchorId="2D2E16EA" wp14:editId="5C31EBFE">
+          <wp:inline distT="0" distB="0" distL="0" distR="0" wp14:anchorId="4E1596EC" wp14:editId="2D4BB44D">
             <wp:extent cx="5715000" cy="3429000"/>
             <wp:effectExtent l="0" t="0" r="0" b="0"/>
             <wp:docPr id="269" name="02-maps-all.png" descr="La liste Cartes, onglet Tous, avec les icônes Copier, Partager, Planifier et Exporter sur chaque ligne." title="La liste Cartes, onglet Tous, avec les icônes Copier, Partager, Planifier et Exporter sur chaque ligne."/>
@@ -17448,7 +17448,7 @@
       <w:pPr>
         <w:pStyle w:val="Ttulo2"/>
       </w:pPr>
-      <w:bookmarkStart w:id="21" w:name="_Toc241668680"/>
+      <w:bookmarkStart w:id="21" w:name="_Toc241671211"/>
       <w:r>
         <w:t>Trouver une carte</w:t>
       </w:r>
@@ -17469,7 +17469,7 @@
           <w:left w:w="10" w:type="dxa"/>
           <w:right w:w="10" w:type="dxa"/>
         </w:tblCellMar>
-        <w:tblLook w:val="0000" w:firstRow="0" w:lastRow="0" w:firstColumn="0" w:lastColumn="0" w:noHBand="0" w:noVBand="0"/>
+        <w:tblLook w:val="04A0" w:firstRow="1" w:lastRow="0" w:firstColumn="1" w:lastColumn="0" w:noHBand="0" w:noVBand="1"/>
       </w:tblPr>
       <w:tblGrid>
         <w:gridCol w:w="3438"/>
@@ -18074,7 +18074,7 @@
       <w:pPr>
         <w:pStyle w:val="Ttulo2"/>
       </w:pPr>
-      <w:bookmarkStart w:id="22" w:name="_Toc241668681"/>
+      <w:bookmarkStart w:id="22" w:name="_Toc241671212"/>
       <w:r>
         <w:lastRenderedPageBreak/>
         <w:t>Ce que fait chaque icône</w:t>
@@ -18096,7 +18096,7 @@
           <w:left w:w="10" w:type="dxa"/>
           <w:right w:w="10" w:type="dxa"/>
         </w:tblCellMar>
-        <w:tblLook w:val="0000" w:firstRow="0" w:lastRow="0" w:firstColumn="0" w:lastColumn="0" w:noHBand="0" w:noVBand="0"/>
+        <w:tblLook w:val="04A0" w:firstRow="1" w:lastRow="0" w:firstColumn="1" w:lastColumn="0" w:noHBand="0" w:noVBand="1"/>
       </w:tblPr>
       <w:tblGrid>
         <w:gridCol w:w="3139"/>
@@ -18674,7 +18674,7 @@
       <w:pPr>
         <w:pStyle w:val="Ttulo2"/>
       </w:pPr>
-      <w:bookmarkStart w:id="23" w:name="_Toc241668682"/>
+      <w:bookmarkStart w:id="23" w:name="_Toc241671213"/>
       <w:r>
         <w:t>Copier une carte pour créer la vôtre</w:t>
       </w:r>
@@ -18763,7 +18763,7 @@
       <w:pPr>
         <w:pStyle w:val="Ttulo2"/>
       </w:pPr>
-      <w:bookmarkStart w:id="24" w:name="_Toc241668683"/>
+      <w:bookmarkStart w:id="24" w:name="_Toc241671214"/>
       <w:r>
         <w:t>Partager une carte</w:t>
       </w:r>
@@ -18868,7 +18868,7 @@
         </w:rPr>
         <w:lastRenderedPageBreak/>
         <w:drawing>
-          <wp:inline distT="0" distB="0" distL="0" distR="0" wp14:anchorId="02375914" wp14:editId="2060F3AA">
+          <wp:inline distT="0" distB="0" distL="0" distR="0" wp14:anchorId="4C50BC46" wp14:editId="50539C26">
             <wp:extent cx="3743325" cy="4029075"/>
             <wp:effectExtent l="0" t="0" r="0" b="0"/>
             <wp:docPr id="270" name="03-share-dialog.png" descr="La boîte de dialogue Partager la carte avec une zone de recherche et les boutons Peut consulter, Peut exporter et Peut modifier." title="La boîte de dialogue Partager la carte avec une zone de recherche et les boutons Peut consulter, Peut exporter et Peut modifier."/>
@@ -18951,7 +18951,7 @@
         <w:pStyle w:val="Ttulo1"/>
         <w:pageBreakBefore/>
       </w:pPr>
-      <w:bookmarkStart w:id="25" w:name="_Toc241668684"/>
+      <w:bookmarkStart w:id="25" w:name="_Toc241671215"/>
       <w:r>
         <w:lastRenderedPageBreak/>
         <w:t>Créateur de cartes</w:t>
@@ -18984,7 +18984,7 @@
           <w:noProof/>
         </w:rPr>
         <w:drawing>
-          <wp:inline distT="0" distB="0" distL="0" distR="0" wp14:anchorId="4270785B" wp14:editId="6FC6235B">
+          <wp:inline distT="0" distB="0" distL="0" distR="0" wp14:anchorId="329A4C06" wp14:editId="6463636F">
             <wp:extent cx="5715000" cy="3571875"/>
             <wp:effectExtent l="0" t="0" r="0" b="0"/>
             <wp:docPr id="271" name="05-builder-overview.png" descr="Le créateur de cartes avec l'arborescence Domaines d'activité, la zone Colonnes et le panneau Propriétés." title="Le créateur de cartes avec l'arborescence Domaines d'activité, la zone Colonnes et le panneau Propriétés."/>
@@ -19036,7 +19036,7 @@
       <w:pPr>
         <w:pStyle w:val="Ttulo2"/>
       </w:pPr>
-      <w:bookmarkStart w:id="26" w:name="_Toc241668685"/>
+      <w:bookmarkStart w:id="26" w:name="_Toc241671216"/>
       <w:r>
         <w:t>Ce que vous pouvez enregistrer</w:t>
       </w:r>
@@ -19057,7 +19057,7 @@
           <w:left w:w="10" w:type="dxa"/>
           <w:right w:w="10" w:type="dxa"/>
         </w:tblCellMar>
-        <w:tblLook w:val="0000" w:firstRow="0" w:lastRow="0" w:firstColumn="0" w:lastColumn="0" w:noHBand="0" w:noVBand="0"/>
+        <w:tblLook w:val="04A0" w:firstRow="1" w:lastRow="0" w:firstColumn="1" w:lastColumn="0" w:noHBand="0" w:noVBand="1"/>
       </w:tblPr>
       <w:tblGrid>
         <w:gridCol w:w="4778"/>
@@ -19417,7 +19417,7 @@
       <w:pPr>
         <w:pStyle w:val="Ttulo2"/>
       </w:pPr>
-      <w:bookmarkStart w:id="27" w:name="_Toc241668686"/>
+      <w:bookmarkStart w:id="27" w:name="_Toc241671217"/>
       <w:r>
         <w:lastRenderedPageBreak/>
         <w:t>La barre d'outils</w:t>
@@ -19439,7 +19439,7 @@
           <w:left w:w="10" w:type="dxa"/>
           <w:right w:w="10" w:type="dxa"/>
         </w:tblCellMar>
-        <w:tblLook w:val="0000" w:firstRow="0" w:lastRow="0" w:firstColumn="0" w:lastColumn="0" w:noHBand="0" w:noVBand="0"/>
+        <w:tblLook w:val="04A0" w:firstRow="1" w:lastRow="0" w:firstColumn="1" w:lastColumn="0" w:noHBand="0" w:noVBand="1"/>
       </w:tblPr>
       <w:tblGrid>
         <w:gridCol w:w="3924"/>
@@ -20258,7 +20258,7 @@
       <w:pPr>
         <w:pStyle w:val="Ttulo2"/>
       </w:pPr>
-      <w:bookmarkStart w:id="28" w:name="_Toc241668687"/>
+      <w:bookmarkStart w:id="28" w:name="_Toc241671218"/>
       <w:r>
         <w:t>Créer une carte</w:t>
       </w:r>
@@ -20426,7 +20426,7 @@
       <w:pPr>
         <w:pStyle w:val="Ttulo2"/>
       </w:pPr>
-      <w:bookmarkStart w:id="29" w:name="_Toc241668688"/>
+      <w:bookmarkStart w:id="29" w:name="_Toc241671219"/>
       <w:r>
         <w:lastRenderedPageBreak/>
         <w:t>Configurer la colonne</w:t>
@@ -20448,7 +20448,7 @@
           <w:left w:w="10" w:type="dxa"/>
           <w:right w:w="10" w:type="dxa"/>
         </w:tblCellMar>
-        <w:tblLook w:val="0000" w:firstRow="0" w:lastRow="0" w:firstColumn="0" w:lastColumn="0" w:noHBand="0" w:noVBand="0"/>
+        <w:tblLook w:val="04A0" w:firstRow="1" w:lastRow="0" w:firstColumn="1" w:lastColumn="0" w:noHBand="0" w:noVBand="1"/>
       </w:tblPr>
       <w:tblGrid>
         <w:gridCol w:w="3438"/>
@@ -21246,7 +21246,7 @@
           <w:left w:w="10" w:type="dxa"/>
           <w:right w:w="10" w:type="dxa"/>
         </w:tblCellMar>
-        <w:tblLook w:val="0000" w:firstRow="0" w:lastRow="0" w:firstColumn="0" w:lastColumn="0" w:noHBand="0" w:noVBand="0"/>
+        <w:tblLook w:val="04A0" w:firstRow="1" w:lastRow="0" w:firstColumn="1" w:lastColumn="0" w:noHBand="0" w:noVBand="1"/>
       </w:tblPr>
       <w:tblGrid>
         <w:gridCol w:w="3438"/>
@@ -21595,7 +21595,7 @@
           <w:left w:w="10" w:type="dxa"/>
           <w:right w:w="10" w:type="dxa"/>
         </w:tblCellMar>
-        <w:tblLook w:val="0000" w:firstRow="0" w:lastRow="0" w:firstColumn="0" w:lastColumn="0" w:noHBand="0" w:noVBand="0"/>
+        <w:tblLook w:val="04A0" w:firstRow="1" w:lastRow="0" w:firstColumn="1" w:lastColumn="0" w:noHBand="0" w:noVBand="1"/>
       </w:tblPr>
       <w:tblGrid>
         <w:gridCol w:w="3438"/>
@@ -21881,7 +21881,7 @@
           <w:left w:w="10" w:type="dxa"/>
           <w:right w:w="10" w:type="dxa"/>
         </w:tblCellMar>
-        <w:tblLook w:val="0000" w:firstRow="0" w:lastRow="0" w:firstColumn="0" w:lastColumn="0" w:noHBand="0" w:noVBand="0"/>
+        <w:tblLook w:val="04A0" w:firstRow="1" w:lastRow="0" w:firstColumn="1" w:lastColumn="0" w:noHBand="0" w:noVBand="1"/>
       </w:tblPr>
       <w:tblGrid>
         <w:gridCol w:w="5743"/>
@@ -22343,7 +22343,7 @@
       <w:pPr>
         <w:pStyle w:val="Ttulo2"/>
       </w:pPr>
-      <w:bookmarkStart w:id="30" w:name="_Toc241668689"/>
+      <w:bookmarkStart w:id="30" w:name="_Toc241671220"/>
       <w:r>
         <w:lastRenderedPageBreak/>
         <w:t>Les cinq onglets de paramètres</w:t>
@@ -22365,7 +22365,7 @@
           <w:left w:w="10" w:type="dxa"/>
           <w:right w:w="10" w:type="dxa"/>
         </w:tblCellMar>
-        <w:tblLook w:val="0000" w:firstRow="0" w:lastRow="0" w:firstColumn="0" w:lastColumn="0" w:noHBand="0" w:noVBand="0"/>
+        <w:tblLook w:val="04A0" w:firstRow="1" w:lastRow="0" w:firstColumn="1" w:lastColumn="0" w:noHBand="0" w:noVBand="1"/>
       </w:tblPr>
       <w:tblGrid>
         <w:gridCol w:w="4513"/>
@@ -22947,7 +22947,7 @@
           <w:left w:w="10" w:type="dxa"/>
           <w:right w:w="10" w:type="dxa"/>
         </w:tblCellMar>
-        <w:tblLook w:val="0000" w:firstRow="0" w:lastRow="0" w:firstColumn="0" w:lastColumn="0" w:noHBand="0" w:noVBand="0"/>
+        <w:tblLook w:val="04A0" w:firstRow="1" w:lastRow="0" w:firstColumn="1" w:lastColumn="0" w:noHBand="0" w:noVBand="1"/>
       </w:tblPr>
       <w:tblGrid>
         <w:gridCol w:w="4513"/>
@@ -23628,7 +23628,7 @@
           <w:left w:w="10" w:type="dxa"/>
           <w:right w:w="10" w:type="dxa"/>
         </w:tblCellMar>
-        <w:tblLook w:val="0000" w:firstRow="0" w:lastRow="0" w:firstColumn="0" w:lastColumn="0" w:noHBand="0" w:noVBand="0"/>
+        <w:tblLook w:val="04A0" w:firstRow="1" w:lastRow="0" w:firstColumn="1" w:lastColumn="0" w:noHBand="0" w:noVBand="1"/>
       </w:tblPr>
       <w:tblGrid>
         <w:gridCol w:w="4247"/>
@@ -24009,7 +24009,7 @@
       <w:pPr>
         <w:pStyle w:val="Ttulo2"/>
       </w:pPr>
-      <w:bookmarkStart w:id="31" w:name="_Toc241668690"/>
+      <w:bookmarkStart w:id="31" w:name="_Toc241671221"/>
       <w:r>
         <w:t>Mise en forme conditionnelle</w:t>
       </w:r>
@@ -24065,7 +24065,7 @@
           <w:left w:w="10" w:type="dxa"/>
           <w:right w:w="10" w:type="dxa"/>
         </w:tblCellMar>
-        <w:tblLook w:val="0000" w:firstRow="0" w:lastRow="0" w:firstColumn="0" w:lastColumn="0" w:noHBand="0" w:noVBand="0"/>
+        <w:tblLook w:val="04A0" w:firstRow="1" w:lastRow="0" w:firstColumn="1" w:lastColumn="0" w:noHBand="0" w:noVBand="1"/>
       </w:tblPr>
       <w:tblGrid>
         <w:gridCol w:w="3438"/>
@@ -24715,7 +24715,7 @@
       <w:pPr>
         <w:pStyle w:val="Ttulo2"/>
       </w:pPr>
-      <w:bookmarkStart w:id="32" w:name="_Toc241668691"/>
+      <w:bookmarkStart w:id="32" w:name="_Toc241671222"/>
       <w:r>
         <w:t>Cartes refusées</w:t>
       </w:r>
@@ -24731,7 +24731,7 @@
         <w:pStyle w:val="Ttulo1"/>
         <w:pageBreakBefore/>
       </w:pPr>
-      <w:bookmarkStart w:id="33" w:name="_Toc241668692"/>
+      <w:bookmarkStart w:id="33" w:name="_Toc241671223"/>
       <w:r>
         <w:lastRenderedPageBreak/>
         <w:t>Visionneuse de cartes</w:t>
@@ -24774,7 +24774,7 @@
           <w:noProof/>
         </w:rPr>
         <w:drawing>
-          <wp:inline distT="0" distB="0" distL="0" distR="0" wp14:anchorId="1F475445" wp14:editId="0E789870">
+          <wp:inline distT="0" distB="0" distL="0" distR="0" wp14:anchorId="53EA90AF" wp14:editId="68BD70F9">
             <wp:extent cx="5715000" cy="3571875"/>
             <wp:effectExtent l="0" t="0" r="0" b="0"/>
             <wp:docPr id="272" name="06-viewer-results.png" descr="Une exécution terminée avec les boutons Excel, CSV et PDF au-dessus de la grille de résultats." title="Une exécution terminée avec les boutons Excel, CSV et PDF au-dessus de la grille de résultats."/>
@@ -24837,7 +24837,7 @@
           <w:left w:w="10" w:type="dxa"/>
           <w:right w:w="10" w:type="dxa"/>
         </w:tblCellMar>
-        <w:tblLook w:val="0000" w:firstRow="0" w:lastRow="0" w:firstColumn="0" w:lastColumn="0" w:noHBand="0" w:noVBand="0"/>
+        <w:tblLook w:val="04A0" w:firstRow="1" w:lastRow="0" w:firstColumn="1" w:lastColumn="0" w:noHBand="0" w:noVBand="1"/>
       </w:tblPr>
       <w:tblGrid>
         <w:gridCol w:w="4136"/>
@@ -25663,7 +25663,7 @@
       <w:pPr>
         <w:pStyle w:val="Ttulo2"/>
       </w:pPr>
-      <w:bookmarkStart w:id="34" w:name="_Toc241668693"/>
+      <w:bookmarkStart w:id="34" w:name="_Toc241671224"/>
       <w:r>
         <w:t>Exporter en PDF</w:t>
       </w:r>
@@ -25709,7 +25709,7 @@
           <w:left w:w="10" w:type="dxa"/>
           <w:right w:w="10" w:type="dxa"/>
         </w:tblCellMar>
-        <w:tblLook w:val="0000" w:firstRow="0" w:lastRow="0" w:firstColumn="0" w:lastColumn="0" w:noHBand="0" w:noVBand="0"/>
+        <w:tblLook w:val="04A0" w:firstRow="1" w:lastRow="0" w:firstColumn="1" w:lastColumn="0" w:noHBand="0" w:noVBand="1"/>
       </w:tblPr>
       <w:tblGrid>
         <w:gridCol w:w="3438"/>
@@ -26075,7 +26075,7 @@
       <w:pPr>
         <w:pStyle w:val="Ttulo2"/>
       </w:pPr>
-      <w:bookmarkStart w:id="35" w:name="_Toc241668694"/>
+      <w:bookmarkStart w:id="35" w:name="_Toc241671225"/>
       <w:r>
         <w:t>Exemple : exécuter et exporter GD_M.M10_V01.DIS</w:t>
       </w:r>
@@ -26188,7 +26188,7 @@
         <w:pStyle w:val="Ttulo1"/>
         <w:pageBreakBefore/>
       </w:pPr>
-      <w:bookmarkStart w:id="36" w:name="_Toc241668695"/>
+      <w:bookmarkStart w:id="36" w:name="_Toc241671226"/>
       <w:r>
         <w:lastRenderedPageBreak/>
         <w:t>Planifications</w:t>
@@ -26211,7 +26211,7 @@
           <w:noProof/>
         </w:rPr>
         <w:drawing>
-          <wp:inline distT="0" distB="0" distL="0" distR="0" wp14:anchorId="437CAB19" wp14:editId="20BCB095">
+          <wp:inline distT="0" distB="0" distL="0" distR="0" wp14:anchorId="46A3F3C6" wp14:editId="1ACBBB50">
             <wp:extent cx="5715000" cy="3571875"/>
             <wp:effectExtent l="0" t="0" r="0" b="0"/>
             <wp:docPr id="273" name="38-schedules-list.png" descr="La page Planifications avec une planification en pause et ses icônes d'action." title="La page Planifications avec une planification en pause et ses icônes d'action."/>
@@ -26304,7 +26304,7 @@
           <w:left w:w="10" w:type="dxa"/>
           <w:right w:w="10" w:type="dxa"/>
         </w:tblCellMar>
-        <w:tblLook w:val="0000" w:firstRow="0" w:lastRow="0" w:firstColumn="0" w:lastColumn="0" w:noHBand="0" w:noVBand="0"/>
+        <w:tblLook w:val="04A0" w:firstRow="1" w:lastRow="0" w:firstColumn="1" w:lastColumn="0" w:noHBand="0" w:noVBand="1"/>
       </w:tblPr>
       <w:tblGrid>
         <w:gridCol w:w="5240"/>
@@ -26882,7 +26882,7 @@
           <w:left w:w="10" w:type="dxa"/>
           <w:right w:w="10" w:type="dxa"/>
         </w:tblCellMar>
-        <w:tblLook w:val="0000" w:firstRow="0" w:lastRow="0" w:firstColumn="0" w:lastColumn="0" w:noHBand="0" w:noVBand="0"/>
+        <w:tblLook w:val="04A0" w:firstRow="1" w:lastRow="0" w:firstColumn="1" w:lastColumn="0" w:noHBand="0" w:noVBand="1"/>
       </w:tblPr>
       <w:tblGrid>
         <w:gridCol w:w="3438"/>
@@ -27596,7 +27596,7 @@
           <w:left w:w="10" w:type="dxa"/>
           <w:right w:w="10" w:type="dxa"/>
         </w:tblCellMar>
-        <w:tblLook w:val="0000" w:firstRow="0" w:lastRow="0" w:firstColumn="0" w:lastColumn="0" w:noHBand="0" w:noVBand="0"/>
+        <w:tblLook w:val="04A0" w:firstRow="1" w:lastRow="0" w:firstColumn="1" w:lastColumn="0" w:noHBand="0" w:noVBand="1"/>
       </w:tblPr>
       <w:tblGrid>
         <w:gridCol w:w="4332"/>
@@ -27956,7 +27956,7 @@
           <w:left w:w="10" w:type="dxa"/>
           <w:right w:w="10" w:type="dxa"/>
         </w:tblCellMar>
-        <w:tblLook w:val="0000" w:firstRow="0" w:lastRow="0" w:firstColumn="0" w:lastColumn="0" w:noHBand="0" w:noVBand="0"/>
+        <w:tblLook w:val="04A0" w:firstRow="1" w:lastRow="0" w:firstColumn="1" w:lastColumn="0" w:noHBand="0" w:noVBand="1"/>
       </w:tblPr>
       <w:tblGrid>
         <w:gridCol w:w="3438"/>
@@ -28262,7 +28262,7 @@
       <w:pPr>
         <w:pStyle w:val="Ttulo2"/>
       </w:pPr>
-      <w:bookmarkStart w:id="37" w:name="_Toc241668696"/>
+      <w:bookmarkStart w:id="37" w:name="_Toc241671227"/>
       <w:r>
         <w:t>Exemple : planifier une exécution hebdomadaire</w:t>
       </w:r>
@@ -28429,7 +28429,7 @@
         <w:pStyle w:val="Ttulo1"/>
         <w:pageBreakBefore/>
       </w:pPr>
-      <w:bookmarkStart w:id="38" w:name="_Toc241668697"/>
+      <w:bookmarkStart w:id="38" w:name="_Toc241671228"/>
       <w:r>
         <w:lastRenderedPageBreak/>
         <w:t>Exécutions</w:t>
@@ -28459,7 +28459,7 @@
           <w:noProof/>
         </w:rPr>
         <w:drawing>
-          <wp:inline distT="0" distB="0" distL="0" distR="0" wp14:anchorId="01CEF716" wp14:editId="7BE9A7E2">
+          <wp:inline distT="0" distB="0" distL="0" distR="0" wp14:anchorId="14DDB160" wp14:editId="17EA6407">
             <wp:extent cx="5715000" cy="3571875"/>
             <wp:effectExtent l="0" t="0" r="0" b="0"/>
             <wp:docPr id="274" name="11-runs.png" descr="La page Exécutions avec les filtres Carte, Statut et Type et la liste des exécutions." title="La page Exécutions avec les filtres Carte, Statut et Type et la liste des exécutions."/>
@@ -28522,7 +28522,7 @@
           <w:left w:w="10" w:type="dxa"/>
           <w:right w:w="10" w:type="dxa"/>
         </w:tblCellMar>
-        <w:tblLook w:val="0000" w:firstRow="0" w:lastRow="0" w:firstColumn="0" w:lastColumn="0" w:noHBand="0" w:noVBand="0"/>
+        <w:tblLook w:val="04A0" w:firstRow="1" w:lastRow="0" w:firstColumn="1" w:lastColumn="0" w:noHBand="0" w:noVBand="1"/>
       </w:tblPr>
       <w:tblGrid>
         <w:gridCol w:w="4835"/>
@@ -29180,7 +29180,7 @@
         <w:pStyle w:val="Ttulo1"/>
         <w:pageBreakBefore/>
       </w:pPr>
-      <w:bookmarkStart w:id="39" w:name="_Toc241668698"/>
+      <w:bookmarkStart w:id="39" w:name="_Toc241671229"/>
       <w:r>
         <w:lastRenderedPageBreak/>
         <w:t>Exportations</w:t>
@@ -29210,7 +29210,7 @@
           <w:noProof/>
         </w:rPr>
         <w:drawing>
-          <wp:inline distT="0" distB="0" distL="0" distR="0" wp14:anchorId="4DDA7F57" wp14:editId="52540F49">
+          <wp:inline distT="0" distB="0" distL="0" distR="0" wp14:anchorId="160C2435" wp14:editId="6AD5B98D">
             <wp:extent cx="5715000" cy="3571875"/>
             <wp:effectExtent l="0" t="0" r="0" b="0"/>
             <wp:docPr id="275" name="44-exports.png" descr="La page Exportations listant les exportations avec un bouton Télécharger sur celles qui sont terminées." title="La page Exportations listant les exportations avec un bouton Télécharger sur celles qui sont terminées."/>
@@ -29273,7 +29273,7 @@
           <w:left w:w="10" w:type="dxa"/>
           <w:right w:w="10" w:type="dxa"/>
         </w:tblCellMar>
-        <w:tblLook w:val="0000" w:firstRow="0" w:lastRow="0" w:firstColumn="0" w:lastColumn="0" w:noHBand="0" w:noVBand="0"/>
+        <w:tblLook w:val="04A0" w:firstRow="1" w:lastRow="0" w:firstColumn="1" w:lastColumn="0" w:noHBand="0" w:noVBand="1"/>
       </w:tblPr>
       <w:tblGrid>
         <w:gridCol w:w="5240"/>
@@ -29487,7 +29487,7 @@
         <w:pStyle w:val="Ttulo1"/>
         <w:pageBreakBefore/>
       </w:pPr>
-      <w:bookmarkStart w:id="40" w:name="_Toc241668699"/>
+      <w:bookmarkStart w:id="40" w:name="_Toc241671230"/>
       <w:r>
         <w:lastRenderedPageBreak/>
         <w:t>Paramètres</w:t>
@@ -29530,7 +29530,7 @@
           <w:noProof/>
         </w:rPr>
         <w:drawing>
-          <wp:inline distT="0" distB="0" distL="0" distR="0" wp14:anchorId="7DDB45D2" wp14:editId="6012957A">
+          <wp:inline distT="0" distB="0" distL="0" distR="0" wp14:anchorId="243C4E2F" wp14:editId="38903392">
             <wp:extent cx="5715000" cy="3571875"/>
             <wp:effectExtent l="0" t="0" r="0" b="0"/>
             <wp:docPr id="276" name="04-settings.png" descr="La page Paramètres avec les cartes Langue, Thème et Palette de couleurs." title="La page Paramètres avec les cartes Langue, Thème et Palette de couleurs."/>
@@ -29593,7 +29593,7 @@
           <w:left w:w="10" w:type="dxa"/>
           <w:right w:w="10" w:type="dxa"/>
         </w:tblCellMar>
-        <w:tblLook w:val="0000" w:firstRow="0" w:lastRow="0" w:firstColumn="0" w:lastColumn="0" w:noHBand="0" w:noVBand="0"/>
+        <w:tblLook w:val="04A0" w:firstRow="1" w:lastRow="0" w:firstColumn="1" w:lastColumn="0" w:noHBand="0" w:noVBand="1"/>
       </w:tblPr>
       <w:tblGrid>
         <w:gridCol w:w="3438"/>
@@ -30084,7 +30084,7 @@
         <w:pStyle w:val="Ttulo1"/>
         <w:pageBreakBefore/>
       </w:pPr>
-      <w:bookmarkStart w:id="41" w:name="_Toc241668700"/>
+      <w:bookmarkStart w:id="41" w:name="_Toc241671231"/>
       <w:r>
         <w:lastRenderedPageBreak/>
         <w:t>Questions fréquentes</w:t>
@@ -30314,7 +30314,7 @@
         <w:pStyle w:val="Ttulo1"/>
         <w:pageBreakBefore/>
       </w:pPr>
-      <w:bookmarkStart w:id="42" w:name="_Toc241668701"/>
+      <w:bookmarkStart w:id="42" w:name="_Toc241671232"/>
       <w:r>
         <w:lastRenderedPageBreak/>
         <w:t>Glossaire</w:t>
@@ -30336,7 +30336,7 @@
           <w:left w:w="10" w:type="dxa"/>
           <w:right w:w="10" w:type="dxa"/>
         </w:tblCellMar>
-        <w:tblLook w:val="0000" w:firstRow="0" w:lastRow="0" w:firstColumn="0" w:lastColumn="0" w:noHBand="0" w:noVBand="0"/>
+        <w:tblLook w:val="04A0" w:firstRow="1" w:lastRow="0" w:firstColumn="1" w:lastColumn="0" w:noHBand="0" w:noVBand="1"/>
       </w:tblPr>
       <w:tblGrid>
         <w:gridCol w:w="3438"/>
@@ -31515,7 +31515,7 @@
         <w:sz w:val="16"/>
         <w:szCs w:val="16"/>
       </w:rPr>
-      <w:t>Discoverer Neo 2.0.0 · Guide complet · MANAGER</w:t>
+      <w:t>Discoverer Neo 2.0.1 · Guide complet · MANAGER</w:t>
     </w:r>
   </w:p>
 </w:hdr>
@@ -31524,10 +31524,10 @@
 <file path=word/numbering.xml><?xml version="1.0" encoding="utf-8"?>
 <w:numbering xmlns:wpc="http://schemas.microsoft.com/office/word/2010/wordprocessingCanvas" xmlns:cx="http://schemas.microsoft.com/office/drawing/2014/chartex" xmlns:cx1="http://schemas.microsoft.com/office/drawing/2015/9/8/chartex" xmlns:cx2="http://schemas.microsoft.com/office/drawing/2015/10/21/chartex" xmlns:cx3="http://schemas.microsoft.com/office/drawing/2016/5/9/chartex" xmlns:cx4="http://schemas.microsoft.com/office/drawing/2016/5/10/chartex" xmlns:cx5="http://schemas.microsoft.com/office/drawing/2016/5/11/chartex" xmlns:cx6="http://schemas.microsoft.com/office/drawing/2016/5/12/chartex" xmlns:cx7="http://schemas.microsoft.com/office/drawing/2016/5/13/chartex" xmlns:cx8="http://schemas.microsoft.com/office/drawing/2016/5/14/chartex" xmlns:mc="http://schemas.openxmlformats.org/markup-compatibility/2006" xmlns:aink="http://schemas.microsoft.com/office/drawing/2016/ink" xmlns:am3d="http://schemas.microsoft.com/office/drawing/2017/model3d" xmlns:o="urn:schemas-microsoft-com:office:office" xmlns:oel="http://schemas.microsoft.com/office/2019/extlst" xmlns:r="http://schemas.openxmlformats.org/officeDocument/2006/relationships" xmlns:m="http://schemas.openxmlformats.org/officeDocument/2006/math" xmlns:v="urn:schemas-microsoft-com:vml" xmlns:wp14="http://schemas.microsoft.com/office/word/2010/wordprocessingDrawing" xmlns:wp="http://schemas.openxmlformats.org/drawingml/2006/wordprocessingDrawing" xmlns:w10="urn:schemas-microsoft-com:office:word" xmlns:w="http://schemas.openxmlformats.org/wordprocessingml/2006/main" xmlns:w14="http://schemas.microsoft.com/office/word/2010/wordml" xmlns:w15="http://schemas.microsoft.com/office/word/2012/wordml" xmlns:w16cex="http://schemas.microsoft.com/office/word/2018/wordml/cex" xmlns:w16cid="http://schemas.microsoft.com/office/word/2016/wordml/cid" xmlns:w16="http://schemas.microsoft.com/office/word/2018/wordml" xmlns:w16sdtdh="http://schemas.microsoft.com/office/word/2020/wordml/sdtdatahash" xmlns:w16se="http://schemas.microsoft.com/office/word/2015/wordml/symex" xmlns:wpg="http://schemas.microsoft.com/office/word/2010/wordprocessingGroup" xmlns:wpi="http://schemas.microsoft.com/office/word/2010/wordprocessingInk" xmlns:wne="http://schemas.microsoft.com/office/word/2006/wordml" xmlns:wps="http://schemas.microsoft.com/office/word/2010/wordprocessingShape" mc:Ignorable="w14 w15 w16se w16cid w16 w16cex w16sdtdh wp14">
   <w:abstractNum w:abstractNumId="0" w15:restartNumberingAfterBreak="0">
-    <w:nsid w:val="01EA2693"/>
+    <w:nsid w:val="0BC11682"/>
     <w:multiLevelType w:val="hybridMultilevel"/>
-    <w:tmpl w:val="206C1D62"/>
-    <w:lvl w:ilvl="0" w:tplc="7DA6BBDA">
+    <w:tmpl w:val="3B44EDF6"/>
+    <w:lvl w:ilvl="0" w:tplc="BC28F6CE">
       <w:start w:val="1"/>
       <w:numFmt w:val="decimal"/>
       <w:lvlText w:val="%1."/>
@@ -31536,7 +31536,7 @@
         <w:ind w:left="360" w:hanging="300"/>
       </w:pPr>
     </w:lvl>
-    <w:lvl w:ilvl="1" w:tplc="50B804EA" w:tentative="1">
+    <w:lvl w:ilvl="1" w:tplc="D3B698A4" w:tentative="1">
       <w:start w:val="1"/>
       <w:numFmt w:val="lowerLetter"/>
       <w:lvlText w:val="%2."/>
@@ -31545,47 +31545,47 @@
         <w:ind w:left="720" w:hanging="300"/>
       </w:pPr>
     </w:lvl>
-    <w:lvl w:ilvl="2" w:tplc="F1C810A0">
+    <w:lvl w:ilvl="2" w:tplc="5D32BE0C">
       <w:numFmt w:val="decimal"/>
       <w:lvlText w:val=""/>
       <w:lvlJc w:val="left"/>
     </w:lvl>
-    <w:lvl w:ilvl="3" w:tplc="48380CF6">
+    <w:lvl w:ilvl="3" w:tplc="7956511E">
       <w:numFmt w:val="decimal"/>
       <w:lvlText w:val=""/>
       <w:lvlJc w:val="left"/>
     </w:lvl>
-    <w:lvl w:ilvl="4" w:tplc="B3B828DE">
+    <w:lvl w:ilvl="4" w:tplc="862484E0">
       <w:numFmt w:val="decimal"/>
       <w:lvlText w:val=""/>
       <w:lvlJc w:val="left"/>
     </w:lvl>
-    <w:lvl w:ilvl="5" w:tplc="54A2437A">
+    <w:lvl w:ilvl="5" w:tplc="E8802130">
       <w:numFmt w:val="decimal"/>
       <w:lvlText w:val=""/>
       <w:lvlJc w:val="left"/>
     </w:lvl>
-    <w:lvl w:ilvl="6" w:tplc="F8AA1BDA">
+    <w:lvl w:ilvl="6" w:tplc="ADBC8364">
       <w:numFmt w:val="decimal"/>
       <w:lvlText w:val=""/>
       <w:lvlJc w:val="left"/>
     </w:lvl>
-    <w:lvl w:ilvl="7" w:tplc="FDA8C4B8">
+    <w:lvl w:ilvl="7" w:tplc="FAC4E098">
       <w:numFmt w:val="decimal"/>
       <w:lvlText w:val=""/>
       <w:lvlJc w:val="left"/>
     </w:lvl>
-    <w:lvl w:ilvl="8" w:tplc="50EA860A">
+    <w:lvl w:ilvl="8" w:tplc="CE644AF0">
       <w:numFmt w:val="decimal"/>
       <w:lvlText w:val=""/>
       <w:lvlJc w:val="left"/>
     </w:lvl>
   </w:abstractNum>
   <w:abstractNum w:abstractNumId="1" w15:restartNumberingAfterBreak="0">
-    <w:nsid w:val="10FA05A2"/>
+    <w:nsid w:val="0F5F556B"/>
     <w:multiLevelType w:val="hybridMultilevel"/>
-    <w:tmpl w:val="96DAC0E6"/>
-    <w:lvl w:ilvl="0" w:tplc="E03CEE18">
+    <w:tmpl w:val="729A1ADE"/>
+    <w:lvl w:ilvl="0" w:tplc="FA72ABD8">
       <w:start w:val="1"/>
       <w:numFmt w:val="decimal"/>
       <w:lvlText w:val="%1."/>
@@ -31594,7 +31594,7 @@
         <w:ind w:left="360" w:hanging="300"/>
       </w:pPr>
     </w:lvl>
-    <w:lvl w:ilvl="1" w:tplc="CBF2BC00" w:tentative="1">
+    <w:lvl w:ilvl="1" w:tplc="12CC71F0" w:tentative="1">
       <w:start w:val="1"/>
       <w:numFmt w:val="lowerLetter"/>
       <w:lvlText w:val="%2."/>
@@ -31603,47 +31603,163 @@
         <w:ind w:left="720" w:hanging="300"/>
       </w:pPr>
     </w:lvl>
-    <w:lvl w:ilvl="2" w:tplc="D69A7552">
+    <w:lvl w:ilvl="2" w:tplc="733AE31A">
       <w:numFmt w:val="decimal"/>
       <w:lvlText w:val=""/>
       <w:lvlJc w:val="left"/>
     </w:lvl>
-    <w:lvl w:ilvl="3" w:tplc="5A362E50">
+    <w:lvl w:ilvl="3" w:tplc="E8548312">
       <w:numFmt w:val="decimal"/>
       <w:lvlText w:val=""/>
       <w:lvlJc w:val="left"/>
     </w:lvl>
-    <w:lvl w:ilvl="4" w:tplc="FD1E33D0">
+    <w:lvl w:ilvl="4" w:tplc="DBAE4550">
       <w:numFmt w:val="decimal"/>
       <w:lvlText w:val=""/>
       <w:lvlJc w:val="left"/>
     </w:lvl>
-    <w:lvl w:ilvl="5" w:tplc="261696AA">
+    <w:lvl w:ilvl="5" w:tplc="7AA0EFAA">
       <w:numFmt w:val="decimal"/>
       <w:lvlText w:val=""/>
       <w:lvlJc w:val="left"/>
     </w:lvl>
-    <w:lvl w:ilvl="6" w:tplc="67685F5A">
+    <w:lvl w:ilvl="6" w:tplc="E1CCED84">
       <w:numFmt w:val="decimal"/>
       <w:lvlText w:val=""/>
       <w:lvlJc w:val="left"/>
     </w:lvl>
-    <w:lvl w:ilvl="7" w:tplc="974CA5B6">
+    <w:lvl w:ilvl="7" w:tplc="9B20A74E">
       <w:numFmt w:val="decimal"/>
       <w:lvlText w:val=""/>
       <w:lvlJc w:val="left"/>
     </w:lvl>
-    <w:lvl w:ilvl="8" w:tplc="C0C24ED8">
+    <w:lvl w:ilvl="8" w:tplc="01CC66D0">
       <w:numFmt w:val="decimal"/>
       <w:lvlText w:val=""/>
       <w:lvlJc w:val="left"/>
     </w:lvl>
   </w:abstractNum>
   <w:abstractNum w:abstractNumId="2" w15:restartNumberingAfterBreak="0">
-    <w:nsid w:val="1537021D"/>
+    <w:nsid w:val="18E30202"/>
     <w:multiLevelType w:val="hybridMultilevel"/>
-    <w:tmpl w:val="72D85E28"/>
-    <w:lvl w:ilvl="0" w:tplc="867E1F1E">
+    <w:tmpl w:val="4F0C006E"/>
+    <w:lvl w:ilvl="0" w:tplc="E1065F2A">
+      <w:start w:val="1"/>
+      <w:numFmt w:val="decimal"/>
+      <w:lvlText w:val="%1."/>
+      <w:lvlJc w:val="left"/>
+      <w:pPr>
+        <w:ind w:left="360" w:hanging="300"/>
+      </w:pPr>
+    </w:lvl>
+    <w:lvl w:ilvl="1" w:tplc="35B4AE08" w:tentative="1">
+      <w:start w:val="1"/>
+      <w:numFmt w:val="lowerLetter"/>
+      <w:lvlText w:val="%2."/>
+      <w:lvlJc w:val="left"/>
+      <w:pPr>
+        <w:ind w:left="720" w:hanging="300"/>
+      </w:pPr>
+    </w:lvl>
+    <w:lvl w:ilvl="2" w:tplc="1924DC4E">
+      <w:numFmt w:val="decimal"/>
+      <w:lvlText w:val=""/>
+      <w:lvlJc w:val="left"/>
+    </w:lvl>
+    <w:lvl w:ilvl="3" w:tplc="4FE6868C">
+      <w:numFmt w:val="decimal"/>
+      <w:lvlText w:val=""/>
+      <w:lvlJc w:val="left"/>
+    </w:lvl>
+    <w:lvl w:ilvl="4" w:tplc="3F006F68">
+      <w:numFmt w:val="decimal"/>
+      <w:lvlText w:val=""/>
+      <w:lvlJc w:val="left"/>
+    </w:lvl>
+    <w:lvl w:ilvl="5" w:tplc="8934F7EA">
+      <w:numFmt w:val="decimal"/>
+      <w:lvlText w:val=""/>
+      <w:lvlJc w:val="left"/>
+    </w:lvl>
+    <w:lvl w:ilvl="6" w:tplc="7898E8BC">
+      <w:numFmt w:val="decimal"/>
+      <w:lvlText w:val=""/>
+      <w:lvlJc w:val="left"/>
+    </w:lvl>
+    <w:lvl w:ilvl="7" w:tplc="03E2368C">
+      <w:numFmt w:val="decimal"/>
+      <w:lvlText w:val=""/>
+      <w:lvlJc w:val="left"/>
+    </w:lvl>
+    <w:lvl w:ilvl="8" w:tplc="F02A0F02">
+      <w:numFmt w:val="decimal"/>
+      <w:lvlText w:val=""/>
+      <w:lvlJc w:val="left"/>
+    </w:lvl>
+  </w:abstractNum>
+  <w:abstractNum w:abstractNumId="3" w15:restartNumberingAfterBreak="0">
+    <w:nsid w:val="1C4A7D02"/>
+    <w:multiLevelType w:val="hybridMultilevel"/>
+    <w:tmpl w:val="ED661D8E"/>
+    <w:lvl w:ilvl="0" w:tplc="4BB6DD00">
+      <w:start w:val="1"/>
+      <w:numFmt w:val="decimal"/>
+      <w:lvlText w:val="%1."/>
+      <w:lvlJc w:val="left"/>
+      <w:pPr>
+        <w:ind w:left="360" w:hanging="300"/>
+      </w:pPr>
+    </w:lvl>
+    <w:lvl w:ilvl="1" w:tplc="C6C40392" w:tentative="1">
+      <w:start w:val="1"/>
+      <w:numFmt w:val="lowerLetter"/>
+      <w:lvlText w:val="%2."/>
+      <w:lvlJc w:val="left"/>
+      <w:pPr>
+        <w:ind w:left="720" w:hanging="300"/>
+      </w:pPr>
+    </w:lvl>
+    <w:lvl w:ilvl="2" w:tplc="3B64C1EC">
+      <w:numFmt w:val="decimal"/>
+      <w:lvlText w:val=""/>
+      <w:lvlJc w:val="left"/>
+    </w:lvl>
+    <w:lvl w:ilvl="3" w:tplc="34B2F2A2">
+      <w:numFmt w:val="decimal"/>
+      <w:lvlText w:val=""/>
+      <w:lvlJc w:val="left"/>
+    </w:lvl>
+    <w:lvl w:ilvl="4" w:tplc="EF46E328">
+      <w:numFmt w:val="decimal"/>
+      <w:lvlText w:val=""/>
+      <w:lvlJc w:val="left"/>
+    </w:lvl>
+    <w:lvl w:ilvl="5" w:tplc="3C68CE08">
+      <w:numFmt w:val="decimal"/>
+      <w:lvlText w:val=""/>
+      <w:lvlJc w:val="left"/>
+    </w:lvl>
+    <w:lvl w:ilvl="6" w:tplc="9D0A2824">
+      <w:numFmt w:val="decimal"/>
+      <w:lvlText w:val=""/>
+      <w:lvlJc w:val="left"/>
+    </w:lvl>
+    <w:lvl w:ilvl="7" w:tplc="4C608616">
+      <w:numFmt w:val="decimal"/>
+      <w:lvlText w:val=""/>
+      <w:lvlJc w:val="left"/>
+    </w:lvl>
+    <w:lvl w:ilvl="8" w:tplc="68DA0D3A">
+      <w:numFmt w:val="decimal"/>
+      <w:lvlText w:val=""/>
+      <w:lvlJc w:val="left"/>
+    </w:lvl>
+  </w:abstractNum>
+  <w:abstractNum w:abstractNumId="4" w15:restartNumberingAfterBreak="0">
+    <w:nsid w:val="2AF12BDB"/>
+    <w:multiLevelType w:val="hybridMultilevel"/>
+    <w:tmpl w:val="43D6B4A4"/>
+    <w:lvl w:ilvl="0" w:tplc="94563F46">
       <w:start w:val="1"/>
       <w:numFmt w:val="bullet"/>
       <w:lvlText w:val="•"/>
@@ -31652,7 +31768,7 @@
         <w:ind w:left="360" w:hanging="260"/>
       </w:pPr>
     </w:lvl>
-    <w:lvl w:ilvl="1" w:tplc="4DBC82E2" w:tentative="1">
+    <w:lvl w:ilvl="1" w:tplc="DFE4F2B6" w:tentative="1">
       <w:start w:val="1"/>
       <w:numFmt w:val="bullet"/>
       <w:lvlText w:val="–"/>
@@ -31661,47 +31777,47 @@
         <w:ind w:left="720" w:hanging="260"/>
       </w:pPr>
     </w:lvl>
-    <w:lvl w:ilvl="2" w:tplc="803861F8">
+    <w:lvl w:ilvl="2" w:tplc="C0BA3862">
       <w:numFmt w:val="decimal"/>
       <w:lvlText w:val=""/>
       <w:lvlJc w:val="left"/>
     </w:lvl>
-    <w:lvl w:ilvl="3" w:tplc="E4AC61CA">
+    <w:lvl w:ilvl="3" w:tplc="4FDE8DE6">
       <w:numFmt w:val="decimal"/>
       <w:lvlText w:val=""/>
       <w:lvlJc w:val="left"/>
     </w:lvl>
-    <w:lvl w:ilvl="4" w:tplc="EF5ADE6A">
+    <w:lvl w:ilvl="4" w:tplc="3DCAD0DA">
       <w:numFmt w:val="decimal"/>
       <w:lvlText w:val=""/>
       <w:lvlJc w:val="left"/>
     </w:lvl>
-    <w:lvl w:ilvl="5" w:tplc="07D01CC0">
+    <w:lvl w:ilvl="5" w:tplc="BB3EE460">
       <w:numFmt w:val="decimal"/>
       <w:lvlText w:val=""/>
       <w:lvlJc w:val="left"/>
     </w:lvl>
-    <w:lvl w:ilvl="6" w:tplc="4AC829C2">
+    <w:lvl w:ilvl="6" w:tplc="E51643D8">
       <w:numFmt w:val="decimal"/>
       <w:lvlText w:val=""/>
       <w:lvlJc w:val="left"/>
     </w:lvl>
-    <w:lvl w:ilvl="7" w:tplc="672449EA">
+    <w:lvl w:ilvl="7" w:tplc="276012BA">
       <w:numFmt w:val="decimal"/>
       <w:lvlText w:val=""/>
       <w:lvlJc w:val="left"/>
     </w:lvl>
-    <w:lvl w:ilvl="8" w:tplc="E578BBE8">
+    <w:lvl w:ilvl="8" w:tplc="E0A82280">
       <w:numFmt w:val="decimal"/>
       <w:lvlText w:val=""/>
       <w:lvlJc w:val="left"/>
     </w:lvl>
   </w:abstractNum>
-  <w:abstractNum w:abstractNumId="3" w15:restartNumberingAfterBreak="0">
-    <w:nsid w:val="1CB50096"/>
+  <w:abstractNum w:abstractNumId="5" w15:restartNumberingAfterBreak="0">
+    <w:nsid w:val="45AA5E2E"/>
     <w:multiLevelType w:val="hybridMultilevel"/>
-    <w:tmpl w:val="5B08CBA2"/>
-    <w:lvl w:ilvl="0" w:tplc="B2BC4A4C">
+    <w:tmpl w:val="A192F13E"/>
+    <w:lvl w:ilvl="0" w:tplc="9FD8920E">
       <w:start w:val="1"/>
       <w:numFmt w:val="decimal"/>
       <w:lvlText w:val="%1."/>
@@ -31710,7 +31826,7 @@
         <w:ind w:left="360" w:hanging="300"/>
       </w:pPr>
     </w:lvl>
-    <w:lvl w:ilvl="1" w:tplc="A2169A82" w:tentative="1">
+    <w:lvl w:ilvl="1" w:tplc="9806AC60" w:tentative="1">
       <w:start w:val="1"/>
       <w:numFmt w:val="lowerLetter"/>
       <w:lvlText w:val="%2."/>
@@ -31719,47 +31835,47 @@
         <w:ind w:left="720" w:hanging="300"/>
       </w:pPr>
     </w:lvl>
-    <w:lvl w:ilvl="2" w:tplc="0C6A7FE8">
+    <w:lvl w:ilvl="2" w:tplc="54546C94">
       <w:numFmt w:val="decimal"/>
       <w:lvlText w:val=""/>
       <w:lvlJc w:val="left"/>
     </w:lvl>
-    <w:lvl w:ilvl="3" w:tplc="69C4F254">
+    <w:lvl w:ilvl="3" w:tplc="ED8E1F16">
       <w:numFmt w:val="decimal"/>
       <w:lvlText w:val=""/>
       <w:lvlJc w:val="left"/>
     </w:lvl>
-    <w:lvl w:ilvl="4" w:tplc="06E49444">
+    <w:lvl w:ilvl="4" w:tplc="CE74CE28">
       <w:numFmt w:val="decimal"/>
       <w:lvlText w:val=""/>
       <w:lvlJc w:val="left"/>
     </w:lvl>
-    <w:lvl w:ilvl="5" w:tplc="9586D3E6">
+    <w:lvl w:ilvl="5" w:tplc="67AC95A4">
       <w:numFmt w:val="decimal"/>
       <w:lvlText w:val=""/>
       <w:lvlJc w:val="left"/>
     </w:lvl>
-    <w:lvl w:ilvl="6" w:tplc="DEB6689C">
+    <w:lvl w:ilvl="6" w:tplc="3372278E">
       <w:numFmt w:val="decimal"/>
       <w:lvlText w:val=""/>
       <w:lvlJc w:val="left"/>
     </w:lvl>
-    <w:lvl w:ilvl="7" w:tplc="C5A620B2">
+    <w:lvl w:ilvl="7" w:tplc="E47AC06A">
       <w:numFmt w:val="decimal"/>
       <w:lvlText w:val=""/>
       <w:lvlJc w:val="left"/>
     </w:lvl>
-    <w:lvl w:ilvl="8" w:tplc="CDCA6578">
+    <w:lvl w:ilvl="8" w:tplc="198A0B94">
       <w:numFmt w:val="decimal"/>
       <w:lvlText w:val=""/>
       <w:lvlJc w:val="left"/>
     </w:lvl>
   </w:abstractNum>
-  <w:abstractNum w:abstractNumId="4" w15:restartNumberingAfterBreak="0">
-    <w:nsid w:val="1E8A3F7C"/>
+  <w:abstractNum w:abstractNumId="6" w15:restartNumberingAfterBreak="0">
+    <w:nsid w:val="466E3E10"/>
     <w:multiLevelType w:val="hybridMultilevel"/>
-    <w:tmpl w:val="8F06731A"/>
-    <w:lvl w:ilvl="0" w:tplc="192E66CA">
+    <w:tmpl w:val="3F344110"/>
+    <w:lvl w:ilvl="0" w:tplc="7594388E">
       <w:start w:val="1"/>
       <w:numFmt w:val="decimal"/>
       <w:lvlText w:val="%1."/>
@@ -31768,7 +31884,7 @@
         <w:ind w:left="360" w:hanging="300"/>
       </w:pPr>
     </w:lvl>
-    <w:lvl w:ilvl="1" w:tplc="D57ED4D8" w:tentative="1">
+    <w:lvl w:ilvl="1" w:tplc="2C1EBEF0" w:tentative="1">
       <w:start w:val="1"/>
       <w:numFmt w:val="lowerLetter"/>
       <w:lvlText w:val="%2."/>
@@ -31777,47 +31893,47 @@
         <w:ind w:left="720" w:hanging="300"/>
       </w:pPr>
     </w:lvl>
-    <w:lvl w:ilvl="2" w:tplc="1234A4AC">
+    <w:lvl w:ilvl="2" w:tplc="88AEE280">
       <w:numFmt w:val="decimal"/>
       <w:lvlText w:val=""/>
       <w:lvlJc w:val="left"/>
     </w:lvl>
-    <w:lvl w:ilvl="3" w:tplc="DE609688">
+    <w:lvl w:ilvl="3" w:tplc="FB720598">
       <w:numFmt w:val="decimal"/>
       <w:lvlText w:val=""/>
       <w:lvlJc w:val="left"/>
     </w:lvl>
-    <w:lvl w:ilvl="4" w:tplc="47FAA7B6">
+    <w:lvl w:ilvl="4" w:tplc="D4660DD6">
       <w:numFmt w:val="decimal"/>
       <w:lvlText w:val=""/>
       <w:lvlJc w:val="left"/>
     </w:lvl>
-    <w:lvl w:ilvl="5" w:tplc="7C38EC6E">
+    <w:lvl w:ilvl="5" w:tplc="34261AFA">
       <w:numFmt w:val="decimal"/>
       <w:lvlText w:val=""/>
       <w:lvlJc w:val="left"/>
     </w:lvl>
-    <w:lvl w:ilvl="6" w:tplc="DE04E8E0">
+    <w:lvl w:ilvl="6" w:tplc="4CC82D26">
       <w:numFmt w:val="decimal"/>
       <w:lvlText w:val=""/>
       <w:lvlJc w:val="left"/>
     </w:lvl>
-    <w:lvl w:ilvl="7" w:tplc="83026E02">
+    <w:lvl w:ilvl="7" w:tplc="88663934">
       <w:numFmt w:val="decimal"/>
       <w:lvlText w:val=""/>
       <w:lvlJc w:val="left"/>
     </w:lvl>
-    <w:lvl w:ilvl="8" w:tplc="AE94FDE8">
+    <w:lvl w:ilvl="8" w:tplc="073CDC3C">
       <w:numFmt w:val="decimal"/>
       <w:lvlText w:val=""/>
       <w:lvlJc w:val="left"/>
     </w:lvl>
   </w:abstractNum>
-  <w:abstractNum w:abstractNumId="5" w15:restartNumberingAfterBreak="0">
-    <w:nsid w:val="20242FA6"/>
+  <w:abstractNum w:abstractNumId="7" w15:restartNumberingAfterBreak="0">
+    <w:nsid w:val="512702A8"/>
     <w:multiLevelType w:val="hybridMultilevel"/>
-    <w:tmpl w:val="5726BFCE"/>
-    <w:lvl w:ilvl="0" w:tplc="B526E0B4" w:tentative="1">
+    <w:tmpl w:val="3022D18E"/>
+    <w:lvl w:ilvl="0" w:tplc="B03A16D6" w:tentative="1">
       <w:start w:val="1"/>
       <w:numFmt w:val="bullet"/>
       <w:lvlText w:val="●"/>
@@ -31826,7 +31942,7 @@
         <w:ind w:left="720" w:hanging="360"/>
       </w:pPr>
     </w:lvl>
-    <w:lvl w:ilvl="1" w:tplc="D72A0164" w:tentative="1">
+    <w:lvl w:ilvl="1" w:tplc="4D3C74AE" w:tentative="1">
       <w:start w:val="1"/>
       <w:numFmt w:val="bullet"/>
       <w:lvlText w:val="○"/>
@@ -31835,7 +31951,7 @@
         <w:ind w:left="1440" w:hanging="360"/>
       </w:pPr>
     </w:lvl>
-    <w:lvl w:ilvl="2" w:tplc="BA56FDEC" w:tentative="1">
+    <w:lvl w:ilvl="2" w:tplc="B6B0F87C" w:tentative="1">
       <w:start w:val="1"/>
       <w:numFmt w:val="bullet"/>
       <w:lvlText w:val="■"/>
@@ -31844,7 +31960,7 @@
         <w:ind w:left="2160" w:hanging="360"/>
       </w:pPr>
     </w:lvl>
-    <w:lvl w:ilvl="3" w:tplc="D05E332C" w:tentative="1">
+    <w:lvl w:ilvl="3" w:tplc="31CA70AA" w:tentative="1">
       <w:start w:val="1"/>
       <w:numFmt w:val="bullet"/>
       <w:lvlText w:val="●"/>
@@ -31853,7 +31969,7 @@
         <w:ind w:left="2880" w:hanging="360"/>
       </w:pPr>
     </w:lvl>
-    <w:lvl w:ilvl="4" w:tplc="76ECDF5C" w:tentative="1">
+    <w:lvl w:ilvl="4" w:tplc="B380ED0A" w:tentative="1">
       <w:start w:val="1"/>
       <w:numFmt w:val="bullet"/>
       <w:lvlText w:val="○"/>
@@ -31862,7 +31978,7 @@
         <w:ind w:left="3600" w:hanging="360"/>
       </w:pPr>
     </w:lvl>
-    <w:lvl w:ilvl="5" w:tplc="74B2588E" w:tentative="1">
+    <w:lvl w:ilvl="5" w:tplc="473087E6" w:tentative="1">
       <w:start w:val="1"/>
       <w:numFmt w:val="bullet"/>
       <w:lvlText w:val="■"/>
@@ -31871,7 +31987,7 @@
         <w:ind w:left="4320" w:hanging="360"/>
       </w:pPr>
     </w:lvl>
-    <w:lvl w:ilvl="6" w:tplc="9864AE7C" w:tentative="1">
+    <w:lvl w:ilvl="6" w:tplc="25C69AA2" w:tentative="1">
       <w:start w:val="1"/>
       <w:numFmt w:val="bullet"/>
       <w:lvlText w:val="●"/>
@@ -31880,7 +31996,7 @@
         <w:ind w:left="5040" w:hanging="360"/>
       </w:pPr>
     </w:lvl>
-    <w:lvl w:ilvl="7" w:tplc="679E6E26" w:tentative="1">
+    <w:lvl w:ilvl="7" w:tplc="A0DA73DA" w:tentative="1">
       <w:start w:val="1"/>
       <w:numFmt w:val="bullet"/>
       <w:lvlText w:val="●"/>
@@ -31889,7 +32005,7 @@
         <w:ind w:left="5760" w:hanging="360"/>
       </w:pPr>
     </w:lvl>
-    <w:lvl w:ilvl="8" w:tplc="0D92F912" w:tentative="1">
+    <w:lvl w:ilvl="8" w:tplc="CD06E352" w:tentative="1">
       <w:start w:val="1"/>
       <w:numFmt w:val="bullet"/>
       <w:lvlText w:val="●"/>
@@ -31899,11 +32015,11 @@
       </w:pPr>
     </w:lvl>
   </w:abstractNum>
-  <w:abstractNum w:abstractNumId="6" w15:restartNumberingAfterBreak="0">
-    <w:nsid w:val="23A81B74"/>
+  <w:abstractNum w:abstractNumId="8" w15:restartNumberingAfterBreak="0">
+    <w:nsid w:val="56501280"/>
     <w:multiLevelType w:val="hybridMultilevel"/>
-    <w:tmpl w:val="C3180590"/>
-    <w:lvl w:ilvl="0" w:tplc="C6F63FA8">
+    <w:tmpl w:val="B46E6E64"/>
+    <w:lvl w:ilvl="0" w:tplc="5E58DC62">
       <w:start w:val="1"/>
       <w:numFmt w:val="decimal"/>
       <w:lvlText w:val="%1."/>
@@ -31912,7 +32028,7 @@
         <w:ind w:left="360" w:hanging="300"/>
       </w:pPr>
     </w:lvl>
-    <w:lvl w:ilvl="1" w:tplc="6420AA84" w:tentative="1">
+    <w:lvl w:ilvl="1" w:tplc="2520BFC6" w:tentative="1">
       <w:start w:val="1"/>
       <w:numFmt w:val="lowerLetter"/>
       <w:lvlText w:val="%2."/>
@@ -31921,47 +32037,47 @@
         <w:ind w:left="720" w:hanging="300"/>
       </w:pPr>
     </w:lvl>
-    <w:lvl w:ilvl="2" w:tplc="01FC924C">
+    <w:lvl w:ilvl="2" w:tplc="847C2C0E">
       <w:numFmt w:val="decimal"/>
       <w:lvlText w:val=""/>
       <w:lvlJc w:val="left"/>
     </w:lvl>
-    <w:lvl w:ilvl="3" w:tplc="D1787D60">
+    <w:lvl w:ilvl="3" w:tplc="5EAC4CC4">
       <w:numFmt w:val="decimal"/>
       <w:lvlText w:val=""/>
       <w:lvlJc w:val="left"/>
     </w:lvl>
-    <w:lvl w:ilvl="4" w:tplc="5824C03A">
+    <w:lvl w:ilvl="4" w:tplc="5080AF14">
       <w:numFmt w:val="decimal"/>
       <w:lvlText w:val=""/>
       <w:lvlJc w:val="left"/>
     </w:lvl>
-    <w:lvl w:ilvl="5" w:tplc="181A1EFE">
+    <w:lvl w:ilvl="5" w:tplc="3D3482F2">
       <w:numFmt w:val="decimal"/>
       <w:lvlText w:val=""/>
       <w:lvlJc w:val="left"/>
     </w:lvl>
-    <w:lvl w:ilvl="6" w:tplc="41BAFB38">
+    <w:lvl w:ilvl="6" w:tplc="1222F074">
       <w:numFmt w:val="decimal"/>
       <w:lvlText w:val=""/>
       <w:lvlJc w:val="left"/>
     </w:lvl>
-    <w:lvl w:ilvl="7" w:tplc="26526EF4">
+    <w:lvl w:ilvl="7" w:tplc="457858CE">
       <w:numFmt w:val="decimal"/>
       <w:lvlText w:val=""/>
       <w:lvlJc w:val="left"/>
     </w:lvl>
-    <w:lvl w:ilvl="8" w:tplc="25407F88">
+    <w:lvl w:ilvl="8" w:tplc="342E31B2">
       <w:numFmt w:val="decimal"/>
       <w:lvlText w:val=""/>
       <w:lvlJc w:val="left"/>
     </w:lvl>
   </w:abstractNum>
-  <w:abstractNum w:abstractNumId="7" w15:restartNumberingAfterBreak="0">
-    <w:nsid w:val="26361F13"/>
+  <w:abstractNum w:abstractNumId="9" w15:restartNumberingAfterBreak="0">
+    <w:nsid w:val="595E25C8"/>
     <w:multiLevelType w:val="hybridMultilevel"/>
-    <w:tmpl w:val="8674B2A4"/>
-    <w:lvl w:ilvl="0" w:tplc="D16CCAB2">
+    <w:tmpl w:val="38E27F38"/>
+    <w:lvl w:ilvl="0" w:tplc="E6AC0FE6">
       <w:start w:val="1"/>
       <w:numFmt w:val="decimal"/>
       <w:lvlText w:val="%1."/>
@@ -31970,7 +32086,7 @@
         <w:ind w:left="360" w:hanging="300"/>
       </w:pPr>
     </w:lvl>
-    <w:lvl w:ilvl="1" w:tplc="BCA0DACA" w:tentative="1">
+    <w:lvl w:ilvl="1" w:tplc="5D00385A" w:tentative="1">
       <w:start w:val="1"/>
       <w:numFmt w:val="lowerLetter"/>
       <w:lvlText w:val="%2."/>
@@ -31979,47 +32095,47 @@
         <w:ind w:left="720" w:hanging="300"/>
       </w:pPr>
     </w:lvl>
-    <w:lvl w:ilvl="2" w:tplc="F1CA7244">
+    <w:lvl w:ilvl="2" w:tplc="4358FFF8">
       <w:numFmt w:val="decimal"/>
       <w:lvlText w:val=""/>
       <w:lvlJc w:val="left"/>
     </w:lvl>
-    <w:lvl w:ilvl="3" w:tplc="2F402DFC">
+    <w:lvl w:ilvl="3" w:tplc="57E08002">
       <w:numFmt w:val="decimal"/>
       <w:lvlText w:val=""/>
       <w:lvlJc w:val="left"/>
     </w:lvl>
-    <w:lvl w:ilvl="4" w:tplc="6A5CA708">
+    <w:lvl w:ilvl="4" w:tplc="6D1E979A">
       <w:numFmt w:val="decimal"/>
       <w:lvlText w:val=""/>
       <w:lvlJc w:val="left"/>
     </w:lvl>
-    <w:lvl w:ilvl="5" w:tplc="6A2EC6AE">
+    <w:lvl w:ilvl="5" w:tplc="91A87538">
       <w:numFmt w:val="decimal"/>
       <w:lvlText w:val=""/>
       <w:lvlJc w:val="left"/>
     </w:lvl>
-    <w:lvl w:ilvl="6" w:tplc="A5FA1BB2">
+    <w:lvl w:ilvl="6" w:tplc="628E59A4">
       <w:numFmt w:val="decimal"/>
       <w:lvlText w:val=""/>
       <w:lvlJc w:val="left"/>
     </w:lvl>
-    <w:lvl w:ilvl="7" w:tplc="C988F514">
+    <w:lvl w:ilvl="7" w:tplc="7E2CD63A">
       <w:numFmt w:val="decimal"/>
       <w:lvlText w:val=""/>
       <w:lvlJc w:val="left"/>
     </w:lvl>
-    <w:lvl w:ilvl="8" w:tplc="8E06E4AE">
+    <w:lvl w:ilvl="8" w:tplc="FE187B52">
       <w:numFmt w:val="decimal"/>
       <w:lvlText w:val=""/>
       <w:lvlJc w:val="left"/>
     </w:lvl>
   </w:abstractNum>
-  <w:abstractNum w:abstractNumId="8" w15:restartNumberingAfterBreak="0">
-    <w:nsid w:val="2B1C0DBB"/>
+  <w:abstractNum w:abstractNumId="10" w15:restartNumberingAfterBreak="0">
+    <w:nsid w:val="66E35863"/>
     <w:multiLevelType w:val="hybridMultilevel"/>
-    <w:tmpl w:val="FCC83858"/>
-    <w:lvl w:ilvl="0" w:tplc="DBB43712">
+    <w:tmpl w:val="35766572"/>
+    <w:lvl w:ilvl="0" w:tplc="61961DB6">
       <w:start w:val="1"/>
       <w:numFmt w:val="decimal"/>
       <w:lvlText w:val="%1."/>
@@ -32028,7 +32144,7 @@
         <w:ind w:left="360" w:hanging="300"/>
       </w:pPr>
     </w:lvl>
-    <w:lvl w:ilvl="1" w:tplc="195AEF90" w:tentative="1">
+    <w:lvl w:ilvl="1" w:tplc="4E6839C4" w:tentative="1">
       <w:start w:val="1"/>
       <w:numFmt w:val="lowerLetter"/>
       <w:lvlText w:val="%2."/>
@@ -32037,47 +32153,47 @@
         <w:ind w:left="720" w:hanging="300"/>
       </w:pPr>
     </w:lvl>
-    <w:lvl w:ilvl="2" w:tplc="10863444">
+    <w:lvl w:ilvl="2" w:tplc="6358B7BC">
       <w:numFmt w:val="decimal"/>
       <w:lvlText w:val=""/>
       <w:lvlJc w:val="left"/>
     </w:lvl>
-    <w:lvl w:ilvl="3" w:tplc="95961D12">
+    <w:lvl w:ilvl="3" w:tplc="212A8AD8">
       <w:numFmt w:val="decimal"/>
       <w:lvlText w:val=""/>
       <w:lvlJc w:val="left"/>
     </w:lvl>
-    <w:lvl w:ilvl="4" w:tplc="9CD04B1A">
+    <w:lvl w:ilvl="4" w:tplc="FD6A91BA">
       <w:numFmt w:val="decimal"/>
       <w:lvlText w:val=""/>
       <w:lvlJc w:val="left"/>
     </w:lvl>
-    <w:lvl w:ilvl="5" w:tplc="A7B0AC76">
+    <w:lvl w:ilvl="5" w:tplc="F61667F2">
       <w:numFmt w:val="decimal"/>
       <w:lvlText w:val=""/>
       <w:lvlJc w:val="left"/>
     </w:lvl>
-    <w:lvl w:ilvl="6" w:tplc="B4DCCEA0">
+    <w:lvl w:ilvl="6" w:tplc="34283566">
       <w:numFmt w:val="decimal"/>
       <w:lvlText w:val=""/>
       <w:lvlJc w:val="left"/>
     </w:lvl>
-    <w:lvl w:ilvl="7" w:tplc="83CA84FC">
+    <w:lvl w:ilvl="7" w:tplc="F0BA94B8">
       <w:numFmt w:val="decimal"/>
       <w:lvlText w:val=""/>
       <w:lvlJc w:val="left"/>
     </w:lvl>
-    <w:lvl w:ilvl="8" w:tplc="2488BA26">
+    <w:lvl w:ilvl="8" w:tplc="DF28AC12">
       <w:numFmt w:val="decimal"/>
       <w:lvlText w:val=""/>
       <w:lvlJc w:val="left"/>
     </w:lvl>
   </w:abstractNum>
-  <w:abstractNum w:abstractNumId="9" w15:restartNumberingAfterBreak="0">
-    <w:nsid w:val="37D81B11"/>
+  <w:abstractNum w:abstractNumId="11" w15:restartNumberingAfterBreak="0">
+    <w:nsid w:val="7CBD2D70"/>
     <w:multiLevelType w:val="hybridMultilevel"/>
-    <w:tmpl w:val="3286A7C6"/>
-    <w:lvl w:ilvl="0" w:tplc="F790DD3E">
+    <w:tmpl w:val="9F0E8636"/>
+    <w:lvl w:ilvl="0" w:tplc="6C22AD2C">
       <w:start w:val="1"/>
       <w:numFmt w:val="decimal"/>
       <w:lvlText w:val="%1."/>
@@ -32086,7 +32202,7 @@
         <w:ind w:left="360" w:hanging="300"/>
       </w:pPr>
     </w:lvl>
-    <w:lvl w:ilvl="1" w:tplc="1D3E23EC" w:tentative="1">
+    <w:lvl w:ilvl="1" w:tplc="DF7C12E2" w:tentative="1">
       <w:start w:val="1"/>
       <w:numFmt w:val="lowerLetter"/>
       <w:lvlText w:val="%2."/>
@@ -32095,47 +32211,47 @@
         <w:ind w:left="720" w:hanging="300"/>
       </w:pPr>
     </w:lvl>
-    <w:lvl w:ilvl="2" w:tplc="6CDE21EC">
+    <w:lvl w:ilvl="2" w:tplc="A65ED3A0">
       <w:numFmt w:val="decimal"/>
       <w:lvlText w:val=""/>
       <w:lvlJc w:val="left"/>
     </w:lvl>
-    <w:lvl w:ilvl="3" w:tplc="C20846EC">
+    <w:lvl w:ilvl="3" w:tplc="2FFC5BC8">
       <w:numFmt w:val="decimal"/>
       <w:lvlText w:val=""/>
       <w:lvlJc w:val="left"/>
     </w:lvl>
-    <w:lvl w:ilvl="4" w:tplc="20584CD6">
+    <w:lvl w:ilvl="4" w:tplc="8E4C81C0">
       <w:numFmt w:val="decimal"/>
       <w:lvlText w:val=""/>
       <w:lvlJc w:val="left"/>
     </w:lvl>
-    <w:lvl w:ilvl="5" w:tplc="0152FA5A">
+    <w:lvl w:ilvl="5" w:tplc="4A82E05C">
       <w:numFmt w:val="decimal"/>
       <w:lvlText w:val=""/>
       <w:lvlJc w:val="left"/>
     </w:lvl>
-    <w:lvl w:ilvl="6" w:tplc="1626283E">
+    <w:lvl w:ilvl="6" w:tplc="ED72D628">
       <w:numFmt w:val="decimal"/>
       <w:lvlText w:val=""/>
       <w:lvlJc w:val="left"/>
     </w:lvl>
-    <w:lvl w:ilvl="7" w:tplc="4D807B4E">
+    <w:lvl w:ilvl="7" w:tplc="4900D55C">
       <w:numFmt w:val="decimal"/>
       <w:lvlText w:val=""/>
       <w:lvlJc w:val="left"/>
     </w:lvl>
-    <w:lvl w:ilvl="8" w:tplc="DDEC3C94">
+    <w:lvl w:ilvl="8" w:tplc="DEA63F3A">
       <w:numFmt w:val="decimal"/>
       <w:lvlText w:val=""/>
       <w:lvlJc w:val="left"/>
     </w:lvl>
   </w:abstractNum>
-  <w:abstractNum w:abstractNumId="10" w15:restartNumberingAfterBreak="0">
-    <w:nsid w:val="38F13956"/>
+  <w:abstractNum w:abstractNumId="12" w15:restartNumberingAfterBreak="0">
+    <w:nsid w:val="7FA655E3"/>
     <w:multiLevelType w:val="hybridMultilevel"/>
-    <w:tmpl w:val="A2ECDD2C"/>
-    <w:lvl w:ilvl="0" w:tplc="76B454A6">
+    <w:tmpl w:val="69BE2F58"/>
+    <w:lvl w:ilvl="0" w:tplc="B61A7E18">
       <w:start w:val="1"/>
       <w:numFmt w:val="decimal"/>
       <w:lvlText w:val="%1."/>
@@ -32144,7 +32260,7 @@
         <w:ind w:left="360" w:hanging="300"/>
       </w:pPr>
     </w:lvl>
-    <w:lvl w:ilvl="1" w:tplc="FE92BC96" w:tentative="1">
+    <w:lvl w:ilvl="1" w:tplc="E8DA734A" w:tentative="1">
       <w:start w:val="1"/>
       <w:numFmt w:val="lowerLetter"/>
       <w:lvlText w:val="%2."/>
@@ -32153,232 +32269,116 @@
         <w:ind w:left="720" w:hanging="300"/>
       </w:pPr>
     </w:lvl>
-    <w:lvl w:ilvl="2" w:tplc="6486DB68">
+    <w:lvl w:ilvl="2" w:tplc="7ED2CF20">
       <w:numFmt w:val="decimal"/>
       <w:lvlText w:val=""/>
       <w:lvlJc w:val="left"/>
     </w:lvl>
-    <w:lvl w:ilvl="3" w:tplc="E7847704">
+    <w:lvl w:ilvl="3" w:tplc="AE600BB6">
       <w:numFmt w:val="decimal"/>
       <w:lvlText w:val=""/>
       <w:lvlJc w:val="left"/>
     </w:lvl>
-    <w:lvl w:ilvl="4" w:tplc="596A9622">
+    <w:lvl w:ilvl="4" w:tplc="A3602BCC">
       <w:numFmt w:val="decimal"/>
       <w:lvlText w:val=""/>
       <w:lvlJc w:val="left"/>
     </w:lvl>
-    <w:lvl w:ilvl="5" w:tplc="065669B6">
+    <w:lvl w:ilvl="5" w:tplc="884C6ADA">
       <w:numFmt w:val="decimal"/>
       <w:lvlText w:val=""/>
       <w:lvlJc w:val="left"/>
     </w:lvl>
-    <w:lvl w:ilvl="6" w:tplc="E95CEE4A">
+    <w:lvl w:ilvl="6" w:tplc="A8E873AE">
       <w:numFmt w:val="decimal"/>
       <w:lvlText w:val=""/>
       <w:lvlJc w:val="left"/>
     </w:lvl>
-    <w:lvl w:ilvl="7" w:tplc="0C10013A">
+    <w:lvl w:ilvl="7" w:tplc="7F3A7266">
       <w:numFmt w:val="decimal"/>
       <w:lvlText w:val=""/>
       <w:lvlJc w:val="left"/>
     </w:lvl>
-    <w:lvl w:ilvl="8" w:tplc="8C8C3ADC">
+    <w:lvl w:ilvl="8" w:tplc="3AAE8D34">
       <w:numFmt w:val="decimal"/>
       <w:lvlText w:val=""/>
       <w:lvlJc w:val="left"/>
     </w:lvl>
   </w:abstractNum>
-  <w:abstractNum w:abstractNumId="11" w15:restartNumberingAfterBreak="0">
-    <w:nsid w:val="4D6C64EF"/>
-    <w:multiLevelType w:val="hybridMultilevel"/>
-    <w:tmpl w:val="C40461CC"/>
-    <w:lvl w:ilvl="0" w:tplc="3E6C0000">
-      <w:start w:val="1"/>
-      <w:numFmt w:val="decimal"/>
-      <w:lvlText w:val="%1."/>
-      <w:lvlJc w:val="left"/>
-      <w:pPr>
-        <w:ind w:left="360" w:hanging="300"/>
-      </w:pPr>
-    </w:lvl>
-    <w:lvl w:ilvl="1" w:tplc="576AFED8" w:tentative="1">
-      <w:start w:val="1"/>
-      <w:numFmt w:val="lowerLetter"/>
-      <w:lvlText w:val="%2."/>
-      <w:lvlJc w:val="left"/>
-      <w:pPr>
-        <w:ind w:left="720" w:hanging="300"/>
-      </w:pPr>
-    </w:lvl>
-    <w:lvl w:ilvl="2" w:tplc="62D84C96">
-      <w:numFmt w:val="decimal"/>
-      <w:lvlText w:val=""/>
-      <w:lvlJc w:val="left"/>
-    </w:lvl>
-    <w:lvl w:ilvl="3" w:tplc="7E9473D8">
-      <w:numFmt w:val="decimal"/>
-      <w:lvlText w:val=""/>
-      <w:lvlJc w:val="left"/>
-    </w:lvl>
-    <w:lvl w:ilvl="4" w:tplc="C7662918">
-      <w:numFmt w:val="decimal"/>
-      <w:lvlText w:val=""/>
-      <w:lvlJc w:val="left"/>
-    </w:lvl>
-    <w:lvl w:ilvl="5" w:tplc="D3A4B208">
-      <w:numFmt w:val="decimal"/>
-      <w:lvlText w:val=""/>
-      <w:lvlJc w:val="left"/>
-    </w:lvl>
-    <w:lvl w:ilvl="6" w:tplc="62B2BF74">
-      <w:numFmt w:val="decimal"/>
-      <w:lvlText w:val=""/>
-      <w:lvlJc w:val="left"/>
-    </w:lvl>
-    <w:lvl w:ilvl="7" w:tplc="74DEC776">
-      <w:numFmt w:val="decimal"/>
-      <w:lvlText w:val=""/>
-      <w:lvlJc w:val="left"/>
-    </w:lvl>
-    <w:lvl w:ilvl="8" w:tplc="B8481C22">
-      <w:numFmt w:val="decimal"/>
-      <w:lvlText w:val=""/>
-      <w:lvlJc w:val="left"/>
-    </w:lvl>
-  </w:abstractNum>
-  <w:abstractNum w:abstractNumId="12" w15:restartNumberingAfterBreak="0">
-    <w:nsid w:val="623720EC"/>
-    <w:multiLevelType w:val="hybridMultilevel"/>
-    <w:tmpl w:val="80167386"/>
-    <w:lvl w:ilvl="0" w:tplc="3C9C79AA">
-      <w:start w:val="1"/>
-      <w:numFmt w:val="decimal"/>
-      <w:lvlText w:val="%1."/>
-      <w:lvlJc w:val="left"/>
-      <w:pPr>
-        <w:ind w:left="360" w:hanging="300"/>
-      </w:pPr>
-    </w:lvl>
-    <w:lvl w:ilvl="1" w:tplc="D9E8391C" w:tentative="1">
-      <w:start w:val="1"/>
-      <w:numFmt w:val="lowerLetter"/>
-      <w:lvlText w:val="%2."/>
-      <w:lvlJc w:val="left"/>
-      <w:pPr>
-        <w:ind w:left="720" w:hanging="300"/>
-      </w:pPr>
-    </w:lvl>
-    <w:lvl w:ilvl="2" w:tplc="682A8F0E">
-      <w:numFmt w:val="decimal"/>
-      <w:lvlText w:val=""/>
-      <w:lvlJc w:val="left"/>
-    </w:lvl>
-    <w:lvl w:ilvl="3" w:tplc="745AFD8A">
-      <w:numFmt w:val="decimal"/>
-      <w:lvlText w:val=""/>
-      <w:lvlJc w:val="left"/>
-    </w:lvl>
-    <w:lvl w:ilvl="4" w:tplc="5D1A0E06">
-      <w:numFmt w:val="decimal"/>
-      <w:lvlText w:val=""/>
-      <w:lvlJc w:val="left"/>
-    </w:lvl>
-    <w:lvl w:ilvl="5" w:tplc="7D2EB348">
-      <w:numFmt w:val="decimal"/>
-      <w:lvlText w:val=""/>
-      <w:lvlJc w:val="left"/>
-    </w:lvl>
-    <w:lvl w:ilvl="6" w:tplc="58087F8E">
-      <w:numFmt w:val="decimal"/>
-      <w:lvlText w:val=""/>
-      <w:lvlJc w:val="left"/>
-    </w:lvl>
-    <w:lvl w:ilvl="7" w:tplc="FF6EBBD8">
-      <w:numFmt w:val="decimal"/>
-      <w:lvlText w:val=""/>
-      <w:lvlJc w:val="left"/>
-    </w:lvl>
-    <w:lvl w:ilvl="8" w:tplc="E5CC6924">
-      <w:numFmt w:val="decimal"/>
-      <w:lvlText w:val=""/>
-      <w:lvlJc w:val="left"/>
-    </w:lvl>
-  </w:abstractNum>
-  <w:num w:numId="1" w16cid:durableId="1844976088">
-    <w:abstractNumId w:val="5"/>
+  <w:num w:numId="1" w16cid:durableId="144397826">
+    <w:abstractNumId w:val="7"/>
     <w:lvlOverride w:ilvl="0">
       <w:startOverride w:val="1"/>
     </w:lvlOverride>
   </w:num>
-  <w:num w:numId="2" w16cid:durableId="1705253343">
+  <w:num w:numId="2" w16cid:durableId="1475296150">
+    <w:abstractNumId w:val="4"/>
+    <w:lvlOverride w:ilvl="0">
+      <w:startOverride w:val="1"/>
+    </w:lvlOverride>
+  </w:num>
+  <w:num w:numId="3" w16cid:durableId="1273243452">
+    <w:abstractNumId w:val="0"/>
+    <w:lvlOverride w:ilvl="0">
+      <w:startOverride w:val="1"/>
+    </w:lvlOverride>
+  </w:num>
+  <w:num w:numId="4" w16cid:durableId="2028830397">
     <w:abstractNumId w:val="2"/>
     <w:lvlOverride w:ilvl="0">
       <w:startOverride w:val="1"/>
     </w:lvlOverride>
   </w:num>
-  <w:num w:numId="3" w16cid:durableId="1185555757">
+  <w:num w:numId="5" w16cid:durableId="2121219961">
+    <w:abstractNumId w:val="9"/>
+    <w:lvlOverride w:ilvl="0">
+      <w:startOverride w:val="1"/>
+    </w:lvlOverride>
+  </w:num>
+  <w:num w:numId="6" w16cid:durableId="1680278409">
+    <w:abstractNumId w:val="11"/>
+    <w:lvlOverride w:ilvl="0">
+      <w:startOverride w:val="1"/>
+    </w:lvlOverride>
+  </w:num>
+  <w:num w:numId="7" w16cid:durableId="410395997">
+    <w:abstractNumId w:val="12"/>
+    <w:lvlOverride w:ilvl="0">
+      <w:startOverride w:val="1"/>
+    </w:lvlOverride>
+  </w:num>
+  <w:num w:numId="8" w16cid:durableId="1101756984">
+    <w:abstractNumId w:val="1"/>
+    <w:lvlOverride w:ilvl="0">
+      <w:startOverride w:val="1"/>
+    </w:lvlOverride>
+  </w:num>
+  <w:num w:numId="9" w16cid:durableId="1091317227">
+    <w:abstractNumId w:val="8"/>
+    <w:lvlOverride w:ilvl="0">
+      <w:startOverride w:val="1"/>
+    </w:lvlOverride>
+  </w:num>
+  <w:num w:numId="10" w16cid:durableId="856113049">
     <w:abstractNumId w:val="3"/>
     <w:lvlOverride w:ilvl="0">
       <w:startOverride w:val="1"/>
     </w:lvlOverride>
   </w:num>
-  <w:num w:numId="4" w16cid:durableId="1554996670">
+  <w:num w:numId="11" w16cid:durableId="1227060555">
+    <w:abstractNumId w:val="6"/>
+    <w:lvlOverride w:ilvl="0">
+      <w:startOverride w:val="1"/>
+    </w:lvlOverride>
+  </w:num>
+  <w:num w:numId="12" w16cid:durableId="546718811">
     <w:abstractNumId w:val="10"/>
     <w:lvlOverride w:ilvl="0">
       <w:startOverride w:val="1"/>
     </w:lvlOverride>
   </w:num>
-  <w:num w:numId="5" w16cid:durableId="1989049523">
-    <w:abstractNumId w:val="4"/>
-    <w:lvlOverride w:ilvl="0">
-      <w:startOverride w:val="1"/>
-    </w:lvlOverride>
-  </w:num>
-  <w:num w:numId="6" w16cid:durableId="866676151">
-    <w:abstractNumId w:val="7"/>
-    <w:lvlOverride w:ilvl="0">
-      <w:startOverride w:val="1"/>
-    </w:lvlOverride>
-  </w:num>
-  <w:num w:numId="7" w16cid:durableId="118884092">
-    <w:abstractNumId w:val="0"/>
-    <w:lvlOverride w:ilvl="0">
-      <w:startOverride w:val="1"/>
-    </w:lvlOverride>
-  </w:num>
-  <w:num w:numId="8" w16cid:durableId="929969617">
-    <w:abstractNumId w:val="12"/>
-    <w:lvlOverride w:ilvl="0">
-      <w:startOverride w:val="1"/>
-    </w:lvlOverride>
-  </w:num>
-  <w:num w:numId="9" w16cid:durableId="1743407331">
-    <w:abstractNumId w:val="6"/>
-    <w:lvlOverride w:ilvl="0">
-      <w:startOverride w:val="1"/>
-    </w:lvlOverride>
-  </w:num>
-  <w:num w:numId="10" w16cid:durableId="761873962">
-    <w:abstractNumId w:val="8"/>
-    <w:lvlOverride w:ilvl="0">
-      <w:startOverride w:val="1"/>
-    </w:lvlOverride>
-  </w:num>
-  <w:num w:numId="11" w16cid:durableId="1630041884">
-    <w:abstractNumId w:val="1"/>
-    <w:lvlOverride w:ilvl="0">
-      <w:startOverride w:val="1"/>
-    </w:lvlOverride>
-  </w:num>
-  <w:num w:numId="12" w16cid:durableId="1377660692">
-    <w:abstractNumId w:val="11"/>
-    <w:lvlOverride w:ilvl="0">
-      <w:startOverride w:val="1"/>
-    </w:lvlOverride>
-  </w:num>
-  <w:num w:numId="13" w16cid:durableId="1783765076">
-    <w:abstractNumId w:val="9"/>
+  <w:num w:numId="13" w16cid:durableId="278727562">
+    <w:abstractNumId w:val="5"/>
     <w:lvlOverride w:ilvl="0">
       <w:startOverride w:val="1"/>
     </w:lvlOverride>
@@ -33058,7 +33058,7 @@
     <w:autoRedefine/>
     <w:uiPriority w:val="39"/>
     <w:unhideWhenUsed/>
-    <w:rsid w:val="000107FF"/>
+    <w:rsid w:val="00AD2757"/>
     <w:pPr>
       <w:spacing w:after="100"/>
     </w:pPr>
@@ -33070,7 +33070,7 @@
     <w:autoRedefine/>
     <w:uiPriority w:val="39"/>
     <w:unhideWhenUsed/>
-    <w:rsid w:val="000107FF"/>
+    <w:rsid w:val="00AD2757"/>
     <w:pPr>
       <w:spacing w:after="100"/>
       <w:ind w:left="210"/>

--- a/discoverer-neo/docs/user-guide/manual/Discoverer-Neo-MANAGER-Guide-Full-fr-FR.docx
+++ b/discoverer-neo/docs/user-guide/manual/Discoverer-Neo-MANAGER-Guide-Full-fr-FR.docx
@@ -74,7 +74,7 @@
     <w:sdt>
       <w:sdtPr>
         <w:alias w:val="Sommaire"/>
-        <w:id w:val="-179899927"/>
+        <w:id w:val="1632667841"/>
       </w:sdtPr>
       <w:sdtEndPr/>
       <w:sdtContent>
@@ -102,7 +102,7 @@
           <w:r>
             <w:fldChar w:fldCharType="separate"/>
           </w:r>
-          <w:hyperlink w:anchor="_Toc241692117" w:history="1">
+          <w:hyperlink w:anchor="_Toc241692729" w:history="1">
             <w:r>
               <w:rPr>
                 <w:rStyle w:val="Hiperligao"/>
@@ -126,7 +126,7 @@
               <w:rPr>
                 <w:noProof/>
               </w:rPr>
-              <w:instrText xml:space="preserve"> PAGEREF _Toc241692117 \h </w:instrText>
+              <w:instrText xml:space="preserve"> PAGEREF _Toc241692729 \h </w:instrText>
             </w:r>
             <w:r>
               <w:rPr>
@@ -168,7 +168,7 @@
               <w14:ligatures w14:val="standardContextual"/>
             </w:rPr>
           </w:pPr>
-          <w:hyperlink w:anchor="_Toc241692118" w:history="1">
+          <w:hyperlink w:anchor="_Toc241692730" w:history="1">
             <w:r>
               <w:rPr>
                 <w:rStyle w:val="Hiperligao"/>
@@ -192,7 +192,7 @@
               <w:rPr>
                 <w:noProof/>
               </w:rPr>
-              <w:instrText xml:space="preserve"> PAGEREF _Toc241692118 \h </w:instrText>
+              <w:instrText xml:space="preserve"> PAGEREF _Toc241692730 \h </w:instrText>
             </w:r>
             <w:r>
               <w:rPr>
@@ -234,7 +234,7 @@
               <w14:ligatures w14:val="standardContextual"/>
             </w:rPr>
           </w:pPr>
-          <w:hyperlink w:anchor="_Toc241692119" w:history="1">
+          <w:hyperlink w:anchor="_Toc241692731" w:history="1">
             <w:r>
               <w:rPr>
                 <w:rStyle w:val="Hiperligao"/>
@@ -258,7 +258,7 @@
               <w:rPr>
                 <w:noProof/>
               </w:rPr>
-              <w:instrText xml:space="preserve"> PAGEREF _Toc241692119 \h </w:instrText>
+              <w:instrText xml:space="preserve"> PAGEREF _Toc241692731 \h </w:instrText>
             </w:r>
             <w:r>
               <w:rPr>
@@ -300,7 +300,7 @@
               <w14:ligatures w14:val="standardContextual"/>
             </w:rPr>
           </w:pPr>
-          <w:hyperlink w:anchor="_Toc241692120" w:history="1">
+          <w:hyperlink w:anchor="_Toc241692732" w:history="1">
             <w:r>
               <w:rPr>
                 <w:rStyle w:val="Hiperligao"/>
@@ -324,7 +324,7 @@
               <w:rPr>
                 <w:noProof/>
               </w:rPr>
-              <w:instrText xml:space="preserve"> PAGEREF _Toc241692120 \h </w:instrText>
+              <w:instrText xml:space="preserve"> PAGEREF _Toc241692732 \h </w:instrText>
             </w:r>
             <w:r>
               <w:rPr>
@@ -366,7 +366,7 @@
               <w14:ligatures w14:val="standardContextual"/>
             </w:rPr>
           </w:pPr>
-          <w:hyperlink w:anchor="_Toc241692121" w:history="1">
+          <w:hyperlink w:anchor="_Toc241692733" w:history="1">
             <w:r>
               <w:rPr>
                 <w:rStyle w:val="Hiperligao"/>
@@ -390,7 +390,7 @@
               <w:rPr>
                 <w:noProof/>
               </w:rPr>
-              <w:instrText xml:space="preserve"> PAGEREF _Toc241692121 \h </w:instrText>
+              <w:instrText xml:space="preserve"> PAGEREF _Toc241692733 \h </w:instrText>
             </w:r>
             <w:r>
               <w:rPr>
@@ -432,7 +432,7 @@
               <w14:ligatures w14:val="standardContextual"/>
             </w:rPr>
           </w:pPr>
-          <w:hyperlink w:anchor="_Toc241692122" w:history="1">
+          <w:hyperlink w:anchor="_Toc241692734" w:history="1">
             <w:r>
               <w:rPr>
                 <w:rStyle w:val="Hiperligao"/>
@@ -456,7 +456,7 @@
               <w:rPr>
                 <w:noProof/>
               </w:rPr>
-              <w:instrText xml:space="preserve"> PAGEREF _Toc241692122 \h </w:instrText>
+              <w:instrText xml:space="preserve"> PAGEREF _Toc241692734 \h </w:instrText>
             </w:r>
             <w:r>
               <w:rPr>
@@ -498,7 +498,7 @@
               <w14:ligatures w14:val="standardContextual"/>
             </w:rPr>
           </w:pPr>
-          <w:hyperlink w:anchor="_Toc241692123" w:history="1">
+          <w:hyperlink w:anchor="_Toc241692735" w:history="1">
             <w:r>
               <w:rPr>
                 <w:rStyle w:val="Hiperligao"/>
@@ -522,7 +522,7 @@
               <w:rPr>
                 <w:noProof/>
               </w:rPr>
-              <w:instrText xml:space="preserve"> PAGEREF _Toc241692123 \h </w:instrText>
+              <w:instrText xml:space="preserve"> PAGEREF _Toc241692735 \h </w:instrText>
             </w:r>
             <w:r>
               <w:rPr>
@@ -564,7 +564,7 @@
               <w14:ligatures w14:val="standardContextual"/>
             </w:rPr>
           </w:pPr>
-          <w:hyperlink w:anchor="_Toc241692124" w:history="1">
+          <w:hyperlink w:anchor="_Toc241692736" w:history="1">
             <w:r>
               <w:rPr>
                 <w:rStyle w:val="Hiperligao"/>
@@ -588,7 +588,7 @@
               <w:rPr>
                 <w:noProof/>
               </w:rPr>
-              <w:instrText xml:space="preserve"> PAGEREF _Toc241692124 \h </w:instrText>
+              <w:instrText xml:space="preserve"> PAGEREF _Toc241692736 \h </w:instrText>
             </w:r>
             <w:r>
               <w:rPr>
@@ -630,7 +630,7 @@
               <w14:ligatures w14:val="standardContextual"/>
             </w:rPr>
           </w:pPr>
-          <w:hyperlink w:anchor="_Toc241692125" w:history="1">
+          <w:hyperlink w:anchor="_Toc241692737" w:history="1">
             <w:r>
               <w:rPr>
                 <w:rStyle w:val="Hiperligao"/>
@@ -654,7 +654,7 @@
               <w:rPr>
                 <w:noProof/>
               </w:rPr>
-              <w:instrText xml:space="preserve"> PAGEREF _Toc241692125 \h </w:instrText>
+              <w:instrText xml:space="preserve"> PAGEREF _Toc241692737 \h </w:instrText>
             </w:r>
             <w:r>
               <w:rPr>
@@ -696,7 +696,7 @@
               <w14:ligatures w14:val="standardContextual"/>
             </w:rPr>
           </w:pPr>
-          <w:hyperlink w:anchor="_Toc241692126" w:history="1">
+          <w:hyperlink w:anchor="_Toc241692738" w:history="1">
             <w:r>
               <w:rPr>
                 <w:rStyle w:val="Hiperligao"/>
@@ -720,7 +720,7 @@
               <w:rPr>
                 <w:noProof/>
               </w:rPr>
-              <w:instrText xml:space="preserve"> PAGEREF _Toc241692126 \h </w:instrText>
+              <w:instrText xml:space="preserve"> PAGEREF _Toc241692738 \h </w:instrText>
             </w:r>
             <w:r>
               <w:rPr>
@@ -762,7 +762,7 @@
               <w14:ligatures w14:val="standardContextual"/>
             </w:rPr>
           </w:pPr>
-          <w:hyperlink w:anchor="_Toc241692127" w:history="1">
+          <w:hyperlink w:anchor="_Toc241692739" w:history="1">
             <w:r>
               <w:rPr>
                 <w:rStyle w:val="Hiperligao"/>
@@ -786,7 +786,7 @@
               <w:rPr>
                 <w:noProof/>
               </w:rPr>
-              <w:instrText xml:space="preserve"> PAGEREF _Toc241692127 \h </w:instrText>
+              <w:instrText xml:space="preserve"> PAGEREF _Toc241692739 \h </w:instrText>
             </w:r>
             <w:r>
               <w:rPr>
@@ -828,7 +828,7 @@
               <w14:ligatures w14:val="standardContextual"/>
             </w:rPr>
           </w:pPr>
-          <w:hyperlink w:anchor="_Toc241692128" w:history="1">
+          <w:hyperlink w:anchor="_Toc241692740" w:history="1">
             <w:r>
               <w:rPr>
                 <w:rStyle w:val="Hiperligao"/>
@@ -852,7 +852,7 @@
               <w:rPr>
                 <w:noProof/>
               </w:rPr>
-              <w:instrText xml:space="preserve"> PAGEREF _Toc241692128 \h </w:instrText>
+              <w:instrText xml:space="preserve"> PAGEREF _Toc241692740 \h </w:instrText>
             </w:r>
             <w:r>
               <w:rPr>
@@ -894,7 +894,7 @@
               <w14:ligatures w14:val="standardContextual"/>
             </w:rPr>
           </w:pPr>
-          <w:hyperlink w:anchor="_Toc241692129" w:history="1">
+          <w:hyperlink w:anchor="_Toc241692741" w:history="1">
             <w:r>
               <w:rPr>
                 <w:rStyle w:val="Hiperligao"/>
@@ -918,7 +918,7 @@
               <w:rPr>
                 <w:noProof/>
               </w:rPr>
-              <w:instrText xml:space="preserve"> PAGEREF _Toc241692129 \h </w:instrText>
+              <w:instrText xml:space="preserve"> PAGEREF _Toc241692741 \h </w:instrText>
             </w:r>
             <w:r>
               <w:rPr>
@@ -960,7 +960,7 @@
               <w14:ligatures w14:val="standardContextual"/>
             </w:rPr>
           </w:pPr>
-          <w:hyperlink w:anchor="_Toc241692130" w:history="1">
+          <w:hyperlink w:anchor="_Toc241692742" w:history="1">
             <w:r>
               <w:rPr>
                 <w:rStyle w:val="Hiperligao"/>
@@ -984,7 +984,7 @@
               <w:rPr>
                 <w:noProof/>
               </w:rPr>
-              <w:instrText xml:space="preserve"> PAGEREF _Toc241692130 \h </w:instrText>
+              <w:instrText xml:space="preserve"> PAGEREF _Toc241692742 \h </w:instrText>
             </w:r>
             <w:r>
               <w:rPr>
@@ -1026,7 +1026,7 @@
               <w14:ligatures w14:val="standardContextual"/>
             </w:rPr>
           </w:pPr>
-          <w:hyperlink w:anchor="_Toc241692131" w:history="1">
+          <w:hyperlink w:anchor="_Toc241692743" w:history="1">
             <w:r>
               <w:rPr>
                 <w:rStyle w:val="Hiperligao"/>
@@ -1050,7 +1050,7 @@
               <w:rPr>
                 <w:noProof/>
               </w:rPr>
-              <w:instrText xml:space="preserve"> PAGEREF _Toc241692131 \h </w:instrText>
+              <w:instrText xml:space="preserve"> PAGEREF _Toc241692743 \h </w:instrText>
             </w:r>
             <w:r>
               <w:rPr>
@@ -1092,7 +1092,7 @@
               <w14:ligatures w14:val="standardContextual"/>
             </w:rPr>
           </w:pPr>
-          <w:hyperlink w:anchor="_Toc241692132" w:history="1">
+          <w:hyperlink w:anchor="_Toc241692744" w:history="1">
             <w:r>
               <w:rPr>
                 <w:rStyle w:val="Hiperligao"/>
@@ -1116,7 +1116,7 @@
               <w:rPr>
                 <w:noProof/>
               </w:rPr>
-              <w:instrText xml:space="preserve"> PAGEREF _Toc241692132 \h </w:instrText>
+              <w:instrText xml:space="preserve"> PAGEREF _Toc241692744 \h </w:instrText>
             </w:r>
             <w:r>
               <w:rPr>
@@ -1158,7 +1158,7 @@
               <w14:ligatures w14:val="standardContextual"/>
             </w:rPr>
           </w:pPr>
-          <w:hyperlink w:anchor="_Toc241692133" w:history="1">
+          <w:hyperlink w:anchor="_Toc241692745" w:history="1">
             <w:r>
               <w:rPr>
                 <w:rStyle w:val="Hiperligao"/>
@@ -1182,7 +1182,7 @@
               <w:rPr>
                 <w:noProof/>
               </w:rPr>
-              <w:instrText xml:space="preserve"> PAGEREF _Toc241692133 \h </w:instrText>
+              <w:instrText xml:space="preserve"> PAGEREF _Toc241692745 \h </w:instrText>
             </w:r>
             <w:r>
               <w:rPr>
@@ -1224,7 +1224,7 @@
               <w14:ligatures w14:val="standardContextual"/>
             </w:rPr>
           </w:pPr>
-          <w:hyperlink w:anchor="_Toc241692134" w:history="1">
+          <w:hyperlink w:anchor="_Toc241692746" w:history="1">
             <w:r>
               <w:rPr>
                 <w:rStyle w:val="Hiperligao"/>
@@ -1248,7 +1248,7 @@
               <w:rPr>
                 <w:noProof/>
               </w:rPr>
-              <w:instrText xml:space="preserve"> PAGEREF _Toc241692134 \h </w:instrText>
+              <w:instrText xml:space="preserve"> PAGEREF _Toc241692746 \h </w:instrText>
             </w:r>
             <w:r>
               <w:rPr>
@@ -1290,7 +1290,7 @@
               <w14:ligatures w14:val="standardContextual"/>
             </w:rPr>
           </w:pPr>
-          <w:hyperlink w:anchor="_Toc241692135" w:history="1">
+          <w:hyperlink w:anchor="_Toc241692747" w:history="1">
             <w:r>
               <w:rPr>
                 <w:rStyle w:val="Hiperligao"/>
@@ -1314,7 +1314,7 @@
               <w:rPr>
                 <w:noProof/>
               </w:rPr>
-              <w:instrText xml:space="preserve"> PAGEREF _Toc241692135 \h </w:instrText>
+              <w:instrText xml:space="preserve"> PAGEREF _Toc241692747 \h </w:instrText>
             </w:r>
             <w:r>
               <w:rPr>
@@ -1356,7 +1356,7 @@
               <w14:ligatures w14:val="standardContextual"/>
             </w:rPr>
           </w:pPr>
-          <w:hyperlink w:anchor="_Toc241692136" w:history="1">
+          <w:hyperlink w:anchor="_Toc241692748" w:history="1">
             <w:r>
               <w:rPr>
                 <w:rStyle w:val="Hiperligao"/>
@@ -1380,7 +1380,7 @@
               <w:rPr>
                 <w:noProof/>
               </w:rPr>
-              <w:instrText xml:space="preserve"> PAGEREF _Toc241692136 \h </w:instrText>
+              <w:instrText xml:space="preserve"> PAGEREF _Toc241692748 \h </w:instrText>
             </w:r>
             <w:r>
               <w:rPr>
@@ -1422,7 +1422,7 @@
               <w14:ligatures w14:val="standardContextual"/>
             </w:rPr>
           </w:pPr>
-          <w:hyperlink w:anchor="_Toc241692137" w:history="1">
+          <w:hyperlink w:anchor="_Toc241692749" w:history="1">
             <w:r>
               <w:rPr>
                 <w:rStyle w:val="Hiperligao"/>
@@ -1446,7 +1446,7 @@
               <w:rPr>
                 <w:noProof/>
               </w:rPr>
-              <w:instrText xml:space="preserve"> PAGEREF _Toc241692137 \h </w:instrText>
+              <w:instrText xml:space="preserve"> PAGEREF _Toc241692749 \h </w:instrText>
             </w:r>
             <w:r>
               <w:rPr>
@@ -1488,7 +1488,7 @@
               <w14:ligatures w14:val="standardContextual"/>
             </w:rPr>
           </w:pPr>
-          <w:hyperlink w:anchor="_Toc241692138" w:history="1">
+          <w:hyperlink w:anchor="_Toc241692750" w:history="1">
             <w:r>
               <w:rPr>
                 <w:rStyle w:val="Hiperligao"/>
@@ -1512,7 +1512,7 @@
               <w:rPr>
                 <w:noProof/>
               </w:rPr>
-              <w:instrText xml:space="preserve"> PAGEREF _Toc241692138 \h </w:instrText>
+              <w:instrText xml:space="preserve"> PAGEREF _Toc241692750 \h </w:instrText>
             </w:r>
             <w:r>
               <w:rPr>
@@ -1554,7 +1554,7 @@
               <w14:ligatures w14:val="standardContextual"/>
             </w:rPr>
           </w:pPr>
-          <w:hyperlink w:anchor="_Toc241692139" w:history="1">
+          <w:hyperlink w:anchor="_Toc241692751" w:history="1">
             <w:r>
               <w:rPr>
                 <w:rStyle w:val="Hiperligao"/>
@@ -1578,7 +1578,7 @@
               <w:rPr>
                 <w:noProof/>
               </w:rPr>
-              <w:instrText xml:space="preserve"> PAGEREF _Toc241692139 \h </w:instrText>
+              <w:instrText xml:space="preserve"> PAGEREF _Toc241692751 \h </w:instrText>
             </w:r>
             <w:r>
               <w:rPr>
@@ -1620,7 +1620,7 @@
               <w14:ligatures w14:val="standardContextual"/>
             </w:rPr>
           </w:pPr>
-          <w:hyperlink w:anchor="_Toc241692140" w:history="1">
+          <w:hyperlink w:anchor="_Toc241692752" w:history="1">
             <w:r>
               <w:rPr>
                 <w:rStyle w:val="Hiperligao"/>
@@ -1644,7 +1644,7 @@
               <w:rPr>
                 <w:noProof/>
               </w:rPr>
-              <w:instrText xml:space="preserve"> PAGEREF _Toc241692140 \h </w:instrText>
+              <w:instrText xml:space="preserve"> PAGEREF _Toc241692752 \h </w:instrText>
             </w:r>
             <w:r>
               <w:rPr>
@@ -1686,7 +1686,7 @@
               <w14:ligatures w14:val="standardContextual"/>
             </w:rPr>
           </w:pPr>
-          <w:hyperlink w:anchor="_Toc241692141" w:history="1">
+          <w:hyperlink w:anchor="_Toc241692753" w:history="1">
             <w:r>
               <w:rPr>
                 <w:rStyle w:val="Hiperligao"/>
@@ -1710,7 +1710,7 @@
               <w:rPr>
                 <w:noProof/>
               </w:rPr>
-              <w:instrText xml:space="preserve"> PAGEREF _Toc241692141 \h </w:instrText>
+              <w:instrText xml:space="preserve"> PAGEREF _Toc241692753 \h </w:instrText>
             </w:r>
             <w:r>
               <w:rPr>
@@ -1752,7 +1752,7 @@
               <w14:ligatures w14:val="standardContextual"/>
             </w:rPr>
           </w:pPr>
-          <w:hyperlink w:anchor="_Toc241692142" w:history="1">
+          <w:hyperlink w:anchor="_Toc241692754" w:history="1">
             <w:r>
               <w:rPr>
                 <w:rStyle w:val="Hiperligao"/>
@@ -1776,7 +1776,7 @@
               <w:rPr>
                 <w:noProof/>
               </w:rPr>
-              <w:instrText xml:space="preserve"> PAGEREF _Toc241692142 \h </w:instrText>
+              <w:instrText xml:space="preserve"> PAGEREF _Toc241692754 \h </w:instrText>
             </w:r>
             <w:r>
               <w:rPr>
@@ -1818,7 +1818,7 @@
               <w14:ligatures w14:val="standardContextual"/>
             </w:rPr>
           </w:pPr>
-          <w:hyperlink w:anchor="_Toc241692143" w:history="1">
+          <w:hyperlink w:anchor="_Toc241692755" w:history="1">
             <w:r>
               <w:rPr>
                 <w:rStyle w:val="Hiperligao"/>
@@ -1842,7 +1842,7 @@
               <w:rPr>
                 <w:noProof/>
               </w:rPr>
-              <w:instrText xml:space="preserve"> PAGEREF _Toc241692143 \h </w:instrText>
+              <w:instrText xml:space="preserve"> PAGEREF _Toc241692755 \h </w:instrText>
             </w:r>
             <w:r>
               <w:rPr>
@@ -1884,7 +1884,7 @@
               <w14:ligatures w14:val="standardContextual"/>
             </w:rPr>
           </w:pPr>
-          <w:hyperlink w:anchor="_Toc241692144" w:history="1">
+          <w:hyperlink w:anchor="_Toc241692756" w:history="1">
             <w:r>
               <w:rPr>
                 <w:rStyle w:val="Hiperligao"/>
@@ -1908,7 +1908,7 @@
               <w:rPr>
                 <w:noProof/>
               </w:rPr>
-              <w:instrText xml:space="preserve"> PAGEREF _Toc241692144 \h </w:instrText>
+              <w:instrText xml:space="preserve"> PAGEREF _Toc241692756 \h </w:instrText>
             </w:r>
             <w:r>
               <w:rPr>
@@ -1950,7 +1950,7 @@
               <w14:ligatures w14:val="standardContextual"/>
             </w:rPr>
           </w:pPr>
-          <w:hyperlink w:anchor="_Toc241692145" w:history="1">
+          <w:hyperlink w:anchor="_Toc241692757" w:history="1">
             <w:r>
               <w:rPr>
                 <w:rStyle w:val="Hiperligao"/>
@@ -1974,7 +1974,7 @@
               <w:rPr>
                 <w:noProof/>
               </w:rPr>
-              <w:instrText xml:space="preserve"> PAGEREF _Toc241692145 \h </w:instrText>
+              <w:instrText xml:space="preserve"> PAGEREF _Toc241692757 \h </w:instrText>
             </w:r>
             <w:r>
               <w:rPr>
@@ -2016,7 +2016,7 @@
               <w14:ligatures w14:val="standardContextual"/>
             </w:rPr>
           </w:pPr>
-          <w:hyperlink w:anchor="_Toc241692146" w:history="1">
+          <w:hyperlink w:anchor="_Toc241692758" w:history="1">
             <w:r>
               <w:rPr>
                 <w:rStyle w:val="Hiperligao"/>
@@ -2040,7 +2040,7 @@
               <w:rPr>
                 <w:noProof/>
               </w:rPr>
-              <w:instrText xml:space="preserve"> PAGEREF _Toc241692146 \h </w:instrText>
+              <w:instrText xml:space="preserve"> PAGEREF _Toc241692758 \h </w:instrText>
             </w:r>
             <w:r>
               <w:rPr>
@@ -2082,7 +2082,7 @@
               <w14:ligatures w14:val="standardContextual"/>
             </w:rPr>
           </w:pPr>
-          <w:hyperlink w:anchor="_Toc241692147" w:history="1">
+          <w:hyperlink w:anchor="_Toc241692759" w:history="1">
             <w:r>
               <w:rPr>
                 <w:rStyle w:val="Hiperligao"/>
@@ -2106,7 +2106,7 @@
               <w:rPr>
                 <w:noProof/>
               </w:rPr>
-              <w:instrText xml:space="preserve"> PAGEREF _Toc241692147 \h </w:instrText>
+              <w:instrText xml:space="preserve"> PAGEREF _Toc241692759 \h </w:instrText>
             </w:r>
             <w:r>
               <w:rPr>
@@ -2148,7 +2148,7 @@
               <w14:ligatures w14:val="standardContextual"/>
             </w:rPr>
           </w:pPr>
-          <w:hyperlink w:anchor="_Toc241692148" w:history="1">
+          <w:hyperlink w:anchor="_Toc241692760" w:history="1">
             <w:r>
               <w:rPr>
                 <w:rStyle w:val="Hiperligao"/>
@@ -2172,7 +2172,7 @@
               <w:rPr>
                 <w:noProof/>
               </w:rPr>
-              <w:instrText xml:space="preserve"> PAGEREF _Toc241692148 \h </w:instrText>
+              <w:instrText xml:space="preserve"> PAGEREF _Toc241692760 \h </w:instrText>
             </w:r>
             <w:r>
               <w:rPr>
@@ -2214,7 +2214,7 @@
               <w14:ligatures w14:val="standardContextual"/>
             </w:rPr>
           </w:pPr>
-          <w:hyperlink w:anchor="_Toc241692149" w:history="1">
+          <w:hyperlink w:anchor="_Toc241692761" w:history="1">
             <w:r>
               <w:rPr>
                 <w:rStyle w:val="Hiperligao"/>
@@ -2238,7 +2238,7 @@
               <w:rPr>
                 <w:noProof/>
               </w:rPr>
-              <w:instrText xml:space="preserve"> PAGEREF _Toc241692149 \h </w:instrText>
+              <w:instrText xml:space="preserve"> PAGEREF _Toc241692761 \h </w:instrText>
             </w:r>
             <w:r>
               <w:rPr>
@@ -2280,7 +2280,7 @@
               <w14:ligatures w14:val="standardContextual"/>
             </w:rPr>
           </w:pPr>
-          <w:hyperlink w:anchor="_Toc241692150" w:history="1">
+          <w:hyperlink w:anchor="_Toc241692762" w:history="1">
             <w:r>
               <w:rPr>
                 <w:rStyle w:val="Hiperligao"/>
@@ -2304,7 +2304,7 @@
               <w:rPr>
                 <w:noProof/>
               </w:rPr>
-              <w:instrText xml:space="preserve"> PAGEREF _Toc241692150 \h </w:instrText>
+              <w:instrText xml:space="preserve"> PAGEREF _Toc241692762 \h </w:instrText>
             </w:r>
             <w:r>
               <w:rPr>
@@ -2352,7 +2352,7 @@
       <w:pPr>
         <w:pStyle w:val="Ttulo1"/>
       </w:pPr>
-      <w:bookmarkStart w:id="0" w:name="_Toc241692117"/>
+      <w:bookmarkStart w:id="0" w:name="_Toc241692729"/>
       <w:r>
         <w:lastRenderedPageBreak/>
         <w:t>Votre rôle en un coup d'œil</w:t>
@@ -2433,7 +2433,7 @@
       <w:pPr>
         <w:pStyle w:val="Ttulo2"/>
       </w:pPr>
-      <w:bookmarkStart w:id="1" w:name="_Toc241692118"/>
+      <w:bookmarkStart w:id="1" w:name="_Toc241692730"/>
       <w:r>
         <w:t>Ce que vous pouvez / ne pouvez pas faire</w:t>
       </w:r>
@@ -2454,7 +2454,7 @@
           <w:left w:w="10" w:type="dxa"/>
           <w:right w:w="10" w:type="dxa"/>
         </w:tblCellMar>
-        <w:tblLook w:val="04A0" w:firstRow="1" w:lastRow="0" w:firstColumn="1" w:lastColumn="0" w:noHBand="0" w:noVBand="1"/>
+        <w:tblLook w:val="0000" w:firstRow="0" w:lastRow="0" w:firstColumn="0" w:lastColumn="0" w:noHBand="0" w:noVBand="0"/>
       </w:tblPr>
       <w:tblGrid>
         <w:gridCol w:w="3423"/>
@@ -3208,7 +3208,7 @@
       <w:pPr>
         <w:pStyle w:val="Ttulo2"/>
       </w:pPr>
-      <w:bookmarkStart w:id="2" w:name="_Toc241692119"/>
+      <w:bookmarkStart w:id="2" w:name="_Toc241692731"/>
       <w:r>
         <w:t>D'où viennent vos accès</w:t>
       </w:r>
@@ -3310,7 +3310,7 @@
           <w:left w:w="10" w:type="dxa"/>
           <w:right w:w="10" w:type="dxa"/>
         </w:tblCellMar>
-        <w:tblLook w:val="04A0" w:firstRow="1" w:lastRow="0" w:firstColumn="1" w:lastColumn="0" w:noHBand="0" w:noVBand="1"/>
+        <w:tblLook w:val="0000" w:firstRow="0" w:lastRow="0" w:firstColumn="0" w:lastColumn="0" w:noHBand="0" w:noVBand="0"/>
       </w:tblPr>
       <w:tblGrid>
         <w:gridCol w:w="1128"/>
@@ -3818,7 +3818,7 @@
       <w:pPr>
         <w:pStyle w:val="Ttulo2"/>
       </w:pPr>
-      <w:bookmarkStart w:id="3" w:name="_Toc241692120"/>
+      <w:bookmarkStart w:id="3" w:name="_Toc241692732"/>
       <w:r>
         <w:t>Se connecter, changer de mot de passe et se déconnecter</w:t>
       </w:r>
@@ -3943,10 +3943,10 @@
         </w:rPr>
         <w:lastRenderedPageBreak/>
         <w:drawing>
-          <wp:inline distT="0" distB="0" distL="0" distR="0" wp14:anchorId="5FD451D6" wp14:editId="6F54585B">
+          <wp:inline distT="0" distB="0" distL="0" distR="0" wp14:anchorId="06924869" wp14:editId="34F08BDC">
             <wp:extent cx="5715000" cy="3571875"/>
             <wp:effectExtent l="0" t="0" r="0" b="0"/>
-            <wp:docPr id="242" name="01-login.png" descr="La page de connexion avec E-mail, Mot de passe, Rester connecté et le bouton Se connecter." title="La page de connexion avec E-mail, Mot de passe, Rester connecté et le bouton Se connecter."/>
+            <wp:docPr id="46" name="01-login.png" descr="La page de connexion avec E-mail, Mot de passe, Rester connecté et le bouton Se connecter." title="La page de connexion avec E-mail, Mot de passe, Rester connecté et le bouton Se connecter."/>
             <wp:cNvGraphicFramePr>
               <a:graphicFrameLocks xmlns:a="http://schemas.openxmlformats.org/drawingml/2006/main" noChangeAspect="1"/>
             </wp:cNvGraphicFramePr>
@@ -4054,10 +4054,10 @@
         </w:rPr>
         <w:lastRenderedPageBreak/>
         <w:drawing>
-          <wp:inline distT="0" distB="0" distL="0" distR="0" wp14:anchorId="11CE7E31" wp14:editId="39CBDD44">
+          <wp:inline distT="0" distB="0" distL="0" distR="0" wp14:anchorId="0B3234BE" wp14:editId="201E0AE2">
             <wp:extent cx="5715000" cy="3571875"/>
             <wp:effectExtent l="0" t="0" r="0" b="0"/>
-            <wp:docPr id="243" name="03-user-menu.png" descr="Le menu du compte ouvert, avec Paramètres et Se déconnecter." title="Le menu du compte ouvert, avec Paramètres et Se déconnecter."/>
+            <wp:docPr id="47" name="03-user-menu.png" descr="Le menu du compte ouvert, avec Paramètres et Se déconnecter." title="Le menu du compte ouvert, avec Paramètres et Se déconnecter."/>
             <wp:cNvGraphicFramePr>
               <a:graphicFrameLocks xmlns:a="http://schemas.openxmlformats.org/drawingml/2006/main" noChangeAspect="1"/>
             </wp:cNvGraphicFramePr>
@@ -4107,7 +4107,7 @@
         <w:pStyle w:val="Ttulo1"/>
         <w:pageBreakBefore/>
       </w:pPr>
-      <w:bookmarkStart w:id="4" w:name="_Toc241692121"/>
+      <w:bookmarkStart w:id="4" w:name="_Toc241692733"/>
       <w:r>
         <w:lastRenderedPageBreak/>
         <w:t>Tableau de bord</w:t>
@@ -4140,10 +4140,10 @@
           <w:noProof/>
         </w:rPr>
         <w:drawing>
-          <wp:inline distT="0" distB="0" distL="0" distR="0" wp14:anchorId="5CF44DC5" wp14:editId="23587721">
+          <wp:inline distT="0" distB="0" distL="0" distR="0" wp14:anchorId="3B9439DF" wp14:editId="407CFB93">
             <wp:extent cx="5715000" cy="5133975"/>
             <wp:effectExtent l="0" t="0" r="0" b="0"/>
-            <wp:docPr id="244" name="01-dashboard-sidebar.png" descr="Le tableau de bord du Manager avec la barre latérale et les cartes de synthèse." title="Le tableau de bord du Manager avec la barre latérale et les cartes de synthèse."/>
+            <wp:docPr id="48" name="01-dashboard-sidebar.png" descr="Le tableau de bord du Manager avec la barre latérale et les cartes de synthèse." title="Le tableau de bord du Manager avec la barre latérale et les cartes de synthèse."/>
             <wp:cNvGraphicFramePr>
               <a:graphicFrameLocks xmlns:a="http://schemas.openxmlformats.org/drawingml/2006/main" noChangeAspect="1"/>
             </wp:cNvGraphicFramePr>
@@ -4203,7 +4203,7 @@
           <w:left w:w="10" w:type="dxa"/>
           <w:right w:w="10" w:type="dxa"/>
         </w:tblCellMar>
-        <w:tblLook w:val="04A0" w:firstRow="1" w:lastRow="0" w:firstColumn="1" w:lastColumn="0" w:noHBand="0" w:noVBand="1"/>
+        <w:tblLook w:val="0000" w:firstRow="0" w:lastRow="0" w:firstColumn="0" w:lastColumn="0" w:noHBand="0" w:noVBand="0"/>
       </w:tblPr>
       <w:tblGrid>
         <w:gridCol w:w="2063"/>
@@ -4648,7 +4648,7 @@
         <w:pStyle w:val="Ttulo1"/>
         <w:pageBreakBefore/>
       </w:pPr>
-      <w:bookmarkStart w:id="5" w:name="_Toc241692122"/>
+      <w:bookmarkStart w:id="5" w:name="_Toc241692734"/>
       <w:r>
         <w:lastRenderedPageBreak/>
         <w:t>Fonctions personnalisées</w:t>
@@ -4671,10 +4671,10 @@
           <w:noProof/>
         </w:rPr>
         <w:drawing>
-          <wp:inline distT="0" distB="0" distL="0" distR="0" wp14:anchorId="13DEEA6F" wp14:editId="69D455B3">
+          <wp:inline distT="0" distB="0" distL="0" distR="0" wp14:anchorId="15CC0EE5" wp14:editId="50642E86">
             <wp:extent cx="5715000" cy="3571875"/>
             <wp:effectExtent l="0" t="0" r="0" b="0"/>
-            <wp:docPr id="245" name="08-custom-functions.png" descr="La page Fonctions personnalisées avec la liste, Tout actualiser et Nouvelle fonction." title="La page Fonctions personnalisées avec la liste, Tout actualiser et Nouvelle fonction."/>
+            <wp:docPr id="49" name="08-custom-functions.png" descr="La page Fonctions personnalisées avec la liste, Tout actualiser et Nouvelle fonction." title="La page Fonctions personnalisées avec la liste, Tout actualiser et Nouvelle fonction."/>
             <wp:cNvGraphicFramePr>
               <a:graphicFrameLocks xmlns:a="http://schemas.openxmlformats.org/drawingml/2006/main" noChangeAspect="1"/>
             </wp:cNvGraphicFramePr>
@@ -4734,7 +4734,7 @@
           <w:left w:w="10" w:type="dxa"/>
           <w:right w:w="10" w:type="dxa"/>
         </w:tblCellMar>
-        <w:tblLook w:val="04A0" w:firstRow="1" w:lastRow="0" w:firstColumn="1" w:lastColumn="0" w:noHBand="0" w:noVBand="1"/>
+        <w:tblLook w:val="0000" w:firstRow="0" w:lastRow="0" w:firstColumn="0" w:lastColumn="0" w:noHBand="0" w:noVBand="0"/>
       </w:tblPr>
       <w:tblGrid>
         <w:gridCol w:w="5240"/>
@@ -5315,7 +5315,7 @@
           <w:left w:w="10" w:type="dxa"/>
           <w:right w:w="10" w:type="dxa"/>
         </w:tblCellMar>
-        <w:tblLook w:val="04A0" w:firstRow="1" w:lastRow="0" w:firstColumn="1" w:lastColumn="0" w:noHBand="0" w:noVBand="1"/>
+        <w:tblLook w:val="0000" w:firstRow="0" w:lastRow="0" w:firstColumn="0" w:lastColumn="0" w:noHBand="0" w:noVBand="0"/>
       </w:tblPr>
       <w:tblGrid>
         <w:gridCol w:w="3438"/>
@@ -5938,7 +5938,7 @@
           <w:left w:w="10" w:type="dxa"/>
           <w:right w:w="10" w:type="dxa"/>
         </w:tblCellMar>
-        <w:tblLook w:val="04A0" w:firstRow="1" w:lastRow="0" w:firstColumn="1" w:lastColumn="0" w:noHBand="0" w:noVBand="1"/>
+        <w:tblLook w:val="0000" w:firstRow="0" w:lastRow="0" w:firstColumn="0" w:lastColumn="0" w:noHBand="0" w:noVBand="0"/>
       </w:tblPr>
       <w:tblGrid>
         <w:gridCol w:w="3438"/>
@@ -6213,7 +6213,7 @@
       <w:pPr>
         <w:pStyle w:val="Ttulo2"/>
       </w:pPr>
-      <w:bookmarkStart w:id="6" w:name="_Toc241692123"/>
+      <w:bookmarkStart w:id="6" w:name="_Toc241692735"/>
       <w:r>
         <w:t>Exemple : enregistrer une fonction de package</w:t>
       </w:r>
@@ -6359,7 +6359,7 @@
         <w:pStyle w:val="Ttulo1"/>
         <w:pageBreakBefore/>
       </w:pPr>
-      <w:bookmarkStart w:id="7" w:name="_Toc241692124"/>
+      <w:bookmarkStart w:id="7" w:name="_Toc241692736"/>
       <w:r>
         <w:lastRenderedPageBreak/>
         <w:t>Sources de données</w:t>
@@ -6382,10 +6382,10 @@
           <w:noProof/>
         </w:rPr>
         <w:drawing>
-          <wp:inline distT="0" distB="0" distL="0" distR="0" wp14:anchorId="11E8A8C5" wp14:editId="259F40E5">
+          <wp:inline distT="0" distB="0" distL="0" distR="0" wp14:anchorId="2E59A186" wp14:editId="3F965929">
             <wp:extent cx="5715000" cy="3571875"/>
             <wp:effectExtent l="0" t="0" r="0" b="0"/>
-            <wp:docPr id="246" name="07-data-sources.png" descr="La page Sources de données avec la liste des connexions et les icônes de ligne." title="La page Sources de données avec la liste des connexions et les icônes de ligne."/>
+            <wp:docPr id="50" name="07-data-sources.png" descr="La page Sources de données avec la liste des connexions et les icônes de ligne." title="La page Sources de données avec la liste des connexions et les icônes de ligne."/>
             <wp:cNvGraphicFramePr>
               <a:graphicFrameLocks xmlns:a="http://schemas.openxmlformats.org/drawingml/2006/main" noChangeAspect="1"/>
             </wp:cNvGraphicFramePr>
@@ -6445,7 +6445,7 @@
           <w:left w:w="10" w:type="dxa"/>
           <w:right w:w="10" w:type="dxa"/>
         </w:tblCellMar>
-        <w:tblLook w:val="04A0" w:firstRow="1" w:lastRow="0" w:firstColumn="1" w:lastColumn="0" w:noHBand="0" w:noVBand="1"/>
+        <w:tblLook w:val="0000" w:firstRow="0" w:lastRow="0" w:firstColumn="0" w:lastColumn="0" w:noHBand="0" w:noVBand="0"/>
       </w:tblPr>
       <w:tblGrid>
         <w:gridCol w:w="5240"/>
@@ -7057,7 +7057,7 @@
         <w:pStyle w:val="Ttulo1"/>
         <w:pageBreakBefore/>
       </w:pPr>
-      <w:bookmarkStart w:id="8" w:name="_Toc241692125"/>
+      <w:bookmarkStart w:id="8" w:name="_Toc241692737"/>
       <w:r>
         <w:lastRenderedPageBreak/>
         <w:t>Utilisateurs</w:t>
@@ -7090,10 +7090,10 @@
           <w:noProof/>
         </w:rPr>
         <w:drawing>
-          <wp:inline distT="0" distB="0" distL="0" distR="0" wp14:anchorId="698954ED" wp14:editId="548BE9BA">
+          <wp:inline distT="0" distB="0" distL="0" distR="0" wp14:anchorId="05E75EAD" wp14:editId="1827D217">
             <wp:extent cx="5715000" cy="3571875"/>
             <wp:effectExtent l="0" t="0" r="0" b="0"/>
-            <wp:docPr id="247" name="06-users.png" descr="La liste Utilisateurs en lecture seule, sans les boutons Nouvel utilisateur ni Fichier d'identifiants." title="La liste Utilisateurs en lecture seule, sans les boutons Nouvel utilisateur ni Fichier d'identifiants."/>
+            <wp:docPr id="51" name="06-users.png" descr="La liste Utilisateurs en lecture seule, sans les boutons Nouvel utilisateur ni Fichier d'identifiants." title="La liste Utilisateurs en lecture seule, sans les boutons Nouvel utilisateur ni Fichier d'identifiants."/>
             <wp:cNvGraphicFramePr>
               <a:graphicFrameLocks xmlns:a="http://schemas.openxmlformats.org/drawingml/2006/main" noChangeAspect="1"/>
             </wp:cNvGraphicFramePr>
@@ -7207,7 +7207,7 @@
       <w:pPr>
         <w:pStyle w:val="Ttulo2"/>
       </w:pPr>
-      <w:bookmarkStart w:id="9" w:name="_Toc241692126"/>
+      <w:bookmarkStart w:id="9" w:name="_Toc241692738"/>
       <w:r>
         <w:t>Cartes d'une personne</w:t>
       </w:r>
@@ -7249,10 +7249,10 @@
           <w:noProof/>
         </w:rPr>
         <w:drawing>
-          <wp:inline distT="0" distB="0" distL="0" distR="0" wp14:anchorId="1692786A" wp14:editId="0C2226F2">
-            <wp:extent cx="4362450" cy="2190750"/>
+          <wp:inline distT="0" distB="0" distL="0" distR="0" wp14:anchorId="4AB37B85" wp14:editId="62967BE0">
+            <wp:extent cx="4362450" cy="1819275"/>
             <wp:effectExtent l="0" t="0" r="0" b="0"/>
-            <wp:docPr id="248" name="11-users-maps-dialog.png" descr="La boîte de dialogue Cartes d'un utilisateur, avec les listes de niveau de partage et les icônes de propriétaire et de retrait." title="La boîte de dialogue Cartes d'un utilisateur, avec les listes de niveau de partage et les icônes de propriétaire et de retrait."/>
+            <wp:docPr id="52" name="11-users-maps-dialog.png" descr="La boîte de dialogue Cartes d'un utilisateur, avec les listes de niveau de partage et les icônes de propriétaire et de retrait." title="La boîte de dialogue Cartes d'un utilisateur, avec les listes de niveau de partage et les icônes de propriétaire et de retrait."/>
             <wp:cNvGraphicFramePr>
               <a:graphicFrameLocks xmlns:a="http://schemas.openxmlformats.org/drawingml/2006/main" noChangeAspect="1"/>
             </wp:cNvGraphicFramePr>
@@ -7275,7 +7275,7 @@
                   <pic:spPr bwMode="auto">
                     <a:xfrm>
                       <a:off x="0" y="0"/>
-                      <a:ext cx="4362450" cy="2190750"/>
+                      <a:ext cx="4362450" cy="1819275"/>
                     </a:xfrm>
                     <a:prstGeom prst="rect">
                       <a:avLst/>
@@ -7312,7 +7312,7 @@
           <w:left w:w="10" w:type="dxa"/>
           <w:right w:w="10" w:type="dxa"/>
         </w:tblCellMar>
-        <w:tblLook w:val="04A0" w:firstRow="1" w:lastRow="0" w:firstColumn="1" w:lastColumn="0" w:noHBand="0" w:noVBand="1"/>
+        <w:tblLook w:val="0000" w:firstRow="0" w:lastRow="0" w:firstColumn="0" w:lastColumn="0" w:noHBand="0" w:noVBand="0"/>
       </w:tblPr>
       <w:tblGrid>
         <w:gridCol w:w="3438"/>
@@ -7865,7 +7865,7 @@
           <w:left w:w="10" w:type="dxa"/>
           <w:right w:w="10" w:type="dxa"/>
         </w:tblCellMar>
-        <w:tblLook w:val="04A0" w:firstRow="1" w:lastRow="0" w:firstColumn="1" w:lastColumn="0" w:noHBand="0" w:noVBand="1"/>
+        <w:tblLook w:val="0000" w:firstRow="0" w:lastRow="0" w:firstColumn="0" w:lastColumn="0" w:noHBand="0" w:noVBand="0"/>
       </w:tblPr>
       <w:tblGrid>
         <w:gridCol w:w="3438"/>
@@ -8275,7 +8275,7 @@
           <w:left w:w="10" w:type="dxa"/>
           <w:right w:w="10" w:type="dxa"/>
         </w:tblCellMar>
-        <w:tblLook w:val="04A0" w:firstRow="1" w:lastRow="0" w:firstColumn="1" w:lastColumn="0" w:noHBand="0" w:noVBand="1"/>
+        <w:tblLook w:val="0000" w:firstRow="0" w:lastRow="0" w:firstColumn="0" w:lastColumn="0" w:noHBand="0" w:noVBand="0"/>
       </w:tblPr>
       <w:tblGrid>
         <w:gridCol w:w="2607"/>
@@ -8550,7 +8550,7 @@
       <w:pPr>
         <w:pStyle w:val="Ttulo2"/>
       </w:pPr>
-      <w:bookmarkStart w:id="10" w:name="_Toc241692127"/>
+      <w:bookmarkStart w:id="10" w:name="_Toc241692739"/>
       <w:r>
         <w:t>Exemple : donner une carte à un collègue qui prend le relais</w:t>
       </w:r>
@@ -8678,7 +8678,7 @@
         <w:pStyle w:val="Ttulo1"/>
         <w:pageBreakBefore/>
       </w:pPr>
-      <w:bookmarkStart w:id="11" w:name="_Toc241692128"/>
+      <w:bookmarkStart w:id="11" w:name="_Toc241692740"/>
       <w:r>
         <w:lastRenderedPageBreak/>
         <w:t>Cartes</w:t>
@@ -8711,10 +8711,10 @@
           <w:noProof/>
         </w:rPr>
         <w:drawing>
-          <wp:inline distT="0" distB="0" distL="0" distR="0" wp14:anchorId="153CBA61" wp14:editId="55C6D203">
+          <wp:inline distT="0" distB="0" distL="0" distR="0" wp14:anchorId="421B230E" wp14:editId="261CB265">
             <wp:extent cx="5715000" cy="3429000"/>
             <wp:effectExtent l="0" t="0" r="0" b="0"/>
-            <wp:docPr id="249" name="02-maps-all.png" descr="La liste Cartes, onglet Tous, avec les icônes Copier, Partager, Planifier et Exporter sur chaque ligne." title="La liste Cartes, onglet Tous, avec les icônes Copier, Partager, Planifier et Exporter sur chaque ligne."/>
+            <wp:docPr id="53" name="02-maps-all.png" descr="La liste Cartes, onglet Tous, avec les icônes Copier, Partager, Planifier et Exporter sur chaque ligne." title="La liste Cartes, onglet Tous, avec les icônes Copier, Partager, Planifier et Exporter sur chaque ligne."/>
             <wp:cNvGraphicFramePr>
               <a:graphicFrameLocks xmlns:a="http://schemas.openxmlformats.org/drawingml/2006/main" noChangeAspect="1"/>
             </wp:cNvGraphicFramePr>
@@ -8763,7 +8763,7 @@
       <w:pPr>
         <w:pStyle w:val="Ttulo2"/>
       </w:pPr>
-      <w:bookmarkStart w:id="12" w:name="_Toc241692129"/>
+      <w:bookmarkStart w:id="12" w:name="_Toc241692741"/>
       <w:r>
         <w:t>Trouver une carte</w:t>
       </w:r>
@@ -8784,7 +8784,7 @@
           <w:left w:w="10" w:type="dxa"/>
           <w:right w:w="10" w:type="dxa"/>
         </w:tblCellMar>
-        <w:tblLook w:val="04A0" w:firstRow="1" w:lastRow="0" w:firstColumn="1" w:lastColumn="0" w:noHBand="0" w:noVBand="1"/>
+        <w:tblLook w:val="0000" w:firstRow="0" w:lastRow="0" w:firstColumn="0" w:lastColumn="0" w:noHBand="0" w:noVBand="0"/>
       </w:tblPr>
       <w:tblGrid>
         <w:gridCol w:w="3438"/>
@@ -9389,7 +9389,7 @@
       <w:pPr>
         <w:pStyle w:val="Ttulo2"/>
       </w:pPr>
-      <w:bookmarkStart w:id="13" w:name="_Toc241692130"/>
+      <w:bookmarkStart w:id="13" w:name="_Toc241692742"/>
       <w:r>
         <w:lastRenderedPageBreak/>
         <w:t>Ce que fait chaque icône</w:t>
@@ -9411,7 +9411,7 @@
           <w:left w:w="10" w:type="dxa"/>
           <w:right w:w="10" w:type="dxa"/>
         </w:tblCellMar>
-        <w:tblLook w:val="04A0" w:firstRow="1" w:lastRow="0" w:firstColumn="1" w:lastColumn="0" w:noHBand="0" w:noVBand="1"/>
+        <w:tblLook w:val="0000" w:firstRow="0" w:lastRow="0" w:firstColumn="0" w:lastColumn="0" w:noHBand="0" w:noVBand="0"/>
       </w:tblPr>
       <w:tblGrid>
         <w:gridCol w:w="3139"/>
@@ -9989,7 +9989,7 @@
       <w:pPr>
         <w:pStyle w:val="Ttulo2"/>
       </w:pPr>
-      <w:bookmarkStart w:id="14" w:name="_Toc241692131"/>
+      <w:bookmarkStart w:id="14" w:name="_Toc241692743"/>
       <w:r>
         <w:t>Copier une carte pour créer la vôtre</w:t>
       </w:r>
@@ -10078,7 +10078,7 @@
       <w:pPr>
         <w:pStyle w:val="Ttulo2"/>
       </w:pPr>
-      <w:bookmarkStart w:id="15" w:name="_Toc241692132"/>
+      <w:bookmarkStart w:id="15" w:name="_Toc241692744"/>
       <w:r>
         <w:t>Partager une carte</w:t>
       </w:r>
@@ -10183,10 +10183,10 @@
         </w:rPr>
         <w:lastRenderedPageBreak/>
         <w:drawing>
-          <wp:inline distT="0" distB="0" distL="0" distR="0" wp14:anchorId="47738E76" wp14:editId="372D28BF">
+          <wp:inline distT="0" distB="0" distL="0" distR="0" wp14:anchorId="35F48C28" wp14:editId="01B1AE9B">
             <wp:extent cx="3743325" cy="4029075"/>
             <wp:effectExtent l="0" t="0" r="0" b="0"/>
-            <wp:docPr id="250" name="03-share-dialog.png" descr="La boîte de dialogue Partager la carte avec une zone de recherche et les boutons Peut consulter, Peut exporter et Peut modifier." title="La boîte de dialogue Partager la carte avec une zone de recherche et les boutons Peut consulter, Peut exporter et Peut modifier."/>
+            <wp:docPr id="54" name="03-share-dialog.png" descr="La boîte de dialogue Partager la carte avec une zone de recherche et les boutons Peut consulter, Peut exporter et Peut modifier." title="La boîte de dialogue Partager la carte avec une zone de recherche et les boutons Peut consulter, Peut exporter et Peut modifier."/>
             <wp:cNvGraphicFramePr>
               <a:graphicFrameLocks xmlns:a="http://schemas.openxmlformats.org/drawingml/2006/main" noChangeAspect="1"/>
             </wp:cNvGraphicFramePr>
@@ -10266,7 +10266,7 @@
         <w:pStyle w:val="Ttulo1"/>
         <w:pageBreakBefore/>
       </w:pPr>
-      <w:bookmarkStart w:id="16" w:name="_Toc241692133"/>
+      <w:bookmarkStart w:id="16" w:name="_Toc241692745"/>
       <w:r>
         <w:lastRenderedPageBreak/>
         <w:t>Créateur de cartes</w:t>
@@ -10299,10 +10299,10 @@
           <w:noProof/>
         </w:rPr>
         <w:drawing>
-          <wp:inline distT="0" distB="0" distL="0" distR="0" wp14:anchorId="5A810618" wp14:editId="22D3B757">
+          <wp:inline distT="0" distB="0" distL="0" distR="0" wp14:anchorId="18841C25" wp14:editId="1F3874E3">
             <wp:extent cx="5715000" cy="3571875"/>
             <wp:effectExtent l="0" t="0" r="0" b="0"/>
-            <wp:docPr id="251" name="05-builder-overview.png" descr="Le créateur de cartes avec l'arborescence Domaines d'activité, la zone Colonnes et le panneau Propriétés." title="Le créateur de cartes avec l'arborescence Domaines d'activité, la zone Colonnes et le panneau Propriétés."/>
+            <wp:docPr id="55" name="05-builder-overview.png" descr="Le créateur de cartes avec l'arborescence Domaines d'activité, la zone Colonnes et le panneau Propriétés." title="Le créateur de cartes avec l'arborescence Domaines d'activité, la zone Colonnes et le panneau Propriétés."/>
             <wp:cNvGraphicFramePr>
               <a:graphicFrameLocks xmlns:a="http://schemas.openxmlformats.org/drawingml/2006/main" noChangeAspect="1"/>
             </wp:cNvGraphicFramePr>
@@ -10351,7 +10351,7 @@
       <w:pPr>
         <w:pStyle w:val="Ttulo2"/>
       </w:pPr>
-      <w:bookmarkStart w:id="17" w:name="_Toc241692134"/>
+      <w:bookmarkStart w:id="17" w:name="_Toc241692746"/>
       <w:r>
         <w:t>Ce que vous pouvez enregistrer</w:t>
       </w:r>
@@ -10372,7 +10372,7 @@
           <w:left w:w="10" w:type="dxa"/>
           <w:right w:w="10" w:type="dxa"/>
         </w:tblCellMar>
-        <w:tblLook w:val="04A0" w:firstRow="1" w:lastRow="0" w:firstColumn="1" w:lastColumn="0" w:noHBand="0" w:noVBand="1"/>
+        <w:tblLook w:val="0000" w:firstRow="0" w:lastRow="0" w:firstColumn="0" w:lastColumn="0" w:noHBand="0" w:noVBand="0"/>
       </w:tblPr>
       <w:tblGrid>
         <w:gridCol w:w="4778"/>
@@ -10732,7 +10732,7 @@
       <w:pPr>
         <w:pStyle w:val="Ttulo2"/>
       </w:pPr>
-      <w:bookmarkStart w:id="18" w:name="_Toc241692135"/>
+      <w:bookmarkStart w:id="18" w:name="_Toc241692747"/>
       <w:r>
         <w:lastRenderedPageBreak/>
         <w:t>La barre d'outils</w:t>
@@ -10754,7 +10754,7 @@
           <w:left w:w="10" w:type="dxa"/>
           <w:right w:w="10" w:type="dxa"/>
         </w:tblCellMar>
-        <w:tblLook w:val="04A0" w:firstRow="1" w:lastRow="0" w:firstColumn="1" w:lastColumn="0" w:noHBand="0" w:noVBand="1"/>
+        <w:tblLook w:val="0000" w:firstRow="0" w:lastRow="0" w:firstColumn="0" w:lastColumn="0" w:noHBand="0" w:noVBand="0"/>
       </w:tblPr>
       <w:tblGrid>
         <w:gridCol w:w="3924"/>
@@ -11573,7 +11573,7 @@
       <w:pPr>
         <w:pStyle w:val="Ttulo2"/>
       </w:pPr>
-      <w:bookmarkStart w:id="19" w:name="_Toc241692136"/>
+      <w:bookmarkStart w:id="19" w:name="_Toc241692748"/>
       <w:r>
         <w:t>Créer une carte</w:t>
       </w:r>
@@ -11741,7 +11741,7 @@
       <w:pPr>
         <w:pStyle w:val="Ttulo2"/>
       </w:pPr>
-      <w:bookmarkStart w:id="20" w:name="_Toc241692137"/>
+      <w:bookmarkStart w:id="20" w:name="_Toc241692749"/>
       <w:r>
         <w:lastRenderedPageBreak/>
         <w:t>Configurer la colonne</w:t>
@@ -11763,7 +11763,7 @@
           <w:left w:w="10" w:type="dxa"/>
           <w:right w:w="10" w:type="dxa"/>
         </w:tblCellMar>
-        <w:tblLook w:val="04A0" w:firstRow="1" w:lastRow="0" w:firstColumn="1" w:lastColumn="0" w:noHBand="0" w:noVBand="1"/>
+        <w:tblLook w:val="0000" w:firstRow="0" w:lastRow="0" w:firstColumn="0" w:lastColumn="0" w:noHBand="0" w:noVBand="0"/>
       </w:tblPr>
       <w:tblGrid>
         <w:gridCol w:w="3438"/>
@@ -12561,7 +12561,7 @@
           <w:left w:w="10" w:type="dxa"/>
           <w:right w:w="10" w:type="dxa"/>
         </w:tblCellMar>
-        <w:tblLook w:val="04A0" w:firstRow="1" w:lastRow="0" w:firstColumn="1" w:lastColumn="0" w:noHBand="0" w:noVBand="1"/>
+        <w:tblLook w:val="0000" w:firstRow="0" w:lastRow="0" w:firstColumn="0" w:lastColumn="0" w:noHBand="0" w:noVBand="0"/>
       </w:tblPr>
       <w:tblGrid>
         <w:gridCol w:w="3438"/>
@@ -12910,7 +12910,7 @@
           <w:left w:w="10" w:type="dxa"/>
           <w:right w:w="10" w:type="dxa"/>
         </w:tblCellMar>
-        <w:tblLook w:val="04A0" w:firstRow="1" w:lastRow="0" w:firstColumn="1" w:lastColumn="0" w:noHBand="0" w:noVBand="1"/>
+        <w:tblLook w:val="0000" w:firstRow="0" w:lastRow="0" w:firstColumn="0" w:lastColumn="0" w:noHBand="0" w:noVBand="0"/>
       </w:tblPr>
       <w:tblGrid>
         <w:gridCol w:w="3438"/>
@@ -13196,7 +13196,7 @@
           <w:left w:w="10" w:type="dxa"/>
           <w:right w:w="10" w:type="dxa"/>
         </w:tblCellMar>
-        <w:tblLook w:val="04A0" w:firstRow="1" w:lastRow="0" w:firstColumn="1" w:lastColumn="0" w:noHBand="0" w:noVBand="1"/>
+        <w:tblLook w:val="0000" w:firstRow="0" w:lastRow="0" w:firstColumn="0" w:lastColumn="0" w:noHBand="0" w:noVBand="0"/>
       </w:tblPr>
       <w:tblGrid>
         <w:gridCol w:w="5743"/>
@@ -13658,7 +13658,7 @@
       <w:pPr>
         <w:pStyle w:val="Ttulo2"/>
       </w:pPr>
-      <w:bookmarkStart w:id="21" w:name="_Toc241692138"/>
+      <w:bookmarkStart w:id="21" w:name="_Toc241692750"/>
       <w:r>
         <w:lastRenderedPageBreak/>
         <w:t>Les cinq onglets de paramètres</w:t>
@@ -13680,7 +13680,7 @@
           <w:left w:w="10" w:type="dxa"/>
           <w:right w:w="10" w:type="dxa"/>
         </w:tblCellMar>
-        <w:tblLook w:val="04A0" w:firstRow="1" w:lastRow="0" w:firstColumn="1" w:lastColumn="0" w:noHBand="0" w:noVBand="1"/>
+        <w:tblLook w:val="0000" w:firstRow="0" w:lastRow="0" w:firstColumn="0" w:lastColumn="0" w:noHBand="0" w:noVBand="0"/>
       </w:tblPr>
       <w:tblGrid>
         <w:gridCol w:w="4513"/>
@@ -14262,7 +14262,7 @@
           <w:left w:w="10" w:type="dxa"/>
           <w:right w:w="10" w:type="dxa"/>
         </w:tblCellMar>
-        <w:tblLook w:val="04A0" w:firstRow="1" w:lastRow="0" w:firstColumn="1" w:lastColumn="0" w:noHBand="0" w:noVBand="1"/>
+        <w:tblLook w:val="0000" w:firstRow="0" w:lastRow="0" w:firstColumn="0" w:lastColumn="0" w:noHBand="0" w:noVBand="0"/>
       </w:tblPr>
       <w:tblGrid>
         <w:gridCol w:w="4513"/>
@@ -14943,7 +14943,7 @@
           <w:left w:w="10" w:type="dxa"/>
           <w:right w:w="10" w:type="dxa"/>
         </w:tblCellMar>
-        <w:tblLook w:val="04A0" w:firstRow="1" w:lastRow="0" w:firstColumn="1" w:lastColumn="0" w:noHBand="0" w:noVBand="1"/>
+        <w:tblLook w:val="0000" w:firstRow="0" w:lastRow="0" w:firstColumn="0" w:lastColumn="0" w:noHBand="0" w:noVBand="0"/>
       </w:tblPr>
       <w:tblGrid>
         <w:gridCol w:w="4247"/>
@@ -15324,7 +15324,7 @@
       <w:pPr>
         <w:pStyle w:val="Ttulo2"/>
       </w:pPr>
-      <w:bookmarkStart w:id="22" w:name="_Toc241692139"/>
+      <w:bookmarkStart w:id="22" w:name="_Toc241692751"/>
       <w:r>
         <w:t>Mise en forme conditionnelle</w:t>
       </w:r>
@@ -15380,7 +15380,7 @@
           <w:left w:w="10" w:type="dxa"/>
           <w:right w:w="10" w:type="dxa"/>
         </w:tblCellMar>
-        <w:tblLook w:val="04A0" w:firstRow="1" w:lastRow="0" w:firstColumn="1" w:lastColumn="0" w:noHBand="0" w:noVBand="1"/>
+        <w:tblLook w:val="0000" w:firstRow="0" w:lastRow="0" w:firstColumn="0" w:lastColumn="0" w:noHBand="0" w:noVBand="0"/>
       </w:tblPr>
       <w:tblGrid>
         <w:gridCol w:w="3438"/>
@@ -16030,7 +16030,7 @@
       <w:pPr>
         <w:pStyle w:val="Ttulo2"/>
       </w:pPr>
-      <w:bookmarkStart w:id="23" w:name="_Toc241692140"/>
+      <w:bookmarkStart w:id="23" w:name="_Toc241692752"/>
       <w:r>
         <w:t>Cartes refusées</w:t>
       </w:r>
@@ -16046,7 +16046,7 @@
         <w:pStyle w:val="Ttulo1"/>
         <w:pageBreakBefore/>
       </w:pPr>
-      <w:bookmarkStart w:id="24" w:name="_Toc241692141"/>
+      <w:bookmarkStart w:id="24" w:name="_Toc241692753"/>
       <w:r>
         <w:lastRenderedPageBreak/>
         <w:t>Visionneuse de cartes</w:t>
@@ -16089,10 +16089,10 @@
           <w:noProof/>
         </w:rPr>
         <w:drawing>
-          <wp:inline distT="0" distB="0" distL="0" distR="0" wp14:anchorId="2F2D384F" wp14:editId="74D5EEE9">
+          <wp:inline distT="0" distB="0" distL="0" distR="0" wp14:anchorId="53E8F0D8" wp14:editId="2A6C7A24">
             <wp:extent cx="5715000" cy="3571875"/>
             <wp:effectExtent l="0" t="0" r="0" b="0"/>
-            <wp:docPr id="252" name="06-viewer-results.png" descr="Une exécution terminée avec les boutons Excel, CSV et PDF au-dessus de la grille de résultats." title="Une exécution terminée avec les boutons Excel, CSV et PDF au-dessus de la grille de résultats."/>
+            <wp:docPr id="56" name="06-viewer-results.png" descr="Une exécution terminée avec les boutons Excel, CSV et PDF au-dessus de la grille de résultats." title="Une exécution terminée avec les boutons Excel, CSV et PDF au-dessus de la grille de résultats."/>
             <wp:cNvGraphicFramePr>
               <a:graphicFrameLocks xmlns:a="http://schemas.openxmlformats.org/drawingml/2006/main" noChangeAspect="1"/>
             </wp:cNvGraphicFramePr>
@@ -16152,7 +16152,7 @@
           <w:left w:w="10" w:type="dxa"/>
           <w:right w:w="10" w:type="dxa"/>
         </w:tblCellMar>
-        <w:tblLook w:val="04A0" w:firstRow="1" w:lastRow="0" w:firstColumn="1" w:lastColumn="0" w:noHBand="0" w:noVBand="1"/>
+        <w:tblLook w:val="0000" w:firstRow="0" w:lastRow="0" w:firstColumn="0" w:lastColumn="0" w:noHBand="0" w:noVBand="0"/>
       </w:tblPr>
       <w:tblGrid>
         <w:gridCol w:w="4136"/>
@@ -16978,7 +16978,7 @@
       <w:pPr>
         <w:pStyle w:val="Ttulo2"/>
       </w:pPr>
-      <w:bookmarkStart w:id="25" w:name="_Toc241692142"/>
+      <w:bookmarkStart w:id="25" w:name="_Toc241692754"/>
       <w:r>
         <w:t>Exporter en PDF</w:t>
       </w:r>
@@ -17024,7 +17024,7 @@
           <w:left w:w="10" w:type="dxa"/>
           <w:right w:w="10" w:type="dxa"/>
         </w:tblCellMar>
-        <w:tblLook w:val="04A0" w:firstRow="1" w:lastRow="0" w:firstColumn="1" w:lastColumn="0" w:noHBand="0" w:noVBand="1"/>
+        <w:tblLook w:val="0000" w:firstRow="0" w:lastRow="0" w:firstColumn="0" w:lastColumn="0" w:noHBand="0" w:noVBand="0"/>
       </w:tblPr>
       <w:tblGrid>
         <w:gridCol w:w="3438"/>
@@ -17390,7 +17390,7 @@
       <w:pPr>
         <w:pStyle w:val="Ttulo2"/>
       </w:pPr>
-      <w:bookmarkStart w:id="26" w:name="_Toc241692143"/>
+      <w:bookmarkStart w:id="26" w:name="_Toc241692755"/>
       <w:r>
         <w:t>Exemple : exécuter et exporter GD_M.M10_V01.DIS</w:t>
       </w:r>
@@ -17503,7 +17503,7 @@
         <w:pStyle w:val="Ttulo1"/>
         <w:pageBreakBefore/>
       </w:pPr>
-      <w:bookmarkStart w:id="27" w:name="_Toc241692144"/>
+      <w:bookmarkStart w:id="27" w:name="_Toc241692756"/>
       <w:r>
         <w:lastRenderedPageBreak/>
         <w:t>Planifications</w:t>
@@ -17526,10 +17526,10 @@
           <w:noProof/>
         </w:rPr>
         <w:drawing>
-          <wp:inline distT="0" distB="0" distL="0" distR="0" wp14:anchorId="4E3B5409" wp14:editId="5513AC9E">
+          <wp:inline distT="0" distB="0" distL="0" distR="0" wp14:anchorId="1E969198" wp14:editId="115C37E2">
             <wp:extent cx="5715000" cy="3571875"/>
             <wp:effectExtent l="0" t="0" r="0" b="0"/>
-            <wp:docPr id="253" name="38-schedules-list.png" descr="La page Planifications avec une planification en pause et ses icônes d'action." title="La page Planifications avec une planification en pause et ses icônes d'action."/>
+            <wp:docPr id="57" name="38-schedules-list.png" descr="La page Planifications avec une planification en pause et ses icônes d'action." title="La page Planifications avec une planification en pause et ses icônes d'action."/>
             <wp:cNvGraphicFramePr>
               <a:graphicFrameLocks xmlns:a="http://schemas.openxmlformats.org/drawingml/2006/main" noChangeAspect="1"/>
             </wp:cNvGraphicFramePr>
@@ -17619,7 +17619,7 @@
           <w:left w:w="10" w:type="dxa"/>
           <w:right w:w="10" w:type="dxa"/>
         </w:tblCellMar>
-        <w:tblLook w:val="04A0" w:firstRow="1" w:lastRow="0" w:firstColumn="1" w:lastColumn="0" w:noHBand="0" w:noVBand="1"/>
+        <w:tblLook w:val="0000" w:firstRow="0" w:lastRow="0" w:firstColumn="0" w:lastColumn="0" w:noHBand="0" w:noVBand="0"/>
       </w:tblPr>
       <w:tblGrid>
         <w:gridCol w:w="5240"/>
@@ -18197,7 +18197,7 @@
           <w:left w:w="10" w:type="dxa"/>
           <w:right w:w="10" w:type="dxa"/>
         </w:tblCellMar>
-        <w:tblLook w:val="04A0" w:firstRow="1" w:lastRow="0" w:firstColumn="1" w:lastColumn="0" w:noHBand="0" w:noVBand="1"/>
+        <w:tblLook w:val="0000" w:firstRow="0" w:lastRow="0" w:firstColumn="0" w:lastColumn="0" w:noHBand="0" w:noVBand="0"/>
       </w:tblPr>
       <w:tblGrid>
         <w:gridCol w:w="3438"/>
@@ -18911,7 +18911,7 @@
           <w:left w:w="10" w:type="dxa"/>
           <w:right w:w="10" w:type="dxa"/>
         </w:tblCellMar>
-        <w:tblLook w:val="04A0" w:firstRow="1" w:lastRow="0" w:firstColumn="1" w:lastColumn="0" w:noHBand="0" w:noVBand="1"/>
+        <w:tblLook w:val="0000" w:firstRow="0" w:lastRow="0" w:firstColumn="0" w:lastColumn="0" w:noHBand="0" w:noVBand="0"/>
       </w:tblPr>
       <w:tblGrid>
         <w:gridCol w:w="4332"/>
@@ -19271,7 +19271,7 @@
           <w:left w:w="10" w:type="dxa"/>
           <w:right w:w="10" w:type="dxa"/>
         </w:tblCellMar>
-        <w:tblLook w:val="04A0" w:firstRow="1" w:lastRow="0" w:firstColumn="1" w:lastColumn="0" w:noHBand="0" w:noVBand="1"/>
+        <w:tblLook w:val="0000" w:firstRow="0" w:lastRow="0" w:firstColumn="0" w:lastColumn="0" w:noHBand="0" w:noVBand="0"/>
       </w:tblPr>
       <w:tblGrid>
         <w:gridCol w:w="3438"/>
@@ -19577,7 +19577,7 @@
       <w:pPr>
         <w:pStyle w:val="Ttulo2"/>
       </w:pPr>
-      <w:bookmarkStart w:id="28" w:name="_Toc241692145"/>
+      <w:bookmarkStart w:id="28" w:name="_Toc241692757"/>
       <w:r>
         <w:t>Exemple : planifier une exécution hebdomadaire</w:t>
       </w:r>
@@ -19744,7 +19744,7 @@
         <w:pStyle w:val="Ttulo1"/>
         <w:pageBreakBefore/>
       </w:pPr>
-      <w:bookmarkStart w:id="29" w:name="_Toc241692146"/>
+      <w:bookmarkStart w:id="29" w:name="_Toc241692758"/>
       <w:r>
         <w:lastRenderedPageBreak/>
         <w:t>Exécutions</w:t>
@@ -19774,10 +19774,10 @@
           <w:noProof/>
         </w:rPr>
         <w:drawing>
-          <wp:inline distT="0" distB="0" distL="0" distR="0" wp14:anchorId="6ED210F2" wp14:editId="0BE1152B">
+          <wp:inline distT="0" distB="0" distL="0" distR="0" wp14:anchorId="19D88D67" wp14:editId="23B57A04">
             <wp:extent cx="5715000" cy="3571875"/>
             <wp:effectExtent l="0" t="0" r="0" b="0"/>
-            <wp:docPr id="254" name="10-runs.png" descr="La page Exécutions avec les filtres Carte, Statut et Type et la liste des exécutions." title="La page Exécutions avec les filtres Carte, Statut et Type et la liste des exécutions."/>
+            <wp:docPr id="58" name="10-runs.png" descr="La page Exécutions avec les filtres Carte, Statut et Type et la liste des exécutions." title="La page Exécutions avec les filtres Carte, Statut et Type et la liste des exécutions."/>
             <wp:cNvGraphicFramePr>
               <a:graphicFrameLocks xmlns:a="http://schemas.openxmlformats.org/drawingml/2006/main" noChangeAspect="1"/>
             </wp:cNvGraphicFramePr>
@@ -19837,7 +19837,7 @@
           <w:left w:w="10" w:type="dxa"/>
           <w:right w:w="10" w:type="dxa"/>
         </w:tblCellMar>
-        <w:tblLook w:val="04A0" w:firstRow="1" w:lastRow="0" w:firstColumn="1" w:lastColumn="0" w:noHBand="0" w:noVBand="1"/>
+        <w:tblLook w:val="0000" w:firstRow="0" w:lastRow="0" w:firstColumn="0" w:lastColumn="0" w:noHBand="0" w:noVBand="0"/>
       </w:tblPr>
       <w:tblGrid>
         <w:gridCol w:w="4835"/>
@@ -20495,7 +20495,7 @@
         <w:pStyle w:val="Ttulo1"/>
         <w:pageBreakBefore/>
       </w:pPr>
-      <w:bookmarkStart w:id="30" w:name="_Toc241692147"/>
+      <w:bookmarkStart w:id="30" w:name="_Toc241692759"/>
       <w:r>
         <w:lastRenderedPageBreak/>
         <w:t>Exportations</w:t>
@@ -20525,10 +20525,10 @@
           <w:noProof/>
         </w:rPr>
         <w:drawing>
-          <wp:inline distT="0" distB="0" distL="0" distR="0" wp14:anchorId="54F5D2D5" wp14:editId="75A628C4">
+          <wp:inline distT="0" distB="0" distL="0" distR="0" wp14:anchorId="0416BDE1" wp14:editId="777F0CB8">
             <wp:extent cx="5715000" cy="3571875"/>
             <wp:effectExtent l="0" t="0" r="0" b="0"/>
-            <wp:docPr id="255" name="44-exports.png" descr="La page Exportations listant les exportations avec un bouton Télécharger sur celles qui sont terminées." title="La page Exportations listant les exportations avec un bouton Télécharger sur celles qui sont terminées."/>
+            <wp:docPr id="59" name="44-exports.png" descr="La page Exportations listant les exportations avec un bouton Télécharger sur celles qui sont terminées." title="La page Exportations listant les exportations avec un bouton Télécharger sur celles qui sont terminées."/>
             <wp:cNvGraphicFramePr>
               <a:graphicFrameLocks xmlns:a="http://schemas.openxmlformats.org/drawingml/2006/main" noChangeAspect="1"/>
             </wp:cNvGraphicFramePr>
@@ -20588,7 +20588,7 @@
           <w:left w:w="10" w:type="dxa"/>
           <w:right w:w="10" w:type="dxa"/>
         </w:tblCellMar>
-        <w:tblLook w:val="04A0" w:firstRow="1" w:lastRow="0" w:firstColumn="1" w:lastColumn="0" w:noHBand="0" w:noVBand="1"/>
+        <w:tblLook w:val="0000" w:firstRow="0" w:lastRow="0" w:firstColumn="0" w:lastColumn="0" w:noHBand="0" w:noVBand="0"/>
       </w:tblPr>
       <w:tblGrid>
         <w:gridCol w:w="5240"/>
@@ -20802,7 +20802,7 @@
         <w:pStyle w:val="Ttulo1"/>
         <w:pageBreakBefore/>
       </w:pPr>
-      <w:bookmarkStart w:id="31" w:name="_Toc241692148"/>
+      <w:bookmarkStart w:id="31" w:name="_Toc241692760"/>
       <w:r>
         <w:lastRenderedPageBreak/>
         <w:t>Paramètres</w:t>
@@ -20845,10 +20845,10 @@
           <w:noProof/>
         </w:rPr>
         <w:drawing>
-          <wp:inline distT="0" distB="0" distL="0" distR="0" wp14:anchorId="0276DCEB" wp14:editId="2505E4A3">
+          <wp:inline distT="0" distB="0" distL="0" distR="0" wp14:anchorId="6017E095" wp14:editId="0F0FAA25">
             <wp:extent cx="5715000" cy="3571875"/>
             <wp:effectExtent l="0" t="0" r="0" b="0"/>
-            <wp:docPr id="256" name="04-settings.png" descr="La page Paramètres avec les cartes Langue, Thème et Palette de couleurs." title="La page Paramètres avec les cartes Langue, Thème et Palette de couleurs."/>
+            <wp:docPr id="60" name="04-settings.png" descr="La page Paramètres avec les cartes Langue, Thème et Palette de couleurs." title="La page Paramètres avec les cartes Langue, Thème et Palette de couleurs."/>
             <wp:cNvGraphicFramePr>
               <a:graphicFrameLocks xmlns:a="http://schemas.openxmlformats.org/drawingml/2006/main" noChangeAspect="1"/>
             </wp:cNvGraphicFramePr>
@@ -20908,7 +20908,7 @@
           <w:left w:w="10" w:type="dxa"/>
           <w:right w:w="10" w:type="dxa"/>
         </w:tblCellMar>
-        <w:tblLook w:val="04A0" w:firstRow="1" w:lastRow="0" w:firstColumn="1" w:lastColumn="0" w:noHBand="0" w:noVBand="1"/>
+        <w:tblLook w:val="0000" w:firstRow="0" w:lastRow="0" w:firstColumn="0" w:lastColumn="0" w:noHBand="0" w:noVBand="0"/>
       </w:tblPr>
       <w:tblGrid>
         <w:gridCol w:w="3438"/>
@@ -21399,7 +21399,7 @@
         <w:pStyle w:val="Ttulo1"/>
         <w:pageBreakBefore/>
       </w:pPr>
-      <w:bookmarkStart w:id="32" w:name="_Toc241692149"/>
+      <w:bookmarkStart w:id="32" w:name="_Toc241692761"/>
       <w:r>
         <w:lastRenderedPageBreak/>
         <w:t>Questions fréquentes</w:t>
@@ -21599,7 +21599,7 @@
         <w:pStyle w:val="Ttulo1"/>
         <w:pageBreakBefore/>
       </w:pPr>
-      <w:bookmarkStart w:id="33" w:name="_Toc241692150"/>
+      <w:bookmarkStart w:id="33" w:name="_Toc241692762"/>
       <w:r>
         <w:lastRenderedPageBreak/>
         <w:t>Glossaire</w:t>
@@ -21621,7 +21621,7 @@
           <w:left w:w="10" w:type="dxa"/>
           <w:right w:w="10" w:type="dxa"/>
         </w:tblCellMar>
-        <w:tblLook w:val="04A0" w:firstRow="1" w:lastRow="0" w:firstColumn="1" w:lastColumn="0" w:noHBand="0" w:noVBand="1"/>
+        <w:tblLook w:val="0000" w:firstRow="0" w:lastRow="0" w:firstColumn="0" w:lastColumn="0" w:noHBand="0" w:noVBand="0"/>
       </w:tblPr>
       <w:tblGrid>
         <w:gridCol w:w="3438"/>
@@ -22809,474 +22809,10 @@
 <file path=word/numbering.xml><?xml version="1.0" encoding="utf-8"?>
 <w:numbering xmlns:wpc="http://schemas.microsoft.com/office/word/2010/wordprocessingCanvas" xmlns:cx="http://schemas.microsoft.com/office/drawing/2014/chartex" xmlns:cx1="http://schemas.microsoft.com/office/drawing/2015/9/8/chartex" xmlns:cx2="http://schemas.microsoft.com/office/drawing/2015/10/21/chartex" xmlns:cx3="http://schemas.microsoft.com/office/drawing/2016/5/9/chartex" xmlns:cx4="http://schemas.microsoft.com/office/drawing/2016/5/10/chartex" xmlns:cx5="http://schemas.microsoft.com/office/drawing/2016/5/11/chartex" xmlns:cx6="http://schemas.microsoft.com/office/drawing/2016/5/12/chartex" xmlns:cx7="http://schemas.microsoft.com/office/drawing/2016/5/13/chartex" xmlns:cx8="http://schemas.microsoft.com/office/drawing/2016/5/14/chartex" xmlns:mc="http://schemas.openxmlformats.org/markup-compatibility/2006" xmlns:aink="http://schemas.microsoft.com/office/drawing/2016/ink" xmlns:am3d="http://schemas.microsoft.com/office/drawing/2017/model3d" xmlns:o="urn:schemas-microsoft-com:office:office" xmlns:oel="http://schemas.microsoft.com/office/2019/extlst" xmlns:r="http://schemas.openxmlformats.org/officeDocument/2006/relationships" xmlns:m="http://schemas.openxmlformats.org/officeDocument/2006/math" xmlns:v="urn:schemas-microsoft-com:vml" xmlns:wp14="http://schemas.microsoft.com/office/word/2010/wordprocessingDrawing" xmlns:wp="http://schemas.openxmlformats.org/drawingml/2006/wordprocessingDrawing" xmlns:w10="urn:schemas-microsoft-com:office:word" xmlns:w="http://schemas.openxmlformats.org/wordprocessingml/2006/main" xmlns:w14="http://schemas.microsoft.com/office/word/2010/wordml" xmlns:w15="http://schemas.microsoft.com/office/word/2012/wordml" xmlns:w16cex="http://schemas.microsoft.com/office/word/2018/wordml/cex" xmlns:w16cid="http://schemas.microsoft.com/office/word/2016/wordml/cid" xmlns:w16="http://schemas.microsoft.com/office/word/2018/wordml" xmlns:w16sdtdh="http://schemas.microsoft.com/office/word/2020/wordml/sdtdatahash" xmlns:w16se="http://schemas.microsoft.com/office/word/2015/wordml/symex" xmlns:wpg="http://schemas.microsoft.com/office/word/2010/wordprocessingGroup" xmlns:wpi="http://schemas.microsoft.com/office/word/2010/wordprocessingInk" xmlns:wne="http://schemas.microsoft.com/office/word/2006/wordml" xmlns:wps="http://schemas.microsoft.com/office/word/2010/wordprocessingShape" mc:Ignorable="w14 w15 w16se w16cid w16 w16cex w16sdtdh wp14">
   <w:abstractNum w:abstractNumId="0" w15:restartNumberingAfterBreak="0">
-    <w:nsid w:val="042373BE"/>
+    <w:nsid w:val="0916360C"/>
     <w:multiLevelType w:val="hybridMultilevel"/>
-    <w:tmpl w:val="375C4D5A"/>
-    <w:lvl w:ilvl="0" w:tplc="DCC88E7C">
-      <w:start w:val="1"/>
-      <w:numFmt w:val="decimal"/>
-      <w:lvlText w:val="%1."/>
-      <w:lvlJc w:val="left"/>
-      <w:pPr>
-        <w:ind w:left="360" w:hanging="300"/>
-      </w:pPr>
-    </w:lvl>
-    <w:lvl w:ilvl="1" w:tplc="928A4158" w:tentative="1">
-      <w:start w:val="1"/>
-      <w:numFmt w:val="lowerLetter"/>
-      <w:lvlText w:val="%2."/>
-      <w:lvlJc w:val="left"/>
-      <w:pPr>
-        <w:ind w:left="720" w:hanging="300"/>
-      </w:pPr>
-    </w:lvl>
-    <w:lvl w:ilvl="2" w:tplc="63066EA8">
-      <w:numFmt w:val="decimal"/>
-      <w:lvlText w:val=""/>
-      <w:lvlJc w:val="left"/>
-    </w:lvl>
-    <w:lvl w:ilvl="3" w:tplc="9CDAFE4E">
-      <w:numFmt w:val="decimal"/>
-      <w:lvlText w:val=""/>
-      <w:lvlJc w:val="left"/>
-    </w:lvl>
-    <w:lvl w:ilvl="4" w:tplc="BDAC0186">
-      <w:numFmt w:val="decimal"/>
-      <w:lvlText w:val=""/>
-      <w:lvlJc w:val="left"/>
-    </w:lvl>
-    <w:lvl w:ilvl="5" w:tplc="E488F078">
-      <w:numFmt w:val="decimal"/>
-      <w:lvlText w:val=""/>
-      <w:lvlJc w:val="left"/>
-    </w:lvl>
-    <w:lvl w:ilvl="6" w:tplc="F40045B6">
-      <w:numFmt w:val="decimal"/>
-      <w:lvlText w:val=""/>
-      <w:lvlJc w:val="left"/>
-    </w:lvl>
-    <w:lvl w:ilvl="7" w:tplc="B1E41B88">
-      <w:numFmt w:val="decimal"/>
-      <w:lvlText w:val=""/>
-      <w:lvlJc w:val="left"/>
-    </w:lvl>
-    <w:lvl w:ilvl="8" w:tplc="7F763CC4">
-      <w:numFmt w:val="decimal"/>
-      <w:lvlText w:val=""/>
-      <w:lvlJc w:val="left"/>
-    </w:lvl>
-  </w:abstractNum>
-  <w:abstractNum w:abstractNumId="1" w15:restartNumberingAfterBreak="0">
-    <w:nsid w:val="1C994421"/>
-    <w:multiLevelType w:val="hybridMultilevel"/>
-    <w:tmpl w:val="CF1886AE"/>
-    <w:lvl w:ilvl="0" w:tplc="31CA7A0A">
-      <w:start w:val="1"/>
-      <w:numFmt w:val="bullet"/>
-      <w:lvlText w:val="•"/>
-      <w:lvlJc w:val="left"/>
-      <w:pPr>
-        <w:ind w:left="360" w:hanging="260"/>
-      </w:pPr>
-    </w:lvl>
-    <w:lvl w:ilvl="1" w:tplc="61BA9D7A" w:tentative="1">
-      <w:start w:val="1"/>
-      <w:numFmt w:val="bullet"/>
-      <w:lvlText w:val="–"/>
-      <w:lvlJc w:val="left"/>
-      <w:pPr>
-        <w:ind w:left="720" w:hanging="260"/>
-      </w:pPr>
-    </w:lvl>
-    <w:lvl w:ilvl="2" w:tplc="BC5A5666">
-      <w:numFmt w:val="decimal"/>
-      <w:lvlText w:val=""/>
-      <w:lvlJc w:val="left"/>
-    </w:lvl>
-    <w:lvl w:ilvl="3" w:tplc="1EE23034">
-      <w:numFmt w:val="decimal"/>
-      <w:lvlText w:val=""/>
-      <w:lvlJc w:val="left"/>
-    </w:lvl>
-    <w:lvl w:ilvl="4" w:tplc="B7C48872">
-      <w:numFmt w:val="decimal"/>
-      <w:lvlText w:val=""/>
-      <w:lvlJc w:val="left"/>
-    </w:lvl>
-    <w:lvl w:ilvl="5" w:tplc="F6269CD0">
-      <w:numFmt w:val="decimal"/>
-      <w:lvlText w:val=""/>
-      <w:lvlJc w:val="left"/>
-    </w:lvl>
-    <w:lvl w:ilvl="6" w:tplc="6568B9B0">
-      <w:numFmt w:val="decimal"/>
-      <w:lvlText w:val=""/>
-      <w:lvlJc w:val="left"/>
-    </w:lvl>
-    <w:lvl w:ilvl="7" w:tplc="4522B182">
-      <w:numFmt w:val="decimal"/>
-      <w:lvlText w:val=""/>
-      <w:lvlJc w:val="left"/>
-    </w:lvl>
-    <w:lvl w:ilvl="8" w:tplc="7DD6FCD6">
-      <w:numFmt w:val="decimal"/>
-      <w:lvlText w:val=""/>
-      <w:lvlJc w:val="left"/>
-    </w:lvl>
-  </w:abstractNum>
-  <w:abstractNum w:abstractNumId="2" w15:restartNumberingAfterBreak="0">
-    <w:nsid w:val="39C4409A"/>
-    <w:multiLevelType w:val="hybridMultilevel"/>
-    <w:tmpl w:val="0B24A9AC"/>
-    <w:lvl w:ilvl="0" w:tplc="B6EADB98">
-      <w:start w:val="1"/>
-      <w:numFmt w:val="decimal"/>
-      <w:lvlText w:val="%1."/>
-      <w:lvlJc w:val="left"/>
-      <w:pPr>
-        <w:ind w:left="360" w:hanging="300"/>
-      </w:pPr>
-    </w:lvl>
-    <w:lvl w:ilvl="1" w:tplc="12B28B12" w:tentative="1">
-      <w:start w:val="1"/>
-      <w:numFmt w:val="lowerLetter"/>
-      <w:lvlText w:val="%2."/>
-      <w:lvlJc w:val="left"/>
-      <w:pPr>
-        <w:ind w:left="720" w:hanging="300"/>
-      </w:pPr>
-    </w:lvl>
-    <w:lvl w:ilvl="2" w:tplc="9C50424A">
-      <w:numFmt w:val="decimal"/>
-      <w:lvlText w:val=""/>
-      <w:lvlJc w:val="left"/>
-    </w:lvl>
-    <w:lvl w:ilvl="3" w:tplc="61A46D10">
-      <w:numFmt w:val="decimal"/>
-      <w:lvlText w:val=""/>
-      <w:lvlJc w:val="left"/>
-    </w:lvl>
-    <w:lvl w:ilvl="4" w:tplc="6212C9DC">
-      <w:numFmt w:val="decimal"/>
-      <w:lvlText w:val=""/>
-      <w:lvlJc w:val="left"/>
-    </w:lvl>
-    <w:lvl w:ilvl="5" w:tplc="76BEE694">
-      <w:numFmt w:val="decimal"/>
-      <w:lvlText w:val=""/>
-      <w:lvlJc w:val="left"/>
-    </w:lvl>
-    <w:lvl w:ilvl="6" w:tplc="68A05B90">
-      <w:numFmt w:val="decimal"/>
-      <w:lvlText w:val=""/>
-      <w:lvlJc w:val="left"/>
-    </w:lvl>
-    <w:lvl w:ilvl="7" w:tplc="318E9F0A">
-      <w:numFmt w:val="decimal"/>
-      <w:lvlText w:val=""/>
-      <w:lvlJc w:val="left"/>
-    </w:lvl>
-    <w:lvl w:ilvl="8" w:tplc="D1CE64B8">
-      <w:numFmt w:val="decimal"/>
-      <w:lvlText w:val=""/>
-      <w:lvlJc w:val="left"/>
-    </w:lvl>
-  </w:abstractNum>
-  <w:abstractNum w:abstractNumId="3" w15:restartNumberingAfterBreak="0">
-    <w:nsid w:val="49092FC8"/>
-    <w:multiLevelType w:val="hybridMultilevel"/>
-    <w:tmpl w:val="7B807372"/>
-    <w:lvl w:ilvl="0" w:tplc="5A469E26">
-      <w:start w:val="1"/>
-      <w:numFmt w:val="decimal"/>
-      <w:lvlText w:val="%1."/>
-      <w:lvlJc w:val="left"/>
-      <w:pPr>
-        <w:ind w:left="360" w:hanging="300"/>
-      </w:pPr>
-    </w:lvl>
-    <w:lvl w:ilvl="1" w:tplc="9692CA14" w:tentative="1">
-      <w:start w:val="1"/>
-      <w:numFmt w:val="lowerLetter"/>
-      <w:lvlText w:val="%2."/>
-      <w:lvlJc w:val="left"/>
-      <w:pPr>
-        <w:ind w:left="720" w:hanging="300"/>
-      </w:pPr>
-    </w:lvl>
-    <w:lvl w:ilvl="2" w:tplc="0F64BDDE">
-      <w:numFmt w:val="decimal"/>
-      <w:lvlText w:val=""/>
-      <w:lvlJc w:val="left"/>
-    </w:lvl>
-    <w:lvl w:ilvl="3" w:tplc="6E529DEE">
-      <w:numFmt w:val="decimal"/>
-      <w:lvlText w:val=""/>
-      <w:lvlJc w:val="left"/>
-    </w:lvl>
-    <w:lvl w:ilvl="4" w:tplc="46860900">
-      <w:numFmt w:val="decimal"/>
-      <w:lvlText w:val=""/>
-      <w:lvlJc w:val="left"/>
-    </w:lvl>
-    <w:lvl w:ilvl="5" w:tplc="80164D56">
-      <w:numFmt w:val="decimal"/>
-      <w:lvlText w:val=""/>
-      <w:lvlJc w:val="left"/>
-    </w:lvl>
-    <w:lvl w:ilvl="6" w:tplc="2DFA3A1C">
-      <w:numFmt w:val="decimal"/>
-      <w:lvlText w:val=""/>
-      <w:lvlJc w:val="left"/>
-    </w:lvl>
-    <w:lvl w:ilvl="7" w:tplc="C4903B3E">
-      <w:numFmt w:val="decimal"/>
-      <w:lvlText w:val=""/>
-      <w:lvlJc w:val="left"/>
-    </w:lvl>
-    <w:lvl w:ilvl="8" w:tplc="33220E94">
-      <w:numFmt w:val="decimal"/>
-      <w:lvlText w:val=""/>
-      <w:lvlJc w:val="left"/>
-    </w:lvl>
-  </w:abstractNum>
-  <w:abstractNum w:abstractNumId="4" w15:restartNumberingAfterBreak="0">
-    <w:nsid w:val="5019038D"/>
-    <w:multiLevelType w:val="hybridMultilevel"/>
-    <w:tmpl w:val="CC50BF4C"/>
-    <w:lvl w:ilvl="0" w:tplc="49BAF462">
-      <w:start w:val="1"/>
-      <w:numFmt w:val="decimal"/>
-      <w:lvlText w:val="%1."/>
-      <w:lvlJc w:val="left"/>
-      <w:pPr>
-        <w:ind w:left="360" w:hanging="300"/>
-      </w:pPr>
-    </w:lvl>
-    <w:lvl w:ilvl="1" w:tplc="183AEFE8" w:tentative="1">
-      <w:start w:val="1"/>
-      <w:numFmt w:val="lowerLetter"/>
-      <w:lvlText w:val="%2."/>
-      <w:lvlJc w:val="left"/>
-      <w:pPr>
-        <w:ind w:left="720" w:hanging="300"/>
-      </w:pPr>
-    </w:lvl>
-    <w:lvl w:ilvl="2" w:tplc="341C8EBC">
-      <w:numFmt w:val="decimal"/>
-      <w:lvlText w:val=""/>
-      <w:lvlJc w:val="left"/>
-    </w:lvl>
-    <w:lvl w:ilvl="3" w:tplc="28CC9B88">
-      <w:numFmt w:val="decimal"/>
-      <w:lvlText w:val=""/>
-      <w:lvlJc w:val="left"/>
-    </w:lvl>
-    <w:lvl w:ilvl="4" w:tplc="59C43320">
-      <w:numFmt w:val="decimal"/>
-      <w:lvlText w:val=""/>
-      <w:lvlJc w:val="left"/>
-    </w:lvl>
-    <w:lvl w:ilvl="5" w:tplc="9B325EF0">
-      <w:numFmt w:val="decimal"/>
-      <w:lvlText w:val=""/>
-      <w:lvlJc w:val="left"/>
-    </w:lvl>
-    <w:lvl w:ilvl="6" w:tplc="9A1222DE">
-      <w:numFmt w:val="decimal"/>
-      <w:lvlText w:val=""/>
-      <w:lvlJc w:val="left"/>
-    </w:lvl>
-    <w:lvl w:ilvl="7" w:tplc="159C7738">
-      <w:numFmt w:val="decimal"/>
-      <w:lvlText w:val=""/>
-      <w:lvlJc w:val="left"/>
-    </w:lvl>
-    <w:lvl w:ilvl="8" w:tplc="29A2BB04">
-      <w:numFmt w:val="decimal"/>
-      <w:lvlText w:val=""/>
-      <w:lvlJc w:val="left"/>
-    </w:lvl>
-  </w:abstractNum>
-  <w:abstractNum w:abstractNumId="5" w15:restartNumberingAfterBreak="0">
-    <w:nsid w:val="51BC5BCB"/>
-    <w:multiLevelType w:val="hybridMultilevel"/>
-    <w:tmpl w:val="AB82275E"/>
-    <w:lvl w:ilvl="0" w:tplc="C87277A6">
-      <w:start w:val="1"/>
-      <w:numFmt w:val="decimal"/>
-      <w:lvlText w:val="%1."/>
-      <w:lvlJc w:val="left"/>
-      <w:pPr>
-        <w:ind w:left="360" w:hanging="300"/>
-      </w:pPr>
-    </w:lvl>
-    <w:lvl w:ilvl="1" w:tplc="B100B914" w:tentative="1">
-      <w:start w:val="1"/>
-      <w:numFmt w:val="lowerLetter"/>
-      <w:lvlText w:val="%2."/>
-      <w:lvlJc w:val="left"/>
-      <w:pPr>
-        <w:ind w:left="720" w:hanging="300"/>
-      </w:pPr>
-    </w:lvl>
-    <w:lvl w:ilvl="2" w:tplc="A3824286">
-      <w:numFmt w:val="decimal"/>
-      <w:lvlText w:val=""/>
-      <w:lvlJc w:val="left"/>
-    </w:lvl>
-    <w:lvl w:ilvl="3" w:tplc="93BAB3FA">
-      <w:numFmt w:val="decimal"/>
-      <w:lvlText w:val=""/>
-      <w:lvlJc w:val="left"/>
-    </w:lvl>
-    <w:lvl w:ilvl="4" w:tplc="1880320A">
-      <w:numFmt w:val="decimal"/>
-      <w:lvlText w:val=""/>
-      <w:lvlJc w:val="left"/>
-    </w:lvl>
-    <w:lvl w:ilvl="5" w:tplc="094E555C">
-      <w:numFmt w:val="decimal"/>
-      <w:lvlText w:val=""/>
-      <w:lvlJc w:val="left"/>
-    </w:lvl>
-    <w:lvl w:ilvl="6" w:tplc="423C5240">
-      <w:numFmt w:val="decimal"/>
-      <w:lvlText w:val=""/>
-      <w:lvlJc w:val="left"/>
-    </w:lvl>
-    <w:lvl w:ilvl="7" w:tplc="EF5058DA">
-      <w:numFmt w:val="decimal"/>
-      <w:lvlText w:val=""/>
-      <w:lvlJc w:val="left"/>
-    </w:lvl>
-    <w:lvl w:ilvl="8" w:tplc="1E12EBE8">
-      <w:numFmt w:val="decimal"/>
-      <w:lvlText w:val=""/>
-      <w:lvlJc w:val="left"/>
-    </w:lvl>
-  </w:abstractNum>
-  <w:abstractNum w:abstractNumId="6" w15:restartNumberingAfterBreak="0">
-    <w:nsid w:val="59AF63F8"/>
-    <w:multiLevelType w:val="hybridMultilevel"/>
-    <w:tmpl w:val="CE26417E"/>
-    <w:lvl w:ilvl="0" w:tplc="0870EA28">
-      <w:start w:val="1"/>
-      <w:numFmt w:val="decimal"/>
-      <w:lvlText w:val="%1."/>
-      <w:lvlJc w:val="left"/>
-      <w:pPr>
-        <w:ind w:left="360" w:hanging="300"/>
-      </w:pPr>
-    </w:lvl>
-    <w:lvl w:ilvl="1" w:tplc="9018543E" w:tentative="1">
-      <w:start w:val="1"/>
-      <w:numFmt w:val="lowerLetter"/>
-      <w:lvlText w:val="%2."/>
-      <w:lvlJc w:val="left"/>
-      <w:pPr>
-        <w:ind w:left="720" w:hanging="300"/>
-      </w:pPr>
-    </w:lvl>
-    <w:lvl w:ilvl="2" w:tplc="3796DA6C">
-      <w:numFmt w:val="decimal"/>
-      <w:lvlText w:val=""/>
-      <w:lvlJc w:val="left"/>
-    </w:lvl>
-    <w:lvl w:ilvl="3" w:tplc="E5580988">
-      <w:numFmt w:val="decimal"/>
-      <w:lvlText w:val=""/>
-      <w:lvlJc w:val="left"/>
-    </w:lvl>
-    <w:lvl w:ilvl="4" w:tplc="1DB298F8">
-      <w:numFmt w:val="decimal"/>
-      <w:lvlText w:val=""/>
-      <w:lvlJc w:val="left"/>
-    </w:lvl>
-    <w:lvl w:ilvl="5" w:tplc="02E8EC42">
-      <w:numFmt w:val="decimal"/>
-      <w:lvlText w:val=""/>
-      <w:lvlJc w:val="left"/>
-    </w:lvl>
-    <w:lvl w:ilvl="6" w:tplc="34E247BA">
-      <w:numFmt w:val="decimal"/>
-      <w:lvlText w:val=""/>
-      <w:lvlJc w:val="left"/>
-    </w:lvl>
-    <w:lvl w:ilvl="7" w:tplc="26F4B18C">
-      <w:numFmt w:val="decimal"/>
-      <w:lvlText w:val=""/>
-      <w:lvlJc w:val="left"/>
-    </w:lvl>
-    <w:lvl w:ilvl="8" w:tplc="BA40D354">
-      <w:numFmt w:val="decimal"/>
-      <w:lvlText w:val=""/>
-      <w:lvlJc w:val="left"/>
-    </w:lvl>
-  </w:abstractNum>
-  <w:abstractNum w:abstractNumId="7" w15:restartNumberingAfterBreak="0">
-    <w:nsid w:val="71E94953"/>
-    <w:multiLevelType w:val="hybridMultilevel"/>
-    <w:tmpl w:val="5B08B186"/>
-    <w:lvl w:ilvl="0" w:tplc="0706F0C2">
-      <w:start w:val="1"/>
-      <w:numFmt w:val="decimal"/>
-      <w:lvlText w:val="%1."/>
-      <w:lvlJc w:val="left"/>
-      <w:pPr>
-        <w:ind w:left="360" w:hanging="300"/>
-      </w:pPr>
-    </w:lvl>
-    <w:lvl w:ilvl="1" w:tplc="D96E12EC" w:tentative="1">
-      <w:start w:val="1"/>
-      <w:numFmt w:val="lowerLetter"/>
-      <w:lvlText w:val="%2."/>
-      <w:lvlJc w:val="left"/>
-      <w:pPr>
-        <w:ind w:left="720" w:hanging="300"/>
-      </w:pPr>
-    </w:lvl>
-    <w:lvl w:ilvl="2" w:tplc="5B703104">
-      <w:numFmt w:val="decimal"/>
-      <w:lvlText w:val=""/>
-      <w:lvlJc w:val="left"/>
-    </w:lvl>
-    <w:lvl w:ilvl="3" w:tplc="DD8C0134">
-      <w:numFmt w:val="decimal"/>
-      <w:lvlText w:val=""/>
-      <w:lvlJc w:val="left"/>
-    </w:lvl>
-    <w:lvl w:ilvl="4" w:tplc="725A826E">
-      <w:numFmt w:val="decimal"/>
-      <w:lvlText w:val=""/>
-      <w:lvlJc w:val="left"/>
-    </w:lvl>
-    <w:lvl w:ilvl="5" w:tplc="5624F9A4">
-      <w:numFmt w:val="decimal"/>
-      <w:lvlText w:val=""/>
-      <w:lvlJc w:val="left"/>
-    </w:lvl>
-    <w:lvl w:ilvl="6" w:tplc="D3BEC91E">
-      <w:numFmt w:val="decimal"/>
-      <w:lvlText w:val=""/>
-      <w:lvlJc w:val="left"/>
-    </w:lvl>
-    <w:lvl w:ilvl="7" w:tplc="2632BC18">
-      <w:numFmt w:val="decimal"/>
-      <w:lvlText w:val=""/>
-      <w:lvlJc w:val="left"/>
-    </w:lvl>
-    <w:lvl w:ilvl="8" w:tplc="71567AAC">
-      <w:numFmt w:val="decimal"/>
-      <w:lvlText w:val=""/>
-      <w:lvlJc w:val="left"/>
-    </w:lvl>
-  </w:abstractNum>
-  <w:abstractNum w:abstractNumId="8" w15:restartNumberingAfterBreak="0">
-    <w:nsid w:val="75BE55BF"/>
-    <w:multiLevelType w:val="hybridMultilevel"/>
-    <w:tmpl w:val="7D6AB724"/>
-    <w:lvl w:ilvl="0" w:tplc="6E2A9CD8" w:tentative="1">
+    <w:tmpl w:val="39886C32"/>
+    <w:lvl w:ilvl="0" w:tplc="10CCA156" w:tentative="1">
       <w:start w:val="1"/>
       <w:numFmt w:val="bullet"/>
       <w:lvlText w:val="●"/>
@@ -23285,7 +22821,7 @@
         <w:ind w:left="720" w:hanging="360"/>
       </w:pPr>
     </w:lvl>
-    <w:lvl w:ilvl="1" w:tplc="95BE42EA" w:tentative="1">
+    <w:lvl w:ilvl="1" w:tplc="FEE68732" w:tentative="1">
       <w:start w:val="1"/>
       <w:numFmt w:val="bullet"/>
       <w:lvlText w:val="○"/>
@@ -23294,7 +22830,7 @@
         <w:ind w:left="1440" w:hanging="360"/>
       </w:pPr>
     </w:lvl>
-    <w:lvl w:ilvl="2" w:tplc="65E8DA3E" w:tentative="1">
+    <w:lvl w:ilvl="2" w:tplc="0FB4DC8C" w:tentative="1">
       <w:start w:val="1"/>
       <w:numFmt w:val="bullet"/>
       <w:lvlText w:val="■"/>
@@ -23303,7 +22839,7 @@
         <w:ind w:left="2160" w:hanging="360"/>
       </w:pPr>
     </w:lvl>
-    <w:lvl w:ilvl="3" w:tplc="089A6E2E" w:tentative="1">
+    <w:lvl w:ilvl="3" w:tplc="66880276" w:tentative="1">
       <w:start w:val="1"/>
       <w:numFmt w:val="bullet"/>
       <w:lvlText w:val="●"/>
@@ -23312,7 +22848,7 @@
         <w:ind w:left="2880" w:hanging="360"/>
       </w:pPr>
     </w:lvl>
-    <w:lvl w:ilvl="4" w:tplc="31F29DD0" w:tentative="1">
+    <w:lvl w:ilvl="4" w:tplc="A4A85E20" w:tentative="1">
       <w:start w:val="1"/>
       <w:numFmt w:val="bullet"/>
       <w:lvlText w:val="○"/>
@@ -23321,7 +22857,7 @@
         <w:ind w:left="3600" w:hanging="360"/>
       </w:pPr>
     </w:lvl>
-    <w:lvl w:ilvl="5" w:tplc="E4923CA6" w:tentative="1">
+    <w:lvl w:ilvl="5" w:tplc="7FAA3CF8" w:tentative="1">
       <w:start w:val="1"/>
       <w:numFmt w:val="bullet"/>
       <w:lvlText w:val="■"/>
@@ -23330,7 +22866,7 @@
         <w:ind w:left="4320" w:hanging="360"/>
       </w:pPr>
     </w:lvl>
-    <w:lvl w:ilvl="6" w:tplc="2D14AB12" w:tentative="1">
+    <w:lvl w:ilvl="6" w:tplc="4C9C8292" w:tentative="1">
       <w:start w:val="1"/>
       <w:numFmt w:val="bullet"/>
       <w:lvlText w:val="●"/>
@@ -23339,7 +22875,7 @@
         <w:ind w:left="5040" w:hanging="360"/>
       </w:pPr>
     </w:lvl>
-    <w:lvl w:ilvl="7" w:tplc="60286FE8" w:tentative="1">
+    <w:lvl w:ilvl="7" w:tplc="BD8C388C" w:tentative="1">
       <w:start w:val="1"/>
       <w:numFmt w:val="bullet"/>
       <w:lvlText w:val="●"/>
@@ -23348,7 +22884,7 @@
         <w:ind w:left="5760" w:hanging="360"/>
       </w:pPr>
     </w:lvl>
-    <w:lvl w:ilvl="8" w:tplc="9C9A281A" w:tentative="1">
+    <w:lvl w:ilvl="8" w:tplc="DB5AA262" w:tentative="1">
       <w:start w:val="1"/>
       <w:numFmt w:val="bullet"/>
       <w:lvlText w:val="●"/>
@@ -23358,11 +22894,11 @@
       </w:pPr>
     </w:lvl>
   </w:abstractNum>
-  <w:abstractNum w:abstractNumId="9" w15:restartNumberingAfterBreak="0">
-    <w:nsid w:val="7EEB5CB5"/>
+  <w:abstractNum w:abstractNumId="1" w15:restartNumberingAfterBreak="0">
+    <w:nsid w:val="1A445A92"/>
     <w:multiLevelType w:val="hybridMultilevel"/>
-    <w:tmpl w:val="9DCC0F62"/>
-    <w:lvl w:ilvl="0" w:tplc="869A3066">
+    <w:tmpl w:val="B5CCC6EA"/>
+    <w:lvl w:ilvl="0" w:tplc="9B546A6E">
       <w:start w:val="1"/>
       <w:numFmt w:val="decimal"/>
       <w:lvlText w:val="%1."/>
@@ -23371,7 +22907,7 @@
         <w:ind w:left="360" w:hanging="300"/>
       </w:pPr>
     </w:lvl>
-    <w:lvl w:ilvl="1" w:tplc="321A88E0" w:tentative="1">
+    <w:lvl w:ilvl="1" w:tplc="673E3804" w:tentative="1">
       <w:start w:val="1"/>
       <w:numFmt w:val="lowerLetter"/>
       <w:lvlText w:val="%2."/>
@@ -23380,98 +22916,562 @@
         <w:ind w:left="720" w:hanging="300"/>
       </w:pPr>
     </w:lvl>
-    <w:lvl w:ilvl="2" w:tplc="593CE2B6">
+    <w:lvl w:ilvl="2" w:tplc="462A508E">
       <w:numFmt w:val="decimal"/>
       <w:lvlText w:val=""/>
       <w:lvlJc w:val="left"/>
     </w:lvl>
-    <w:lvl w:ilvl="3" w:tplc="016E11AA">
+    <w:lvl w:ilvl="3" w:tplc="EBCA3B64">
       <w:numFmt w:val="decimal"/>
       <w:lvlText w:val=""/>
       <w:lvlJc w:val="left"/>
     </w:lvl>
-    <w:lvl w:ilvl="4" w:tplc="142ACDF8">
+    <w:lvl w:ilvl="4" w:tplc="E0468CA4">
       <w:numFmt w:val="decimal"/>
       <w:lvlText w:val=""/>
       <w:lvlJc w:val="left"/>
     </w:lvl>
-    <w:lvl w:ilvl="5" w:tplc="3A7C2540">
+    <w:lvl w:ilvl="5" w:tplc="17603174">
       <w:numFmt w:val="decimal"/>
       <w:lvlText w:val=""/>
       <w:lvlJc w:val="left"/>
     </w:lvl>
-    <w:lvl w:ilvl="6" w:tplc="9364DBB6">
+    <w:lvl w:ilvl="6" w:tplc="A426C5FA">
       <w:numFmt w:val="decimal"/>
       <w:lvlText w:val=""/>
       <w:lvlJc w:val="left"/>
     </w:lvl>
-    <w:lvl w:ilvl="7" w:tplc="646AD702">
+    <w:lvl w:ilvl="7" w:tplc="8946CF4E">
       <w:numFmt w:val="decimal"/>
       <w:lvlText w:val=""/>
       <w:lvlJc w:val="left"/>
     </w:lvl>
-    <w:lvl w:ilvl="8" w:tplc="2676FC88">
+    <w:lvl w:ilvl="8" w:tplc="613EE368">
       <w:numFmt w:val="decimal"/>
       <w:lvlText w:val=""/>
       <w:lvlJc w:val="left"/>
     </w:lvl>
   </w:abstractNum>
-  <w:num w:numId="1" w16cid:durableId="1848012735">
-    <w:abstractNumId w:val="8"/>
+  <w:abstractNum w:abstractNumId="2" w15:restartNumberingAfterBreak="0">
+    <w:nsid w:val="29042E09"/>
+    <w:multiLevelType w:val="hybridMultilevel"/>
+    <w:tmpl w:val="A0AE9EB2"/>
+    <w:lvl w:ilvl="0" w:tplc="9946B7D2">
+      <w:start w:val="1"/>
+      <w:numFmt w:val="decimal"/>
+      <w:lvlText w:val="%1."/>
+      <w:lvlJc w:val="left"/>
+      <w:pPr>
+        <w:ind w:left="360" w:hanging="300"/>
+      </w:pPr>
+    </w:lvl>
+    <w:lvl w:ilvl="1" w:tplc="87901406" w:tentative="1">
+      <w:start w:val="1"/>
+      <w:numFmt w:val="lowerLetter"/>
+      <w:lvlText w:val="%2."/>
+      <w:lvlJc w:val="left"/>
+      <w:pPr>
+        <w:ind w:left="720" w:hanging="300"/>
+      </w:pPr>
+    </w:lvl>
+    <w:lvl w:ilvl="2" w:tplc="77D22934">
+      <w:numFmt w:val="decimal"/>
+      <w:lvlText w:val=""/>
+      <w:lvlJc w:val="left"/>
+    </w:lvl>
+    <w:lvl w:ilvl="3" w:tplc="1FCA0BCE">
+      <w:numFmt w:val="decimal"/>
+      <w:lvlText w:val=""/>
+      <w:lvlJc w:val="left"/>
+    </w:lvl>
+    <w:lvl w:ilvl="4" w:tplc="4A6A279E">
+      <w:numFmt w:val="decimal"/>
+      <w:lvlText w:val=""/>
+      <w:lvlJc w:val="left"/>
+    </w:lvl>
+    <w:lvl w:ilvl="5" w:tplc="46E2CFB6">
+      <w:numFmt w:val="decimal"/>
+      <w:lvlText w:val=""/>
+      <w:lvlJc w:val="left"/>
+    </w:lvl>
+    <w:lvl w:ilvl="6" w:tplc="2ACEABF2">
+      <w:numFmt w:val="decimal"/>
+      <w:lvlText w:val=""/>
+      <w:lvlJc w:val="left"/>
+    </w:lvl>
+    <w:lvl w:ilvl="7" w:tplc="F394291A">
+      <w:numFmt w:val="decimal"/>
+      <w:lvlText w:val=""/>
+      <w:lvlJc w:val="left"/>
+    </w:lvl>
+    <w:lvl w:ilvl="8" w:tplc="3CCCE0EE">
+      <w:numFmt w:val="decimal"/>
+      <w:lvlText w:val=""/>
+      <w:lvlJc w:val="left"/>
+    </w:lvl>
+  </w:abstractNum>
+  <w:abstractNum w:abstractNumId="3" w15:restartNumberingAfterBreak="0">
+    <w:nsid w:val="3755721D"/>
+    <w:multiLevelType w:val="hybridMultilevel"/>
+    <w:tmpl w:val="39B0A2F6"/>
+    <w:lvl w:ilvl="0" w:tplc="5FF4A4BC">
+      <w:start w:val="1"/>
+      <w:numFmt w:val="decimal"/>
+      <w:lvlText w:val="%1."/>
+      <w:lvlJc w:val="left"/>
+      <w:pPr>
+        <w:ind w:left="360" w:hanging="300"/>
+      </w:pPr>
+    </w:lvl>
+    <w:lvl w:ilvl="1" w:tplc="3FB43C68" w:tentative="1">
+      <w:start w:val="1"/>
+      <w:numFmt w:val="lowerLetter"/>
+      <w:lvlText w:val="%2."/>
+      <w:lvlJc w:val="left"/>
+      <w:pPr>
+        <w:ind w:left="720" w:hanging="300"/>
+      </w:pPr>
+    </w:lvl>
+    <w:lvl w:ilvl="2" w:tplc="C09A8EE8">
+      <w:numFmt w:val="decimal"/>
+      <w:lvlText w:val=""/>
+      <w:lvlJc w:val="left"/>
+    </w:lvl>
+    <w:lvl w:ilvl="3" w:tplc="F8D24BA6">
+      <w:numFmt w:val="decimal"/>
+      <w:lvlText w:val=""/>
+      <w:lvlJc w:val="left"/>
+    </w:lvl>
+    <w:lvl w:ilvl="4" w:tplc="9946AB0E">
+      <w:numFmt w:val="decimal"/>
+      <w:lvlText w:val=""/>
+      <w:lvlJc w:val="left"/>
+    </w:lvl>
+    <w:lvl w:ilvl="5" w:tplc="A1FAA082">
+      <w:numFmt w:val="decimal"/>
+      <w:lvlText w:val=""/>
+      <w:lvlJc w:val="left"/>
+    </w:lvl>
+    <w:lvl w:ilvl="6" w:tplc="23967B1E">
+      <w:numFmt w:val="decimal"/>
+      <w:lvlText w:val=""/>
+      <w:lvlJc w:val="left"/>
+    </w:lvl>
+    <w:lvl w:ilvl="7" w:tplc="97507384">
+      <w:numFmt w:val="decimal"/>
+      <w:lvlText w:val=""/>
+      <w:lvlJc w:val="left"/>
+    </w:lvl>
+    <w:lvl w:ilvl="8" w:tplc="249CF790">
+      <w:numFmt w:val="decimal"/>
+      <w:lvlText w:val=""/>
+      <w:lvlJc w:val="left"/>
+    </w:lvl>
+  </w:abstractNum>
+  <w:abstractNum w:abstractNumId="4" w15:restartNumberingAfterBreak="0">
+    <w:nsid w:val="5356448E"/>
+    <w:multiLevelType w:val="hybridMultilevel"/>
+    <w:tmpl w:val="83640F3E"/>
+    <w:lvl w:ilvl="0" w:tplc="385C8D06">
+      <w:start w:val="1"/>
+      <w:numFmt w:val="bullet"/>
+      <w:lvlText w:val="•"/>
+      <w:lvlJc w:val="left"/>
+      <w:pPr>
+        <w:ind w:left="360" w:hanging="260"/>
+      </w:pPr>
+    </w:lvl>
+    <w:lvl w:ilvl="1" w:tplc="BD0887FE" w:tentative="1">
+      <w:start w:val="1"/>
+      <w:numFmt w:val="bullet"/>
+      <w:lvlText w:val="–"/>
+      <w:lvlJc w:val="left"/>
+      <w:pPr>
+        <w:ind w:left="720" w:hanging="260"/>
+      </w:pPr>
+    </w:lvl>
+    <w:lvl w:ilvl="2" w:tplc="8A36BABE">
+      <w:numFmt w:val="decimal"/>
+      <w:lvlText w:val=""/>
+      <w:lvlJc w:val="left"/>
+    </w:lvl>
+    <w:lvl w:ilvl="3" w:tplc="92601074">
+      <w:numFmt w:val="decimal"/>
+      <w:lvlText w:val=""/>
+      <w:lvlJc w:val="left"/>
+    </w:lvl>
+    <w:lvl w:ilvl="4" w:tplc="7F2AE58C">
+      <w:numFmt w:val="decimal"/>
+      <w:lvlText w:val=""/>
+      <w:lvlJc w:val="left"/>
+    </w:lvl>
+    <w:lvl w:ilvl="5" w:tplc="C7B053B0">
+      <w:numFmt w:val="decimal"/>
+      <w:lvlText w:val=""/>
+      <w:lvlJc w:val="left"/>
+    </w:lvl>
+    <w:lvl w:ilvl="6" w:tplc="FE2A4734">
+      <w:numFmt w:val="decimal"/>
+      <w:lvlText w:val=""/>
+      <w:lvlJc w:val="left"/>
+    </w:lvl>
+    <w:lvl w:ilvl="7" w:tplc="16041B14">
+      <w:numFmt w:val="decimal"/>
+      <w:lvlText w:val=""/>
+      <w:lvlJc w:val="left"/>
+    </w:lvl>
+    <w:lvl w:ilvl="8" w:tplc="42C26B72">
+      <w:numFmt w:val="decimal"/>
+      <w:lvlText w:val=""/>
+      <w:lvlJc w:val="left"/>
+    </w:lvl>
+  </w:abstractNum>
+  <w:abstractNum w:abstractNumId="5" w15:restartNumberingAfterBreak="0">
+    <w:nsid w:val="54883F58"/>
+    <w:multiLevelType w:val="hybridMultilevel"/>
+    <w:tmpl w:val="A7F4A9DA"/>
+    <w:lvl w:ilvl="0" w:tplc="C15A25D0">
+      <w:start w:val="1"/>
+      <w:numFmt w:val="decimal"/>
+      <w:lvlText w:val="%1."/>
+      <w:lvlJc w:val="left"/>
+      <w:pPr>
+        <w:ind w:left="360" w:hanging="300"/>
+      </w:pPr>
+    </w:lvl>
+    <w:lvl w:ilvl="1" w:tplc="21589D54" w:tentative="1">
+      <w:start w:val="1"/>
+      <w:numFmt w:val="lowerLetter"/>
+      <w:lvlText w:val="%2."/>
+      <w:lvlJc w:val="left"/>
+      <w:pPr>
+        <w:ind w:left="720" w:hanging="300"/>
+      </w:pPr>
+    </w:lvl>
+    <w:lvl w:ilvl="2" w:tplc="266EC6DA">
+      <w:numFmt w:val="decimal"/>
+      <w:lvlText w:val=""/>
+      <w:lvlJc w:val="left"/>
+    </w:lvl>
+    <w:lvl w:ilvl="3" w:tplc="34EEFADE">
+      <w:numFmt w:val="decimal"/>
+      <w:lvlText w:val=""/>
+      <w:lvlJc w:val="left"/>
+    </w:lvl>
+    <w:lvl w:ilvl="4" w:tplc="CCB61BD8">
+      <w:numFmt w:val="decimal"/>
+      <w:lvlText w:val=""/>
+      <w:lvlJc w:val="left"/>
+    </w:lvl>
+    <w:lvl w:ilvl="5" w:tplc="B606957C">
+      <w:numFmt w:val="decimal"/>
+      <w:lvlText w:val=""/>
+      <w:lvlJc w:val="left"/>
+    </w:lvl>
+    <w:lvl w:ilvl="6" w:tplc="3B4AD402">
+      <w:numFmt w:val="decimal"/>
+      <w:lvlText w:val=""/>
+      <w:lvlJc w:val="left"/>
+    </w:lvl>
+    <w:lvl w:ilvl="7" w:tplc="DC58D896">
+      <w:numFmt w:val="decimal"/>
+      <w:lvlText w:val=""/>
+      <w:lvlJc w:val="left"/>
+    </w:lvl>
+    <w:lvl w:ilvl="8" w:tplc="72C8E5FE">
+      <w:numFmt w:val="decimal"/>
+      <w:lvlText w:val=""/>
+      <w:lvlJc w:val="left"/>
+    </w:lvl>
+  </w:abstractNum>
+  <w:abstractNum w:abstractNumId="6" w15:restartNumberingAfterBreak="0">
+    <w:nsid w:val="58224A41"/>
+    <w:multiLevelType w:val="hybridMultilevel"/>
+    <w:tmpl w:val="CEFE7742"/>
+    <w:lvl w:ilvl="0" w:tplc="C3F046AE">
+      <w:start w:val="1"/>
+      <w:numFmt w:val="decimal"/>
+      <w:lvlText w:val="%1."/>
+      <w:lvlJc w:val="left"/>
+      <w:pPr>
+        <w:ind w:left="360" w:hanging="300"/>
+      </w:pPr>
+    </w:lvl>
+    <w:lvl w:ilvl="1" w:tplc="0D4C5FC8" w:tentative="1">
+      <w:start w:val="1"/>
+      <w:numFmt w:val="lowerLetter"/>
+      <w:lvlText w:val="%2."/>
+      <w:lvlJc w:val="left"/>
+      <w:pPr>
+        <w:ind w:left="720" w:hanging="300"/>
+      </w:pPr>
+    </w:lvl>
+    <w:lvl w:ilvl="2" w:tplc="E2CC6248">
+      <w:numFmt w:val="decimal"/>
+      <w:lvlText w:val=""/>
+      <w:lvlJc w:val="left"/>
+    </w:lvl>
+    <w:lvl w:ilvl="3" w:tplc="E998F5B8">
+      <w:numFmt w:val="decimal"/>
+      <w:lvlText w:val=""/>
+      <w:lvlJc w:val="left"/>
+    </w:lvl>
+    <w:lvl w:ilvl="4" w:tplc="2A2A15BE">
+      <w:numFmt w:val="decimal"/>
+      <w:lvlText w:val=""/>
+      <w:lvlJc w:val="left"/>
+    </w:lvl>
+    <w:lvl w:ilvl="5" w:tplc="95488F74">
+      <w:numFmt w:val="decimal"/>
+      <w:lvlText w:val=""/>
+      <w:lvlJc w:val="left"/>
+    </w:lvl>
+    <w:lvl w:ilvl="6" w:tplc="EB0231F6">
+      <w:numFmt w:val="decimal"/>
+      <w:lvlText w:val=""/>
+      <w:lvlJc w:val="left"/>
+    </w:lvl>
+    <w:lvl w:ilvl="7" w:tplc="282A537E">
+      <w:numFmt w:val="decimal"/>
+      <w:lvlText w:val=""/>
+      <w:lvlJc w:val="left"/>
+    </w:lvl>
+    <w:lvl w:ilvl="8" w:tplc="642C4304">
+      <w:numFmt w:val="decimal"/>
+      <w:lvlText w:val=""/>
+      <w:lvlJc w:val="left"/>
+    </w:lvl>
+  </w:abstractNum>
+  <w:abstractNum w:abstractNumId="7" w15:restartNumberingAfterBreak="0">
+    <w:nsid w:val="63755A84"/>
+    <w:multiLevelType w:val="hybridMultilevel"/>
+    <w:tmpl w:val="982A0ADE"/>
+    <w:lvl w:ilvl="0" w:tplc="55ECCC7C">
+      <w:start w:val="1"/>
+      <w:numFmt w:val="decimal"/>
+      <w:lvlText w:val="%1."/>
+      <w:lvlJc w:val="left"/>
+      <w:pPr>
+        <w:ind w:left="360" w:hanging="300"/>
+      </w:pPr>
+    </w:lvl>
+    <w:lvl w:ilvl="1" w:tplc="3844F628" w:tentative="1">
+      <w:start w:val="1"/>
+      <w:numFmt w:val="lowerLetter"/>
+      <w:lvlText w:val="%2."/>
+      <w:lvlJc w:val="left"/>
+      <w:pPr>
+        <w:ind w:left="720" w:hanging="300"/>
+      </w:pPr>
+    </w:lvl>
+    <w:lvl w:ilvl="2" w:tplc="FAD42A7C">
+      <w:numFmt w:val="decimal"/>
+      <w:lvlText w:val=""/>
+      <w:lvlJc w:val="left"/>
+    </w:lvl>
+    <w:lvl w:ilvl="3" w:tplc="4008C3BC">
+      <w:numFmt w:val="decimal"/>
+      <w:lvlText w:val=""/>
+      <w:lvlJc w:val="left"/>
+    </w:lvl>
+    <w:lvl w:ilvl="4" w:tplc="A1467EDE">
+      <w:numFmt w:val="decimal"/>
+      <w:lvlText w:val=""/>
+      <w:lvlJc w:val="left"/>
+    </w:lvl>
+    <w:lvl w:ilvl="5" w:tplc="6866AA2E">
+      <w:numFmt w:val="decimal"/>
+      <w:lvlText w:val=""/>
+      <w:lvlJc w:val="left"/>
+    </w:lvl>
+    <w:lvl w:ilvl="6" w:tplc="39909EEC">
+      <w:numFmt w:val="decimal"/>
+      <w:lvlText w:val=""/>
+      <w:lvlJc w:val="left"/>
+    </w:lvl>
+    <w:lvl w:ilvl="7" w:tplc="3DEE4464">
+      <w:numFmt w:val="decimal"/>
+      <w:lvlText w:val=""/>
+      <w:lvlJc w:val="left"/>
+    </w:lvl>
+    <w:lvl w:ilvl="8" w:tplc="476A3508">
+      <w:numFmt w:val="decimal"/>
+      <w:lvlText w:val=""/>
+      <w:lvlJc w:val="left"/>
+    </w:lvl>
+  </w:abstractNum>
+  <w:abstractNum w:abstractNumId="8" w15:restartNumberingAfterBreak="0">
+    <w:nsid w:val="63C67F33"/>
+    <w:multiLevelType w:val="hybridMultilevel"/>
+    <w:tmpl w:val="53544F6E"/>
+    <w:lvl w:ilvl="0" w:tplc="8C34436E">
+      <w:start w:val="1"/>
+      <w:numFmt w:val="decimal"/>
+      <w:lvlText w:val="%1."/>
+      <w:lvlJc w:val="left"/>
+      <w:pPr>
+        <w:ind w:left="360" w:hanging="300"/>
+      </w:pPr>
+    </w:lvl>
+    <w:lvl w:ilvl="1" w:tplc="64E29224" w:tentative="1">
+      <w:start w:val="1"/>
+      <w:numFmt w:val="lowerLetter"/>
+      <w:lvlText w:val="%2."/>
+      <w:lvlJc w:val="left"/>
+      <w:pPr>
+        <w:ind w:left="720" w:hanging="300"/>
+      </w:pPr>
+    </w:lvl>
+    <w:lvl w:ilvl="2" w:tplc="EBDC1D3E">
+      <w:numFmt w:val="decimal"/>
+      <w:lvlText w:val=""/>
+      <w:lvlJc w:val="left"/>
+    </w:lvl>
+    <w:lvl w:ilvl="3" w:tplc="4FBC5B64">
+      <w:numFmt w:val="decimal"/>
+      <w:lvlText w:val=""/>
+      <w:lvlJc w:val="left"/>
+    </w:lvl>
+    <w:lvl w:ilvl="4" w:tplc="9DF8C654">
+      <w:numFmt w:val="decimal"/>
+      <w:lvlText w:val=""/>
+      <w:lvlJc w:val="left"/>
+    </w:lvl>
+    <w:lvl w:ilvl="5" w:tplc="0F407968">
+      <w:numFmt w:val="decimal"/>
+      <w:lvlText w:val=""/>
+      <w:lvlJc w:val="left"/>
+    </w:lvl>
+    <w:lvl w:ilvl="6" w:tplc="2A24110E">
+      <w:numFmt w:val="decimal"/>
+      <w:lvlText w:val=""/>
+      <w:lvlJc w:val="left"/>
+    </w:lvl>
+    <w:lvl w:ilvl="7" w:tplc="AB0EC0A0">
+      <w:numFmt w:val="decimal"/>
+      <w:lvlText w:val=""/>
+      <w:lvlJc w:val="left"/>
+    </w:lvl>
+    <w:lvl w:ilvl="8" w:tplc="2AB82EF6">
+      <w:numFmt w:val="decimal"/>
+      <w:lvlText w:val=""/>
+      <w:lvlJc w:val="left"/>
+    </w:lvl>
+  </w:abstractNum>
+  <w:abstractNum w:abstractNumId="9" w15:restartNumberingAfterBreak="0">
+    <w:nsid w:val="74AA6E43"/>
+    <w:multiLevelType w:val="hybridMultilevel"/>
+    <w:tmpl w:val="7EE0BB40"/>
+    <w:lvl w:ilvl="0" w:tplc="10A27BC6">
+      <w:start w:val="1"/>
+      <w:numFmt w:val="decimal"/>
+      <w:lvlText w:val="%1."/>
+      <w:lvlJc w:val="left"/>
+      <w:pPr>
+        <w:ind w:left="360" w:hanging="300"/>
+      </w:pPr>
+    </w:lvl>
+    <w:lvl w:ilvl="1" w:tplc="C2ACB844" w:tentative="1">
+      <w:start w:val="1"/>
+      <w:numFmt w:val="lowerLetter"/>
+      <w:lvlText w:val="%2."/>
+      <w:lvlJc w:val="left"/>
+      <w:pPr>
+        <w:ind w:left="720" w:hanging="300"/>
+      </w:pPr>
+    </w:lvl>
+    <w:lvl w:ilvl="2" w:tplc="8E48004E">
+      <w:numFmt w:val="decimal"/>
+      <w:lvlText w:val=""/>
+      <w:lvlJc w:val="left"/>
+    </w:lvl>
+    <w:lvl w:ilvl="3" w:tplc="FD9840F4">
+      <w:numFmt w:val="decimal"/>
+      <w:lvlText w:val=""/>
+      <w:lvlJc w:val="left"/>
+    </w:lvl>
+    <w:lvl w:ilvl="4" w:tplc="5B0A118E">
+      <w:numFmt w:val="decimal"/>
+      <w:lvlText w:val=""/>
+      <w:lvlJc w:val="left"/>
+    </w:lvl>
+    <w:lvl w:ilvl="5" w:tplc="C902C88E">
+      <w:numFmt w:val="decimal"/>
+      <w:lvlText w:val=""/>
+      <w:lvlJc w:val="left"/>
+    </w:lvl>
+    <w:lvl w:ilvl="6" w:tplc="8ADEDD3A">
+      <w:numFmt w:val="decimal"/>
+      <w:lvlText w:val=""/>
+      <w:lvlJc w:val="left"/>
+    </w:lvl>
+    <w:lvl w:ilvl="7" w:tplc="93ACA592">
+      <w:numFmt w:val="decimal"/>
+      <w:lvlText w:val=""/>
+      <w:lvlJc w:val="left"/>
+    </w:lvl>
+    <w:lvl w:ilvl="8" w:tplc="5CB61E38">
+      <w:numFmt w:val="decimal"/>
+      <w:lvlText w:val=""/>
+      <w:lvlJc w:val="left"/>
+    </w:lvl>
+  </w:abstractNum>
+  <w:num w:numId="1" w16cid:durableId="1525364773">
+    <w:abstractNumId w:val="0"/>
     <w:lvlOverride w:ilvl="0">
       <w:startOverride w:val="1"/>
     </w:lvlOverride>
   </w:num>
-  <w:num w:numId="2" w16cid:durableId="1337225869">
+  <w:num w:numId="2" w16cid:durableId="1043867740">
+    <w:abstractNumId w:val="4"/>
+    <w:lvlOverride w:ilvl="0">
+      <w:startOverride w:val="1"/>
+    </w:lvlOverride>
+  </w:num>
+  <w:num w:numId="3" w16cid:durableId="1845584075">
+    <w:abstractNumId w:val="5"/>
+    <w:lvlOverride w:ilvl="0">
+      <w:startOverride w:val="1"/>
+    </w:lvlOverride>
+  </w:num>
+  <w:num w:numId="4" w16cid:durableId="997919909">
+    <w:abstractNumId w:val="9"/>
+    <w:lvlOverride w:ilvl="0">
+      <w:startOverride w:val="1"/>
+    </w:lvlOverride>
+  </w:num>
+  <w:num w:numId="5" w16cid:durableId="173423818">
+    <w:abstractNumId w:val="3"/>
+    <w:lvlOverride w:ilvl="0">
+      <w:startOverride w:val="1"/>
+    </w:lvlOverride>
+  </w:num>
+  <w:num w:numId="6" w16cid:durableId="602416705">
+    <w:abstractNumId w:val="7"/>
+    <w:lvlOverride w:ilvl="0">
+      <w:startOverride w:val="1"/>
+    </w:lvlOverride>
+  </w:num>
+  <w:num w:numId="7" w16cid:durableId="1957636880">
+    <w:abstractNumId w:val="2"/>
+    <w:lvlOverride w:ilvl="0">
+      <w:startOverride w:val="1"/>
+    </w:lvlOverride>
+  </w:num>
+  <w:num w:numId="8" w16cid:durableId="377627374">
+    <w:abstractNumId w:val="6"/>
+    <w:lvlOverride w:ilvl="0">
+      <w:startOverride w:val="1"/>
+    </w:lvlOverride>
+  </w:num>
+  <w:num w:numId="9" w16cid:durableId="896745069">
     <w:abstractNumId w:val="1"/>
     <w:lvlOverride w:ilvl="0">
       <w:startOverride w:val="1"/>
     </w:lvlOverride>
   </w:num>
-  <w:num w:numId="3" w16cid:durableId="1398550304">
-    <w:abstractNumId w:val="7"/>
-    <w:lvlOverride w:ilvl="0">
-      <w:startOverride w:val="1"/>
-    </w:lvlOverride>
-  </w:num>
-  <w:num w:numId="4" w16cid:durableId="1433164810">
-    <w:abstractNumId w:val="3"/>
-    <w:lvlOverride w:ilvl="0">
-      <w:startOverride w:val="1"/>
-    </w:lvlOverride>
-  </w:num>
-  <w:num w:numId="5" w16cid:durableId="1033580360">
-    <w:abstractNumId w:val="5"/>
-    <w:lvlOverride w:ilvl="0">
-      <w:startOverride w:val="1"/>
-    </w:lvlOverride>
-  </w:num>
-  <w:num w:numId="6" w16cid:durableId="224073673">
-    <w:abstractNumId w:val="9"/>
-    <w:lvlOverride w:ilvl="0">
-      <w:startOverride w:val="1"/>
-    </w:lvlOverride>
-  </w:num>
-  <w:num w:numId="7" w16cid:durableId="2056659897">
-    <w:abstractNumId w:val="4"/>
-    <w:lvlOverride w:ilvl="0">
-      <w:startOverride w:val="1"/>
-    </w:lvlOverride>
-  </w:num>
-  <w:num w:numId="8" w16cid:durableId="1470827974">
-    <w:abstractNumId w:val="0"/>
-    <w:lvlOverride w:ilvl="0">
-      <w:startOverride w:val="1"/>
-    </w:lvlOverride>
-  </w:num>
-  <w:num w:numId="9" w16cid:durableId="1599799521">
-    <w:abstractNumId w:val="2"/>
-    <w:lvlOverride w:ilvl="0">
-      <w:startOverride w:val="1"/>
-    </w:lvlOverride>
-  </w:num>
-  <w:num w:numId="10" w16cid:durableId="199629560">
-    <w:abstractNumId w:val="6"/>
+  <w:num w:numId="10" w16cid:durableId="777716995">
+    <w:abstractNumId w:val="8"/>
     <w:lvlOverride w:ilvl="0">
       <w:startOverride w:val="1"/>
     </w:lvlOverride>
@@ -24151,7 +24151,7 @@
     <w:autoRedefine/>
     <w:uiPriority w:val="39"/>
     <w:unhideWhenUsed/>
-    <w:rsid w:val="005A5AE4"/>
+    <w:rsid w:val="00E717EA"/>
     <w:pPr>
       <w:spacing w:after="100"/>
     </w:pPr>
@@ -24163,7 +24163,7 @@
     <w:autoRedefine/>
     <w:uiPriority w:val="39"/>
     <w:unhideWhenUsed/>
-    <w:rsid w:val="005A5AE4"/>
+    <w:rsid w:val="00E717EA"/>
     <w:pPr>
       <w:spacing w:after="100"/>
       <w:ind w:left="210"/>

--- a/discoverer-neo/docs/user-guide/manual/Discoverer-Neo-MANAGER-Guide-Full-fr-FR.docx
+++ b/discoverer-neo/docs/user-guide/manual/Discoverer-Neo-MANAGER-Guide-Full-fr-FR.docx
@@ -74,7 +74,7 @@
     <w:sdt>
       <w:sdtPr>
         <w:alias w:val="Sommaire"/>
-        <w:id w:val="-348560576"/>
+        <w:id w:val="-1737319508"/>
       </w:sdtPr>
       <w:sdtEndPr/>
       <w:sdtContent>
@@ -102,7 +102,7 @@
           <w:r>
             <w:fldChar w:fldCharType="separate"/>
           </w:r>
-          <w:hyperlink w:anchor="_Toc241696559" w:history="1">
+          <w:hyperlink w:anchor="_Toc241745431" w:history="1">
             <w:r>
               <w:rPr>
                 <w:rStyle w:val="Hiperligao"/>
@@ -126,7 +126,7 @@
               <w:rPr>
                 <w:noProof/>
               </w:rPr>
-              <w:instrText xml:space="preserve"> PAGEREF _Toc241696559 \h </w:instrText>
+              <w:instrText xml:space="preserve"> PAGEREF _Toc241745431 \h </w:instrText>
             </w:r>
             <w:r>
               <w:rPr>
@@ -168,7 +168,7 @@
               <w14:ligatures w14:val="standardContextual"/>
             </w:rPr>
           </w:pPr>
-          <w:hyperlink w:anchor="_Toc241696560" w:history="1">
+          <w:hyperlink w:anchor="_Toc241745432" w:history="1">
             <w:r>
               <w:rPr>
                 <w:rStyle w:val="Hiperligao"/>
@@ -192,7 +192,7 @@
               <w:rPr>
                 <w:noProof/>
               </w:rPr>
-              <w:instrText xml:space="preserve"> PAGEREF _Toc241696560 \h </w:instrText>
+              <w:instrText xml:space="preserve"> PAGEREF _Toc241745432 \h </w:instrText>
             </w:r>
             <w:r>
               <w:rPr>
@@ -234,7 +234,7 @@
               <w14:ligatures w14:val="standardContextual"/>
             </w:rPr>
           </w:pPr>
-          <w:hyperlink w:anchor="_Toc241696561" w:history="1">
+          <w:hyperlink w:anchor="_Toc241745433" w:history="1">
             <w:r>
               <w:rPr>
                 <w:rStyle w:val="Hiperligao"/>
@@ -258,7 +258,7 @@
               <w:rPr>
                 <w:noProof/>
               </w:rPr>
-              <w:instrText xml:space="preserve"> PAGEREF _Toc241696561 \h </w:instrText>
+              <w:instrText xml:space="preserve"> PAGEREF _Toc241745433 \h </w:instrText>
             </w:r>
             <w:r>
               <w:rPr>
@@ -300,7 +300,7 @@
               <w14:ligatures w14:val="standardContextual"/>
             </w:rPr>
           </w:pPr>
-          <w:hyperlink w:anchor="_Toc241696562" w:history="1">
+          <w:hyperlink w:anchor="_Toc241745434" w:history="1">
             <w:r>
               <w:rPr>
                 <w:rStyle w:val="Hiperligao"/>
@@ -324,7 +324,7 @@
               <w:rPr>
                 <w:noProof/>
               </w:rPr>
-              <w:instrText xml:space="preserve"> PAGEREF _Toc241696562 \h </w:instrText>
+              <w:instrText xml:space="preserve"> PAGEREF _Toc241745434 \h </w:instrText>
             </w:r>
             <w:r>
               <w:rPr>
@@ -366,7 +366,7 @@
               <w14:ligatures w14:val="standardContextual"/>
             </w:rPr>
           </w:pPr>
-          <w:hyperlink w:anchor="_Toc241696563" w:history="1">
+          <w:hyperlink w:anchor="_Toc241745435" w:history="1">
             <w:r>
               <w:rPr>
                 <w:rStyle w:val="Hiperligao"/>
@@ -390,7 +390,7 @@
               <w:rPr>
                 <w:noProof/>
               </w:rPr>
-              <w:instrText xml:space="preserve"> PAGEREF _Toc241696563 \h </w:instrText>
+              <w:instrText xml:space="preserve"> PAGEREF _Toc241745435 \h </w:instrText>
             </w:r>
             <w:r>
               <w:rPr>
@@ -432,7 +432,7 @@
               <w14:ligatures w14:val="standardContextual"/>
             </w:rPr>
           </w:pPr>
-          <w:hyperlink w:anchor="_Toc241696564" w:history="1">
+          <w:hyperlink w:anchor="_Toc241745436" w:history="1">
             <w:r>
               <w:rPr>
                 <w:rStyle w:val="Hiperligao"/>
@@ -456,7 +456,7 @@
               <w:rPr>
                 <w:noProof/>
               </w:rPr>
-              <w:instrText xml:space="preserve"> PAGEREF _Toc241696564 \h </w:instrText>
+              <w:instrText xml:space="preserve"> PAGEREF _Toc241745436 \h </w:instrText>
             </w:r>
             <w:r>
               <w:rPr>
@@ -498,7 +498,7 @@
               <w14:ligatures w14:val="standardContextual"/>
             </w:rPr>
           </w:pPr>
-          <w:hyperlink w:anchor="_Toc241696565" w:history="1">
+          <w:hyperlink w:anchor="_Toc241745437" w:history="1">
             <w:r>
               <w:rPr>
                 <w:rStyle w:val="Hiperligao"/>
@@ -522,7 +522,7 @@
               <w:rPr>
                 <w:noProof/>
               </w:rPr>
-              <w:instrText xml:space="preserve"> PAGEREF _Toc241696565 \h </w:instrText>
+              <w:instrText xml:space="preserve"> PAGEREF _Toc241745437 \h </w:instrText>
             </w:r>
             <w:r>
               <w:rPr>
@@ -564,7 +564,7 @@
               <w14:ligatures w14:val="standardContextual"/>
             </w:rPr>
           </w:pPr>
-          <w:hyperlink w:anchor="_Toc241696566" w:history="1">
+          <w:hyperlink w:anchor="_Toc241745438" w:history="1">
             <w:r>
               <w:rPr>
                 <w:rStyle w:val="Hiperligao"/>
@@ -588,7 +588,7 @@
               <w:rPr>
                 <w:noProof/>
               </w:rPr>
-              <w:instrText xml:space="preserve"> PAGEREF _Toc241696566 \h </w:instrText>
+              <w:instrText xml:space="preserve"> PAGEREF _Toc241745438 \h </w:instrText>
             </w:r>
             <w:r>
               <w:rPr>
@@ -630,7 +630,7 @@
               <w14:ligatures w14:val="standardContextual"/>
             </w:rPr>
           </w:pPr>
-          <w:hyperlink w:anchor="_Toc241696567" w:history="1">
+          <w:hyperlink w:anchor="_Toc241745439" w:history="1">
             <w:r>
               <w:rPr>
                 <w:rStyle w:val="Hiperligao"/>
@@ -654,7 +654,7 @@
               <w:rPr>
                 <w:noProof/>
               </w:rPr>
-              <w:instrText xml:space="preserve"> PAGEREF _Toc241696567 \h </w:instrText>
+              <w:instrText xml:space="preserve"> PAGEREF _Toc241745439 \h </w:instrText>
             </w:r>
             <w:r>
               <w:rPr>
@@ -696,7 +696,7 @@
               <w14:ligatures w14:val="standardContextual"/>
             </w:rPr>
           </w:pPr>
-          <w:hyperlink w:anchor="_Toc241696568" w:history="1">
+          <w:hyperlink w:anchor="_Toc241745440" w:history="1">
             <w:r>
               <w:rPr>
                 <w:rStyle w:val="Hiperligao"/>
@@ -720,7 +720,7 @@
               <w:rPr>
                 <w:noProof/>
               </w:rPr>
-              <w:instrText xml:space="preserve"> PAGEREF _Toc241696568 \h </w:instrText>
+              <w:instrText xml:space="preserve"> PAGEREF _Toc241745440 \h </w:instrText>
             </w:r>
             <w:r>
               <w:rPr>
@@ -762,7 +762,7 @@
               <w14:ligatures w14:val="standardContextual"/>
             </w:rPr>
           </w:pPr>
-          <w:hyperlink w:anchor="_Toc241696569" w:history="1">
+          <w:hyperlink w:anchor="_Toc241745441" w:history="1">
             <w:r>
               <w:rPr>
                 <w:rStyle w:val="Hiperligao"/>
@@ -786,7 +786,7 @@
               <w:rPr>
                 <w:noProof/>
               </w:rPr>
-              <w:instrText xml:space="preserve"> PAGEREF _Toc241696569 \h </w:instrText>
+              <w:instrText xml:space="preserve"> PAGEREF _Toc241745441 \h </w:instrText>
             </w:r>
             <w:r>
               <w:rPr>
@@ -828,7 +828,7 @@
               <w14:ligatures w14:val="standardContextual"/>
             </w:rPr>
           </w:pPr>
-          <w:hyperlink w:anchor="_Toc241696570" w:history="1">
+          <w:hyperlink w:anchor="_Toc241745442" w:history="1">
             <w:r>
               <w:rPr>
                 <w:rStyle w:val="Hiperligao"/>
@@ -852,7 +852,7 @@
               <w:rPr>
                 <w:noProof/>
               </w:rPr>
-              <w:instrText xml:space="preserve"> PAGEREF _Toc241696570 \h </w:instrText>
+              <w:instrText xml:space="preserve"> PAGEREF _Toc241745442 \h </w:instrText>
             </w:r>
             <w:r>
               <w:rPr>
@@ -894,7 +894,7 @@
               <w14:ligatures w14:val="standardContextual"/>
             </w:rPr>
           </w:pPr>
-          <w:hyperlink w:anchor="_Toc241696571" w:history="1">
+          <w:hyperlink w:anchor="_Toc241745443" w:history="1">
             <w:r>
               <w:rPr>
                 <w:rStyle w:val="Hiperligao"/>
@@ -918,7 +918,7 @@
               <w:rPr>
                 <w:noProof/>
               </w:rPr>
-              <w:instrText xml:space="preserve"> PAGEREF _Toc241696571 \h </w:instrText>
+              <w:instrText xml:space="preserve"> PAGEREF _Toc241745443 \h </w:instrText>
             </w:r>
             <w:r>
               <w:rPr>
@@ -960,7 +960,7 @@
               <w14:ligatures w14:val="standardContextual"/>
             </w:rPr>
           </w:pPr>
-          <w:hyperlink w:anchor="_Toc241696572" w:history="1">
+          <w:hyperlink w:anchor="_Toc241745444" w:history="1">
             <w:r>
               <w:rPr>
                 <w:rStyle w:val="Hiperligao"/>
@@ -984,7 +984,7 @@
               <w:rPr>
                 <w:noProof/>
               </w:rPr>
-              <w:instrText xml:space="preserve"> PAGEREF _Toc241696572 \h </w:instrText>
+              <w:instrText xml:space="preserve"> PAGEREF _Toc241745444 \h </w:instrText>
             </w:r>
             <w:r>
               <w:rPr>
@@ -1026,7 +1026,7 @@
               <w14:ligatures w14:val="standardContextual"/>
             </w:rPr>
           </w:pPr>
-          <w:hyperlink w:anchor="_Toc241696573" w:history="1">
+          <w:hyperlink w:anchor="_Toc241745445" w:history="1">
             <w:r>
               <w:rPr>
                 <w:rStyle w:val="Hiperligao"/>
@@ -1050,7 +1050,7 @@
               <w:rPr>
                 <w:noProof/>
               </w:rPr>
-              <w:instrText xml:space="preserve"> PAGEREF _Toc241696573 \h </w:instrText>
+              <w:instrText xml:space="preserve"> PAGEREF _Toc241745445 \h </w:instrText>
             </w:r>
             <w:r>
               <w:rPr>
@@ -1092,7 +1092,7 @@
               <w14:ligatures w14:val="standardContextual"/>
             </w:rPr>
           </w:pPr>
-          <w:hyperlink w:anchor="_Toc241696574" w:history="1">
+          <w:hyperlink w:anchor="_Toc241745446" w:history="1">
             <w:r>
               <w:rPr>
                 <w:rStyle w:val="Hiperligao"/>
@@ -1116,7 +1116,7 @@
               <w:rPr>
                 <w:noProof/>
               </w:rPr>
-              <w:instrText xml:space="preserve"> PAGEREF _Toc241696574 \h </w:instrText>
+              <w:instrText xml:space="preserve"> PAGEREF _Toc241745446 \h </w:instrText>
             </w:r>
             <w:r>
               <w:rPr>
@@ -1158,7 +1158,7 @@
               <w14:ligatures w14:val="standardContextual"/>
             </w:rPr>
           </w:pPr>
-          <w:hyperlink w:anchor="_Toc241696575" w:history="1">
+          <w:hyperlink w:anchor="_Toc241745447" w:history="1">
             <w:r>
               <w:rPr>
                 <w:rStyle w:val="Hiperligao"/>
@@ -1182,7 +1182,7 @@
               <w:rPr>
                 <w:noProof/>
               </w:rPr>
-              <w:instrText xml:space="preserve"> PAGEREF _Toc241696575 \h </w:instrText>
+              <w:instrText xml:space="preserve"> PAGEREF _Toc241745447 \h </w:instrText>
             </w:r>
             <w:r>
               <w:rPr>
@@ -1224,7 +1224,7 @@
               <w14:ligatures w14:val="standardContextual"/>
             </w:rPr>
           </w:pPr>
-          <w:hyperlink w:anchor="_Toc241696576" w:history="1">
+          <w:hyperlink w:anchor="_Toc241745448" w:history="1">
             <w:r>
               <w:rPr>
                 <w:rStyle w:val="Hiperligao"/>
@@ -1248,7 +1248,7 @@
               <w:rPr>
                 <w:noProof/>
               </w:rPr>
-              <w:instrText xml:space="preserve"> PAGEREF _Toc241696576 \h </w:instrText>
+              <w:instrText xml:space="preserve"> PAGEREF _Toc241745448 \h </w:instrText>
             </w:r>
             <w:r>
               <w:rPr>
@@ -1290,7 +1290,7 @@
               <w14:ligatures w14:val="standardContextual"/>
             </w:rPr>
           </w:pPr>
-          <w:hyperlink w:anchor="_Toc241696577" w:history="1">
+          <w:hyperlink w:anchor="_Toc241745449" w:history="1">
             <w:r>
               <w:rPr>
                 <w:rStyle w:val="Hiperligao"/>
@@ -1314,7 +1314,7 @@
               <w:rPr>
                 <w:noProof/>
               </w:rPr>
-              <w:instrText xml:space="preserve"> PAGEREF _Toc241696577 \h </w:instrText>
+              <w:instrText xml:space="preserve"> PAGEREF _Toc241745449 \h </w:instrText>
             </w:r>
             <w:r>
               <w:rPr>
@@ -1356,7 +1356,7 @@
               <w14:ligatures w14:val="standardContextual"/>
             </w:rPr>
           </w:pPr>
-          <w:hyperlink w:anchor="_Toc241696578" w:history="1">
+          <w:hyperlink w:anchor="_Toc241745450" w:history="1">
             <w:r>
               <w:rPr>
                 <w:rStyle w:val="Hiperligao"/>
@@ -1380,7 +1380,7 @@
               <w:rPr>
                 <w:noProof/>
               </w:rPr>
-              <w:instrText xml:space="preserve"> PAGEREF _Toc241696578 \h </w:instrText>
+              <w:instrText xml:space="preserve"> PAGEREF _Toc241745450 \h </w:instrText>
             </w:r>
             <w:r>
               <w:rPr>
@@ -1422,7 +1422,7 @@
               <w14:ligatures w14:val="standardContextual"/>
             </w:rPr>
           </w:pPr>
-          <w:hyperlink w:anchor="_Toc241696579" w:history="1">
+          <w:hyperlink w:anchor="_Toc241745451" w:history="1">
             <w:r>
               <w:rPr>
                 <w:rStyle w:val="Hiperligao"/>
@@ -1446,7 +1446,7 @@
               <w:rPr>
                 <w:noProof/>
               </w:rPr>
-              <w:instrText xml:space="preserve"> PAGEREF _Toc241696579 \h </w:instrText>
+              <w:instrText xml:space="preserve"> PAGEREF _Toc241745451 \h </w:instrText>
             </w:r>
             <w:r>
               <w:rPr>
@@ -1488,7 +1488,7 @@
               <w14:ligatures w14:val="standardContextual"/>
             </w:rPr>
           </w:pPr>
-          <w:hyperlink w:anchor="_Toc241696580" w:history="1">
+          <w:hyperlink w:anchor="_Toc241745452" w:history="1">
             <w:r>
               <w:rPr>
                 <w:rStyle w:val="Hiperligao"/>
@@ -1512,7 +1512,7 @@
               <w:rPr>
                 <w:noProof/>
               </w:rPr>
-              <w:instrText xml:space="preserve"> PAGEREF _Toc241696580 \h </w:instrText>
+              <w:instrText xml:space="preserve"> PAGEREF _Toc241745452 \h </w:instrText>
             </w:r>
             <w:r>
               <w:rPr>
@@ -1554,7 +1554,7 @@
               <w14:ligatures w14:val="standardContextual"/>
             </w:rPr>
           </w:pPr>
-          <w:hyperlink w:anchor="_Toc241696581" w:history="1">
+          <w:hyperlink w:anchor="_Toc241745453" w:history="1">
             <w:r>
               <w:rPr>
                 <w:rStyle w:val="Hiperligao"/>
@@ -1578,7 +1578,7 @@
               <w:rPr>
                 <w:noProof/>
               </w:rPr>
-              <w:instrText xml:space="preserve"> PAGEREF _Toc241696581 \h </w:instrText>
+              <w:instrText xml:space="preserve"> PAGEREF _Toc241745453 \h </w:instrText>
             </w:r>
             <w:r>
               <w:rPr>
@@ -1620,7 +1620,7 @@
               <w14:ligatures w14:val="standardContextual"/>
             </w:rPr>
           </w:pPr>
-          <w:hyperlink w:anchor="_Toc241696582" w:history="1">
+          <w:hyperlink w:anchor="_Toc241745454" w:history="1">
             <w:r>
               <w:rPr>
                 <w:rStyle w:val="Hiperligao"/>
@@ -1644,7 +1644,7 @@
               <w:rPr>
                 <w:noProof/>
               </w:rPr>
-              <w:instrText xml:space="preserve"> PAGEREF _Toc241696582 \h </w:instrText>
+              <w:instrText xml:space="preserve"> PAGEREF _Toc241745454 \h </w:instrText>
             </w:r>
             <w:r>
               <w:rPr>
@@ -1686,7 +1686,7 @@
               <w14:ligatures w14:val="standardContextual"/>
             </w:rPr>
           </w:pPr>
-          <w:hyperlink w:anchor="_Toc241696583" w:history="1">
+          <w:hyperlink w:anchor="_Toc241745455" w:history="1">
             <w:r>
               <w:rPr>
                 <w:rStyle w:val="Hiperligao"/>
@@ -1710,7 +1710,7 @@
               <w:rPr>
                 <w:noProof/>
               </w:rPr>
-              <w:instrText xml:space="preserve"> PAGEREF _Toc241696583 \h </w:instrText>
+              <w:instrText xml:space="preserve"> PAGEREF _Toc241745455 \h </w:instrText>
             </w:r>
             <w:r>
               <w:rPr>
@@ -1752,7 +1752,7 @@
               <w14:ligatures w14:val="standardContextual"/>
             </w:rPr>
           </w:pPr>
-          <w:hyperlink w:anchor="_Toc241696584" w:history="1">
+          <w:hyperlink w:anchor="_Toc241745456" w:history="1">
             <w:r>
               <w:rPr>
                 <w:rStyle w:val="Hiperligao"/>
@@ -1776,7 +1776,7 @@
               <w:rPr>
                 <w:noProof/>
               </w:rPr>
-              <w:instrText xml:space="preserve"> PAGEREF _Toc241696584 \h </w:instrText>
+              <w:instrText xml:space="preserve"> PAGEREF _Toc241745456 \h </w:instrText>
             </w:r>
             <w:r>
               <w:rPr>
@@ -1818,7 +1818,7 @@
               <w14:ligatures w14:val="standardContextual"/>
             </w:rPr>
           </w:pPr>
-          <w:hyperlink w:anchor="_Toc241696585" w:history="1">
+          <w:hyperlink w:anchor="_Toc241745457" w:history="1">
             <w:r>
               <w:rPr>
                 <w:rStyle w:val="Hiperligao"/>
@@ -1842,7 +1842,7 @@
               <w:rPr>
                 <w:noProof/>
               </w:rPr>
-              <w:instrText xml:space="preserve"> PAGEREF _Toc241696585 \h </w:instrText>
+              <w:instrText xml:space="preserve"> PAGEREF _Toc241745457 \h </w:instrText>
             </w:r>
             <w:r>
               <w:rPr>
@@ -1884,7 +1884,7 @@
               <w14:ligatures w14:val="standardContextual"/>
             </w:rPr>
           </w:pPr>
-          <w:hyperlink w:anchor="_Toc241696586" w:history="1">
+          <w:hyperlink w:anchor="_Toc241745458" w:history="1">
             <w:r>
               <w:rPr>
                 <w:rStyle w:val="Hiperligao"/>
@@ -1908,7 +1908,7 @@
               <w:rPr>
                 <w:noProof/>
               </w:rPr>
-              <w:instrText xml:space="preserve"> PAGEREF _Toc241696586 \h </w:instrText>
+              <w:instrText xml:space="preserve"> PAGEREF _Toc241745458 \h </w:instrText>
             </w:r>
             <w:r>
               <w:rPr>
@@ -1950,7 +1950,7 @@
               <w14:ligatures w14:val="standardContextual"/>
             </w:rPr>
           </w:pPr>
-          <w:hyperlink w:anchor="_Toc241696587" w:history="1">
+          <w:hyperlink w:anchor="_Toc241745459" w:history="1">
             <w:r>
               <w:rPr>
                 <w:rStyle w:val="Hiperligao"/>
@@ -1974,7 +1974,7 @@
               <w:rPr>
                 <w:noProof/>
               </w:rPr>
-              <w:instrText xml:space="preserve"> PAGEREF _Toc241696587 \h </w:instrText>
+              <w:instrText xml:space="preserve"> PAGEREF _Toc241745459 \h </w:instrText>
             </w:r>
             <w:r>
               <w:rPr>
@@ -2016,7 +2016,7 @@
               <w14:ligatures w14:val="standardContextual"/>
             </w:rPr>
           </w:pPr>
-          <w:hyperlink w:anchor="_Toc241696588" w:history="1">
+          <w:hyperlink w:anchor="_Toc241745460" w:history="1">
             <w:r>
               <w:rPr>
                 <w:rStyle w:val="Hiperligao"/>
@@ -2040,7 +2040,7 @@
               <w:rPr>
                 <w:noProof/>
               </w:rPr>
-              <w:instrText xml:space="preserve"> PAGEREF _Toc241696588 \h </w:instrText>
+              <w:instrText xml:space="preserve"> PAGEREF _Toc241745460 \h </w:instrText>
             </w:r>
             <w:r>
               <w:rPr>
@@ -2082,7 +2082,7 @@
               <w14:ligatures w14:val="standardContextual"/>
             </w:rPr>
           </w:pPr>
-          <w:hyperlink w:anchor="_Toc241696589" w:history="1">
+          <w:hyperlink w:anchor="_Toc241745461" w:history="1">
             <w:r>
               <w:rPr>
                 <w:rStyle w:val="Hiperligao"/>
@@ -2106,7 +2106,7 @@
               <w:rPr>
                 <w:noProof/>
               </w:rPr>
-              <w:instrText xml:space="preserve"> PAGEREF _Toc241696589 \h </w:instrText>
+              <w:instrText xml:space="preserve"> PAGEREF _Toc241745461 \h </w:instrText>
             </w:r>
             <w:r>
               <w:rPr>
@@ -2154,7 +2154,7 @@
       <w:pPr>
         <w:pStyle w:val="Ttulo1"/>
       </w:pPr>
-      <w:bookmarkStart w:id="0" w:name="_Toc241696559"/>
+      <w:bookmarkStart w:id="0" w:name="_Toc241745431"/>
       <w:r>
         <w:lastRenderedPageBreak/>
         <w:t>Votre rôle en un coup d'œil</w:t>
@@ -2235,7 +2235,7 @@
       <w:pPr>
         <w:pStyle w:val="Ttulo2"/>
       </w:pPr>
-      <w:bookmarkStart w:id="1" w:name="_Toc241696560"/>
+      <w:bookmarkStart w:id="1" w:name="_Toc241745432"/>
       <w:r>
         <w:t>Ce que vous pouvez / ne pouvez pas faire</w:t>
       </w:r>
@@ -2256,7 +2256,7 @@
           <w:left w:w="10" w:type="dxa"/>
           <w:right w:w="10" w:type="dxa"/>
         </w:tblCellMar>
-        <w:tblLook w:val="04A0" w:firstRow="1" w:lastRow="0" w:firstColumn="1" w:lastColumn="0" w:noHBand="0" w:noVBand="1"/>
+        <w:tblLook w:val="0000" w:firstRow="0" w:lastRow="0" w:firstColumn="0" w:lastColumn="0" w:noHBand="0" w:noVBand="0"/>
       </w:tblPr>
       <w:tblGrid>
         <w:gridCol w:w="3423"/>
@@ -2969,7 +2969,7 @@
       <w:pPr>
         <w:pStyle w:val="Ttulo2"/>
       </w:pPr>
-      <w:bookmarkStart w:id="2" w:name="_Toc241696561"/>
+      <w:bookmarkStart w:id="2" w:name="_Toc241745433"/>
       <w:r>
         <w:t>D'où viennent vos accès</w:t>
       </w:r>
@@ -3071,7 +3071,7 @@
           <w:left w:w="10" w:type="dxa"/>
           <w:right w:w="10" w:type="dxa"/>
         </w:tblCellMar>
-        <w:tblLook w:val="04A0" w:firstRow="1" w:lastRow="0" w:firstColumn="1" w:lastColumn="0" w:noHBand="0" w:noVBand="1"/>
+        <w:tblLook w:val="0000" w:firstRow="0" w:lastRow="0" w:firstColumn="0" w:lastColumn="0" w:noHBand="0" w:noVBand="0"/>
       </w:tblPr>
       <w:tblGrid>
         <w:gridCol w:w="1128"/>
@@ -3579,7 +3579,7 @@
       <w:pPr>
         <w:pStyle w:val="Ttulo2"/>
       </w:pPr>
-      <w:bookmarkStart w:id="3" w:name="_Toc241696562"/>
+      <w:bookmarkStart w:id="3" w:name="_Toc241745434"/>
       <w:r>
         <w:t>Se connecter, changer de mot de passe et se déconnecter</w:t>
       </w:r>
@@ -3704,7 +3704,7 @@
         </w:rPr>
         <w:lastRenderedPageBreak/>
         <w:drawing>
-          <wp:inline distT="0" distB="0" distL="0" distR="0" wp14:anchorId="5C0D6DBD" wp14:editId="0A37D743">
+          <wp:inline distT="0" distB="0" distL="0" distR="0" wp14:anchorId="385E2BED" wp14:editId="0FC7ECE8">
             <wp:extent cx="5715000" cy="3571875"/>
             <wp:effectExtent l="0" t="0" r="0" b="0"/>
             <wp:docPr id="236" name="01-login.png" descr="La page de connexion avec E-mail, Mot de passe, Rester connecté et le bouton Se connecter." title="La page de connexion avec E-mail, Mot de passe, Rester connecté et le bouton Se connecter."/>
@@ -3815,7 +3815,7 @@
         </w:rPr>
         <w:lastRenderedPageBreak/>
         <w:drawing>
-          <wp:inline distT="0" distB="0" distL="0" distR="0" wp14:anchorId="1B49D286" wp14:editId="7A1E2675">
+          <wp:inline distT="0" distB="0" distL="0" distR="0" wp14:anchorId="03D8308A" wp14:editId="17CAD0B6">
             <wp:extent cx="5715000" cy="3571875"/>
             <wp:effectExtent l="0" t="0" r="0" b="0"/>
             <wp:docPr id="237" name="03-user-menu.png" descr="Le menu du compte ouvert, avec Paramètres et Se déconnecter." title="Le menu du compte ouvert, avec Paramètres et Se déconnecter."/>
@@ -3868,7 +3868,7 @@
         <w:pStyle w:val="Ttulo1"/>
         <w:pageBreakBefore/>
       </w:pPr>
-      <w:bookmarkStart w:id="4" w:name="_Toc241696563"/>
+      <w:bookmarkStart w:id="4" w:name="_Toc241745435"/>
       <w:r>
         <w:lastRenderedPageBreak/>
         <w:t>Tableau de bord</w:t>
@@ -3901,7 +3901,7 @@
           <w:noProof/>
         </w:rPr>
         <w:drawing>
-          <wp:inline distT="0" distB="0" distL="0" distR="0" wp14:anchorId="71B65727" wp14:editId="7B3A6EB9">
+          <wp:inline distT="0" distB="0" distL="0" distR="0" wp14:anchorId="5AB5A0E5" wp14:editId="04EA55AD">
             <wp:extent cx="5715000" cy="5133975"/>
             <wp:effectExtent l="0" t="0" r="0" b="0"/>
             <wp:docPr id="238" name="01-dashboard-sidebar.png" descr="Le tableau de bord du Manager avec la barre latérale et les cartes de synthèse." title="Le tableau de bord du Manager avec la barre latérale et les cartes de synthèse."/>
@@ -3964,7 +3964,7 @@
           <w:left w:w="10" w:type="dxa"/>
           <w:right w:w="10" w:type="dxa"/>
         </w:tblCellMar>
-        <w:tblLook w:val="04A0" w:firstRow="1" w:lastRow="0" w:firstColumn="1" w:lastColumn="0" w:noHBand="0" w:noVBand="1"/>
+        <w:tblLook w:val="0000" w:firstRow="0" w:lastRow="0" w:firstColumn="0" w:lastColumn="0" w:noHBand="0" w:noVBand="0"/>
       </w:tblPr>
       <w:tblGrid>
         <w:gridCol w:w="2063"/>
@@ -4409,7 +4409,7 @@
         <w:pStyle w:val="Ttulo1"/>
         <w:pageBreakBefore/>
       </w:pPr>
-      <w:bookmarkStart w:id="5" w:name="_Toc241696564"/>
+      <w:bookmarkStart w:id="5" w:name="_Toc241745436"/>
       <w:r>
         <w:lastRenderedPageBreak/>
         <w:t>Utilisateurs</w:t>
@@ -4442,7 +4442,7 @@
           <w:noProof/>
         </w:rPr>
         <w:drawing>
-          <wp:inline distT="0" distB="0" distL="0" distR="0" wp14:anchorId="0BB69D48" wp14:editId="77BC802F">
+          <wp:inline distT="0" distB="0" distL="0" distR="0" wp14:anchorId="2CE57137" wp14:editId="79351AA0">
             <wp:extent cx="5715000" cy="3571875"/>
             <wp:effectExtent l="0" t="0" r="0" b="0"/>
             <wp:docPr id="239" name="06-users.png" descr="La liste Utilisateurs d'un Manager, sans administrateurs et sans les boutons Nouvel utilisateur ni Fichier d'identifiants." title="La liste Utilisateurs d'un Manager, sans administrateurs et sans les boutons Nouvel utilisateur ni Fichier d'identifiants."/>
@@ -4570,7 +4570,7 @@
           <w:left w:w="10" w:type="dxa"/>
           <w:right w:w="10" w:type="dxa"/>
         </w:tblCellMar>
-        <w:tblLook w:val="04A0" w:firstRow="1" w:lastRow="0" w:firstColumn="1" w:lastColumn="0" w:noHBand="0" w:noVBand="1"/>
+        <w:tblLook w:val="0000" w:firstRow="0" w:lastRow="0" w:firstColumn="0" w:lastColumn="0" w:noHBand="0" w:noVBand="0"/>
       </w:tblPr>
       <w:tblGrid>
         <w:gridCol w:w="5240"/>
@@ -4891,7 +4891,7 @@
       <w:pPr>
         <w:pStyle w:val="Ttulo2"/>
       </w:pPr>
-      <w:bookmarkStart w:id="6" w:name="_Toc241696565"/>
+      <w:bookmarkStart w:id="6" w:name="_Toc241745437"/>
       <w:r>
         <w:lastRenderedPageBreak/>
         <w:t>Cartes d'une personne</w:t>
@@ -4934,8 +4934,8 @@
           <w:noProof/>
         </w:rPr>
         <w:drawing>
-          <wp:inline distT="0" distB="0" distL="0" distR="0" wp14:anchorId="158E91A6" wp14:editId="1976497A">
-            <wp:extent cx="4362450" cy="1819275"/>
+          <wp:inline distT="0" distB="0" distL="0" distR="0" wp14:anchorId="054B6F8E" wp14:editId="3A033EC7">
+            <wp:extent cx="4362450" cy="2190750"/>
             <wp:effectExtent l="0" t="0" r="0" b="0"/>
             <wp:docPr id="240" name="09-users-maps-dialog.png" descr="La boîte de dialogue Cartes d'un utilisateur, avec les listes de niveau de partage et les icônes de propriétaire et de retrait." title="La boîte de dialogue Cartes d'un utilisateur, avec les listes de niveau de partage et les icônes de propriétaire et de retrait."/>
             <wp:cNvGraphicFramePr>
@@ -4960,7 +4960,7 @@
                   <pic:spPr bwMode="auto">
                     <a:xfrm>
                       <a:off x="0" y="0"/>
-                      <a:ext cx="4362450" cy="1819275"/>
+                      <a:ext cx="4362450" cy="2190750"/>
                     </a:xfrm>
                     <a:prstGeom prst="rect">
                       <a:avLst/>
@@ -4997,7 +4997,7 @@
           <w:left w:w="10" w:type="dxa"/>
           <w:right w:w="10" w:type="dxa"/>
         </w:tblCellMar>
-        <w:tblLook w:val="04A0" w:firstRow="1" w:lastRow="0" w:firstColumn="1" w:lastColumn="0" w:noHBand="0" w:noVBand="1"/>
+        <w:tblLook w:val="0000" w:firstRow="0" w:lastRow="0" w:firstColumn="0" w:lastColumn="0" w:noHBand="0" w:noVBand="0"/>
       </w:tblPr>
       <w:tblGrid>
         <w:gridCol w:w="3438"/>
@@ -5549,7 +5549,7 @@
           <w:left w:w="10" w:type="dxa"/>
           <w:right w:w="10" w:type="dxa"/>
         </w:tblCellMar>
-        <w:tblLook w:val="04A0" w:firstRow="1" w:lastRow="0" w:firstColumn="1" w:lastColumn="0" w:noHBand="0" w:noVBand="1"/>
+        <w:tblLook w:val="0000" w:firstRow="0" w:lastRow="0" w:firstColumn="0" w:lastColumn="0" w:noHBand="0" w:noVBand="0"/>
       </w:tblPr>
       <w:tblGrid>
         <w:gridCol w:w="3438"/>
@@ -5898,7 +5898,7 @@
           <w:left w:w="10" w:type="dxa"/>
           <w:right w:w="10" w:type="dxa"/>
         </w:tblCellMar>
-        <w:tblLook w:val="04A0" w:firstRow="1" w:lastRow="0" w:firstColumn="1" w:lastColumn="0" w:noHBand="0" w:noVBand="1"/>
+        <w:tblLook w:val="0000" w:firstRow="0" w:lastRow="0" w:firstColumn="0" w:lastColumn="0" w:noHBand="0" w:noVBand="0"/>
       </w:tblPr>
       <w:tblGrid>
         <w:gridCol w:w="2607"/>
@@ -6133,6 +6133,7 @@
               <w:spacing w:after="0"/>
             </w:pPr>
             <w:r>
+              <w:lastRenderedPageBreak/>
               <w:t>Peut modifier</w:t>
             </w:r>
           </w:p>
@@ -6173,9 +6174,8 @@
       <w:pPr>
         <w:pStyle w:val="Ttulo2"/>
       </w:pPr>
-      <w:bookmarkStart w:id="7" w:name="_Toc241696566"/>
-      <w:r>
-        <w:lastRenderedPageBreak/>
+      <w:bookmarkStart w:id="7" w:name="_Toc241745438"/>
+      <w:r>
         <w:t>Exemple : donner une carte à un collègue qui prend le relais</w:t>
       </w:r>
       <w:bookmarkEnd w:id="7"/>
@@ -6302,7 +6302,7 @@
         <w:pStyle w:val="Ttulo1"/>
         <w:pageBreakBefore/>
       </w:pPr>
-      <w:bookmarkStart w:id="8" w:name="_Toc241696567"/>
+      <w:bookmarkStart w:id="8" w:name="_Toc241745439"/>
       <w:r>
         <w:lastRenderedPageBreak/>
         <w:t>Cartes</w:t>
@@ -6335,7 +6335,7 @@
           <w:noProof/>
         </w:rPr>
         <w:drawing>
-          <wp:inline distT="0" distB="0" distL="0" distR="0" wp14:anchorId="69ED7B53" wp14:editId="56A10D39">
+          <wp:inline distT="0" distB="0" distL="0" distR="0" wp14:anchorId="298C27DE" wp14:editId="00E245BF">
             <wp:extent cx="5715000" cy="3429000"/>
             <wp:effectExtent l="0" t="0" r="0" b="0"/>
             <wp:docPr id="241" name="02-maps-all.png" descr="La liste Cartes, onglet Tous, avec les icônes Copier, Partager, Planifier et Exporter sur chaque ligne." title="La liste Cartes, onglet Tous, avec les icônes Copier, Partager, Planifier et Exporter sur chaque ligne."/>
@@ -6387,7 +6387,7 @@
       <w:pPr>
         <w:pStyle w:val="Ttulo2"/>
       </w:pPr>
-      <w:bookmarkStart w:id="9" w:name="_Toc241696568"/>
+      <w:bookmarkStart w:id="9" w:name="_Toc241745440"/>
       <w:r>
         <w:t>Trouver une carte</w:t>
       </w:r>
@@ -6408,7 +6408,7 @@
           <w:left w:w="10" w:type="dxa"/>
           <w:right w:w="10" w:type="dxa"/>
         </w:tblCellMar>
-        <w:tblLook w:val="04A0" w:firstRow="1" w:lastRow="0" w:firstColumn="1" w:lastColumn="0" w:noHBand="0" w:noVBand="1"/>
+        <w:tblLook w:val="0000" w:firstRow="0" w:lastRow="0" w:firstColumn="0" w:lastColumn="0" w:noHBand="0" w:noVBand="0"/>
       </w:tblPr>
       <w:tblGrid>
         <w:gridCol w:w="3438"/>
@@ -7013,7 +7013,7 @@
       <w:pPr>
         <w:pStyle w:val="Ttulo2"/>
       </w:pPr>
-      <w:bookmarkStart w:id="10" w:name="_Toc241696569"/>
+      <w:bookmarkStart w:id="10" w:name="_Toc241745441"/>
       <w:r>
         <w:lastRenderedPageBreak/>
         <w:t>Ce que fait chaque icône</w:t>
@@ -7035,7 +7035,7 @@
           <w:left w:w="10" w:type="dxa"/>
           <w:right w:w="10" w:type="dxa"/>
         </w:tblCellMar>
-        <w:tblLook w:val="04A0" w:firstRow="1" w:lastRow="0" w:firstColumn="1" w:lastColumn="0" w:noHBand="0" w:noVBand="1"/>
+        <w:tblLook w:val="0000" w:firstRow="0" w:lastRow="0" w:firstColumn="0" w:lastColumn="0" w:noHBand="0" w:noVBand="0"/>
       </w:tblPr>
       <w:tblGrid>
         <w:gridCol w:w="3139"/>
@@ -7613,7 +7613,7 @@
       <w:pPr>
         <w:pStyle w:val="Ttulo2"/>
       </w:pPr>
-      <w:bookmarkStart w:id="11" w:name="_Toc241696570"/>
+      <w:bookmarkStart w:id="11" w:name="_Toc241745442"/>
       <w:r>
         <w:t>Copier une carte pour créer la vôtre</w:t>
       </w:r>
@@ -7702,7 +7702,7 @@
       <w:pPr>
         <w:pStyle w:val="Ttulo2"/>
       </w:pPr>
-      <w:bookmarkStart w:id="12" w:name="_Toc241696571"/>
+      <w:bookmarkStart w:id="12" w:name="_Toc241745443"/>
       <w:r>
         <w:t>Partager une carte</w:t>
       </w:r>
@@ -7807,7 +7807,7 @@
         </w:rPr>
         <w:lastRenderedPageBreak/>
         <w:drawing>
-          <wp:inline distT="0" distB="0" distL="0" distR="0" wp14:anchorId="7B851706" wp14:editId="3BD140C8">
+          <wp:inline distT="0" distB="0" distL="0" distR="0" wp14:anchorId="039A588D" wp14:editId="5343DA7C">
             <wp:extent cx="3743325" cy="4029075"/>
             <wp:effectExtent l="0" t="0" r="0" b="0"/>
             <wp:docPr id="242" name="03-share-dialog.png" descr="La boîte de dialogue Partager la carte avec une zone de recherche et les boutons Peut consulter, Peut exporter et Peut modifier." title="La boîte de dialogue Partager la carte avec une zone de recherche et les boutons Peut consulter, Peut exporter et Peut modifier."/>
@@ -7890,7 +7890,7 @@
         <w:pStyle w:val="Ttulo1"/>
         <w:pageBreakBefore/>
       </w:pPr>
-      <w:bookmarkStart w:id="13" w:name="_Toc241696572"/>
+      <w:bookmarkStart w:id="13" w:name="_Toc241745444"/>
       <w:r>
         <w:lastRenderedPageBreak/>
         <w:t>Créateur de cartes</w:t>
@@ -7923,7 +7923,7 @@
           <w:noProof/>
         </w:rPr>
         <w:drawing>
-          <wp:inline distT="0" distB="0" distL="0" distR="0" wp14:anchorId="65AF1F62" wp14:editId="0A53CD91">
+          <wp:inline distT="0" distB="0" distL="0" distR="0" wp14:anchorId="6D21B466" wp14:editId="4112967B">
             <wp:extent cx="5715000" cy="3571875"/>
             <wp:effectExtent l="0" t="0" r="0" b="0"/>
             <wp:docPr id="243" name="05-builder-overview.png" descr="Le créateur de cartes avec l'arborescence Domaines d'activité, la zone Colonnes et le panneau Propriétés." title="Le créateur de cartes avec l'arborescence Domaines d'activité, la zone Colonnes et le panneau Propriétés."/>
@@ -7975,7 +7975,7 @@
       <w:pPr>
         <w:pStyle w:val="Ttulo2"/>
       </w:pPr>
-      <w:bookmarkStart w:id="14" w:name="_Toc241696573"/>
+      <w:bookmarkStart w:id="14" w:name="_Toc241745445"/>
       <w:r>
         <w:t>Ce que vous pouvez enregistrer</w:t>
       </w:r>
@@ -7996,7 +7996,7 @@
           <w:left w:w="10" w:type="dxa"/>
           <w:right w:w="10" w:type="dxa"/>
         </w:tblCellMar>
-        <w:tblLook w:val="04A0" w:firstRow="1" w:lastRow="0" w:firstColumn="1" w:lastColumn="0" w:noHBand="0" w:noVBand="1"/>
+        <w:tblLook w:val="0000" w:firstRow="0" w:lastRow="0" w:firstColumn="0" w:lastColumn="0" w:noHBand="0" w:noVBand="0"/>
       </w:tblPr>
       <w:tblGrid>
         <w:gridCol w:w="4778"/>
@@ -8356,7 +8356,7 @@
       <w:pPr>
         <w:pStyle w:val="Ttulo2"/>
       </w:pPr>
-      <w:bookmarkStart w:id="15" w:name="_Toc241696574"/>
+      <w:bookmarkStart w:id="15" w:name="_Toc241745446"/>
       <w:r>
         <w:lastRenderedPageBreak/>
         <w:t>La barre d'outils</w:t>
@@ -8378,7 +8378,7 @@
           <w:left w:w="10" w:type="dxa"/>
           <w:right w:w="10" w:type="dxa"/>
         </w:tblCellMar>
-        <w:tblLook w:val="04A0" w:firstRow="1" w:lastRow="0" w:firstColumn="1" w:lastColumn="0" w:noHBand="0" w:noVBand="1"/>
+        <w:tblLook w:val="0000" w:firstRow="0" w:lastRow="0" w:firstColumn="0" w:lastColumn="0" w:noHBand="0" w:noVBand="0"/>
       </w:tblPr>
       <w:tblGrid>
         <w:gridCol w:w="3924"/>
@@ -9197,7 +9197,7 @@
       <w:pPr>
         <w:pStyle w:val="Ttulo2"/>
       </w:pPr>
-      <w:bookmarkStart w:id="16" w:name="_Toc241696575"/>
+      <w:bookmarkStart w:id="16" w:name="_Toc241745447"/>
       <w:r>
         <w:t>Créer une carte</w:t>
       </w:r>
@@ -9365,7 +9365,7 @@
       <w:pPr>
         <w:pStyle w:val="Ttulo2"/>
       </w:pPr>
-      <w:bookmarkStart w:id="17" w:name="_Toc241696576"/>
+      <w:bookmarkStart w:id="17" w:name="_Toc241745448"/>
       <w:r>
         <w:lastRenderedPageBreak/>
         <w:t>Configurer la colonne</w:t>
@@ -9387,7 +9387,7 @@
           <w:left w:w="10" w:type="dxa"/>
           <w:right w:w="10" w:type="dxa"/>
         </w:tblCellMar>
-        <w:tblLook w:val="04A0" w:firstRow="1" w:lastRow="0" w:firstColumn="1" w:lastColumn="0" w:noHBand="0" w:noVBand="1"/>
+        <w:tblLook w:val="0000" w:firstRow="0" w:lastRow="0" w:firstColumn="0" w:lastColumn="0" w:noHBand="0" w:noVBand="0"/>
       </w:tblPr>
       <w:tblGrid>
         <w:gridCol w:w="3438"/>
@@ -10185,7 +10185,7 @@
           <w:left w:w="10" w:type="dxa"/>
           <w:right w:w="10" w:type="dxa"/>
         </w:tblCellMar>
-        <w:tblLook w:val="04A0" w:firstRow="1" w:lastRow="0" w:firstColumn="1" w:lastColumn="0" w:noHBand="0" w:noVBand="1"/>
+        <w:tblLook w:val="0000" w:firstRow="0" w:lastRow="0" w:firstColumn="0" w:lastColumn="0" w:noHBand="0" w:noVBand="0"/>
       </w:tblPr>
       <w:tblGrid>
         <w:gridCol w:w="3438"/>
@@ -10534,7 +10534,7 @@
           <w:left w:w="10" w:type="dxa"/>
           <w:right w:w="10" w:type="dxa"/>
         </w:tblCellMar>
-        <w:tblLook w:val="04A0" w:firstRow="1" w:lastRow="0" w:firstColumn="1" w:lastColumn="0" w:noHBand="0" w:noVBand="1"/>
+        <w:tblLook w:val="0000" w:firstRow="0" w:lastRow="0" w:firstColumn="0" w:lastColumn="0" w:noHBand="0" w:noVBand="0"/>
       </w:tblPr>
       <w:tblGrid>
         <w:gridCol w:w="3438"/>
@@ -10820,7 +10820,7 @@
           <w:left w:w="10" w:type="dxa"/>
           <w:right w:w="10" w:type="dxa"/>
         </w:tblCellMar>
-        <w:tblLook w:val="04A0" w:firstRow="1" w:lastRow="0" w:firstColumn="1" w:lastColumn="0" w:noHBand="0" w:noVBand="1"/>
+        <w:tblLook w:val="0000" w:firstRow="0" w:lastRow="0" w:firstColumn="0" w:lastColumn="0" w:noHBand="0" w:noVBand="0"/>
       </w:tblPr>
       <w:tblGrid>
         <w:gridCol w:w="5743"/>
@@ -11282,7 +11282,7 @@
       <w:pPr>
         <w:pStyle w:val="Ttulo2"/>
       </w:pPr>
-      <w:bookmarkStart w:id="18" w:name="_Toc241696577"/>
+      <w:bookmarkStart w:id="18" w:name="_Toc241745449"/>
       <w:r>
         <w:lastRenderedPageBreak/>
         <w:t>Les cinq onglets de paramètres</w:t>
@@ -11304,7 +11304,7 @@
           <w:left w:w="10" w:type="dxa"/>
           <w:right w:w="10" w:type="dxa"/>
         </w:tblCellMar>
-        <w:tblLook w:val="04A0" w:firstRow="1" w:lastRow="0" w:firstColumn="1" w:lastColumn="0" w:noHBand="0" w:noVBand="1"/>
+        <w:tblLook w:val="0000" w:firstRow="0" w:lastRow="0" w:firstColumn="0" w:lastColumn="0" w:noHBand="0" w:noVBand="0"/>
       </w:tblPr>
       <w:tblGrid>
         <w:gridCol w:w="4513"/>
@@ -11886,7 +11886,7 @@
           <w:left w:w="10" w:type="dxa"/>
           <w:right w:w="10" w:type="dxa"/>
         </w:tblCellMar>
-        <w:tblLook w:val="04A0" w:firstRow="1" w:lastRow="0" w:firstColumn="1" w:lastColumn="0" w:noHBand="0" w:noVBand="1"/>
+        <w:tblLook w:val="0000" w:firstRow="0" w:lastRow="0" w:firstColumn="0" w:lastColumn="0" w:noHBand="0" w:noVBand="0"/>
       </w:tblPr>
       <w:tblGrid>
         <w:gridCol w:w="4513"/>
@@ -12567,7 +12567,7 @@
           <w:left w:w="10" w:type="dxa"/>
           <w:right w:w="10" w:type="dxa"/>
         </w:tblCellMar>
-        <w:tblLook w:val="04A0" w:firstRow="1" w:lastRow="0" w:firstColumn="1" w:lastColumn="0" w:noHBand="0" w:noVBand="1"/>
+        <w:tblLook w:val="0000" w:firstRow="0" w:lastRow="0" w:firstColumn="0" w:lastColumn="0" w:noHBand="0" w:noVBand="0"/>
       </w:tblPr>
       <w:tblGrid>
         <w:gridCol w:w="4247"/>
@@ -12948,7 +12948,7 @@
       <w:pPr>
         <w:pStyle w:val="Ttulo2"/>
       </w:pPr>
-      <w:bookmarkStart w:id="19" w:name="_Toc241696578"/>
+      <w:bookmarkStart w:id="19" w:name="_Toc241745450"/>
       <w:r>
         <w:t>Mise en forme conditionnelle</w:t>
       </w:r>
@@ -13004,7 +13004,7 @@
           <w:left w:w="10" w:type="dxa"/>
           <w:right w:w="10" w:type="dxa"/>
         </w:tblCellMar>
-        <w:tblLook w:val="04A0" w:firstRow="1" w:lastRow="0" w:firstColumn="1" w:lastColumn="0" w:noHBand="0" w:noVBand="1"/>
+        <w:tblLook w:val="0000" w:firstRow="0" w:lastRow="0" w:firstColumn="0" w:lastColumn="0" w:noHBand="0" w:noVBand="0"/>
       </w:tblPr>
       <w:tblGrid>
         <w:gridCol w:w="3438"/>
@@ -13654,7 +13654,7 @@
       <w:pPr>
         <w:pStyle w:val="Ttulo2"/>
       </w:pPr>
-      <w:bookmarkStart w:id="20" w:name="_Toc241696579"/>
+      <w:bookmarkStart w:id="20" w:name="_Toc241745451"/>
       <w:r>
         <w:t>Cartes refusées</w:t>
       </w:r>
@@ -13670,7 +13670,7 @@
         <w:pStyle w:val="Ttulo1"/>
         <w:pageBreakBefore/>
       </w:pPr>
-      <w:bookmarkStart w:id="21" w:name="_Toc241696580"/>
+      <w:bookmarkStart w:id="21" w:name="_Toc241745452"/>
       <w:r>
         <w:lastRenderedPageBreak/>
         <w:t>Visionneuse de cartes</w:t>
@@ -13713,7 +13713,7 @@
           <w:noProof/>
         </w:rPr>
         <w:drawing>
-          <wp:inline distT="0" distB="0" distL="0" distR="0" wp14:anchorId="4C01FAC8" wp14:editId="02FEB2F6">
+          <wp:inline distT="0" distB="0" distL="0" distR="0" wp14:anchorId="0123B60B" wp14:editId="520B70CD">
             <wp:extent cx="5715000" cy="3571875"/>
             <wp:effectExtent l="0" t="0" r="0" b="0"/>
             <wp:docPr id="244" name="06-viewer-results.png" descr="Une exécution terminée avec les boutons Excel, CSV et PDF au-dessus de la grille de résultats." title="Une exécution terminée avec les boutons Excel, CSV et PDF au-dessus de la grille de résultats."/>
@@ -13776,7 +13776,7 @@
           <w:left w:w="10" w:type="dxa"/>
           <w:right w:w="10" w:type="dxa"/>
         </w:tblCellMar>
-        <w:tblLook w:val="04A0" w:firstRow="1" w:lastRow="0" w:firstColumn="1" w:lastColumn="0" w:noHBand="0" w:noVBand="1"/>
+        <w:tblLook w:val="0000" w:firstRow="0" w:lastRow="0" w:firstColumn="0" w:lastColumn="0" w:noHBand="0" w:noVBand="0"/>
       </w:tblPr>
       <w:tblGrid>
         <w:gridCol w:w="4136"/>
@@ -14602,7 +14602,7 @@
       <w:pPr>
         <w:pStyle w:val="Ttulo2"/>
       </w:pPr>
-      <w:bookmarkStart w:id="22" w:name="_Toc241696581"/>
+      <w:bookmarkStart w:id="22" w:name="_Toc241745453"/>
       <w:r>
         <w:t>Exporter en PDF</w:t>
       </w:r>
@@ -14648,7 +14648,7 @@
           <w:left w:w="10" w:type="dxa"/>
           <w:right w:w="10" w:type="dxa"/>
         </w:tblCellMar>
-        <w:tblLook w:val="04A0" w:firstRow="1" w:lastRow="0" w:firstColumn="1" w:lastColumn="0" w:noHBand="0" w:noVBand="1"/>
+        <w:tblLook w:val="0000" w:firstRow="0" w:lastRow="0" w:firstColumn="0" w:lastColumn="0" w:noHBand="0" w:noVBand="0"/>
       </w:tblPr>
       <w:tblGrid>
         <w:gridCol w:w="3438"/>
@@ -15014,7 +15014,7 @@
       <w:pPr>
         <w:pStyle w:val="Ttulo2"/>
       </w:pPr>
-      <w:bookmarkStart w:id="23" w:name="_Toc241696582"/>
+      <w:bookmarkStart w:id="23" w:name="_Toc241745454"/>
       <w:r>
         <w:t>Exemple : exécuter et exporter GD_M.M10_V01.DIS</w:t>
       </w:r>
@@ -15127,7 +15127,7 @@
         <w:pStyle w:val="Ttulo1"/>
         <w:pageBreakBefore/>
       </w:pPr>
-      <w:bookmarkStart w:id="24" w:name="_Toc241696583"/>
+      <w:bookmarkStart w:id="24" w:name="_Toc241745455"/>
       <w:r>
         <w:lastRenderedPageBreak/>
         <w:t>Planifications</w:t>
@@ -15150,7 +15150,7 @@
           <w:noProof/>
         </w:rPr>
         <w:drawing>
-          <wp:inline distT="0" distB="0" distL="0" distR="0" wp14:anchorId="002434DA" wp14:editId="080C4C7E">
+          <wp:inline distT="0" distB="0" distL="0" distR="0" wp14:anchorId="1BF35A24" wp14:editId="61D5EB12">
             <wp:extent cx="5715000" cy="3571875"/>
             <wp:effectExtent l="0" t="0" r="0" b="0"/>
             <wp:docPr id="245" name="38-schedules-list.png" descr="La page Planifications avec une planification en pause et ses icônes d'action." title="La page Planifications avec une planification en pause et ses icônes d'action."/>
@@ -15243,7 +15243,7 @@
           <w:left w:w="10" w:type="dxa"/>
           <w:right w:w="10" w:type="dxa"/>
         </w:tblCellMar>
-        <w:tblLook w:val="04A0" w:firstRow="1" w:lastRow="0" w:firstColumn="1" w:lastColumn="0" w:noHBand="0" w:noVBand="1"/>
+        <w:tblLook w:val="0000" w:firstRow="0" w:lastRow="0" w:firstColumn="0" w:lastColumn="0" w:noHBand="0" w:noVBand="0"/>
       </w:tblPr>
       <w:tblGrid>
         <w:gridCol w:w="5240"/>
@@ -15821,7 +15821,7 @@
           <w:left w:w="10" w:type="dxa"/>
           <w:right w:w="10" w:type="dxa"/>
         </w:tblCellMar>
-        <w:tblLook w:val="04A0" w:firstRow="1" w:lastRow="0" w:firstColumn="1" w:lastColumn="0" w:noHBand="0" w:noVBand="1"/>
+        <w:tblLook w:val="0000" w:firstRow="0" w:lastRow="0" w:firstColumn="0" w:lastColumn="0" w:noHBand="0" w:noVBand="0"/>
       </w:tblPr>
       <w:tblGrid>
         <w:gridCol w:w="3438"/>
@@ -16535,7 +16535,7 @@
           <w:left w:w="10" w:type="dxa"/>
           <w:right w:w="10" w:type="dxa"/>
         </w:tblCellMar>
-        <w:tblLook w:val="04A0" w:firstRow="1" w:lastRow="0" w:firstColumn="1" w:lastColumn="0" w:noHBand="0" w:noVBand="1"/>
+        <w:tblLook w:val="0000" w:firstRow="0" w:lastRow="0" w:firstColumn="0" w:lastColumn="0" w:noHBand="0" w:noVBand="0"/>
       </w:tblPr>
       <w:tblGrid>
         <w:gridCol w:w="4332"/>
@@ -16895,7 +16895,7 @@
           <w:left w:w="10" w:type="dxa"/>
           <w:right w:w="10" w:type="dxa"/>
         </w:tblCellMar>
-        <w:tblLook w:val="04A0" w:firstRow="1" w:lastRow="0" w:firstColumn="1" w:lastColumn="0" w:noHBand="0" w:noVBand="1"/>
+        <w:tblLook w:val="0000" w:firstRow="0" w:lastRow="0" w:firstColumn="0" w:lastColumn="0" w:noHBand="0" w:noVBand="0"/>
       </w:tblPr>
       <w:tblGrid>
         <w:gridCol w:w="3438"/>
@@ -17201,7 +17201,7 @@
       <w:pPr>
         <w:pStyle w:val="Ttulo2"/>
       </w:pPr>
-      <w:bookmarkStart w:id="25" w:name="_Toc241696584"/>
+      <w:bookmarkStart w:id="25" w:name="_Toc241745456"/>
       <w:r>
         <w:t>Exemple : planifier une exécution hebdomadaire</w:t>
       </w:r>
@@ -17368,7 +17368,7 @@
         <w:pStyle w:val="Ttulo1"/>
         <w:pageBreakBefore/>
       </w:pPr>
-      <w:bookmarkStart w:id="26" w:name="_Toc241696585"/>
+      <w:bookmarkStart w:id="26" w:name="_Toc241745457"/>
       <w:r>
         <w:lastRenderedPageBreak/>
         <w:t>Exécutions</w:t>
@@ -17398,7 +17398,7 @@
           <w:noProof/>
         </w:rPr>
         <w:drawing>
-          <wp:inline distT="0" distB="0" distL="0" distR="0" wp14:anchorId="5ADF3836" wp14:editId="407C5348">
+          <wp:inline distT="0" distB="0" distL="0" distR="0" wp14:anchorId="66A80321" wp14:editId="568CF0EA">
             <wp:extent cx="5715000" cy="3571875"/>
             <wp:effectExtent l="0" t="0" r="0" b="0"/>
             <wp:docPr id="246" name="08-runs.png" descr="La page Exécutions avec les filtres Carte, Statut et Type et la liste des exécutions." title="La page Exécutions avec les filtres Carte, Statut et Type et la liste des exécutions."/>
@@ -17461,7 +17461,7 @@
           <w:left w:w="10" w:type="dxa"/>
           <w:right w:w="10" w:type="dxa"/>
         </w:tblCellMar>
-        <w:tblLook w:val="04A0" w:firstRow="1" w:lastRow="0" w:firstColumn="1" w:lastColumn="0" w:noHBand="0" w:noVBand="1"/>
+        <w:tblLook w:val="0000" w:firstRow="0" w:lastRow="0" w:firstColumn="0" w:lastColumn="0" w:noHBand="0" w:noVBand="0"/>
       </w:tblPr>
       <w:tblGrid>
         <w:gridCol w:w="4835"/>
@@ -18119,7 +18119,7 @@
         <w:pStyle w:val="Ttulo1"/>
         <w:pageBreakBefore/>
       </w:pPr>
-      <w:bookmarkStart w:id="27" w:name="_Toc241696586"/>
+      <w:bookmarkStart w:id="27" w:name="_Toc241745458"/>
       <w:r>
         <w:lastRenderedPageBreak/>
         <w:t>Exportations</w:t>
@@ -18149,7 +18149,7 @@
           <w:noProof/>
         </w:rPr>
         <w:drawing>
-          <wp:inline distT="0" distB="0" distL="0" distR="0" wp14:anchorId="7C93CA3E" wp14:editId="4CC2AB9A">
+          <wp:inline distT="0" distB="0" distL="0" distR="0" wp14:anchorId="7803185F" wp14:editId="29CAECC6">
             <wp:extent cx="5715000" cy="3571875"/>
             <wp:effectExtent l="0" t="0" r="0" b="0"/>
             <wp:docPr id="247" name="44-exports.png" descr="La page Exportations listant les exportations avec un bouton Télécharger sur celles qui sont terminées." title="La page Exportations listant les exportations avec un bouton Télécharger sur celles qui sont terminées."/>
@@ -18212,7 +18212,7 @@
           <w:left w:w="10" w:type="dxa"/>
           <w:right w:w="10" w:type="dxa"/>
         </w:tblCellMar>
-        <w:tblLook w:val="04A0" w:firstRow="1" w:lastRow="0" w:firstColumn="1" w:lastColumn="0" w:noHBand="0" w:noVBand="1"/>
+        <w:tblLook w:val="0000" w:firstRow="0" w:lastRow="0" w:firstColumn="0" w:lastColumn="0" w:noHBand="0" w:noVBand="0"/>
       </w:tblPr>
       <w:tblGrid>
         <w:gridCol w:w="5240"/>
@@ -18426,7 +18426,7 @@
         <w:pStyle w:val="Ttulo1"/>
         <w:pageBreakBefore/>
       </w:pPr>
-      <w:bookmarkStart w:id="28" w:name="_Toc241696587"/>
+      <w:bookmarkStart w:id="28" w:name="_Toc241745459"/>
       <w:r>
         <w:lastRenderedPageBreak/>
         <w:t>Paramètres</w:t>
@@ -18469,7 +18469,7 @@
           <w:noProof/>
         </w:rPr>
         <w:drawing>
-          <wp:inline distT="0" distB="0" distL="0" distR="0" wp14:anchorId="633E0F2E" wp14:editId="5ED9488D">
+          <wp:inline distT="0" distB="0" distL="0" distR="0" wp14:anchorId="68EA2FEF" wp14:editId="7B3DD304">
             <wp:extent cx="5715000" cy="3571875"/>
             <wp:effectExtent l="0" t="0" r="0" b="0"/>
             <wp:docPr id="248" name="04-settings.png" descr="La page Paramètres avec les cartes Langue, Thème et Palette de couleurs." title="La page Paramètres avec les cartes Langue, Thème et Palette de couleurs."/>
@@ -18532,7 +18532,7 @@
           <w:left w:w="10" w:type="dxa"/>
           <w:right w:w="10" w:type="dxa"/>
         </w:tblCellMar>
-        <w:tblLook w:val="04A0" w:firstRow="1" w:lastRow="0" w:firstColumn="1" w:lastColumn="0" w:noHBand="0" w:noVBand="1"/>
+        <w:tblLook w:val="0000" w:firstRow="0" w:lastRow="0" w:firstColumn="0" w:lastColumn="0" w:noHBand="0" w:noVBand="0"/>
       </w:tblPr>
       <w:tblGrid>
         <w:gridCol w:w="3438"/>
@@ -19023,7 +19023,7 @@
         <w:pStyle w:val="Ttulo1"/>
         <w:pageBreakBefore/>
       </w:pPr>
-      <w:bookmarkStart w:id="29" w:name="_Toc241696588"/>
+      <w:bookmarkStart w:id="29" w:name="_Toc241745460"/>
       <w:r>
         <w:lastRenderedPageBreak/>
         <w:t>Questions fréquentes</w:t>
@@ -19223,7 +19223,7 @@
         <w:pStyle w:val="Ttulo1"/>
         <w:pageBreakBefore/>
       </w:pPr>
-      <w:bookmarkStart w:id="30" w:name="_Toc241696589"/>
+      <w:bookmarkStart w:id="30" w:name="_Toc241745461"/>
       <w:r>
         <w:lastRenderedPageBreak/>
         <w:t>Glossaire</w:t>
@@ -19245,7 +19245,7 @@
           <w:left w:w="10" w:type="dxa"/>
           <w:right w:w="10" w:type="dxa"/>
         </w:tblCellMar>
-        <w:tblLook w:val="04A0" w:firstRow="1" w:lastRow="0" w:firstColumn="1" w:lastColumn="0" w:noHBand="0" w:noVBand="1"/>
+        <w:tblLook w:val="0000" w:firstRow="0" w:lastRow="0" w:firstColumn="0" w:lastColumn="0" w:noHBand="0" w:noVBand="0"/>
       </w:tblPr>
       <w:tblGrid>
         <w:gridCol w:w="3438"/>
@@ -20309,10 +20309,10 @@
 <file path=word/numbering.xml><?xml version="1.0" encoding="utf-8"?>
 <w:numbering xmlns:wpc="http://schemas.microsoft.com/office/word/2010/wordprocessingCanvas" xmlns:cx="http://schemas.microsoft.com/office/drawing/2014/chartex" xmlns:cx1="http://schemas.microsoft.com/office/drawing/2015/9/8/chartex" xmlns:cx2="http://schemas.microsoft.com/office/drawing/2015/10/21/chartex" xmlns:cx3="http://schemas.microsoft.com/office/drawing/2016/5/9/chartex" xmlns:cx4="http://schemas.microsoft.com/office/drawing/2016/5/10/chartex" xmlns:cx5="http://schemas.microsoft.com/office/drawing/2016/5/11/chartex" xmlns:cx6="http://schemas.microsoft.com/office/drawing/2016/5/12/chartex" xmlns:cx7="http://schemas.microsoft.com/office/drawing/2016/5/13/chartex" xmlns:cx8="http://schemas.microsoft.com/office/drawing/2016/5/14/chartex" xmlns:mc="http://schemas.openxmlformats.org/markup-compatibility/2006" xmlns:aink="http://schemas.microsoft.com/office/drawing/2016/ink" xmlns:am3d="http://schemas.microsoft.com/office/drawing/2017/model3d" xmlns:o="urn:schemas-microsoft-com:office:office" xmlns:oel="http://schemas.microsoft.com/office/2019/extlst" xmlns:r="http://schemas.openxmlformats.org/officeDocument/2006/relationships" xmlns:m="http://schemas.openxmlformats.org/officeDocument/2006/math" xmlns:v="urn:schemas-microsoft-com:vml" xmlns:wp14="http://schemas.microsoft.com/office/word/2010/wordprocessingDrawing" xmlns:wp="http://schemas.openxmlformats.org/drawingml/2006/wordprocessingDrawing" xmlns:w10="urn:schemas-microsoft-com:office:word" xmlns:w="http://schemas.openxmlformats.org/wordprocessingml/2006/main" xmlns:w14="http://schemas.microsoft.com/office/word/2010/wordml" xmlns:w15="http://schemas.microsoft.com/office/word/2012/wordml" xmlns:w16cex="http://schemas.microsoft.com/office/word/2018/wordml/cex" xmlns:w16cid="http://schemas.microsoft.com/office/word/2016/wordml/cid" xmlns:w16="http://schemas.microsoft.com/office/word/2018/wordml" xmlns:w16sdtdh="http://schemas.microsoft.com/office/word/2020/wordml/sdtdatahash" xmlns:w16se="http://schemas.microsoft.com/office/word/2015/wordml/symex" xmlns:wpg="http://schemas.microsoft.com/office/word/2010/wordprocessingGroup" xmlns:wpi="http://schemas.microsoft.com/office/word/2010/wordprocessingInk" xmlns:wne="http://schemas.microsoft.com/office/word/2006/wordml" xmlns:wps="http://schemas.microsoft.com/office/word/2010/wordprocessingShape" mc:Ignorable="w14 w15 w16se w16cid w16 w16cex w16sdtdh wp14">
   <w:abstractNum w:abstractNumId="0" w15:restartNumberingAfterBreak="0">
-    <w:nsid w:val="0386499F"/>
+    <w:nsid w:val="075A2CD0"/>
     <w:multiLevelType w:val="hybridMultilevel"/>
-    <w:tmpl w:val="4FC25478"/>
-    <w:lvl w:ilvl="0" w:tplc="07E8999C">
+    <w:tmpl w:val="E6222C76"/>
+    <w:lvl w:ilvl="0" w:tplc="1610D380">
       <w:start w:val="1"/>
       <w:numFmt w:val="decimal"/>
       <w:lvlText w:val="%1."/>
@@ -20321,7 +20321,7 @@
         <w:ind w:left="360" w:hanging="300"/>
       </w:pPr>
     </w:lvl>
-    <w:lvl w:ilvl="1" w:tplc="9F8AF660" w:tentative="1">
+    <w:lvl w:ilvl="1" w:tplc="67E89366" w:tentative="1">
       <w:start w:val="1"/>
       <w:numFmt w:val="lowerLetter"/>
       <w:lvlText w:val="%2."/>
@@ -20330,453 +20330,47 @@
         <w:ind w:left="720" w:hanging="300"/>
       </w:pPr>
     </w:lvl>
-    <w:lvl w:ilvl="2" w:tplc="7FD44A5C">
+    <w:lvl w:ilvl="2" w:tplc="54DABC62">
       <w:numFmt w:val="decimal"/>
       <w:lvlText w:val=""/>
       <w:lvlJc w:val="left"/>
     </w:lvl>
-    <w:lvl w:ilvl="3" w:tplc="23560F50">
+    <w:lvl w:ilvl="3" w:tplc="939AE048">
       <w:numFmt w:val="decimal"/>
       <w:lvlText w:val=""/>
       <w:lvlJc w:val="left"/>
     </w:lvl>
-    <w:lvl w:ilvl="4" w:tplc="F5B2346E">
+    <w:lvl w:ilvl="4" w:tplc="B4DE28EC">
       <w:numFmt w:val="decimal"/>
       <w:lvlText w:val=""/>
       <w:lvlJc w:val="left"/>
     </w:lvl>
-    <w:lvl w:ilvl="5" w:tplc="BF8E42BC">
+    <w:lvl w:ilvl="5" w:tplc="2884D114">
       <w:numFmt w:val="decimal"/>
       <w:lvlText w:val=""/>
       <w:lvlJc w:val="left"/>
     </w:lvl>
-    <w:lvl w:ilvl="6" w:tplc="8DF6901A">
+    <w:lvl w:ilvl="6" w:tplc="962EFA94">
       <w:numFmt w:val="decimal"/>
       <w:lvlText w:val=""/>
       <w:lvlJc w:val="left"/>
     </w:lvl>
-    <w:lvl w:ilvl="7" w:tplc="C2025152">
+    <w:lvl w:ilvl="7" w:tplc="C6646DA0">
       <w:numFmt w:val="decimal"/>
       <w:lvlText w:val=""/>
       <w:lvlJc w:val="left"/>
     </w:lvl>
-    <w:lvl w:ilvl="8" w:tplc="1C9AC4B0">
+    <w:lvl w:ilvl="8" w:tplc="1AD83D94">
       <w:numFmt w:val="decimal"/>
       <w:lvlText w:val=""/>
       <w:lvlJc w:val="left"/>
     </w:lvl>
   </w:abstractNum>
   <w:abstractNum w:abstractNumId="1" w15:restartNumberingAfterBreak="0">
-    <w:nsid w:val="042829EB"/>
+    <w:nsid w:val="07FD36BB"/>
     <w:multiLevelType w:val="hybridMultilevel"/>
-    <w:tmpl w:val="A4E20098"/>
-    <w:lvl w:ilvl="0" w:tplc="09F8BB9C">
-      <w:start w:val="1"/>
-      <w:numFmt w:val="bullet"/>
-      <w:lvlText w:val="•"/>
-      <w:lvlJc w:val="left"/>
-      <w:pPr>
-        <w:ind w:left="360" w:hanging="260"/>
-      </w:pPr>
-    </w:lvl>
-    <w:lvl w:ilvl="1" w:tplc="09E4C7C8" w:tentative="1">
-      <w:start w:val="1"/>
-      <w:numFmt w:val="bullet"/>
-      <w:lvlText w:val="–"/>
-      <w:lvlJc w:val="left"/>
-      <w:pPr>
-        <w:ind w:left="720" w:hanging="260"/>
-      </w:pPr>
-    </w:lvl>
-    <w:lvl w:ilvl="2" w:tplc="0070194A">
-      <w:numFmt w:val="decimal"/>
-      <w:lvlText w:val=""/>
-      <w:lvlJc w:val="left"/>
-    </w:lvl>
-    <w:lvl w:ilvl="3" w:tplc="98545642">
-      <w:numFmt w:val="decimal"/>
-      <w:lvlText w:val=""/>
-      <w:lvlJc w:val="left"/>
-    </w:lvl>
-    <w:lvl w:ilvl="4" w:tplc="8C8C7A0C">
-      <w:numFmt w:val="decimal"/>
-      <w:lvlText w:val=""/>
-      <w:lvlJc w:val="left"/>
-    </w:lvl>
-    <w:lvl w:ilvl="5" w:tplc="7AC42E8A">
-      <w:numFmt w:val="decimal"/>
-      <w:lvlText w:val=""/>
-      <w:lvlJc w:val="left"/>
-    </w:lvl>
-    <w:lvl w:ilvl="6" w:tplc="B3928AE2">
-      <w:numFmt w:val="decimal"/>
-      <w:lvlText w:val=""/>
-      <w:lvlJc w:val="left"/>
-    </w:lvl>
-    <w:lvl w:ilvl="7" w:tplc="A0BE0F5E">
-      <w:numFmt w:val="decimal"/>
-      <w:lvlText w:val=""/>
-      <w:lvlJc w:val="left"/>
-    </w:lvl>
-    <w:lvl w:ilvl="8" w:tplc="CA56C85C">
-      <w:numFmt w:val="decimal"/>
-      <w:lvlText w:val=""/>
-      <w:lvlJc w:val="left"/>
-    </w:lvl>
-  </w:abstractNum>
-  <w:abstractNum w:abstractNumId="2" w15:restartNumberingAfterBreak="0">
-    <w:nsid w:val="0A7B31A0"/>
-    <w:multiLevelType w:val="hybridMultilevel"/>
-    <w:tmpl w:val="E8861FC8"/>
-    <w:lvl w:ilvl="0" w:tplc="A93E3EEE">
-      <w:start w:val="1"/>
-      <w:numFmt w:val="decimal"/>
-      <w:lvlText w:val="%1."/>
-      <w:lvlJc w:val="left"/>
-      <w:pPr>
-        <w:ind w:left="360" w:hanging="300"/>
-      </w:pPr>
-    </w:lvl>
-    <w:lvl w:ilvl="1" w:tplc="A6A0D9D6" w:tentative="1">
-      <w:start w:val="1"/>
-      <w:numFmt w:val="lowerLetter"/>
-      <w:lvlText w:val="%2."/>
-      <w:lvlJc w:val="left"/>
-      <w:pPr>
-        <w:ind w:left="720" w:hanging="300"/>
-      </w:pPr>
-    </w:lvl>
-    <w:lvl w:ilvl="2" w:tplc="8782FB04">
-      <w:numFmt w:val="decimal"/>
-      <w:lvlText w:val=""/>
-      <w:lvlJc w:val="left"/>
-    </w:lvl>
-    <w:lvl w:ilvl="3" w:tplc="934A0AB6">
-      <w:numFmt w:val="decimal"/>
-      <w:lvlText w:val=""/>
-      <w:lvlJc w:val="left"/>
-    </w:lvl>
-    <w:lvl w:ilvl="4" w:tplc="6DDAA44A">
-      <w:numFmt w:val="decimal"/>
-      <w:lvlText w:val=""/>
-      <w:lvlJc w:val="left"/>
-    </w:lvl>
-    <w:lvl w:ilvl="5" w:tplc="3ECC9D0A">
-      <w:numFmt w:val="decimal"/>
-      <w:lvlText w:val=""/>
-      <w:lvlJc w:val="left"/>
-    </w:lvl>
-    <w:lvl w:ilvl="6" w:tplc="2EF4936C">
-      <w:numFmt w:val="decimal"/>
-      <w:lvlText w:val=""/>
-      <w:lvlJc w:val="left"/>
-    </w:lvl>
-    <w:lvl w:ilvl="7" w:tplc="1B6C5C2C">
-      <w:numFmt w:val="decimal"/>
-      <w:lvlText w:val=""/>
-      <w:lvlJc w:val="left"/>
-    </w:lvl>
-    <w:lvl w:ilvl="8" w:tplc="A0F6A296">
-      <w:numFmt w:val="decimal"/>
-      <w:lvlText w:val=""/>
-      <w:lvlJc w:val="left"/>
-    </w:lvl>
-  </w:abstractNum>
-  <w:abstractNum w:abstractNumId="3" w15:restartNumberingAfterBreak="0">
-    <w:nsid w:val="0E09103A"/>
-    <w:multiLevelType w:val="hybridMultilevel"/>
-    <w:tmpl w:val="555650E8"/>
-    <w:lvl w:ilvl="0" w:tplc="5BA05C8A">
-      <w:start w:val="1"/>
-      <w:numFmt w:val="decimal"/>
-      <w:lvlText w:val="%1."/>
-      <w:lvlJc w:val="left"/>
-      <w:pPr>
-        <w:ind w:left="360" w:hanging="300"/>
-      </w:pPr>
-    </w:lvl>
-    <w:lvl w:ilvl="1" w:tplc="A2F062CE" w:tentative="1">
-      <w:start w:val="1"/>
-      <w:numFmt w:val="lowerLetter"/>
-      <w:lvlText w:val="%2."/>
-      <w:lvlJc w:val="left"/>
-      <w:pPr>
-        <w:ind w:left="720" w:hanging="300"/>
-      </w:pPr>
-    </w:lvl>
-    <w:lvl w:ilvl="2" w:tplc="E228B08E">
-      <w:numFmt w:val="decimal"/>
-      <w:lvlText w:val=""/>
-      <w:lvlJc w:val="left"/>
-    </w:lvl>
-    <w:lvl w:ilvl="3" w:tplc="BD109788">
-      <w:numFmt w:val="decimal"/>
-      <w:lvlText w:val=""/>
-      <w:lvlJc w:val="left"/>
-    </w:lvl>
-    <w:lvl w:ilvl="4" w:tplc="A3C06AD2">
-      <w:numFmt w:val="decimal"/>
-      <w:lvlText w:val=""/>
-      <w:lvlJc w:val="left"/>
-    </w:lvl>
-    <w:lvl w:ilvl="5" w:tplc="8904DE7A">
-      <w:numFmt w:val="decimal"/>
-      <w:lvlText w:val=""/>
-      <w:lvlJc w:val="left"/>
-    </w:lvl>
-    <w:lvl w:ilvl="6" w:tplc="AB5C84E8">
-      <w:numFmt w:val="decimal"/>
-      <w:lvlText w:val=""/>
-      <w:lvlJc w:val="left"/>
-    </w:lvl>
-    <w:lvl w:ilvl="7" w:tplc="480C84C4">
-      <w:numFmt w:val="decimal"/>
-      <w:lvlText w:val=""/>
-      <w:lvlJc w:val="left"/>
-    </w:lvl>
-    <w:lvl w:ilvl="8" w:tplc="BFA0E874">
-      <w:numFmt w:val="decimal"/>
-      <w:lvlText w:val=""/>
-      <w:lvlJc w:val="left"/>
-    </w:lvl>
-  </w:abstractNum>
-  <w:abstractNum w:abstractNumId="4" w15:restartNumberingAfterBreak="0">
-    <w:nsid w:val="25D76D59"/>
-    <w:multiLevelType w:val="hybridMultilevel"/>
-    <w:tmpl w:val="56FC7AF8"/>
-    <w:lvl w:ilvl="0" w:tplc="03B23D1A">
-      <w:start w:val="1"/>
-      <w:numFmt w:val="decimal"/>
-      <w:lvlText w:val="%1."/>
-      <w:lvlJc w:val="left"/>
-      <w:pPr>
-        <w:ind w:left="360" w:hanging="300"/>
-      </w:pPr>
-    </w:lvl>
-    <w:lvl w:ilvl="1" w:tplc="9BFEE550" w:tentative="1">
-      <w:start w:val="1"/>
-      <w:numFmt w:val="lowerLetter"/>
-      <w:lvlText w:val="%2."/>
-      <w:lvlJc w:val="left"/>
-      <w:pPr>
-        <w:ind w:left="720" w:hanging="300"/>
-      </w:pPr>
-    </w:lvl>
-    <w:lvl w:ilvl="2" w:tplc="C1487DD8">
-      <w:numFmt w:val="decimal"/>
-      <w:lvlText w:val=""/>
-      <w:lvlJc w:val="left"/>
-    </w:lvl>
-    <w:lvl w:ilvl="3" w:tplc="27EE52E4">
-      <w:numFmt w:val="decimal"/>
-      <w:lvlText w:val=""/>
-      <w:lvlJc w:val="left"/>
-    </w:lvl>
-    <w:lvl w:ilvl="4" w:tplc="7A7435EE">
-      <w:numFmt w:val="decimal"/>
-      <w:lvlText w:val=""/>
-      <w:lvlJc w:val="left"/>
-    </w:lvl>
-    <w:lvl w:ilvl="5" w:tplc="782A3D92">
-      <w:numFmt w:val="decimal"/>
-      <w:lvlText w:val=""/>
-      <w:lvlJc w:val="left"/>
-    </w:lvl>
-    <w:lvl w:ilvl="6" w:tplc="8E04A880">
-      <w:numFmt w:val="decimal"/>
-      <w:lvlText w:val=""/>
-      <w:lvlJc w:val="left"/>
-    </w:lvl>
-    <w:lvl w:ilvl="7" w:tplc="BA1EBF12">
-      <w:numFmt w:val="decimal"/>
-      <w:lvlText w:val=""/>
-      <w:lvlJc w:val="left"/>
-    </w:lvl>
-    <w:lvl w:ilvl="8" w:tplc="9562372E">
-      <w:numFmt w:val="decimal"/>
-      <w:lvlText w:val=""/>
-      <w:lvlJc w:val="left"/>
-    </w:lvl>
-  </w:abstractNum>
-  <w:abstractNum w:abstractNumId="5" w15:restartNumberingAfterBreak="0">
-    <w:nsid w:val="26402204"/>
-    <w:multiLevelType w:val="hybridMultilevel"/>
-    <w:tmpl w:val="6180BEDC"/>
-    <w:lvl w:ilvl="0" w:tplc="B2E20D58">
-      <w:start w:val="1"/>
-      <w:numFmt w:val="decimal"/>
-      <w:lvlText w:val="%1."/>
-      <w:lvlJc w:val="left"/>
-      <w:pPr>
-        <w:ind w:left="360" w:hanging="300"/>
-      </w:pPr>
-    </w:lvl>
-    <w:lvl w:ilvl="1" w:tplc="3B80FB28" w:tentative="1">
-      <w:start w:val="1"/>
-      <w:numFmt w:val="lowerLetter"/>
-      <w:lvlText w:val="%2."/>
-      <w:lvlJc w:val="left"/>
-      <w:pPr>
-        <w:ind w:left="720" w:hanging="300"/>
-      </w:pPr>
-    </w:lvl>
-    <w:lvl w:ilvl="2" w:tplc="EFB6B880">
-      <w:numFmt w:val="decimal"/>
-      <w:lvlText w:val=""/>
-      <w:lvlJc w:val="left"/>
-    </w:lvl>
-    <w:lvl w:ilvl="3" w:tplc="818C4B46">
-      <w:numFmt w:val="decimal"/>
-      <w:lvlText w:val=""/>
-      <w:lvlJc w:val="left"/>
-    </w:lvl>
-    <w:lvl w:ilvl="4" w:tplc="44FE2264">
-      <w:numFmt w:val="decimal"/>
-      <w:lvlText w:val=""/>
-      <w:lvlJc w:val="left"/>
-    </w:lvl>
-    <w:lvl w:ilvl="5" w:tplc="A5E61AB2">
-      <w:numFmt w:val="decimal"/>
-      <w:lvlText w:val=""/>
-      <w:lvlJc w:val="left"/>
-    </w:lvl>
-    <w:lvl w:ilvl="6" w:tplc="6DE8F6B2">
-      <w:numFmt w:val="decimal"/>
-      <w:lvlText w:val=""/>
-      <w:lvlJc w:val="left"/>
-    </w:lvl>
-    <w:lvl w:ilvl="7" w:tplc="97204B66">
-      <w:numFmt w:val="decimal"/>
-      <w:lvlText w:val=""/>
-      <w:lvlJc w:val="left"/>
-    </w:lvl>
-    <w:lvl w:ilvl="8" w:tplc="F57C25CA">
-      <w:numFmt w:val="decimal"/>
-      <w:lvlText w:val=""/>
-      <w:lvlJc w:val="left"/>
-    </w:lvl>
-  </w:abstractNum>
-  <w:abstractNum w:abstractNumId="6" w15:restartNumberingAfterBreak="0">
-    <w:nsid w:val="2EB2100B"/>
-    <w:multiLevelType w:val="hybridMultilevel"/>
-    <w:tmpl w:val="68F4FA0A"/>
-    <w:lvl w:ilvl="0" w:tplc="11900632">
-      <w:start w:val="1"/>
-      <w:numFmt w:val="decimal"/>
-      <w:lvlText w:val="%1."/>
-      <w:lvlJc w:val="left"/>
-      <w:pPr>
-        <w:ind w:left="360" w:hanging="300"/>
-      </w:pPr>
-    </w:lvl>
-    <w:lvl w:ilvl="1" w:tplc="00B0B086" w:tentative="1">
-      <w:start w:val="1"/>
-      <w:numFmt w:val="lowerLetter"/>
-      <w:lvlText w:val="%2."/>
-      <w:lvlJc w:val="left"/>
-      <w:pPr>
-        <w:ind w:left="720" w:hanging="300"/>
-      </w:pPr>
-    </w:lvl>
-    <w:lvl w:ilvl="2" w:tplc="B6C42968">
-      <w:numFmt w:val="decimal"/>
-      <w:lvlText w:val=""/>
-      <w:lvlJc w:val="left"/>
-    </w:lvl>
-    <w:lvl w:ilvl="3" w:tplc="BFFE01BA">
-      <w:numFmt w:val="decimal"/>
-      <w:lvlText w:val=""/>
-      <w:lvlJc w:val="left"/>
-    </w:lvl>
-    <w:lvl w:ilvl="4" w:tplc="B9A8F6DE">
-      <w:numFmt w:val="decimal"/>
-      <w:lvlText w:val=""/>
-      <w:lvlJc w:val="left"/>
-    </w:lvl>
-    <w:lvl w:ilvl="5" w:tplc="35D45A62">
-      <w:numFmt w:val="decimal"/>
-      <w:lvlText w:val=""/>
-      <w:lvlJc w:val="left"/>
-    </w:lvl>
-    <w:lvl w:ilvl="6" w:tplc="F1C48868">
-      <w:numFmt w:val="decimal"/>
-      <w:lvlText w:val=""/>
-      <w:lvlJc w:val="left"/>
-    </w:lvl>
-    <w:lvl w:ilvl="7" w:tplc="7A3A85BA">
-      <w:numFmt w:val="decimal"/>
-      <w:lvlText w:val=""/>
-      <w:lvlJc w:val="left"/>
-    </w:lvl>
-    <w:lvl w:ilvl="8" w:tplc="8F3EB0C4">
-      <w:numFmt w:val="decimal"/>
-      <w:lvlText w:val=""/>
-      <w:lvlJc w:val="left"/>
-    </w:lvl>
-  </w:abstractNum>
-  <w:abstractNum w:abstractNumId="7" w15:restartNumberingAfterBreak="0">
-    <w:nsid w:val="63254B54"/>
-    <w:multiLevelType w:val="hybridMultilevel"/>
-    <w:tmpl w:val="30D4C0BA"/>
-    <w:lvl w:ilvl="0" w:tplc="26E68B4C">
-      <w:start w:val="1"/>
-      <w:numFmt w:val="decimal"/>
-      <w:lvlText w:val="%1."/>
-      <w:lvlJc w:val="left"/>
-      <w:pPr>
-        <w:ind w:left="360" w:hanging="300"/>
-      </w:pPr>
-    </w:lvl>
-    <w:lvl w:ilvl="1" w:tplc="6C266A58" w:tentative="1">
-      <w:start w:val="1"/>
-      <w:numFmt w:val="lowerLetter"/>
-      <w:lvlText w:val="%2."/>
-      <w:lvlJc w:val="left"/>
-      <w:pPr>
-        <w:ind w:left="720" w:hanging="300"/>
-      </w:pPr>
-    </w:lvl>
-    <w:lvl w:ilvl="2" w:tplc="402AE286">
-      <w:numFmt w:val="decimal"/>
-      <w:lvlText w:val=""/>
-      <w:lvlJc w:val="left"/>
-    </w:lvl>
-    <w:lvl w:ilvl="3" w:tplc="B4D6FF36">
-      <w:numFmt w:val="decimal"/>
-      <w:lvlText w:val=""/>
-      <w:lvlJc w:val="left"/>
-    </w:lvl>
-    <w:lvl w:ilvl="4" w:tplc="742EA344">
-      <w:numFmt w:val="decimal"/>
-      <w:lvlText w:val=""/>
-      <w:lvlJc w:val="left"/>
-    </w:lvl>
-    <w:lvl w:ilvl="5" w:tplc="0994E95A">
-      <w:numFmt w:val="decimal"/>
-      <w:lvlText w:val=""/>
-      <w:lvlJc w:val="left"/>
-    </w:lvl>
-    <w:lvl w:ilvl="6" w:tplc="B274B218">
-      <w:numFmt w:val="decimal"/>
-      <w:lvlText w:val=""/>
-      <w:lvlJc w:val="left"/>
-    </w:lvl>
-    <w:lvl w:ilvl="7" w:tplc="ED92C2C6">
-      <w:numFmt w:val="decimal"/>
-      <w:lvlText w:val=""/>
-      <w:lvlJc w:val="left"/>
-    </w:lvl>
-    <w:lvl w:ilvl="8" w:tplc="DBC6D37C">
-      <w:numFmt w:val="decimal"/>
-      <w:lvlText w:val=""/>
-      <w:lvlJc w:val="left"/>
-    </w:lvl>
-  </w:abstractNum>
-  <w:abstractNum w:abstractNumId="8" w15:restartNumberingAfterBreak="0">
-    <w:nsid w:val="77F95117"/>
-    <w:multiLevelType w:val="hybridMultilevel"/>
-    <w:tmpl w:val="3BAA5DB0"/>
-    <w:lvl w:ilvl="0" w:tplc="B71AD41A" w:tentative="1">
+    <w:tmpl w:val="A4E8D9D2"/>
+    <w:lvl w:ilvl="0" w:tplc="CABE749E" w:tentative="1">
       <w:start w:val="1"/>
       <w:numFmt w:val="bullet"/>
       <w:lvlText w:val="●"/>
@@ -20785,7 +20379,7 @@
         <w:ind w:left="720" w:hanging="360"/>
       </w:pPr>
     </w:lvl>
-    <w:lvl w:ilvl="1" w:tplc="97228404" w:tentative="1">
+    <w:lvl w:ilvl="1" w:tplc="53122B72" w:tentative="1">
       <w:start w:val="1"/>
       <w:numFmt w:val="bullet"/>
       <w:lvlText w:val="○"/>
@@ -20794,7 +20388,7 @@
         <w:ind w:left="1440" w:hanging="360"/>
       </w:pPr>
     </w:lvl>
-    <w:lvl w:ilvl="2" w:tplc="249E3626" w:tentative="1">
+    <w:lvl w:ilvl="2" w:tplc="3BCEBAEE" w:tentative="1">
       <w:start w:val="1"/>
       <w:numFmt w:val="bullet"/>
       <w:lvlText w:val="■"/>
@@ -20803,7 +20397,7 @@
         <w:ind w:left="2160" w:hanging="360"/>
       </w:pPr>
     </w:lvl>
-    <w:lvl w:ilvl="3" w:tplc="BAA86BA2" w:tentative="1">
+    <w:lvl w:ilvl="3" w:tplc="AD96FCF8" w:tentative="1">
       <w:start w:val="1"/>
       <w:numFmt w:val="bullet"/>
       <w:lvlText w:val="●"/>
@@ -20812,7 +20406,7 @@
         <w:ind w:left="2880" w:hanging="360"/>
       </w:pPr>
     </w:lvl>
-    <w:lvl w:ilvl="4" w:tplc="AAB6B698" w:tentative="1">
+    <w:lvl w:ilvl="4" w:tplc="4BEAE2FC" w:tentative="1">
       <w:start w:val="1"/>
       <w:numFmt w:val="bullet"/>
       <w:lvlText w:val="○"/>
@@ -20821,7 +20415,7 @@
         <w:ind w:left="3600" w:hanging="360"/>
       </w:pPr>
     </w:lvl>
-    <w:lvl w:ilvl="5" w:tplc="6010E010" w:tentative="1">
+    <w:lvl w:ilvl="5" w:tplc="870444D2" w:tentative="1">
       <w:start w:val="1"/>
       <w:numFmt w:val="bullet"/>
       <w:lvlText w:val="■"/>
@@ -20830,7 +20424,7 @@
         <w:ind w:left="4320" w:hanging="360"/>
       </w:pPr>
     </w:lvl>
-    <w:lvl w:ilvl="6" w:tplc="8814EDFA" w:tentative="1">
+    <w:lvl w:ilvl="6" w:tplc="B4DCF364" w:tentative="1">
       <w:start w:val="1"/>
       <w:numFmt w:val="bullet"/>
       <w:lvlText w:val="●"/>
@@ -20839,7 +20433,7 @@
         <w:ind w:left="5040" w:hanging="360"/>
       </w:pPr>
     </w:lvl>
-    <w:lvl w:ilvl="7" w:tplc="102A9454" w:tentative="1">
+    <w:lvl w:ilvl="7" w:tplc="0E5403E2" w:tentative="1">
       <w:start w:val="1"/>
       <w:numFmt w:val="bullet"/>
       <w:lvlText w:val="●"/>
@@ -20848,7 +20442,7 @@
         <w:ind w:left="5760" w:hanging="360"/>
       </w:pPr>
     </w:lvl>
-    <w:lvl w:ilvl="8" w:tplc="F8021222" w:tentative="1">
+    <w:lvl w:ilvl="8" w:tplc="778467B4" w:tentative="1">
       <w:start w:val="1"/>
       <w:numFmt w:val="bullet"/>
       <w:lvlText w:val="●"/>
@@ -20858,56 +20452,462 @@
       </w:pPr>
     </w:lvl>
   </w:abstractNum>
-  <w:num w:numId="1" w16cid:durableId="2124421885">
+  <w:abstractNum w:abstractNumId="2" w15:restartNumberingAfterBreak="0">
+    <w:nsid w:val="1613163C"/>
+    <w:multiLevelType w:val="hybridMultilevel"/>
+    <w:tmpl w:val="7E6A1856"/>
+    <w:lvl w:ilvl="0" w:tplc="1AA8EEC4">
+      <w:start w:val="1"/>
+      <w:numFmt w:val="decimal"/>
+      <w:lvlText w:val="%1."/>
+      <w:lvlJc w:val="left"/>
+      <w:pPr>
+        <w:ind w:left="360" w:hanging="300"/>
+      </w:pPr>
+    </w:lvl>
+    <w:lvl w:ilvl="1" w:tplc="8B80429A" w:tentative="1">
+      <w:start w:val="1"/>
+      <w:numFmt w:val="lowerLetter"/>
+      <w:lvlText w:val="%2."/>
+      <w:lvlJc w:val="left"/>
+      <w:pPr>
+        <w:ind w:left="720" w:hanging="300"/>
+      </w:pPr>
+    </w:lvl>
+    <w:lvl w:ilvl="2" w:tplc="7D22157A">
+      <w:numFmt w:val="decimal"/>
+      <w:lvlText w:val=""/>
+      <w:lvlJc w:val="left"/>
+    </w:lvl>
+    <w:lvl w:ilvl="3" w:tplc="34840B12">
+      <w:numFmt w:val="decimal"/>
+      <w:lvlText w:val=""/>
+      <w:lvlJc w:val="left"/>
+    </w:lvl>
+    <w:lvl w:ilvl="4" w:tplc="2AFA450C">
+      <w:numFmt w:val="decimal"/>
+      <w:lvlText w:val=""/>
+      <w:lvlJc w:val="left"/>
+    </w:lvl>
+    <w:lvl w:ilvl="5" w:tplc="35BCDA96">
+      <w:numFmt w:val="decimal"/>
+      <w:lvlText w:val=""/>
+      <w:lvlJc w:val="left"/>
+    </w:lvl>
+    <w:lvl w:ilvl="6" w:tplc="46B2981C">
+      <w:numFmt w:val="decimal"/>
+      <w:lvlText w:val=""/>
+      <w:lvlJc w:val="left"/>
+    </w:lvl>
+    <w:lvl w:ilvl="7" w:tplc="0FEE91D6">
+      <w:numFmt w:val="decimal"/>
+      <w:lvlText w:val=""/>
+      <w:lvlJc w:val="left"/>
+    </w:lvl>
+    <w:lvl w:ilvl="8" w:tplc="61289956">
+      <w:numFmt w:val="decimal"/>
+      <w:lvlText w:val=""/>
+      <w:lvlJc w:val="left"/>
+    </w:lvl>
+  </w:abstractNum>
+  <w:abstractNum w:abstractNumId="3" w15:restartNumberingAfterBreak="0">
+    <w:nsid w:val="1B3D2600"/>
+    <w:multiLevelType w:val="hybridMultilevel"/>
+    <w:tmpl w:val="10CA5FE6"/>
+    <w:lvl w:ilvl="0" w:tplc="91DC500C">
+      <w:start w:val="1"/>
+      <w:numFmt w:val="decimal"/>
+      <w:lvlText w:val="%1."/>
+      <w:lvlJc w:val="left"/>
+      <w:pPr>
+        <w:ind w:left="360" w:hanging="300"/>
+      </w:pPr>
+    </w:lvl>
+    <w:lvl w:ilvl="1" w:tplc="30E2DA16" w:tentative="1">
+      <w:start w:val="1"/>
+      <w:numFmt w:val="lowerLetter"/>
+      <w:lvlText w:val="%2."/>
+      <w:lvlJc w:val="left"/>
+      <w:pPr>
+        <w:ind w:left="720" w:hanging="300"/>
+      </w:pPr>
+    </w:lvl>
+    <w:lvl w:ilvl="2" w:tplc="33104A6E">
+      <w:numFmt w:val="decimal"/>
+      <w:lvlText w:val=""/>
+      <w:lvlJc w:val="left"/>
+    </w:lvl>
+    <w:lvl w:ilvl="3" w:tplc="C1F469B2">
+      <w:numFmt w:val="decimal"/>
+      <w:lvlText w:val=""/>
+      <w:lvlJc w:val="left"/>
+    </w:lvl>
+    <w:lvl w:ilvl="4" w:tplc="52CA92EC">
+      <w:numFmt w:val="decimal"/>
+      <w:lvlText w:val=""/>
+      <w:lvlJc w:val="left"/>
+    </w:lvl>
+    <w:lvl w:ilvl="5" w:tplc="D85A760C">
+      <w:numFmt w:val="decimal"/>
+      <w:lvlText w:val=""/>
+      <w:lvlJc w:val="left"/>
+    </w:lvl>
+    <w:lvl w:ilvl="6" w:tplc="0DBC3302">
+      <w:numFmt w:val="decimal"/>
+      <w:lvlText w:val=""/>
+      <w:lvlJc w:val="left"/>
+    </w:lvl>
+    <w:lvl w:ilvl="7" w:tplc="51DA80E8">
+      <w:numFmt w:val="decimal"/>
+      <w:lvlText w:val=""/>
+      <w:lvlJc w:val="left"/>
+    </w:lvl>
+    <w:lvl w:ilvl="8" w:tplc="DC125E28">
+      <w:numFmt w:val="decimal"/>
+      <w:lvlText w:val=""/>
+      <w:lvlJc w:val="left"/>
+    </w:lvl>
+  </w:abstractNum>
+  <w:abstractNum w:abstractNumId="4" w15:restartNumberingAfterBreak="0">
+    <w:nsid w:val="28324A9C"/>
+    <w:multiLevelType w:val="hybridMultilevel"/>
+    <w:tmpl w:val="03BA48A2"/>
+    <w:lvl w:ilvl="0" w:tplc="C77C62C4">
+      <w:start w:val="1"/>
+      <w:numFmt w:val="decimal"/>
+      <w:lvlText w:val="%1."/>
+      <w:lvlJc w:val="left"/>
+      <w:pPr>
+        <w:ind w:left="360" w:hanging="300"/>
+      </w:pPr>
+    </w:lvl>
+    <w:lvl w:ilvl="1" w:tplc="8BBC0D52" w:tentative="1">
+      <w:start w:val="1"/>
+      <w:numFmt w:val="lowerLetter"/>
+      <w:lvlText w:val="%2."/>
+      <w:lvlJc w:val="left"/>
+      <w:pPr>
+        <w:ind w:left="720" w:hanging="300"/>
+      </w:pPr>
+    </w:lvl>
+    <w:lvl w:ilvl="2" w:tplc="55982E9A">
+      <w:numFmt w:val="decimal"/>
+      <w:lvlText w:val=""/>
+      <w:lvlJc w:val="left"/>
+    </w:lvl>
+    <w:lvl w:ilvl="3" w:tplc="133C2C6A">
+      <w:numFmt w:val="decimal"/>
+      <w:lvlText w:val=""/>
+      <w:lvlJc w:val="left"/>
+    </w:lvl>
+    <w:lvl w:ilvl="4" w:tplc="485685D2">
+      <w:numFmt w:val="decimal"/>
+      <w:lvlText w:val=""/>
+      <w:lvlJc w:val="left"/>
+    </w:lvl>
+    <w:lvl w:ilvl="5" w:tplc="7308593E">
+      <w:numFmt w:val="decimal"/>
+      <w:lvlText w:val=""/>
+      <w:lvlJc w:val="left"/>
+    </w:lvl>
+    <w:lvl w:ilvl="6" w:tplc="FC2CD252">
+      <w:numFmt w:val="decimal"/>
+      <w:lvlText w:val=""/>
+      <w:lvlJc w:val="left"/>
+    </w:lvl>
+    <w:lvl w:ilvl="7" w:tplc="446A25E2">
+      <w:numFmt w:val="decimal"/>
+      <w:lvlText w:val=""/>
+      <w:lvlJc w:val="left"/>
+    </w:lvl>
+    <w:lvl w:ilvl="8" w:tplc="9DC063C2">
+      <w:numFmt w:val="decimal"/>
+      <w:lvlText w:val=""/>
+      <w:lvlJc w:val="left"/>
+    </w:lvl>
+  </w:abstractNum>
+  <w:abstractNum w:abstractNumId="5" w15:restartNumberingAfterBreak="0">
+    <w:nsid w:val="33AA3B3B"/>
+    <w:multiLevelType w:val="hybridMultilevel"/>
+    <w:tmpl w:val="30C43DD0"/>
+    <w:lvl w:ilvl="0" w:tplc="A3DCBEEC">
+      <w:start w:val="1"/>
+      <w:numFmt w:val="decimal"/>
+      <w:lvlText w:val="%1."/>
+      <w:lvlJc w:val="left"/>
+      <w:pPr>
+        <w:ind w:left="360" w:hanging="300"/>
+      </w:pPr>
+    </w:lvl>
+    <w:lvl w:ilvl="1" w:tplc="F09077BE" w:tentative="1">
+      <w:start w:val="1"/>
+      <w:numFmt w:val="lowerLetter"/>
+      <w:lvlText w:val="%2."/>
+      <w:lvlJc w:val="left"/>
+      <w:pPr>
+        <w:ind w:left="720" w:hanging="300"/>
+      </w:pPr>
+    </w:lvl>
+    <w:lvl w:ilvl="2" w:tplc="41EC7B56">
+      <w:numFmt w:val="decimal"/>
+      <w:lvlText w:val=""/>
+      <w:lvlJc w:val="left"/>
+    </w:lvl>
+    <w:lvl w:ilvl="3" w:tplc="37B2222A">
+      <w:numFmt w:val="decimal"/>
+      <w:lvlText w:val=""/>
+      <w:lvlJc w:val="left"/>
+    </w:lvl>
+    <w:lvl w:ilvl="4" w:tplc="FEDE2852">
+      <w:numFmt w:val="decimal"/>
+      <w:lvlText w:val=""/>
+      <w:lvlJc w:val="left"/>
+    </w:lvl>
+    <w:lvl w:ilvl="5" w:tplc="255EFAFC">
+      <w:numFmt w:val="decimal"/>
+      <w:lvlText w:val=""/>
+      <w:lvlJc w:val="left"/>
+    </w:lvl>
+    <w:lvl w:ilvl="6" w:tplc="42144336">
+      <w:numFmt w:val="decimal"/>
+      <w:lvlText w:val=""/>
+      <w:lvlJc w:val="left"/>
+    </w:lvl>
+    <w:lvl w:ilvl="7" w:tplc="F58CA64A">
+      <w:numFmt w:val="decimal"/>
+      <w:lvlText w:val=""/>
+      <w:lvlJc w:val="left"/>
+    </w:lvl>
+    <w:lvl w:ilvl="8" w:tplc="F8D4A74E">
+      <w:numFmt w:val="decimal"/>
+      <w:lvlText w:val=""/>
+      <w:lvlJc w:val="left"/>
+    </w:lvl>
+  </w:abstractNum>
+  <w:abstractNum w:abstractNumId="6" w15:restartNumberingAfterBreak="0">
+    <w:nsid w:val="3C623DFD"/>
+    <w:multiLevelType w:val="hybridMultilevel"/>
+    <w:tmpl w:val="AC166A62"/>
+    <w:lvl w:ilvl="0" w:tplc="C6BCC986">
+      <w:start w:val="1"/>
+      <w:numFmt w:val="decimal"/>
+      <w:lvlText w:val="%1."/>
+      <w:lvlJc w:val="left"/>
+      <w:pPr>
+        <w:ind w:left="360" w:hanging="300"/>
+      </w:pPr>
+    </w:lvl>
+    <w:lvl w:ilvl="1" w:tplc="A68CB502" w:tentative="1">
+      <w:start w:val="1"/>
+      <w:numFmt w:val="lowerLetter"/>
+      <w:lvlText w:val="%2."/>
+      <w:lvlJc w:val="left"/>
+      <w:pPr>
+        <w:ind w:left="720" w:hanging="300"/>
+      </w:pPr>
+    </w:lvl>
+    <w:lvl w:ilvl="2" w:tplc="B65C7B8E">
+      <w:numFmt w:val="decimal"/>
+      <w:lvlText w:val=""/>
+      <w:lvlJc w:val="left"/>
+    </w:lvl>
+    <w:lvl w:ilvl="3" w:tplc="85627CBC">
+      <w:numFmt w:val="decimal"/>
+      <w:lvlText w:val=""/>
+      <w:lvlJc w:val="left"/>
+    </w:lvl>
+    <w:lvl w:ilvl="4" w:tplc="D316A7BA">
+      <w:numFmt w:val="decimal"/>
+      <w:lvlText w:val=""/>
+      <w:lvlJc w:val="left"/>
+    </w:lvl>
+    <w:lvl w:ilvl="5" w:tplc="2B0A7640">
+      <w:numFmt w:val="decimal"/>
+      <w:lvlText w:val=""/>
+      <w:lvlJc w:val="left"/>
+    </w:lvl>
+    <w:lvl w:ilvl="6" w:tplc="194241EA">
+      <w:numFmt w:val="decimal"/>
+      <w:lvlText w:val=""/>
+      <w:lvlJc w:val="left"/>
+    </w:lvl>
+    <w:lvl w:ilvl="7" w:tplc="14FA1858">
+      <w:numFmt w:val="decimal"/>
+      <w:lvlText w:val=""/>
+      <w:lvlJc w:val="left"/>
+    </w:lvl>
+    <w:lvl w:ilvl="8" w:tplc="27AECC7A">
+      <w:numFmt w:val="decimal"/>
+      <w:lvlText w:val=""/>
+      <w:lvlJc w:val="left"/>
+    </w:lvl>
+  </w:abstractNum>
+  <w:abstractNum w:abstractNumId="7" w15:restartNumberingAfterBreak="0">
+    <w:nsid w:val="4BB8093E"/>
+    <w:multiLevelType w:val="hybridMultilevel"/>
+    <w:tmpl w:val="5E86D8A4"/>
+    <w:lvl w:ilvl="0" w:tplc="9E4684CA">
+      <w:start w:val="1"/>
+      <w:numFmt w:val="decimal"/>
+      <w:lvlText w:val="%1."/>
+      <w:lvlJc w:val="left"/>
+      <w:pPr>
+        <w:ind w:left="360" w:hanging="300"/>
+      </w:pPr>
+    </w:lvl>
+    <w:lvl w:ilvl="1" w:tplc="9BDCEA54" w:tentative="1">
+      <w:start w:val="1"/>
+      <w:numFmt w:val="lowerLetter"/>
+      <w:lvlText w:val="%2."/>
+      <w:lvlJc w:val="left"/>
+      <w:pPr>
+        <w:ind w:left="720" w:hanging="300"/>
+      </w:pPr>
+    </w:lvl>
+    <w:lvl w:ilvl="2" w:tplc="24F675B8">
+      <w:numFmt w:val="decimal"/>
+      <w:lvlText w:val=""/>
+      <w:lvlJc w:val="left"/>
+    </w:lvl>
+    <w:lvl w:ilvl="3" w:tplc="726619C6">
+      <w:numFmt w:val="decimal"/>
+      <w:lvlText w:val=""/>
+      <w:lvlJc w:val="left"/>
+    </w:lvl>
+    <w:lvl w:ilvl="4" w:tplc="18D27854">
+      <w:numFmt w:val="decimal"/>
+      <w:lvlText w:val=""/>
+      <w:lvlJc w:val="left"/>
+    </w:lvl>
+    <w:lvl w:ilvl="5" w:tplc="BD2E48F0">
+      <w:numFmt w:val="decimal"/>
+      <w:lvlText w:val=""/>
+      <w:lvlJc w:val="left"/>
+    </w:lvl>
+    <w:lvl w:ilvl="6" w:tplc="70EC7FC0">
+      <w:numFmt w:val="decimal"/>
+      <w:lvlText w:val=""/>
+      <w:lvlJc w:val="left"/>
+    </w:lvl>
+    <w:lvl w:ilvl="7" w:tplc="5BCE7710">
+      <w:numFmt w:val="decimal"/>
+      <w:lvlText w:val=""/>
+      <w:lvlJc w:val="left"/>
+    </w:lvl>
+    <w:lvl w:ilvl="8" w:tplc="08F85372">
+      <w:numFmt w:val="decimal"/>
+      <w:lvlText w:val=""/>
+      <w:lvlJc w:val="left"/>
+    </w:lvl>
+  </w:abstractNum>
+  <w:abstractNum w:abstractNumId="8" w15:restartNumberingAfterBreak="0">
+    <w:nsid w:val="749E17FB"/>
+    <w:multiLevelType w:val="hybridMultilevel"/>
+    <w:tmpl w:val="70CEFA90"/>
+    <w:lvl w:ilvl="0" w:tplc="00FE6C3A">
+      <w:start w:val="1"/>
+      <w:numFmt w:val="bullet"/>
+      <w:lvlText w:val="•"/>
+      <w:lvlJc w:val="left"/>
+      <w:pPr>
+        <w:ind w:left="360" w:hanging="260"/>
+      </w:pPr>
+    </w:lvl>
+    <w:lvl w:ilvl="1" w:tplc="60620232" w:tentative="1">
+      <w:start w:val="1"/>
+      <w:numFmt w:val="bullet"/>
+      <w:lvlText w:val="–"/>
+      <w:lvlJc w:val="left"/>
+      <w:pPr>
+        <w:ind w:left="720" w:hanging="260"/>
+      </w:pPr>
+    </w:lvl>
+    <w:lvl w:ilvl="2" w:tplc="A7AE6C54">
+      <w:numFmt w:val="decimal"/>
+      <w:lvlText w:val=""/>
+      <w:lvlJc w:val="left"/>
+    </w:lvl>
+    <w:lvl w:ilvl="3" w:tplc="6E24DE90">
+      <w:numFmt w:val="decimal"/>
+      <w:lvlText w:val=""/>
+      <w:lvlJc w:val="left"/>
+    </w:lvl>
+    <w:lvl w:ilvl="4" w:tplc="B85C4B6C">
+      <w:numFmt w:val="decimal"/>
+      <w:lvlText w:val=""/>
+      <w:lvlJc w:val="left"/>
+    </w:lvl>
+    <w:lvl w:ilvl="5" w:tplc="C61CD9A4">
+      <w:numFmt w:val="decimal"/>
+      <w:lvlText w:val=""/>
+      <w:lvlJc w:val="left"/>
+    </w:lvl>
+    <w:lvl w:ilvl="6" w:tplc="2924B108">
+      <w:numFmt w:val="decimal"/>
+      <w:lvlText w:val=""/>
+      <w:lvlJc w:val="left"/>
+    </w:lvl>
+    <w:lvl w:ilvl="7" w:tplc="0864494A">
+      <w:numFmt w:val="decimal"/>
+      <w:lvlText w:val=""/>
+      <w:lvlJc w:val="left"/>
+    </w:lvl>
+    <w:lvl w:ilvl="8" w:tplc="238AC23A">
+      <w:numFmt w:val="decimal"/>
+      <w:lvlText w:val=""/>
+      <w:lvlJc w:val="left"/>
+    </w:lvl>
+  </w:abstractNum>
+  <w:num w:numId="1" w16cid:durableId="221212389">
+    <w:abstractNumId w:val="1"/>
+    <w:lvlOverride w:ilvl="0">
+      <w:startOverride w:val="1"/>
+    </w:lvlOverride>
+  </w:num>
+  <w:num w:numId="2" w16cid:durableId="2040818190">
     <w:abstractNumId w:val="8"/>
     <w:lvlOverride w:ilvl="0">
       <w:startOverride w:val="1"/>
     </w:lvlOverride>
   </w:num>
-  <w:num w:numId="2" w16cid:durableId="1510099194">
-    <w:abstractNumId w:val="1"/>
-    <w:lvlOverride w:ilvl="0">
-      <w:startOverride w:val="1"/>
-    </w:lvlOverride>
-  </w:num>
-  <w:num w:numId="3" w16cid:durableId="1970817626">
+  <w:num w:numId="3" w16cid:durableId="1204098389">
     <w:abstractNumId w:val="0"/>
     <w:lvlOverride w:ilvl="0">
       <w:startOverride w:val="1"/>
     </w:lvlOverride>
   </w:num>
-  <w:num w:numId="4" w16cid:durableId="669793440">
+  <w:num w:numId="4" w16cid:durableId="1951936365">
+    <w:abstractNumId w:val="2"/>
+    <w:lvlOverride w:ilvl="0">
+      <w:startOverride w:val="1"/>
+    </w:lvlOverride>
+  </w:num>
+  <w:num w:numId="5" w16cid:durableId="380713406">
+    <w:abstractNumId w:val="7"/>
+    <w:lvlOverride w:ilvl="0">
+      <w:startOverride w:val="1"/>
+    </w:lvlOverride>
+  </w:num>
+  <w:num w:numId="6" w16cid:durableId="987245614">
+    <w:abstractNumId w:val="5"/>
+    <w:lvlOverride w:ilvl="0">
+      <w:startOverride w:val="1"/>
+    </w:lvlOverride>
+  </w:num>
+  <w:num w:numId="7" w16cid:durableId="1451822165">
     <w:abstractNumId w:val="4"/>
     <w:lvlOverride w:ilvl="0">
       <w:startOverride w:val="1"/>
     </w:lvlOverride>
   </w:num>
-  <w:num w:numId="5" w16cid:durableId="994601373">
-    <w:abstractNumId w:val="6"/>
-    <w:lvlOverride w:ilvl="0">
-      <w:startOverride w:val="1"/>
-    </w:lvlOverride>
-  </w:num>
-  <w:num w:numId="6" w16cid:durableId="1480728001">
-    <w:abstractNumId w:val="7"/>
-    <w:lvlOverride w:ilvl="0">
-      <w:startOverride w:val="1"/>
-    </w:lvlOverride>
-  </w:num>
-  <w:num w:numId="7" w16cid:durableId="1220823854">
-    <w:abstractNumId w:val="5"/>
-    <w:lvlOverride w:ilvl="0">
-      <w:startOverride w:val="1"/>
-    </w:lvlOverride>
-  </w:num>
-  <w:num w:numId="8" w16cid:durableId="313029493">
+  <w:num w:numId="8" w16cid:durableId="1809779358">
     <w:abstractNumId w:val="3"/>
     <w:lvlOverride w:ilvl="0">
       <w:startOverride w:val="1"/>
     </w:lvlOverride>
   </w:num>
-  <w:num w:numId="9" w16cid:durableId="1421097760">
-    <w:abstractNumId w:val="2"/>
+  <w:num w:numId="9" w16cid:durableId="171914266">
+    <w:abstractNumId w:val="6"/>
     <w:lvlOverride w:ilvl="0">
       <w:startOverride w:val="1"/>
     </w:lvlOverride>
@@ -21587,7 +21587,7 @@
     <w:autoRedefine/>
     <w:uiPriority w:val="39"/>
     <w:unhideWhenUsed/>
-    <w:rsid w:val="000E128E"/>
+    <w:rsid w:val="00377F4A"/>
     <w:pPr>
       <w:spacing w:after="100"/>
     </w:pPr>
@@ -21599,7 +21599,7 @@
     <w:autoRedefine/>
     <w:uiPriority w:val="39"/>
     <w:unhideWhenUsed/>
-    <w:rsid w:val="000E128E"/>
+    <w:rsid w:val="00377F4A"/>
     <w:pPr>
       <w:spacing w:after="100"/>
       <w:ind w:left="210"/>

--- a/discoverer-neo/docs/user-guide/manual/Discoverer-Neo-MANAGER-Guide-Full-fr-FR.docx
+++ b/discoverer-neo/docs/user-guide/manual/Discoverer-Neo-MANAGER-Guide-Full-fr-FR.docx
@@ -54,7 +54,7 @@
           <w:sz w:val="22"/>
           <w:szCs w:val="22"/>
         </w:rPr>
-        <w:t>Version 2.1.0</w:t>
+        <w:t>Version 2.1.1</w:t>
       </w:r>
     </w:p>
     <w:p>
@@ -74,7 +74,7 @@
     <w:sdt>
       <w:sdtPr>
         <w:alias w:val="Sommaire"/>
-        <w:id w:val="-1737319508"/>
+        <w:id w:val="-1839762422"/>
       </w:sdtPr>
       <w:sdtEndPr/>
       <w:sdtContent>
@@ -102,7 +102,7 @@
           <w:r>
             <w:fldChar w:fldCharType="separate"/>
           </w:r>
-          <w:hyperlink w:anchor="_Toc241745431" w:history="1">
+          <w:hyperlink w:anchor="_Toc241748271" w:history="1">
             <w:r>
               <w:rPr>
                 <w:rStyle w:val="Hiperligao"/>
@@ -126,7 +126,7 @@
               <w:rPr>
                 <w:noProof/>
               </w:rPr>
-              <w:instrText xml:space="preserve"> PAGEREF _Toc241745431 \h </w:instrText>
+              <w:instrText xml:space="preserve"> PAGEREF _Toc241748271 \h </w:instrText>
             </w:r>
             <w:r>
               <w:rPr>
@@ -168,7 +168,7 @@
               <w14:ligatures w14:val="standardContextual"/>
             </w:rPr>
           </w:pPr>
-          <w:hyperlink w:anchor="_Toc241745432" w:history="1">
+          <w:hyperlink w:anchor="_Toc241748272" w:history="1">
             <w:r>
               <w:rPr>
                 <w:rStyle w:val="Hiperligao"/>
@@ -192,7 +192,7 @@
               <w:rPr>
                 <w:noProof/>
               </w:rPr>
-              <w:instrText xml:space="preserve"> PAGEREF _Toc241745432 \h </w:instrText>
+              <w:instrText xml:space="preserve"> PAGEREF _Toc241748272 \h </w:instrText>
             </w:r>
             <w:r>
               <w:rPr>
@@ -234,7 +234,7 @@
               <w14:ligatures w14:val="standardContextual"/>
             </w:rPr>
           </w:pPr>
-          <w:hyperlink w:anchor="_Toc241745433" w:history="1">
+          <w:hyperlink w:anchor="_Toc241748273" w:history="1">
             <w:r>
               <w:rPr>
                 <w:rStyle w:val="Hiperligao"/>
@@ -258,7 +258,7 @@
               <w:rPr>
                 <w:noProof/>
               </w:rPr>
-              <w:instrText xml:space="preserve"> PAGEREF _Toc241745433 \h </w:instrText>
+              <w:instrText xml:space="preserve"> PAGEREF _Toc241748273 \h </w:instrText>
             </w:r>
             <w:r>
               <w:rPr>
@@ -300,7 +300,7 @@
               <w14:ligatures w14:val="standardContextual"/>
             </w:rPr>
           </w:pPr>
-          <w:hyperlink w:anchor="_Toc241745434" w:history="1">
+          <w:hyperlink w:anchor="_Toc241748274" w:history="1">
             <w:r>
               <w:rPr>
                 <w:rStyle w:val="Hiperligao"/>
@@ -324,7 +324,7 @@
               <w:rPr>
                 <w:noProof/>
               </w:rPr>
-              <w:instrText xml:space="preserve"> PAGEREF _Toc241745434 \h </w:instrText>
+              <w:instrText xml:space="preserve"> PAGEREF _Toc241748274 \h </w:instrText>
             </w:r>
             <w:r>
               <w:rPr>
@@ -366,7 +366,7 @@
               <w14:ligatures w14:val="standardContextual"/>
             </w:rPr>
           </w:pPr>
-          <w:hyperlink w:anchor="_Toc241745435" w:history="1">
+          <w:hyperlink w:anchor="_Toc241748275" w:history="1">
             <w:r>
               <w:rPr>
                 <w:rStyle w:val="Hiperligao"/>
@@ -390,7 +390,7 @@
               <w:rPr>
                 <w:noProof/>
               </w:rPr>
-              <w:instrText xml:space="preserve"> PAGEREF _Toc241745435 \h </w:instrText>
+              <w:instrText xml:space="preserve"> PAGEREF _Toc241748275 \h </w:instrText>
             </w:r>
             <w:r>
               <w:rPr>
@@ -432,7 +432,7 @@
               <w14:ligatures w14:val="standardContextual"/>
             </w:rPr>
           </w:pPr>
-          <w:hyperlink w:anchor="_Toc241745436" w:history="1">
+          <w:hyperlink w:anchor="_Toc241748276" w:history="1">
             <w:r>
               <w:rPr>
                 <w:rStyle w:val="Hiperligao"/>
@@ -456,7 +456,7 @@
               <w:rPr>
                 <w:noProof/>
               </w:rPr>
-              <w:instrText xml:space="preserve"> PAGEREF _Toc241745436 \h </w:instrText>
+              <w:instrText xml:space="preserve"> PAGEREF _Toc241748276 \h </w:instrText>
             </w:r>
             <w:r>
               <w:rPr>
@@ -498,7 +498,7 @@
               <w14:ligatures w14:val="standardContextual"/>
             </w:rPr>
           </w:pPr>
-          <w:hyperlink w:anchor="_Toc241745437" w:history="1">
+          <w:hyperlink w:anchor="_Toc241748277" w:history="1">
             <w:r>
               <w:rPr>
                 <w:rStyle w:val="Hiperligao"/>
@@ -522,7 +522,7 @@
               <w:rPr>
                 <w:noProof/>
               </w:rPr>
-              <w:instrText xml:space="preserve"> PAGEREF _Toc241745437 \h </w:instrText>
+              <w:instrText xml:space="preserve"> PAGEREF _Toc241748277 \h </w:instrText>
             </w:r>
             <w:r>
               <w:rPr>
@@ -564,7 +564,7 @@
               <w14:ligatures w14:val="standardContextual"/>
             </w:rPr>
           </w:pPr>
-          <w:hyperlink w:anchor="_Toc241745438" w:history="1">
+          <w:hyperlink w:anchor="_Toc241748278" w:history="1">
             <w:r>
               <w:rPr>
                 <w:rStyle w:val="Hiperligao"/>
@@ -588,7 +588,7 @@
               <w:rPr>
                 <w:noProof/>
               </w:rPr>
-              <w:instrText xml:space="preserve"> PAGEREF _Toc241745438 \h </w:instrText>
+              <w:instrText xml:space="preserve"> PAGEREF _Toc241748278 \h </w:instrText>
             </w:r>
             <w:r>
               <w:rPr>
@@ -630,7 +630,7 @@
               <w14:ligatures w14:val="standardContextual"/>
             </w:rPr>
           </w:pPr>
-          <w:hyperlink w:anchor="_Toc241745439" w:history="1">
+          <w:hyperlink w:anchor="_Toc241748279" w:history="1">
             <w:r>
               <w:rPr>
                 <w:rStyle w:val="Hiperligao"/>
@@ -654,7 +654,7 @@
               <w:rPr>
                 <w:noProof/>
               </w:rPr>
-              <w:instrText xml:space="preserve"> PAGEREF _Toc241745439 \h </w:instrText>
+              <w:instrText xml:space="preserve"> PAGEREF _Toc241748279 \h </w:instrText>
             </w:r>
             <w:r>
               <w:rPr>
@@ -696,7 +696,7 @@
               <w14:ligatures w14:val="standardContextual"/>
             </w:rPr>
           </w:pPr>
-          <w:hyperlink w:anchor="_Toc241745440" w:history="1">
+          <w:hyperlink w:anchor="_Toc241748280" w:history="1">
             <w:r>
               <w:rPr>
                 <w:rStyle w:val="Hiperligao"/>
@@ -720,7 +720,7 @@
               <w:rPr>
                 <w:noProof/>
               </w:rPr>
-              <w:instrText xml:space="preserve"> PAGEREF _Toc241745440 \h </w:instrText>
+              <w:instrText xml:space="preserve"> PAGEREF _Toc241748280 \h </w:instrText>
             </w:r>
             <w:r>
               <w:rPr>
@@ -762,7 +762,7 @@
               <w14:ligatures w14:val="standardContextual"/>
             </w:rPr>
           </w:pPr>
-          <w:hyperlink w:anchor="_Toc241745441" w:history="1">
+          <w:hyperlink w:anchor="_Toc241748281" w:history="1">
             <w:r>
               <w:rPr>
                 <w:rStyle w:val="Hiperligao"/>
@@ -786,7 +786,7 @@
               <w:rPr>
                 <w:noProof/>
               </w:rPr>
-              <w:instrText xml:space="preserve"> PAGEREF _Toc241745441 \h </w:instrText>
+              <w:instrText xml:space="preserve"> PAGEREF _Toc241748281 \h </w:instrText>
             </w:r>
             <w:r>
               <w:rPr>
@@ -828,7 +828,7 @@
               <w14:ligatures w14:val="standardContextual"/>
             </w:rPr>
           </w:pPr>
-          <w:hyperlink w:anchor="_Toc241745442" w:history="1">
+          <w:hyperlink w:anchor="_Toc241748282" w:history="1">
             <w:r>
               <w:rPr>
                 <w:rStyle w:val="Hiperligao"/>
@@ -852,7 +852,7 @@
               <w:rPr>
                 <w:noProof/>
               </w:rPr>
-              <w:instrText xml:space="preserve"> PAGEREF _Toc241745442 \h </w:instrText>
+              <w:instrText xml:space="preserve"> PAGEREF _Toc241748282 \h </w:instrText>
             </w:r>
             <w:r>
               <w:rPr>
@@ -894,7 +894,7 @@
               <w14:ligatures w14:val="standardContextual"/>
             </w:rPr>
           </w:pPr>
-          <w:hyperlink w:anchor="_Toc241745443" w:history="1">
+          <w:hyperlink w:anchor="_Toc241748283" w:history="1">
             <w:r>
               <w:rPr>
                 <w:rStyle w:val="Hiperligao"/>
@@ -918,7 +918,7 @@
               <w:rPr>
                 <w:noProof/>
               </w:rPr>
-              <w:instrText xml:space="preserve"> PAGEREF _Toc241745443 \h </w:instrText>
+              <w:instrText xml:space="preserve"> PAGEREF _Toc241748283 \h </w:instrText>
             </w:r>
             <w:r>
               <w:rPr>
@@ -960,7 +960,7 @@
               <w14:ligatures w14:val="standardContextual"/>
             </w:rPr>
           </w:pPr>
-          <w:hyperlink w:anchor="_Toc241745444" w:history="1">
+          <w:hyperlink w:anchor="_Toc241748284" w:history="1">
             <w:r>
               <w:rPr>
                 <w:rStyle w:val="Hiperligao"/>
@@ -984,7 +984,7 @@
               <w:rPr>
                 <w:noProof/>
               </w:rPr>
-              <w:instrText xml:space="preserve"> PAGEREF _Toc241745444 \h </w:instrText>
+              <w:instrText xml:space="preserve"> PAGEREF _Toc241748284 \h </w:instrText>
             </w:r>
             <w:r>
               <w:rPr>
@@ -1026,7 +1026,7 @@
               <w14:ligatures w14:val="standardContextual"/>
             </w:rPr>
           </w:pPr>
-          <w:hyperlink w:anchor="_Toc241745445" w:history="1">
+          <w:hyperlink w:anchor="_Toc241748285" w:history="1">
             <w:r>
               <w:rPr>
                 <w:rStyle w:val="Hiperligao"/>
@@ -1050,7 +1050,7 @@
               <w:rPr>
                 <w:noProof/>
               </w:rPr>
-              <w:instrText xml:space="preserve"> PAGEREF _Toc241745445 \h </w:instrText>
+              <w:instrText xml:space="preserve"> PAGEREF _Toc241748285 \h </w:instrText>
             </w:r>
             <w:r>
               <w:rPr>
@@ -1092,7 +1092,7 @@
               <w14:ligatures w14:val="standardContextual"/>
             </w:rPr>
           </w:pPr>
-          <w:hyperlink w:anchor="_Toc241745446" w:history="1">
+          <w:hyperlink w:anchor="_Toc241748286" w:history="1">
             <w:r>
               <w:rPr>
                 <w:rStyle w:val="Hiperligao"/>
@@ -1116,7 +1116,7 @@
               <w:rPr>
                 <w:noProof/>
               </w:rPr>
-              <w:instrText xml:space="preserve"> PAGEREF _Toc241745446 \h </w:instrText>
+              <w:instrText xml:space="preserve"> PAGEREF _Toc241748286 \h </w:instrText>
             </w:r>
             <w:r>
               <w:rPr>
@@ -1158,7 +1158,7 @@
               <w14:ligatures w14:val="standardContextual"/>
             </w:rPr>
           </w:pPr>
-          <w:hyperlink w:anchor="_Toc241745447" w:history="1">
+          <w:hyperlink w:anchor="_Toc241748287" w:history="1">
             <w:r>
               <w:rPr>
                 <w:rStyle w:val="Hiperligao"/>
@@ -1182,7 +1182,7 @@
               <w:rPr>
                 <w:noProof/>
               </w:rPr>
-              <w:instrText xml:space="preserve"> PAGEREF _Toc241745447 \h </w:instrText>
+              <w:instrText xml:space="preserve"> PAGEREF _Toc241748287 \h </w:instrText>
             </w:r>
             <w:r>
               <w:rPr>
@@ -1224,7 +1224,7 @@
               <w14:ligatures w14:val="standardContextual"/>
             </w:rPr>
           </w:pPr>
-          <w:hyperlink w:anchor="_Toc241745448" w:history="1">
+          <w:hyperlink w:anchor="_Toc241748288" w:history="1">
             <w:r>
               <w:rPr>
                 <w:rStyle w:val="Hiperligao"/>
@@ -1248,7 +1248,7 @@
               <w:rPr>
                 <w:noProof/>
               </w:rPr>
-              <w:instrText xml:space="preserve"> PAGEREF _Toc241745448 \h </w:instrText>
+              <w:instrText xml:space="preserve"> PAGEREF _Toc241748288 \h </w:instrText>
             </w:r>
             <w:r>
               <w:rPr>
@@ -1290,7 +1290,7 @@
               <w14:ligatures w14:val="standardContextual"/>
             </w:rPr>
           </w:pPr>
-          <w:hyperlink w:anchor="_Toc241745449" w:history="1">
+          <w:hyperlink w:anchor="_Toc241748289" w:history="1">
             <w:r>
               <w:rPr>
                 <w:rStyle w:val="Hiperligao"/>
@@ -1314,7 +1314,7 @@
               <w:rPr>
                 <w:noProof/>
               </w:rPr>
-              <w:instrText xml:space="preserve"> PAGEREF _Toc241745449 \h </w:instrText>
+              <w:instrText xml:space="preserve"> PAGEREF _Toc241748289 \h </w:instrText>
             </w:r>
             <w:r>
               <w:rPr>
@@ -1356,7 +1356,7 @@
               <w14:ligatures w14:val="standardContextual"/>
             </w:rPr>
           </w:pPr>
-          <w:hyperlink w:anchor="_Toc241745450" w:history="1">
+          <w:hyperlink w:anchor="_Toc241748290" w:history="1">
             <w:r>
               <w:rPr>
                 <w:rStyle w:val="Hiperligao"/>
@@ -1380,7 +1380,7 @@
               <w:rPr>
                 <w:noProof/>
               </w:rPr>
-              <w:instrText xml:space="preserve"> PAGEREF _Toc241745450 \h </w:instrText>
+              <w:instrText xml:space="preserve"> PAGEREF _Toc241748290 \h </w:instrText>
             </w:r>
             <w:r>
               <w:rPr>
@@ -1422,7 +1422,7 @@
               <w14:ligatures w14:val="standardContextual"/>
             </w:rPr>
           </w:pPr>
-          <w:hyperlink w:anchor="_Toc241745451" w:history="1">
+          <w:hyperlink w:anchor="_Toc241748291" w:history="1">
             <w:r>
               <w:rPr>
                 <w:rStyle w:val="Hiperligao"/>
@@ -1446,7 +1446,7 @@
               <w:rPr>
                 <w:noProof/>
               </w:rPr>
-              <w:instrText xml:space="preserve"> PAGEREF _Toc241745451 \h </w:instrText>
+              <w:instrText xml:space="preserve"> PAGEREF _Toc241748291 \h </w:instrText>
             </w:r>
             <w:r>
               <w:rPr>
@@ -1488,7 +1488,7 @@
               <w14:ligatures w14:val="standardContextual"/>
             </w:rPr>
           </w:pPr>
-          <w:hyperlink w:anchor="_Toc241745452" w:history="1">
+          <w:hyperlink w:anchor="_Toc241748292" w:history="1">
             <w:r>
               <w:rPr>
                 <w:rStyle w:val="Hiperligao"/>
@@ -1512,7 +1512,7 @@
               <w:rPr>
                 <w:noProof/>
               </w:rPr>
-              <w:instrText xml:space="preserve"> PAGEREF _Toc241745452 \h </w:instrText>
+              <w:instrText xml:space="preserve"> PAGEREF _Toc241748292 \h </w:instrText>
             </w:r>
             <w:r>
               <w:rPr>
@@ -1554,7 +1554,7 @@
               <w14:ligatures w14:val="standardContextual"/>
             </w:rPr>
           </w:pPr>
-          <w:hyperlink w:anchor="_Toc241745453" w:history="1">
+          <w:hyperlink w:anchor="_Toc241748293" w:history="1">
             <w:r>
               <w:rPr>
                 <w:rStyle w:val="Hiperligao"/>
@@ -1578,7 +1578,7 @@
               <w:rPr>
                 <w:noProof/>
               </w:rPr>
-              <w:instrText xml:space="preserve"> PAGEREF _Toc241745453 \h </w:instrText>
+              <w:instrText xml:space="preserve"> PAGEREF _Toc241748293 \h </w:instrText>
             </w:r>
             <w:r>
               <w:rPr>
@@ -1620,7 +1620,7 @@
               <w14:ligatures w14:val="standardContextual"/>
             </w:rPr>
           </w:pPr>
-          <w:hyperlink w:anchor="_Toc241745454" w:history="1">
+          <w:hyperlink w:anchor="_Toc241748294" w:history="1">
             <w:r>
               <w:rPr>
                 <w:rStyle w:val="Hiperligao"/>
@@ -1644,7 +1644,7 @@
               <w:rPr>
                 <w:noProof/>
               </w:rPr>
-              <w:instrText xml:space="preserve"> PAGEREF _Toc241745454 \h </w:instrText>
+              <w:instrText xml:space="preserve"> PAGEREF _Toc241748294 \h </w:instrText>
             </w:r>
             <w:r>
               <w:rPr>
@@ -1686,7 +1686,7 @@
               <w14:ligatures w14:val="standardContextual"/>
             </w:rPr>
           </w:pPr>
-          <w:hyperlink w:anchor="_Toc241745455" w:history="1">
+          <w:hyperlink w:anchor="_Toc241748295" w:history="1">
             <w:r>
               <w:rPr>
                 <w:rStyle w:val="Hiperligao"/>
@@ -1710,7 +1710,7 @@
               <w:rPr>
                 <w:noProof/>
               </w:rPr>
-              <w:instrText xml:space="preserve"> PAGEREF _Toc241745455 \h </w:instrText>
+              <w:instrText xml:space="preserve"> PAGEREF _Toc241748295 \h </w:instrText>
             </w:r>
             <w:r>
               <w:rPr>
@@ -1752,7 +1752,7 @@
               <w14:ligatures w14:val="standardContextual"/>
             </w:rPr>
           </w:pPr>
-          <w:hyperlink w:anchor="_Toc241745456" w:history="1">
+          <w:hyperlink w:anchor="_Toc241748296" w:history="1">
             <w:r>
               <w:rPr>
                 <w:rStyle w:val="Hiperligao"/>
@@ -1776,7 +1776,7 @@
               <w:rPr>
                 <w:noProof/>
               </w:rPr>
-              <w:instrText xml:space="preserve"> PAGEREF _Toc241745456 \h </w:instrText>
+              <w:instrText xml:space="preserve"> PAGEREF _Toc241748296 \h </w:instrText>
             </w:r>
             <w:r>
               <w:rPr>
@@ -1818,7 +1818,7 @@
               <w14:ligatures w14:val="standardContextual"/>
             </w:rPr>
           </w:pPr>
-          <w:hyperlink w:anchor="_Toc241745457" w:history="1">
+          <w:hyperlink w:anchor="_Toc241748297" w:history="1">
             <w:r>
               <w:rPr>
                 <w:rStyle w:val="Hiperligao"/>
@@ -1842,7 +1842,7 @@
               <w:rPr>
                 <w:noProof/>
               </w:rPr>
-              <w:instrText xml:space="preserve"> PAGEREF _Toc241745457 \h </w:instrText>
+              <w:instrText xml:space="preserve"> PAGEREF _Toc241748297 \h </w:instrText>
             </w:r>
             <w:r>
               <w:rPr>
@@ -1884,7 +1884,7 @@
               <w14:ligatures w14:val="standardContextual"/>
             </w:rPr>
           </w:pPr>
-          <w:hyperlink w:anchor="_Toc241745458" w:history="1">
+          <w:hyperlink w:anchor="_Toc241748298" w:history="1">
             <w:r>
               <w:rPr>
                 <w:rStyle w:val="Hiperligao"/>
@@ -1908,7 +1908,7 @@
               <w:rPr>
                 <w:noProof/>
               </w:rPr>
-              <w:instrText xml:space="preserve"> PAGEREF _Toc241745458 \h </w:instrText>
+              <w:instrText xml:space="preserve"> PAGEREF _Toc241748298 \h </w:instrText>
             </w:r>
             <w:r>
               <w:rPr>
@@ -1950,7 +1950,7 @@
               <w14:ligatures w14:val="standardContextual"/>
             </w:rPr>
           </w:pPr>
-          <w:hyperlink w:anchor="_Toc241745459" w:history="1">
+          <w:hyperlink w:anchor="_Toc241748299" w:history="1">
             <w:r>
               <w:rPr>
                 <w:rStyle w:val="Hiperligao"/>
@@ -1974,7 +1974,7 @@
               <w:rPr>
                 <w:noProof/>
               </w:rPr>
-              <w:instrText xml:space="preserve"> PAGEREF _Toc241745459 \h </w:instrText>
+              <w:instrText xml:space="preserve"> PAGEREF _Toc241748299 \h </w:instrText>
             </w:r>
             <w:r>
               <w:rPr>
@@ -2016,7 +2016,7 @@
               <w14:ligatures w14:val="standardContextual"/>
             </w:rPr>
           </w:pPr>
-          <w:hyperlink w:anchor="_Toc241745460" w:history="1">
+          <w:hyperlink w:anchor="_Toc241748300" w:history="1">
             <w:r>
               <w:rPr>
                 <w:rStyle w:val="Hiperligao"/>
@@ -2040,7 +2040,7 @@
               <w:rPr>
                 <w:noProof/>
               </w:rPr>
-              <w:instrText xml:space="preserve"> PAGEREF _Toc241745460 \h </w:instrText>
+              <w:instrText xml:space="preserve"> PAGEREF _Toc241748300 \h </w:instrText>
             </w:r>
             <w:r>
               <w:rPr>
@@ -2082,7 +2082,7 @@
               <w14:ligatures w14:val="standardContextual"/>
             </w:rPr>
           </w:pPr>
-          <w:hyperlink w:anchor="_Toc241745461" w:history="1">
+          <w:hyperlink w:anchor="_Toc241748301" w:history="1">
             <w:r>
               <w:rPr>
                 <w:rStyle w:val="Hiperligao"/>
@@ -2106,7 +2106,7 @@
               <w:rPr>
                 <w:noProof/>
               </w:rPr>
-              <w:instrText xml:space="preserve"> PAGEREF _Toc241745461 \h </w:instrText>
+              <w:instrText xml:space="preserve"> PAGEREF _Toc241748301 \h </w:instrText>
             </w:r>
             <w:r>
               <w:rPr>
@@ -2154,7 +2154,7 @@
       <w:pPr>
         <w:pStyle w:val="Ttulo1"/>
       </w:pPr>
-      <w:bookmarkStart w:id="0" w:name="_Toc241745431"/>
+      <w:bookmarkStart w:id="0" w:name="_Toc241748271"/>
       <w:r>
         <w:lastRenderedPageBreak/>
         <w:t>Votre rôle en un coup d'œil</w:t>
@@ -2235,7 +2235,7 @@
       <w:pPr>
         <w:pStyle w:val="Ttulo2"/>
       </w:pPr>
-      <w:bookmarkStart w:id="1" w:name="_Toc241745432"/>
+      <w:bookmarkStart w:id="1" w:name="_Toc241748272"/>
       <w:r>
         <w:t>Ce que vous pouvez / ne pouvez pas faire</w:t>
       </w:r>
@@ -2969,7 +2969,7 @@
       <w:pPr>
         <w:pStyle w:val="Ttulo2"/>
       </w:pPr>
-      <w:bookmarkStart w:id="2" w:name="_Toc241745433"/>
+      <w:bookmarkStart w:id="2" w:name="_Toc241748273"/>
       <w:r>
         <w:t>D'où viennent vos accès</w:t>
       </w:r>
@@ -3579,7 +3579,7 @@
       <w:pPr>
         <w:pStyle w:val="Ttulo2"/>
       </w:pPr>
-      <w:bookmarkStart w:id="3" w:name="_Toc241745434"/>
+      <w:bookmarkStart w:id="3" w:name="_Toc241748274"/>
       <w:r>
         <w:t>Se connecter, changer de mot de passe et se déconnecter</w:t>
       </w:r>
@@ -3704,7 +3704,7 @@
         </w:rPr>
         <w:lastRenderedPageBreak/>
         <w:drawing>
-          <wp:inline distT="0" distB="0" distL="0" distR="0" wp14:anchorId="385E2BED" wp14:editId="0FC7ECE8">
+          <wp:inline distT="0" distB="0" distL="0" distR="0" wp14:anchorId="7B64631C" wp14:editId="553B1D62">
             <wp:extent cx="5715000" cy="3571875"/>
             <wp:effectExtent l="0" t="0" r="0" b="0"/>
             <wp:docPr id="236" name="01-login.png" descr="La page de connexion avec E-mail, Mot de passe, Rester connecté et le bouton Se connecter." title="La page de connexion avec E-mail, Mot de passe, Rester connecté et le bouton Se connecter."/>
@@ -3815,7 +3815,7 @@
         </w:rPr>
         <w:lastRenderedPageBreak/>
         <w:drawing>
-          <wp:inline distT="0" distB="0" distL="0" distR="0" wp14:anchorId="03D8308A" wp14:editId="17CAD0B6">
+          <wp:inline distT="0" distB="0" distL="0" distR="0" wp14:anchorId="57E32E50" wp14:editId="41749A9D">
             <wp:extent cx="5715000" cy="3571875"/>
             <wp:effectExtent l="0" t="0" r="0" b="0"/>
             <wp:docPr id="237" name="03-user-menu.png" descr="Le menu du compte ouvert, avec Paramètres et Se déconnecter." title="Le menu du compte ouvert, avec Paramètres et Se déconnecter."/>
@@ -3868,7 +3868,7 @@
         <w:pStyle w:val="Ttulo1"/>
         <w:pageBreakBefore/>
       </w:pPr>
-      <w:bookmarkStart w:id="4" w:name="_Toc241745435"/>
+      <w:bookmarkStart w:id="4" w:name="_Toc241748275"/>
       <w:r>
         <w:lastRenderedPageBreak/>
         <w:t>Tableau de bord</w:t>
@@ -3901,7 +3901,7 @@
           <w:noProof/>
         </w:rPr>
         <w:drawing>
-          <wp:inline distT="0" distB="0" distL="0" distR="0" wp14:anchorId="5AB5A0E5" wp14:editId="04EA55AD">
+          <wp:inline distT="0" distB="0" distL="0" distR="0" wp14:anchorId="315C53ED" wp14:editId="3E0C6B3D">
             <wp:extent cx="5715000" cy="5133975"/>
             <wp:effectExtent l="0" t="0" r="0" b="0"/>
             <wp:docPr id="238" name="01-dashboard-sidebar.png" descr="Le tableau de bord du Manager avec la barre latérale et les cartes de synthèse." title="Le tableau de bord du Manager avec la barre latérale et les cartes de synthèse."/>
@@ -4409,7 +4409,7 @@
         <w:pStyle w:val="Ttulo1"/>
         <w:pageBreakBefore/>
       </w:pPr>
-      <w:bookmarkStart w:id="5" w:name="_Toc241745436"/>
+      <w:bookmarkStart w:id="5" w:name="_Toc241748276"/>
       <w:r>
         <w:lastRenderedPageBreak/>
         <w:t>Utilisateurs</w:t>
@@ -4442,7 +4442,7 @@
           <w:noProof/>
         </w:rPr>
         <w:drawing>
-          <wp:inline distT="0" distB="0" distL="0" distR="0" wp14:anchorId="2CE57137" wp14:editId="79351AA0">
+          <wp:inline distT="0" distB="0" distL="0" distR="0" wp14:anchorId="7D7AC937" wp14:editId="6A863CD0">
             <wp:extent cx="5715000" cy="3571875"/>
             <wp:effectExtent l="0" t="0" r="0" b="0"/>
             <wp:docPr id="239" name="06-users.png" descr="La liste Utilisateurs d'un Manager, sans administrateurs et sans les boutons Nouvel utilisateur ni Fichier d'identifiants." title="La liste Utilisateurs d'un Manager, sans administrateurs et sans les boutons Nouvel utilisateur ni Fichier d'identifiants."/>
@@ -4891,7 +4891,7 @@
       <w:pPr>
         <w:pStyle w:val="Ttulo2"/>
       </w:pPr>
-      <w:bookmarkStart w:id="6" w:name="_Toc241745437"/>
+      <w:bookmarkStart w:id="6" w:name="_Toc241748277"/>
       <w:r>
         <w:lastRenderedPageBreak/>
         <w:t>Cartes d'une personne</w:t>
@@ -4934,7 +4934,7 @@
           <w:noProof/>
         </w:rPr>
         <w:drawing>
-          <wp:inline distT="0" distB="0" distL="0" distR="0" wp14:anchorId="054B6F8E" wp14:editId="3A033EC7">
+          <wp:inline distT="0" distB="0" distL="0" distR="0" wp14:anchorId="3AD7DEE4" wp14:editId="068E96D1">
             <wp:extent cx="4362450" cy="2190750"/>
             <wp:effectExtent l="0" t="0" r="0" b="0"/>
             <wp:docPr id="240" name="09-users-maps-dialog.png" descr="La boîte de dialogue Cartes d'un utilisateur, avec les listes de niveau de partage et les icônes de propriétaire et de retrait." title="La boîte de dialogue Cartes d'un utilisateur, avec les listes de niveau de partage et les icônes de propriétaire et de retrait."/>
@@ -6174,7 +6174,7 @@
       <w:pPr>
         <w:pStyle w:val="Ttulo2"/>
       </w:pPr>
-      <w:bookmarkStart w:id="7" w:name="_Toc241745438"/>
+      <w:bookmarkStart w:id="7" w:name="_Toc241748278"/>
       <w:r>
         <w:t>Exemple : donner une carte à un collègue qui prend le relais</w:t>
       </w:r>
@@ -6302,7 +6302,7 @@
         <w:pStyle w:val="Ttulo1"/>
         <w:pageBreakBefore/>
       </w:pPr>
-      <w:bookmarkStart w:id="8" w:name="_Toc241745439"/>
+      <w:bookmarkStart w:id="8" w:name="_Toc241748279"/>
       <w:r>
         <w:lastRenderedPageBreak/>
         <w:t>Cartes</w:t>
@@ -6335,7 +6335,7 @@
           <w:noProof/>
         </w:rPr>
         <w:drawing>
-          <wp:inline distT="0" distB="0" distL="0" distR="0" wp14:anchorId="298C27DE" wp14:editId="00E245BF">
+          <wp:inline distT="0" distB="0" distL="0" distR="0" wp14:anchorId="273C7611" wp14:editId="558A2F1C">
             <wp:extent cx="5715000" cy="3429000"/>
             <wp:effectExtent l="0" t="0" r="0" b="0"/>
             <wp:docPr id="241" name="02-maps-all.png" descr="La liste Cartes, onglet Tous, avec les icônes Copier, Partager, Planifier et Exporter sur chaque ligne." title="La liste Cartes, onglet Tous, avec les icônes Copier, Partager, Planifier et Exporter sur chaque ligne."/>
@@ -6387,7 +6387,7 @@
       <w:pPr>
         <w:pStyle w:val="Ttulo2"/>
       </w:pPr>
-      <w:bookmarkStart w:id="9" w:name="_Toc241745440"/>
+      <w:bookmarkStart w:id="9" w:name="_Toc241748280"/>
       <w:r>
         <w:t>Trouver une carte</w:t>
       </w:r>
@@ -7013,7 +7013,7 @@
       <w:pPr>
         <w:pStyle w:val="Ttulo2"/>
       </w:pPr>
-      <w:bookmarkStart w:id="10" w:name="_Toc241745441"/>
+      <w:bookmarkStart w:id="10" w:name="_Toc241748281"/>
       <w:r>
         <w:lastRenderedPageBreak/>
         <w:t>Ce que fait chaque icône</w:t>
@@ -7613,7 +7613,7 @@
       <w:pPr>
         <w:pStyle w:val="Ttulo2"/>
       </w:pPr>
-      <w:bookmarkStart w:id="11" w:name="_Toc241745442"/>
+      <w:bookmarkStart w:id="11" w:name="_Toc241748282"/>
       <w:r>
         <w:t>Copier une carte pour créer la vôtre</w:t>
       </w:r>
@@ -7702,7 +7702,7 @@
       <w:pPr>
         <w:pStyle w:val="Ttulo2"/>
       </w:pPr>
-      <w:bookmarkStart w:id="12" w:name="_Toc241745443"/>
+      <w:bookmarkStart w:id="12" w:name="_Toc241748283"/>
       <w:r>
         <w:t>Partager une carte</w:t>
       </w:r>
@@ -7807,7 +7807,7 @@
         </w:rPr>
         <w:lastRenderedPageBreak/>
         <w:drawing>
-          <wp:inline distT="0" distB="0" distL="0" distR="0" wp14:anchorId="039A588D" wp14:editId="5343DA7C">
+          <wp:inline distT="0" distB="0" distL="0" distR="0" wp14:anchorId="313E2335" wp14:editId="37D98085">
             <wp:extent cx="3743325" cy="4029075"/>
             <wp:effectExtent l="0" t="0" r="0" b="0"/>
             <wp:docPr id="242" name="03-share-dialog.png" descr="La boîte de dialogue Partager la carte avec une zone de recherche et les boutons Peut consulter, Peut exporter et Peut modifier." title="La boîte de dialogue Partager la carte avec une zone de recherche et les boutons Peut consulter, Peut exporter et Peut modifier."/>
@@ -7890,7 +7890,7 @@
         <w:pStyle w:val="Ttulo1"/>
         <w:pageBreakBefore/>
       </w:pPr>
-      <w:bookmarkStart w:id="13" w:name="_Toc241745444"/>
+      <w:bookmarkStart w:id="13" w:name="_Toc241748284"/>
       <w:r>
         <w:lastRenderedPageBreak/>
         <w:t>Créateur de cartes</w:t>
@@ -7923,7 +7923,7 @@
           <w:noProof/>
         </w:rPr>
         <w:drawing>
-          <wp:inline distT="0" distB="0" distL="0" distR="0" wp14:anchorId="6D21B466" wp14:editId="4112967B">
+          <wp:inline distT="0" distB="0" distL="0" distR="0" wp14:anchorId="2E24471C" wp14:editId="40C8BA04">
             <wp:extent cx="5715000" cy="3571875"/>
             <wp:effectExtent l="0" t="0" r="0" b="0"/>
             <wp:docPr id="243" name="05-builder-overview.png" descr="Le créateur de cartes avec l'arborescence Domaines d'activité, la zone Colonnes et le panneau Propriétés." title="Le créateur de cartes avec l'arborescence Domaines d'activité, la zone Colonnes et le panneau Propriétés."/>
@@ -7975,7 +7975,7 @@
       <w:pPr>
         <w:pStyle w:val="Ttulo2"/>
       </w:pPr>
-      <w:bookmarkStart w:id="14" w:name="_Toc241745445"/>
+      <w:bookmarkStart w:id="14" w:name="_Toc241748285"/>
       <w:r>
         <w:t>Ce que vous pouvez enregistrer</w:t>
       </w:r>
@@ -8356,7 +8356,7 @@
       <w:pPr>
         <w:pStyle w:val="Ttulo2"/>
       </w:pPr>
-      <w:bookmarkStart w:id="15" w:name="_Toc241745446"/>
+      <w:bookmarkStart w:id="15" w:name="_Toc241748286"/>
       <w:r>
         <w:lastRenderedPageBreak/>
         <w:t>La barre d'outils</w:t>
@@ -9197,7 +9197,7 @@
       <w:pPr>
         <w:pStyle w:val="Ttulo2"/>
       </w:pPr>
-      <w:bookmarkStart w:id="16" w:name="_Toc241745447"/>
+      <w:bookmarkStart w:id="16" w:name="_Toc241748287"/>
       <w:r>
         <w:t>Créer une carte</w:t>
       </w:r>
@@ -9365,7 +9365,7 @@
       <w:pPr>
         <w:pStyle w:val="Ttulo2"/>
       </w:pPr>
-      <w:bookmarkStart w:id="17" w:name="_Toc241745448"/>
+      <w:bookmarkStart w:id="17" w:name="_Toc241748288"/>
       <w:r>
         <w:lastRenderedPageBreak/>
         <w:t>Configurer la colonne</w:t>
@@ -11282,7 +11282,7 @@
       <w:pPr>
         <w:pStyle w:val="Ttulo2"/>
       </w:pPr>
-      <w:bookmarkStart w:id="18" w:name="_Toc241745449"/>
+      <w:bookmarkStart w:id="18" w:name="_Toc241748289"/>
       <w:r>
         <w:lastRenderedPageBreak/>
         <w:t>Les cinq onglets de paramètres</w:t>
@@ -12948,7 +12948,7 @@
       <w:pPr>
         <w:pStyle w:val="Ttulo2"/>
       </w:pPr>
-      <w:bookmarkStart w:id="19" w:name="_Toc241745450"/>
+      <w:bookmarkStart w:id="19" w:name="_Toc241748290"/>
       <w:r>
         <w:t>Mise en forme conditionnelle</w:t>
       </w:r>
@@ -13654,7 +13654,7 @@
       <w:pPr>
         <w:pStyle w:val="Ttulo2"/>
       </w:pPr>
-      <w:bookmarkStart w:id="20" w:name="_Toc241745451"/>
+      <w:bookmarkStart w:id="20" w:name="_Toc241748291"/>
       <w:r>
         <w:t>Cartes refusées</w:t>
       </w:r>
@@ -13670,7 +13670,7 @@
         <w:pStyle w:val="Ttulo1"/>
         <w:pageBreakBefore/>
       </w:pPr>
-      <w:bookmarkStart w:id="21" w:name="_Toc241745452"/>
+      <w:bookmarkStart w:id="21" w:name="_Toc241748292"/>
       <w:r>
         <w:lastRenderedPageBreak/>
         <w:t>Visionneuse de cartes</w:t>
@@ -13713,7 +13713,7 @@
           <w:noProof/>
         </w:rPr>
         <w:drawing>
-          <wp:inline distT="0" distB="0" distL="0" distR="0" wp14:anchorId="0123B60B" wp14:editId="520B70CD">
+          <wp:inline distT="0" distB="0" distL="0" distR="0" wp14:anchorId="6F94F1CF" wp14:editId="400D818B">
             <wp:extent cx="5715000" cy="3571875"/>
             <wp:effectExtent l="0" t="0" r="0" b="0"/>
             <wp:docPr id="244" name="06-viewer-results.png" descr="Une exécution terminée avec les boutons Excel, CSV et PDF au-dessus de la grille de résultats." title="Une exécution terminée avec les boutons Excel, CSV et PDF au-dessus de la grille de résultats."/>
@@ -14602,7 +14602,7 @@
       <w:pPr>
         <w:pStyle w:val="Ttulo2"/>
       </w:pPr>
-      <w:bookmarkStart w:id="22" w:name="_Toc241745453"/>
+      <w:bookmarkStart w:id="22" w:name="_Toc241748293"/>
       <w:r>
         <w:t>Exporter en PDF</w:t>
       </w:r>
@@ -15014,7 +15014,7 @@
       <w:pPr>
         <w:pStyle w:val="Ttulo2"/>
       </w:pPr>
-      <w:bookmarkStart w:id="23" w:name="_Toc241745454"/>
+      <w:bookmarkStart w:id="23" w:name="_Toc241748294"/>
       <w:r>
         <w:t>Exemple : exécuter et exporter GD_M.M10_V01.DIS</w:t>
       </w:r>
@@ -15127,7 +15127,7 @@
         <w:pStyle w:val="Ttulo1"/>
         <w:pageBreakBefore/>
       </w:pPr>
-      <w:bookmarkStart w:id="24" w:name="_Toc241745455"/>
+      <w:bookmarkStart w:id="24" w:name="_Toc241748295"/>
       <w:r>
         <w:lastRenderedPageBreak/>
         <w:t>Planifications</w:t>
@@ -15150,7 +15150,7 @@
           <w:noProof/>
         </w:rPr>
         <w:drawing>
-          <wp:inline distT="0" distB="0" distL="0" distR="0" wp14:anchorId="1BF35A24" wp14:editId="61D5EB12">
+          <wp:inline distT="0" distB="0" distL="0" distR="0" wp14:anchorId="612F8856" wp14:editId="778E3916">
             <wp:extent cx="5715000" cy="3571875"/>
             <wp:effectExtent l="0" t="0" r="0" b="0"/>
             <wp:docPr id="245" name="38-schedules-list.png" descr="La page Planifications avec une planification en pause et ses icônes d'action." title="La page Planifications avec une planification en pause et ses icônes d'action."/>
@@ -17201,7 +17201,7 @@
       <w:pPr>
         <w:pStyle w:val="Ttulo2"/>
       </w:pPr>
-      <w:bookmarkStart w:id="25" w:name="_Toc241745456"/>
+      <w:bookmarkStart w:id="25" w:name="_Toc241748296"/>
       <w:r>
         <w:t>Exemple : planifier une exécution hebdomadaire</w:t>
       </w:r>
@@ -17368,7 +17368,7 @@
         <w:pStyle w:val="Ttulo1"/>
         <w:pageBreakBefore/>
       </w:pPr>
-      <w:bookmarkStart w:id="26" w:name="_Toc241745457"/>
+      <w:bookmarkStart w:id="26" w:name="_Toc241748297"/>
       <w:r>
         <w:lastRenderedPageBreak/>
         <w:t>Exécutions</w:t>
@@ -17398,7 +17398,7 @@
           <w:noProof/>
         </w:rPr>
         <w:drawing>
-          <wp:inline distT="0" distB="0" distL="0" distR="0" wp14:anchorId="66A80321" wp14:editId="568CF0EA">
+          <wp:inline distT="0" distB="0" distL="0" distR="0" wp14:anchorId="2630E5C6" wp14:editId="3CEB9C3F">
             <wp:extent cx="5715000" cy="3571875"/>
             <wp:effectExtent l="0" t="0" r="0" b="0"/>
             <wp:docPr id="246" name="08-runs.png" descr="La page Exécutions avec les filtres Carte, Statut et Type et la liste des exécutions." title="La page Exécutions avec les filtres Carte, Statut et Type et la liste des exécutions."/>
@@ -18119,7 +18119,7 @@
         <w:pStyle w:val="Ttulo1"/>
         <w:pageBreakBefore/>
       </w:pPr>
-      <w:bookmarkStart w:id="27" w:name="_Toc241745458"/>
+      <w:bookmarkStart w:id="27" w:name="_Toc241748298"/>
       <w:r>
         <w:lastRenderedPageBreak/>
         <w:t>Exportations</w:t>
@@ -18149,7 +18149,7 @@
           <w:noProof/>
         </w:rPr>
         <w:drawing>
-          <wp:inline distT="0" distB="0" distL="0" distR="0" wp14:anchorId="7803185F" wp14:editId="29CAECC6">
+          <wp:inline distT="0" distB="0" distL="0" distR="0" wp14:anchorId="35D5E305" wp14:editId="69731141">
             <wp:extent cx="5715000" cy="3571875"/>
             <wp:effectExtent l="0" t="0" r="0" b="0"/>
             <wp:docPr id="247" name="44-exports.png" descr="La page Exportations listant les exportations avec un bouton Télécharger sur celles qui sont terminées." title="La page Exportations listant les exportations avec un bouton Télécharger sur celles qui sont terminées."/>
@@ -18426,7 +18426,7 @@
         <w:pStyle w:val="Ttulo1"/>
         <w:pageBreakBefore/>
       </w:pPr>
-      <w:bookmarkStart w:id="28" w:name="_Toc241745459"/>
+      <w:bookmarkStart w:id="28" w:name="_Toc241748299"/>
       <w:r>
         <w:lastRenderedPageBreak/>
         <w:t>Paramètres</w:t>
@@ -18469,7 +18469,7 @@
           <w:noProof/>
         </w:rPr>
         <w:drawing>
-          <wp:inline distT="0" distB="0" distL="0" distR="0" wp14:anchorId="68EA2FEF" wp14:editId="7B3DD304">
+          <wp:inline distT="0" distB="0" distL="0" distR="0" wp14:anchorId="7E69CDAA" wp14:editId="3C03F7E8">
             <wp:extent cx="5715000" cy="3571875"/>
             <wp:effectExtent l="0" t="0" r="0" b="0"/>
             <wp:docPr id="248" name="04-settings.png" descr="La page Paramètres avec les cartes Langue, Thème et Palette de couleurs." title="La page Paramètres avec les cartes Langue, Thème et Palette de couleurs."/>
@@ -19023,7 +19023,7 @@
         <w:pStyle w:val="Ttulo1"/>
         <w:pageBreakBefore/>
       </w:pPr>
-      <w:bookmarkStart w:id="29" w:name="_Toc241745460"/>
+      <w:bookmarkStart w:id="29" w:name="_Toc241748300"/>
       <w:r>
         <w:lastRenderedPageBreak/>
         <w:t>Questions fréquentes</w:t>
@@ -19223,7 +19223,7 @@
         <w:pStyle w:val="Ttulo1"/>
         <w:pageBreakBefore/>
       </w:pPr>
-      <w:bookmarkStart w:id="30" w:name="_Toc241745461"/>
+      <w:bookmarkStart w:id="30" w:name="_Toc241748301"/>
       <w:r>
         <w:lastRenderedPageBreak/>
         <w:t>Glossaire</w:t>
@@ -20300,7 +20300,7 @@
         <w:sz w:val="16"/>
         <w:szCs w:val="16"/>
       </w:rPr>
-      <w:t>Discoverer Neo 2.1.0 · Guide complet · MANAGER</w:t>
+      <w:t>Discoverer Neo 2.1.1 · Guide complet · MANAGER</w:t>
     </w:r>
   </w:p>
 </w:hdr>
@@ -20309,10 +20309,10 @@
 <file path=word/numbering.xml><?xml version="1.0" encoding="utf-8"?>
 <w:numbering xmlns:wpc="http://schemas.microsoft.com/office/word/2010/wordprocessingCanvas" xmlns:cx="http://schemas.microsoft.com/office/drawing/2014/chartex" xmlns:cx1="http://schemas.microsoft.com/office/drawing/2015/9/8/chartex" xmlns:cx2="http://schemas.microsoft.com/office/drawing/2015/10/21/chartex" xmlns:cx3="http://schemas.microsoft.com/office/drawing/2016/5/9/chartex" xmlns:cx4="http://schemas.microsoft.com/office/drawing/2016/5/10/chartex" xmlns:cx5="http://schemas.microsoft.com/office/drawing/2016/5/11/chartex" xmlns:cx6="http://schemas.microsoft.com/office/drawing/2016/5/12/chartex" xmlns:cx7="http://schemas.microsoft.com/office/drawing/2016/5/13/chartex" xmlns:cx8="http://schemas.microsoft.com/office/drawing/2016/5/14/chartex" xmlns:mc="http://schemas.openxmlformats.org/markup-compatibility/2006" xmlns:aink="http://schemas.microsoft.com/office/drawing/2016/ink" xmlns:am3d="http://schemas.microsoft.com/office/drawing/2017/model3d" xmlns:o="urn:schemas-microsoft-com:office:office" xmlns:oel="http://schemas.microsoft.com/office/2019/extlst" xmlns:r="http://schemas.openxmlformats.org/officeDocument/2006/relationships" xmlns:m="http://schemas.openxmlformats.org/officeDocument/2006/math" xmlns:v="urn:schemas-microsoft-com:vml" xmlns:wp14="http://schemas.microsoft.com/office/word/2010/wordprocessingDrawing" xmlns:wp="http://schemas.openxmlformats.org/drawingml/2006/wordprocessingDrawing" xmlns:w10="urn:schemas-microsoft-com:office:word" xmlns:w="http://schemas.openxmlformats.org/wordprocessingml/2006/main" xmlns:w14="http://schemas.microsoft.com/office/word/2010/wordml" xmlns:w15="http://schemas.microsoft.com/office/word/2012/wordml" xmlns:w16cex="http://schemas.microsoft.com/office/word/2018/wordml/cex" xmlns:w16cid="http://schemas.microsoft.com/office/word/2016/wordml/cid" xmlns:w16="http://schemas.microsoft.com/office/word/2018/wordml" xmlns:w16sdtdh="http://schemas.microsoft.com/office/word/2020/wordml/sdtdatahash" xmlns:w16se="http://schemas.microsoft.com/office/word/2015/wordml/symex" xmlns:wpg="http://schemas.microsoft.com/office/word/2010/wordprocessingGroup" xmlns:wpi="http://schemas.microsoft.com/office/word/2010/wordprocessingInk" xmlns:wne="http://schemas.microsoft.com/office/word/2006/wordml" xmlns:wps="http://schemas.microsoft.com/office/word/2010/wordprocessingShape" mc:Ignorable="w14 w15 w16se w16cid w16 w16cex w16sdtdh wp14">
   <w:abstractNum w:abstractNumId="0" w15:restartNumberingAfterBreak="0">
-    <w:nsid w:val="075A2CD0"/>
+    <w:nsid w:val="035F02D2"/>
     <w:multiLevelType w:val="hybridMultilevel"/>
-    <w:tmpl w:val="E6222C76"/>
-    <w:lvl w:ilvl="0" w:tplc="1610D380">
+    <w:tmpl w:val="DEF27B56"/>
+    <w:lvl w:ilvl="0" w:tplc="19C6240E">
       <w:start w:val="1"/>
       <w:numFmt w:val="decimal"/>
       <w:lvlText w:val="%1."/>
@@ -20321,7 +20321,7 @@
         <w:ind w:left="360" w:hanging="300"/>
       </w:pPr>
     </w:lvl>
-    <w:lvl w:ilvl="1" w:tplc="67E89366" w:tentative="1">
+    <w:lvl w:ilvl="1" w:tplc="B3CC1CF6" w:tentative="1">
       <w:start w:val="1"/>
       <w:numFmt w:val="lowerLetter"/>
       <w:lvlText w:val="%2."/>
@@ -20330,47 +20330,337 @@
         <w:ind w:left="720" w:hanging="300"/>
       </w:pPr>
     </w:lvl>
-    <w:lvl w:ilvl="2" w:tplc="54DABC62">
+    <w:lvl w:ilvl="2" w:tplc="5608EA1E">
       <w:numFmt w:val="decimal"/>
       <w:lvlText w:val=""/>
       <w:lvlJc w:val="left"/>
     </w:lvl>
-    <w:lvl w:ilvl="3" w:tplc="939AE048">
+    <w:lvl w:ilvl="3" w:tplc="249A824C">
       <w:numFmt w:val="decimal"/>
       <w:lvlText w:val=""/>
       <w:lvlJc w:val="left"/>
     </w:lvl>
-    <w:lvl w:ilvl="4" w:tplc="B4DE28EC">
+    <w:lvl w:ilvl="4" w:tplc="FE9E8BA4">
       <w:numFmt w:val="decimal"/>
       <w:lvlText w:val=""/>
       <w:lvlJc w:val="left"/>
     </w:lvl>
-    <w:lvl w:ilvl="5" w:tplc="2884D114">
+    <w:lvl w:ilvl="5" w:tplc="9E20A054">
       <w:numFmt w:val="decimal"/>
       <w:lvlText w:val=""/>
       <w:lvlJc w:val="left"/>
     </w:lvl>
-    <w:lvl w:ilvl="6" w:tplc="962EFA94">
+    <w:lvl w:ilvl="6" w:tplc="1CDA4BF2">
       <w:numFmt w:val="decimal"/>
       <w:lvlText w:val=""/>
       <w:lvlJc w:val="left"/>
     </w:lvl>
-    <w:lvl w:ilvl="7" w:tplc="C6646DA0">
+    <w:lvl w:ilvl="7" w:tplc="11E27960">
       <w:numFmt w:val="decimal"/>
       <w:lvlText w:val=""/>
       <w:lvlJc w:val="left"/>
     </w:lvl>
-    <w:lvl w:ilvl="8" w:tplc="1AD83D94">
+    <w:lvl w:ilvl="8" w:tplc="E662DAB4">
       <w:numFmt w:val="decimal"/>
       <w:lvlText w:val=""/>
       <w:lvlJc w:val="left"/>
     </w:lvl>
   </w:abstractNum>
   <w:abstractNum w:abstractNumId="1" w15:restartNumberingAfterBreak="0">
-    <w:nsid w:val="07FD36BB"/>
+    <w:nsid w:val="0A6A3641"/>
     <w:multiLevelType w:val="hybridMultilevel"/>
-    <w:tmpl w:val="A4E8D9D2"/>
-    <w:lvl w:ilvl="0" w:tplc="CABE749E" w:tentative="1">
+    <w:tmpl w:val="4CEA1742"/>
+    <w:lvl w:ilvl="0" w:tplc="AF888CA2">
+      <w:start w:val="1"/>
+      <w:numFmt w:val="decimal"/>
+      <w:lvlText w:val="%1."/>
+      <w:lvlJc w:val="left"/>
+      <w:pPr>
+        <w:ind w:left="360" w:hanging="300"/>
+      </w:pPr>
+    </w:lvl>
+    <w:lvl w:ilvl="1" w:tplc="AFE8D2DA" w:tentative="1">
+      <w:start w:val="1"/>
+      <w:numFmt w:val="lowerLetter"/>
+      <w:lvlText w:val="%2."/>
+      <w:lvlJc w:val="left"/>
+      <w:pPr>
+        <w:ind w:left="720" w:hanging="300"/>
+      </w:pPr>
+    </w:lvl>
+    <w:lvl w:ilvl="2" w:tplc="7F788804">
+      <w:numFmt w:val="decimal"/>
+      <w:lvlText w:val=""/>
+      <w:lvlJc w:val="left"/>
+    </w:lvl>
+    <w:lvl w:ilvl="3" w:tplc="6E02A4E8">
+      <w:numFmt w:val="decimal"/>
+      <w:lvlText w:val=""/>
+      <w:lvlJc w:val="left"/>
+    </w:lvl>
+    <w:lvl w:ilvl="4" w:tplc="F2CAC854">
+      <w:numFmt w:val="decimal"/>
+      <w:lvlText w:val=""/>
+      <w:lvlJc w:val="left"/>
+    </w:lvl>
+    <w:lvl w:ilvl="5" w:tplc="E968DF96">
+      <w:numFmt w:val="decimal"/>
+      <w:lvlText w:val=""/>
+      <w:lvlJc w:val="left"/>
+    </w:lvl>
+    <w:lvl w:ilvl="6" w:tplc="24400F60">
+      <w:numFmt w:val="decimal"/>
+      <w:lvlText w:val=""/>
+      <w:lvlJc w:val="left"/>
+    </w:lvl>
+    <w:lvl w:ilvl="7" w:tplc="439E88F4">
+      <w:numFmt w:val="decimal"/>
+      <w:lvlText w:val=""/>
+      <w:lvlJc w:val="left"/>
+    </w:lvl>
+    <w:lvl w:ilvl="8" w:tplc="9CC6D658">
+      <w:numFmt w:val="decimal"/>
+      <w:lvlText w:val=""/>
+      <w:lvlJc w:val="left"/>
+    </w:lvl>
+  </w:abstractNum>
+  <w:abstractNum w:abstractNumId="2" w15:restartNumberingAfterBreak="0">
+    <w:nsid w:val="1D61576F"/>
+    <w:multiLevelType w:val="hybridMultilevel"/>
+    <w:tmpl w:val="3124B1E8"/>
+    <w:lvl w:ilvl="0" w:tplc="BFFE1738">
+      <w:start w:val="1"/>
+      <w:numFmt w:val="decimal"/>
+      <w:lvlText w:val="%1."/>
+      <w:lvlJc w:val="left"/>
+      <w:pPr>
+        <w:ind w:left="360" w:hanging="300"/>
+      </w:pPr>
+    </w:lvl>
+    <w:lvl w:ilvl="1" w:tplc="2390AE00" w:tentative="1">
+      <w:start w:val="1"/>
+      <w:numFmt w:val="lowerLetter"/>
+      <w:lvlText w:val="%2."/>
+      <w:lvlJc w:val="left"/>
+      <w:pPr>
+        <w:ind w:left="720" w:hanging="300"/>
+      </w:pPr>
+    </w:lvl>
+    <w:lvl w:ilvl="2" w:tplc="C6F6796A">
+      <w:numFmt w:val="decimal"/>
+      <w:lvlText w:val=""/>
+      <w:lvlJc w:val="left"/>
+    </w:lvl>
+    <w:lvl w:ilvl="3" w:tplc="7DEC405C">
+      <w:numFmt w:val="decimal"/>
+      <w:lvlText w:val=""/>
+      <w:lvlJc w:val="left"/>
+    </w:lvl>
+    <w:lvl w:ilvl="4" w:tplc="7DACC0A8">
+      <w:numFmt w:val="decimal"/>
+      <w:lvlText w:val=""/>
+      <w:lvlJc w:val="left"/>
+    </w:lvl>
+    <w:lvl w:ilvl="5" w:tplc="A16E9630">
+      <w:numFmt w:val="decimal"/>
+      <w:lvlText w:val=""/>
+      <w:lvlJc w:val="left"/>
+    </w:lvl>
+    <w:lvl w:ilvl="6" w:tplc="308AA3D2">
+      <w:numFmt w:val="decimal"/>
+      <w:lvlText w:val=""/>
+      <w:lvlJc w:val="left"/>
+    </w:lvl>
+    <w:lvl w:ilvl="7" w:tplc="3D08D91E">
+      <w:numFmt w:val="decimal"/>
+      <w:lvlText w:val=""/>
+      <w:lvlJc w:val="left"/>
+    </w:lvl>
+    <w:lvl w:ilvl="8" w:tplc="F7229B16">
+      <w:numFmt w:val="decimal"/>
+      <w:lvlText w:val=""/>
+      <w:lvlJc w:val="left"/>
+    </w:lvl>
+  </w:abstractNum>
+  <w:abstractNum w:abstractNumId="3" w15:restartNumberingAfterBreak="0">
+    <w:nsid w:val="29584C29"/>
+    <w:multiLevelType w:val="hybridMultilevel"/>
+    <w:tmpl w:val="112C10E2"/>
+    <w:lvl w:ilvl="0" w:tplc="235829C4">
+      <w:start w:val="1"/>
+      <w:numFmt w:val="decimal"/>
+      <w:lvlText w:val="%1."/>
+      <w:lvlJc w:val="left"/>
+      <w:pPr>
+        <w:ind w:left="360" w:hanging="300"/>
+      </w:pPr>
+    </w:lvl>
+    <w:lvl w:ilvl="1" w:tplc="C3CC0FC4" w:tentative="1">
+      <w:start w:val="1"/>
+      <w:numFmt w:val="lowerLetter"/>
+      <w:lvlText w:val="%2."/>
+      <w:lvlJc w:val="left"/>
+      <w:pPr>
+        <w:ind w:left="720" w:hanging="300"/>
+      </w:pPr>
+    </w:lvl>
+    <w:lvl w:ilvl="2" w:tplc="300A3D18">
+      <w:numFmt w:val="decimal"/>
+      <w:lvlText w:val=""/>
+      <w:lvlJc w:val="left"/>
+    </w:lvl>
+    <w:lvl w:ilvl="3" w:tplc="0EDA0068">
+      <w:numFmt w:val="decimal"/>
+      <w:lvlText w:val=""/>
+      <w:lvlJc w:val="left"/>
+    </w:lvl>
+    <w:lvl w:ilvl="4" w:tplc="F5F8E032">
+      <w:numFmt w:val="decimal"/>
+      <w:lvlText w:val=""/>
+      <w:lvlJc w:val="left"/>
+    </w:lvl>
+    <w:lvl w:ilvl="5" w:tplc="5CB275E6">
+      <w:numFmt w:val="decimal"/>
+      <w:lvlText w:val=""/>
+      <w:lvlJc w:val="left"/>
+    </w:lvl>
+    <w:lvl w:ilvl="6" w:tplc="6A82807E">
+      <w:numFmt w:val="decimal"/>
+      <w:lvlText w:val=""/>
+      <w:lvlJc w:val="left"/>
+    </w:lvl>
+    <w:lvl w:ilvl="7" w:tplc="DD0E03A8">
+      <w:numFmt w:val="decimal"/>
+      <w:lvlText w:val=""/>
+      <w:lvlJc w:val="left"/>
+    </w:lvl>
+    <w:lvl w:ilvl="8" w:tplc="843C8F06">
+      <w:numFmt w:val="decimal"/>
+      <w:lvlText w:val=""/>
+      <w:lvlJc w:val="left"/>
+    </w:lvl>
+  </w:abstractNum>
+  <w:abstractNum w:abstractNumId="4" w15:restartNumberingAfterBreak="0">
+    <w:nsid w:val="2FD70380"/>
+    <w:multiLevelType w:val="hybridMultilevel"/>
+    <w:tmpl w:val="021656E0"/>
+    <w:lvl w:ilvl="0" w:tplc="601A20EC">
+      <w:start w:val="1"/>
+      <w:numFmt w:val="decimal"/>
+      <w:lvlText w:val="%1."/>
+      <w:lvlJc w:val="left"/>
+      <w:pPr>
+        <w:ind w:left="360" w:hanging="300"/>
+      </w:pPr>
+    </w:lvl>
+    <w:lvl w:ilvl="1" w:tplc="822EBE64" w:tentative="1">
+      <w:start w:val="1"/>
+      <w:numFmt w:val="lowerLetter"/>
+      <w:lvlText w:val="%2."/>
+      <w:lvlJc w:val="left"/>
+      <w:pPr>
+        <w:ind w:left="720" w:hanging="300"/>
+      </w:pPr>
+    </w:lvl>
+    <w:lvl w:ilvl="2" w:tplc="ACFA686A">
+      <w:numFmt w:val="decimal"/>
+      <w:lvlText w:val=""/>
+      <w:lvlJc w:val="left"/>
+    </w:lvl>
+    <w:lvl w:ilvl="3" w:tplc="39B42CF6">
+      <w:numFmt w:val="decimal"/>
+      <w:lvlText w:val=""/>
+      <w:lvlJc w:val="left"/>
+    </w:lvl>
+    <w:lvl w:ilvl="4" w:tplc="51360B60">
+      <w:numFmt w:val="decimal"/>
+      <w:lvlText w:val=""/>
+      <w:lvlJc w:val="left"/>
+    </w:lvl>
+    <w:lvl w:ilvl="5" w:tplc="B86826E2">
+      <w:numFmt w:val="decimal"/>
+      <w:lvlText w:val=""/>
+      <w:lvlJc w:val="left"/>
+    </w:lvl>
+    <w:lvl w:ilvl="6" w:tplc="16B4629A">
+      <w:numFmt w:val="decimal"/>
+      <w:lvlText w:val=""/>
+      <w:lvlJc w:val="left"/>
+    </w:lvl>
+    <w:lvl w:ilvl="7" w:tplc="38C8CB12">
+      <w:numFmt w:val="decimal"/>
+      <w:lvlText w:val=""/>
+      <w:lvlJc w:val="left"/>
+    </w:lvl>
+    <w:lvl w:ilvl="8" w:tplc="F8A2299C">
+      <w:numFmt w:val="decimal"/>
+      <w:lvlText w:val=""/>
+      <w:lvlJc w:val="left"/>
+    </w:lvl>
+  </w:abstractNum>
+  <w:abstractNum w:abstractNumId="5" w15:restartNumberingAfterBreak="0">
+    <w:nsid w:val="45C00AB5"/>
+    <w:multiLevelType w:val="hybridMultilevel"/>
+    <w:tmpl w:val="FEACB4BE"/>
+    <w:lvl w:ilvl="0" w:tplc="4C5E44DA">
+      <w:start w:val="1"/>
+      <w:numFmt w:val="decimal"/>
+      <w:lvlText w:val="%1."/>
+      <w:lvlJc w:val="left"/>
+      <w:pPr>
+        <w:ind w:left="360" w:hanging="300"/>
+      </w:pPr>
+    </w:lvl>
+    <w:lvl w:ilvl="1" w:tplc="EE70C246" w:tentative="1">
+      <w:start w:val="1"/>
+      <w:numFmt w:val="lowerLetter"/>
+      <w:lvlText w:val="%2."/>
+      <w:lvlJc w:val="left"/>
+      <w:pPr>
+        <w:ind w:left="720" w:hanging="300"/>
+      </w:pPr>
+    </w:lvl>
+    <w:lvl w:ilvl="2" w:tplc="7B4207D0">
+      <w:numFmt w:val="decimal"/>
+      <w:lvlText w:val=""/>
+      <w:lvlJc w:val="left"/>
+    </w:lvl>
+    <w:lvl w:ilvl="3" w:tplc="280E09C6">
+      <w:numFmt w:val="decimal"/>
+      <w:lvlText w:val=""/>
+      <w:lvlJc w:val="left"/>
+    </w:lvl>
+    <w:lvl w:ilvl="4" w:tplc="5D62D0E0">
+      <w:numFmt w:val="decimal"/>
+      <w:lvlText w:val=""/>
+      <w:lvlJc w:val="left"/>
+    </w:lvl>
+    <w:lvl w:ilvl="5" w:tplc="AB74F814">
+      <w:numFmt w:val="decimal"/>
+      <w:lvlText w:val=""/>
+      <w:lvlJc w:val="left"/>
+    </w:lvl>
+    <w:lvl w:ilvl="6" w:tplc="A7F01E80">
+      <w:numFmt w:val="decimal"/>
+      <w:lvlText w:val=""/>
+      <w:lvlJc w:val="left"/>
+    </w:lvl>
+    <w:lvl w:ilvl="7" w:tplc="9CAE54F0">
+      <w:numFmt w:val="decimal"/>
+      <w:lvlText w:val=""/>
+      <w:lvlJc w:val="left"/>
+    </w:lvl>
+    <w:lvl w:ilvl="8" w:tplc="ED1C0E00">
+      <w:numFmt w:val="decimal"/>
+      <w:lvlText w:val=""/>
+      <w:lvlJc w:val="left"/>
+    </w:lvl>
+  </w:abstractNum>
+  <w:abstractNum w:abstractNumId="6" w15:restartNumberingAfterBreak="0">
+    <w:nsid w:val="60EC09F8"/>
+    <w:multiLevelType w:val="hybridMultilevel"/>
+    <w:tmpl w:val="38A8F78E"/>
+    <w:lvl w:ilvl="0" w:tplc="A1D036E6" w:tentative="1">
       <w:start w:val="1"/>
       <w:numFmt w:val="bullet"/>
       <w:lvlText w:val="●"/>
@@ -20379,7 +20669,7 @@
         <w:ind w:left="720" w:hanging="360"/>
       </w:pPr>
     </w:lvl>
-    <w:lvl w:ilvl="1" w:tplc="53122B72" w:tentative="1">
+    <w:lvl w:ilvl="1" w:tplc="99222E8C" w:tentative="1">
       <w:start w:val="1"/>
       <w:numFmt w:val="bullet"/>
       <w:lvlText w:val="○"/>
@@ -20388,7 +20678,7 @@
         <w:ind w:left="1440" w:hanging="360"/>
       </w:pPr>
     </w:lvl>
-    <w:lvl w:ilvl="2" w:tplc="3BCEBAEE" w:tentative="1">
+    <w:lvl w:ilvl="2" w:tplc="020ABB6C" w:tentative="1">
       <w:start w:val="1"/>
       <w:numFmt w:val="bullet"/>
       <w:lvlText w:val="■"/>
@@ -20397,7 +20687,7 @@
         <w:ind w:left="2160" w:hanging="360"/>
       </w:pPr>
     </w:lvl>
-    <w:lvl w:ilvl="3" w:tplc="AD96FCF8" w:tentative="1">
+    <w:lvl w:ilvl="3" w:tplc="C6486988" w:tentative="1">
       <w:start w:val="1"/>
       <w:numFmt w:val="bullet"/>
       <w:lvlText w:val="●"/>
@@ -20406,7 +20696,7 @@
         <w:ind w:left="2880" w:hanging="360"/>
       </w:pPr>
     </w:lvl>
-    <w:lvl w:ilvl="4" w:tplc="4BEAE2FC" w:tentative="1">
+    <w:lvl w:ilvl="4" w:tplc="FF14390A" w:tentative="1">
       <w:start w:val="1"/>
       <w:numFmt w:val="bullet"/>
       <w:lvlText w:val="○"/>
@@ -20415,7 +20705,7 @@
         <w:ind w:left="3600" w:hanging="360"/>
       </w:pPr>
     </w:lvl>
-    <w:lvl w:ilvl="5" w:tplc="870444D2" w:tentative="1">
+    <w:lvl w:ilvl="5" w:tplc="B6124616" w:tentative="1">
       <w:start w:val="1"/>
       <w:numFmt w:val="bullet"/>
       <w:lvlText w:val="■"/>
@@ -20424,7 +20714,7 @@
         <w:ind w:left="4320" w:hanging="360"/>
       </w:pPr>
     </w:lvl>
-    <w:lvl w:ilvl="6" w:tplc="B4DCF364" w:tentative="1">
+    <w:lvl w:ilvl="6" w:tplc="361E6E34" w:tentative="1">
       <w:start w:val="1"/>
       <w:numFmt w:val="bullet"/>
       <w:lvlText w:val="●"/>
@@ -20433,7 +20723,7 @@
         <w:ind w:left="5040" w:hanging="360"/>
       </w:pPr>
     </w:lvl>
-    <w:lvl w:ilvl="7" w:tplc="0E5403E2" w:tentative="1">
+    <w:lvl w:ilvl="7" w:tplc="4F969006" w:tentative="1">
       <w:start w:val="1"/>
       <w:numFmt w:val="bullet"/>
       <w:lvlText w:val="●"/>
@@ -20442,7 +20732,7 @@
         <w:ind w:left="5760" w:hanging="360"/>
       </w:pPr>
     </w:lvl>
-    <w:lvl w:ilvl="8" w:tplc="778467B4" w:tentative="1">
+    <w:lvl w:ilvl="8" w:tplc="ABAEBAE0" w:tentative="1">
       <w:start w:val="1"/>
       <w:numFmt w:val="bullet"/>
       <w:lvlText w:val="●"/>
@@ -20452,11 +20742,11 @@
       </w:pPr>
     </w:lvl>
   </w:abstractNum>
-  <w:abstractNum w:abstractNumId="2" w15:restartNumberingAfterBreak="0">
-    <w:nsid w:val="1613163C"/>
+  <w:abstractNum w:abstractNumId="7" w15:restartNumberingAfterBreak="0">
+    <w:nsid w:val="6EB308AA"/>
     <w:multiLevelType w:val="hybridMultilevel"/>
-    <w:tmpl w:val="7E6A1856"/>
-    <w:lvl w:ilvl="0" w:tplc="1AA8EEC4">
+    <w:tmpl w:val="02C6AE0E"/>
+    <w:lvl w:ilvl="0" w:tplc="EC0C0F3A">
       <w:start w:val="1"/>
       <w:numFmt w:val="decimal"/>
       <w:lvlText w:val="%1."/>
@@ -20465,7 +20755,7 @@
         <w:ind w:left="360" w:hanging="300"/>
       </w:pPr>
     </w:lvl>
-    <w:lvl w:ilvl="1" w:tplc="8B80429A" w:tentative="1">
+    <w:lvl w:ilvl="1" w:tplc="64A233C6" w:tentative="1">
       <w:start w:val="1"/>
       <w:numFmt w:val="lowerLetter"/>
       <w:lvlText w:val="%2."/>
@@ -20474,337 +20764,47 @@
         <w:ind w:left="720" w:hanging="300"/>
       </w:pPr>
     </w:lvl>
-    <w:lvl w:ilvl="2" w:tplc="7D22157A">
+    <w:lvl w:ilvl="2" w:tplc="B8342CC4">
       <w:numFmt w:val="decimal"/>
       <w:lvlText w:val=""/>
       <w:lvlJc w:val="left"/>
     </w:lvl>
-    <w:lvl w:ilvl="3" w:tplc="34840B12">
+    <w:lvl w:ilvl="3" w:tplc="DD62891E">
       <w:numFmt w:val="decimal"/>
       <w:lvlText w:val=""/>
       <w:lvlJc w:val="left"/>
     </w:lvl>
-    <w:lvl w:ilvl="4" w:tplc="2AFA450C">
+    <w:lvl w:ilvl="4" w:tplc="CD585F1E">
       <w:numFmt w:val="decimal"/>
       <w:lvlText w:val=""/>
       <w:lvlJc w:val="left"/>
     </w:lvl>
-    <w:lvl w:ilvl="5" w:tplc="35BCDA96">
+    <w:lvl w:ilvl="5" w:tplc="76784AB6">
       <w:numFmt w:val="decimal"/>
       <w:lvlText w:val=""/>
       <w:lvlJc w:val="left"/>
     </w:lvl>
-    <w:lvl w:ilvl="6" w:tplc="46B2981C">
+    <w:lvl w:ilvl="6" w:tplc="A9245728">
       <w:numFmt w:val="decimal"/>
       <w:lvlText w:val=""/>
       <w:lvlJc w:val="left"/>
     </w:lvl>
-    <w:lvl w:ilvl="7" w:tplc="0FEE91D6">
+    <w:lvl w:ilvl="7" w:tplc="11B248FC">
       <w:numFmt w:val="decimal"/>
       <w:lvlText w:val=""/>
       <w:lvlJc w:val="left"/>
     </w:lvl>
-    <w:lvl w:ilvl="8" w:tplc="61289956">
-      <w:numFmt w:val="decimal"/>
-      <w:lvlText w:val=""/>
-      <w:lvlJc w:val="left"/>
-    </w:lvl>
-  </w:abstractNum>
-  <w:abstractNum w:abstractNumId="3" w15:restartNumberingAfterBreak="0">
-    <w:nsid w:val="1B3D2600"/>
-    <w:multiLevelType w:val="hybridMultilevel"/>
-    <w:tmpl w:val="10CA5FE6"/>
-    <w:lvl w:ilvl="0" w:tplc="91DC500C">
-      <w:start w:val="1"/>
-      <w:numFmt w:val="decimal"/>
-      <w:lvlText w:val="%1."/>
-      <w:lvlJc w:val="left"/>
-      <w:pPr>
-        <w:ind w:left="360" w:hanging="300"/>
-      </w:pPr>
-    </w:lvl>
-    <w:lvl w:ilvl="1" w:tplc="30E2DA16" w:tentative="1">
-      <w:start w:val="1"/>
-      <w:numFmt w:val="lowerLetter"/>
-      <w:lvlText w:val="%2."/>
-      <w:lvlJc w:val="left"/>
-      <w:pPr>
-        <w:ind w:left="720" w:hanging="300"/>
-      </w:pPr>
-    </w:lvl>
-    <w:lvl w:ilvl="2" w:tplc="33104A6E">
-      <w:numFmt w:val="decimal"/>
-      <w:lvlText w:val=""/>
-      <w:lvlJc w:val="left"/>
-    </w:lvl>
-    <w:lvl w:ilvl="3" w:tplc="C1F469B2">
-      <w:numFmt w:val="decimal"/>
-      <w:lvlText w:val=""/>
-      <w:lvlJc w:val="left"/>
-    </w:lvl>
-    <w:lvl w:ilvl="4" w:tplc="52CA92EC">
-      <w:numFmt w:val="decimal"/>
-      <w:lvlText w:val=""/>
-      <w:lvlJc w:val="left"/>
-    </w:lvl>
-    <w:lvl w:ilvl="5" w:tplc="D85A760C">
-      <w:numFmt w:val="decimal"/>
-      <w:lvlText w:val=""/>
-      <w:lvlJc w:val="left"/>
-    </w:lvl>
-    <w:lvl w:ilvl="6" w:tplc="0DBC3302">
-      <w:numFmt w:val="decimal"/>
-      <w:lvlText w:val=""/>
-      <w:lvlJc w:val="left"/>
-    </w:lvl>
-    <w:lvl w:ilvl="7" w:tplc="51DA80E8">
-      <w:numFmt w:val="decimal"/>
-      <w:lvlText w:val=""/>
-      <w:lvlJc w:val="left"/>
-    </w:lvl>
-    <w:lvl w:ilvl="8" w:tplc="DC125E28">
-      <w:numFmt w:val="decimal"/>
-      <w:lvlText w:val=""/>
-      <w:lvlJc w:val="left"/>
-    </w:lvl>
-  </w:abstractNum>
-  <w:abstractNum w:abstractNumId="4" w15:restartNumberingAfterBreak="0">
-    <w:nsid w:val="28324A9C"/>
-    <w:multiLevelType w:val="hybridMultilevel"/>
-    <w:tmpl w:val="03BA48A2"/>
-    <w:lvl w:ilvl="0" w:tplc="C77C62C4">
-      <w:start w:val="1"/>
-      <w:numFmt w:val="decimal"/>
-      <w:lvlText w:val="%1."/>
-      <w:lvlJc w:val="left"/>
-      <w:pPr>
-        <w:ind w:left="360" w:hanging="300"/>
-      </w:pPr>
-    </w:lvl>
-    <w:lvl w:ilvl="1" w:tplc="8BBC0D52" w:tentative="1">
-      <w:start w:val="1"/>
-      <w:numFmt w:val="lowerLetter"/>
-      <w:lvlText w:val="%2."/>
-      <w:lvlJc w:val="left"/>
-      <w:pPr>
-        <w:ind w:left="720" w:hanging="300"/>
-      </w:pPr>
-    </w:lvl>
-    <w:lvl w:ilvl="2" w:tplc="55982E9A">
-      <w:numFmt w:val="decimal"/>
-      <w:lvlText w:val=""/>
-      <w:lvlJc w:val="left"/>
-    </w:lvl>
-    <w:lvl w:ilvl="3" w:tplc="133C2C6A">
-      <w:numFmt w:val="decimal"/>
-      <w:lvlText w:val=""/>
-      <w:lvlJc w:val="left"/>
-    </w:lvl>
-    <w:lvl w:ilvl="4" w:tplc="485685D2">
-      <w:numFmt w:val="decimal"/>
-      <w:lvlText w:val=""/>
-      <w:lvlJc w:val="left"/>
-    </w:lvl>
-    <w:lvl w:ilvl="5" w:tplc="7308593E">
-      <w:numFmt w:val="decimal"/>
-      <w:lvlText w:val=""/>
-      <w:lvlJc w:val="left"/>
-    </w:lvl>
-    <w:lvl w:ilvl="6" w:tplc="FC2CD252">
-      <w:numFmt w:val="decimal"/>
-      <w:lvlText w:val=""/>
-      <w:lvlJc w:val="left"/>
-    </w:lvl>
-    <w:lvl w:ilvl="7" w:tplc="446A25E2">
-      <w:numFmt w:val="decimal"/>
-      <w:lvlText w:val=""/>
-      <w:lvlJc w:val="left"/>
-    </w:lvl>
-    <w:lvl w:ilvl="8" w:tplc="9DC063C2">
-      <w:numFmt w:val="decimal"/>
-      <w:lvlText w:val=""/>
-      <w:lvlJc w:val="left"/>
-    </w:lvl>
-  </w:abstractNum>
-  <w:abstractNum w:abstractNumId="5" w15:restartNumberingAfterBreak="0">
-    <w:nsid w:val="33AA3B3B"/>
-    <w:multiLevelType w:val="hybridMultilevel"/>
-    <w:tmpl w:val="30C43DD0"/>
-    <w:lvl w:ilvl="0" w:tplc="A3DCBEEC">
-      <w:start w:val="1"/>
-      <w:numFmt w:val="decimal"/>
-      <w:lvlText w:val="%1."/>
-      <w:lvlJc w:val="left"/>
-      <w:pPr>
-        <w:ind w:left="360" w:hanging="300"/>
-      </w:pPr>
-    </w:lvl>
-    <w:lvl w:ilvl="1" w:tplc="F09077BE" w:tentative="1">
-      <w:start w:val="1"/>
-      <w:numFmt w:val="lowerLetter"/>
-      <w:lvlText w:val="%2."/>
-      <w:lvlJc w:val="left"/>
-      <w:pPr>
-        <w:ind w:left="720" w:hanging="300"/>
-      </w:pPr>
-    </w:lvl>
-    <w:lvl w:ilvl="2" w:tplc="41EC7B56">
-      <w:numFmt w:val="decimal"/>
-      <w:lvlText w:val=""/>
-      <w:lvlJc w:val="left"/>
-    </w:lvl>
-    <w:lvl w:ilvl="3" w:tplc="37B2222A">
-      <w:numFmt w:val="decimal"/>
-      <w:lvlText w:val=""/>
-      <w:lvlJc w:val="left"/>
-    </w:lvl>
-    <w:lvl w:ilvl="4" w:tplc="FEDE2852">
-      <w:numFmt w:val="decimal"/>
-      <w:lvlText w:val=""/>
-      <w:lvlJc w:val="left"/>
-    </w:lvl>
-    <w:lvl w:ilvl="5" w:tplc="255EFAFC">
-      <w:numFmt w:val="decimal"/>
-      <w:lvlText w:val=""/>
-      <w:lvlJc w:val="left"/>
-    </w:lvl>
-    <w:lvl w:ilvl="6" w:tplc="42144336">
-      <w:numFmt w:val="decimal"/>
-      <w:lvlText w:val=""/>
-      <w:lvlJc w:val="left"/>
-    </w:lvl>
-    <w:lvl w:ilvl="7" w:tplc="F58CA64A">
-      <w:numFmt w:val="decimal"/>
-      <w:lvlText w:val=""/>
-      <w:lvlJc w:val="left"/>
-    </w:lvl>
-    <w:lvl w:ilvl="8" w:tplc="F8D4A74E">
-      <w:numFmt w:val="decimal"/>
-      <w:lvlText w:val=""/>
-      <w:lvlJc w:val="left"/>
-    </w:lvl>
-  </w:abstractNum>
-  <w:abstractNum w:abstractNumId="6" w15:restartNumberingAfterBreak="0">
-    <w:nsid w:val="3C623DFD"/>
-    <w:multiLevelType w:val="hybridMultilevel"/>
-    <w:tmpl w:val="AC166A62"/>
-    <w:lvl w:ilvl="0" w:tplc="C6BCC986">
-      <w:start w:val="1"/>
-      <w:numFmt w:val="decimal"/>
-      <w:lvlText w:val="%1."/>
-      <w:lvlJc w:val="left"/>
-      <w:pPr>
-        <w:ind w:left="360" w:hanging="300"/>
-      </w:pPr>
-    </w:lvl>
-    <w:lvl w:ilvl="1" w:tplc="A68CB502" w:tentative="1">
-      <w:start w:val="1"/>
-      <w:numFmt w:val="lowerLetter"/>
-      <w:lvlText w:val="%2."/>
-      <w:lvlJc w:val="left"/>
-      <w:pPr>
-        <w:ind w:left="720" w:hanging="300"/>
-      </w:pPr>
-    </w:lvl>
-    <w:lvl w:ilvl="2" w:tplc="B65C7B8E">
-      <w:numFmt w:val="decimal"/>
-      <w:lvlText w:val=""/>
-      <w:lvlJc w:val="left"/>
-    </w:lvl>
-    <w:lvl w:ilvl="3" w:tplc="85627CBC">
-      <w:numFmt w:val="decimal"/>
-      <w:lvlText w:val=""/>
-      <w:lvlJc w:val="left"/>
-    </w:lvl>
-    <w:lvl w:ilvl="4" w:tplc="D316A7BA">
-      <w:numFmt w:val="decimal"/>
-      <w:lvlText w:val=""/>
-      <w:lvlJc w:val="left"/>
-    </w:lvl>
-    <w:lvl w:ilvl="5" w:tplc="2B0A7640">
-      <w:numFmt w:val="decimal"/>
-      <w:lvlText w:val=""/>
-      <w:lvlJc w:val="left"/>
-    </w:lvl>
-    <w:lvl w:ilvl="6" w:tplc="194241EA">
-      <w:numFmt w:val="decimal"/>
-      <w:lvlText w:val=""/>
-      <w:lvlJc w:val="left"/>
-    </w:lvl>
-    <w:lvl w:ilvl="7" w:tplc="14FA1858">
-      <w:numFmt w:val="decimal"/>
-      <w:lvlText w:val=""/>
-      <w:lvlJc w:val="left"/>
-    </w:lvl>
-    <w:lvl w:ilvl="8" w:tplc="27AECC7A">
-      <w:numFmt w:val="decimal"/>
-      <w:lvlText w:val=""/>
-      <w:lvlJc w:val="left"/>
-    </w:lvl>
-  </w:abstractNum>
-  <w:abstractNum w:abstractNumId="7" w15:restartNumberingAfterBreak="0">
-    <w:nsid w:val="4BB8093E"/>
-    <w:multiLevelType w:val="hybridMultilevel"/>
-    <w:tmpl w:val="5E86D8A4"/>
-    <w:lvl w:ilvl="0" w:tplc="9E4684CA">
-      <w:start w:val="1"/>
-      <w:numFmt w:val="decimal"/>
-      <w:lvlText w:val="%1."/>
-      <w:lvlJc w:val="left"/>
-      <w:pPr>
-        <w:ind w:left="360" w:hanging="300"/>
-      </w:pPr>
-    </w:lvl>
-    <w:lvl w:ilvl="1" w:tplc="9BDCEA54" w:tentative="1">
-      <w:start w:val="1"/>
-      <w:numFmt w:val="lowerLetter"/>
-      <w:lvlText w:val="%2."/>
-      <w:lvlJc w:val="left"/>
-      <w:pPr>
-        <w:ind w:left="720" w:hanging="300"/>
-      </w:pPr>
-    </w:lvl>
-    <w:lvl w:ilvl="2" w:tplc="24F675B8">
-      <w:numFmt w:val="decimal"/>
-      <w:lvlText w:val=""/>
-      <w:lvlJc w:val="left"/>
-    </w:lvl>
-    <w:lvl w:ilvl="3" w:tplc="726619C6">
-      <w:numFmt w:val="decimal"/>
-      <w:lvlText w:val=""/>
-      <w:lvlJc w:val="left"/>
-    </w:lvl>
-    <w:lvl w:ilvl="4" w:tplc="18D27854">
-      <w:numFmt w:val="decimal"/>
-      <w:lvlText w:val=""/>
-      <w:lvlJc w:val="left"/>
-    </w:lvl>
-    <w:lvl w:ilvl="5" w:tplc="BD2E48F0">
-      <w:numFmt w:val="decimal"/>
-      <w:lvlText w:val=""/>
-      <w:lvlJc w:val="left"/>
-    </w:lvl>
-    <w:lvl w:ilvl="6" w:tplc="70EC7FC0">
-      <w:numFmt w:val="decimal"/>
-      <w:lvlText w:val=""/>
-      <w:lvlJc w:val="left"/>
-    </w:lvl>
-    <w:lvl w:ilvl="7" w:tplc="5BCE7710">
-      <w:numFmt w:val="decimal"/>
-      <w:lvlText w:val=""/>
-      <w:lvlJc w:val="left"/>
-    </w:lvl>
-    <w:lvl w:ilvl="8" w:tplc="08F85372">
+    <w:lvl w:ilvl="8" w:tplc="4C8E333A">
       <w:numFmt w:val="decimal"/>
       <w:lvlText w:val=""/>
       <w:lvlJc w:val="left"/>
     </w:lvl>
   </w:abstractNum>
   <w:abstractNum w:abstractNumId="8" w15:restartNumberingAfterBreak="0">
-    <w:nsid w:val="749E17FB"/>
+    <w:nsid w:val="74CC14A8"/>
     <w:multiLevelType w:val="hybridMultilevel"/>
-    <w:tmpl w:val="70CEFA90"/>
-    <w:lvl w:ilvl="0" w:tplc="00FE6C3A">
+    <w:tmpl w:val="392EE4AE"/>
+    <w:lvl w:ilvl="0" w:tplc="70B68A70">
       <w:start w:val="1"/>
       <w:numFmt w:val="bullet"/>
       <w:lvlText w:val="•"/>
@@ -20813,7 +20813,7 @@
         <w:ind w:left="360" w:hanging="260"/>
       </w:pPr>
     </w:lvl>
-    <w:lvl w:ilvl="1" w:tplc="60620232" w:tentative="1">
+    <w:lvl w:ilvl="1" w:tplc="8030449C" w:tentative="1">
       <w:start w:val="1"/>
       <w:numFmt w:val="bullet"/>
       <w:lvlText w:val="–"/>
@@ -20822,92 +20822,92 @@
         <w:ind w:left="720" w:hanging="260"/>
       </w:pPr>
     </w:lvl>
-    <w:lvl w:ilvl="2" w:tplc="A7AE6C54">
+    <w:lvl w:ilvl="2" w:tplc="ABD6E532">
       <w:numFmt w:val="decimal"/>
       <w:lvlText w:val=""/>
       <w:lvlJc w:val="left"/>
     </w:lvl>
-    <w:lvl w:ilvl="3" w:tplc="6E24DE90">
+    <w:lvl w:ilvl="3" w:tplc="6248E922">
       <w:numFmt w:val="decimal"/>
       <w:lvlText w:val=""/>
       <w:lvlJc w:val="left"/>
     </w:lvl>
-    <w:lvl w:ilvl="4" w:tplc="B85C4B6C">
+    <w:lvl w:ilvl="4" w:tplc="8054AFF6">
       <w:numFmt w:val="decimal"/>
       <w:lvlText w:val=""/>
       <w:lvlJc w:val="left"/>
     </w:lvl>
-    <w:lvl w:ilvl="5" w:tplc="C61CD9A4">
+    <w:lvl w:ilvl="5" w:tplc="0E80A232">
       <w:numFmt w:val="decimal"/>
       <w:lvlText w:val=""/>
       <w:lvlJc w:val="left"/>
     </w:lvl>
-    <w:lvl w:ilvl="6" w:tplc="2924B108">
+    <w:lvl w:ilvl="6" w:tplc="DA7A1478">
       <w:numFmt w:val="decimal"/>
       <w:lvlText w:val=""/>
       <w:lvlJc w:val="left"/>
     </w:lvl>
-    <w:lvl w:ilvl="7" w:tplc="0864494A">
+    <w:lvl w:ilvl="7" w:tplc="A7C81E10">
       <w:numFmt w:val="decimal"/>
       <w:lvlText w:val=""/>
       <w:lvlJc w:val="left"/>
     </w:lvl>
-    <w:lvl w:ilvl="8" w:tplc="238AC23A">
+    <w:lvl w:ilvl="8" w:tplc="B92A327A">
       <w:numFmt w:val="decimal"/>
       <w:lvlText w:val=""/>
       <w:lvlJc w:val="left"/>
     </w:lvl>
   </w:abstractNum>
-  <w:num w:numId="1" w16cid:durableId="221212389">
-    <w:abstractNumId w:val="1"/>
+  <w:num w:numId="1" w16cid:durableId="1611090043">
+    <w:abstractNumId w:val="6"/>
     <w:lvlOverride w:ilvl="0">
       <w:startOverride w:val="1"/>
     </w:lvlOverride>
   </w:num>
-  <w:num w:numId="2" w16cid:durableId="2040818190">
+  <w:num w:numId="2" w16cid:durableId="607740381">
     <w:abstractNumId w:val="8"/>
     <w:lvlOverride w:ilvl="0">
       <w:startOverride w:val="1"/>
     </w:lvlOverride>
   </w:num>
-  <w:num w:numId="3" w16cid:durableId="1204098389">
+  <w:num w:numId="3" w16cid:durableId="51388362">
+    <w:abstractNumId w:val="4"/>
+    <w:lvlOverride w:ilvl="0">
+      <w:startOverride w:val="1"/>
+    </w:lvlOverride>
+  </w:num>
+  <w:num w:numId="4" w16cid:durableId="1936202447">
+    <w:abstractNumId w:val="3"/>
+    <w:lvlOverride w:ilvl="0">
+      <w:startOverride w:val="1"/>
+    </w:lvlOverride>
+  </w:num>
+  <w:num w:numId="5" w16cid:durableId="233123486">
+    <w:abstractNumId w:val="7"/>
+    <w:lvlOverride w:ilvl="0">
+      <w:startOverride w:val="1"/>
+    </w:lvlOverride>
+  </w:num>
+  <w:num w:numId="6" w16cid:durableId="566649641">
     <w:abstractNumId w:val="0"/>
     <w:lvlOverride w:ilvl="0">
       <w:startOverride w:val="1"/>
     </w:lvlOverride>
   </w:num>
-  <w:num w:numId="4" w16cid:durableId="1951936365">
+  <w:num w:numId="7" w16cid:durableId="296110413">
     <w:abstractNumId w:val="2"/>
     <w:lvlOverride w:ilvl="0">
       <w:startOverride w:val="1"/>
     </w:lvlOverride>
   </w:num>
-  <w:num w:numId="5" w16cid:durableId="380713406">
-    <w:abstractNumId w:val="7"/>
-    <w:lvlOverride w:ilvl="0">
-      <w:startOverride w:val="1"/>
-    </w:lvlOverride>
-  </w:num>
-  <w:num w:numId="6" w16cid:durableId="987245614">
+  <w:num w:numId="8" w16cid:durableId="818957400">
     <w:abstractNumId w:val="5"/>
     <w:lvlOverride w:ilvl="0">
       <w:startOverride w:val="1"/>
     </w:lvlOverride>
   </w:num>
-  <w:num w:numId="7" w16cid:durableId="1451822165">
-    <w:abstractNumId w:val="4"/>
-    <w:lvlOverride w:ilvl="0">
-      <w:startOverride w:val="1"/>
-    </w:lvlOverride>
-  </w:num>
-  <w:num w:numId="8" w16cid:durableId="1809779358">
-    <w:abstractNumId w:val="3"/>
-    <w:lvlOverride w:ilvl="0">
-      <w:startOverride w:val="1"/>
-    </w:lvlOverride>
-  </w:num>
-  <w:num w:numId="9" w16cid:durableId="171914266">
-    <w:abstractNumId w:val="6"/>
+  <w:num w:numId="9" w16cid:durableId="534273321">
+    <w:abstractNumId w:val="1"/>
     <w:lvlOverride w:ilvl="0">
       <w:startOverride w:val="1"/>
     </w:lvlOverride>
@@ -21587,7 +21587,7 @@
     <w:autoRedefine/>
     <w:uiPriority w:val="39"/>
     <w:unhideWhenUsed/>
-    <w:rsid w:val="00377F4A"/>
+    <w:rsid w:val="0099607A"/>
     <w:pPr>
       <w:spacing w:after="100"/>
     </w:pPr>
@@ -21599,7 +21599,7 @@
     <w:autoRedefine/>
     <w:uiPriority w:val="39"/>
     <w:unhideWhenUsed/>
-    <w:rsid w:val="00377F4A"/>
+    <w:rsid w:val="0099607A"/>
     <w:pPr>
       <w:spacing w:after="100"/>
       <w:ind w:left="210"/>

--- a/discoverer-neo/docs/user-guide/manual/Discoverer-Neo-MANAGER-Guide-Full-fr-FR.docx
+++ b/discoverer-neo/docs/user-guide/manual/Discoverer-Neo-MANAGER-Guide-Full-fr-FR.docx
@@ -54,7 +54,7 @@
           <w:sz w:val="22"/>
           <w:szCs w:val="22"/>
         </w:rPr>
-        <w:t>Version 2.1.1</w:t>
+        <w:t>Version 2.2.0</w:t>
       </w:r>
     </w:p>
     <w:p>
@@ -74,7 +74,7 @@
     <w:sdt>
       <w:sdtPr>
         <w:alias w:val="Sommaire"/>
-        <w:id w:val="-1839762422"/>
+        <w:id w:val="-1648806348"/>
       </w:sdtPr>
       <w:sdtEndPr/>
       <w:sdtContent>
@@ -102,7 +102,7 @@
           <w:r>
             <w:fldChar w:fldCharType="separate"/>
           </w:r>
-          <w:hyperlink w:anchor="_Toc241748271" w:history="1">
+          <w:hyperlink w:anchor="_Toc241848508" w:history="1">
             <w:r>
               <w:rPr>
                 <w:rStyle w:val="Hiperligao"/>
@@ -126,7 +126,7 @@
               <w:rPr>
                 <w:noProof/>
               </w:rPr>
-              <w:instrText xml:space="preserve"> PAGEREF _Toc241748271 \h </w:instrText>
+              <w:instrText xml:space="preserve"> PAGEREF _Toc241848508 \h </w:instrText>
             </w:r>
             <w:r>
               <w:rPr>
@@ -168,7 +168,7 @@
               <w14:ligatures w14:val="standardContextual"/>
             </w:rPr>
           </w:pPr>
-          <w:hyperlink w:anchor="_Toc241748272" w:history="1">
+          <w:hyperlink w:anchor="_Toc241848509" w:history="1">
             <w:r>
               <w:rPr>
                 <w:rStyle w:val="Hiperligao"/>
@@ -192,7 +192,7 @@
               <w:rPr>
                 <w:noProof/>
               </w:rPr>
-              <w:instrText xml:space="preserve"> PAGEREF _Toc241748272 \h </w:instrText>
+              <w:instrText xml:space="preserve"> PAGEREF _Toc241848509 \h </w:instrText>
             </w:r>
             <w:r>
               <w:rPr>
@@ -234,7 +234,7 @@
               <w14:ligatures w14:val="standardContextual"/>
             </w:rPr>
           </w:pPr>
-          <w:hyperlink w:anchor="_Toc241748273" w:history="1">
+          <w:hyperlink w:anchor="_Toc241848510" w:history="1">
             <w:r>
               <w:rPr>
                 <w:rStyle w:val="Hiperligao"/>
@@ -258,7 +258,7 @@
               <w:rPr>
                 <w:noProof/>
               </w:rPr>
-              <w:instrText xml:space="preserve"> PAGEREF _Toc241748273 \h </w:instrText>
+              <w:instrText xml:space="preserve"> PAGEREF _Toc241848510 \h </w:instrText>
             </w:r>
             <w:r>
               <w:rPr>
@@ -300,7 +300,7 @@
               <w14:ligatures w14:val="standardContextual"/>
             </w:rPr>
           </w:pPr>
-          <w:hyperlink w:anchor="_Toc241748274" w:history="1">
+          <w:hyperlink w:anchor="_Toc241848511" w:history="1">
             <w:r>
               <w:rPr>
                 <w:rStyle w:val="Hiperligao"/>
@@ -324,7 +324,7 @@
               <w:rPr>
                 <w:noProof/>
               </w:rPr>
-              <w:instrText xml:space="preserve"> PAGEREF _Toc241748274 \h </w:instrText>
+              <w:instrText xml:space="preserve"> PAGEREF _Toc241848511 \h </w:instrText>
             </w:r>
             <w:r>
               <w:rPr>
@@ -366,7 +366,7 @@
               <w14:ligatures w14:val="standardContextual"/>
             </w:rPr>
           </w:pPr>
-          <w:hyperlink w:anchor="_Toc241748275" w:history="1">
+          <w:hyperlink w:anchor="_Toc241848512" w:history="1">
             <w:r>
               <w:rPr>
                 <w:rStyle w:val="Hiperligao"/>
@@ -390,7 +390,7 @@
               <w:rPr>
                 <w:noProof/>
               </w:rPr>
-              <w:instrText xml:space="preserve"> PAGEREF _Toc241748275 \h </w:instrText>
+              <w:instrText xml:space="preserve"> PAGEREF _Toc241848512 \h </w:instrText>
             </w:r>
             <w:r>
               <w:rPr>
@@ -432,7 +432,7 @@
               <w14:ligatures w14:val="standardContextual"/>
             </w:rPr>
           </w:pPr>
-          <w:hyperlink w:anchor="_Toc241748276" w:history="1">
+          <w:hyperlink w:anchor="_Toc241848513" w:history="1">
             <w:r>
               <w:rPr>
                 <w:rStyle w:val="Hiperligao"/>
@@ -456,7 +456,7 @@
               <w:rPr>
                 <w:noProof/>
               </w:rPr>
-              <w:instrText xml:space="preserve"> PAGEREF _Toc241748276 \h </w:instrText>
+              <w:instrText xml:space="preserve"> PAGEREF _Toc241848513 \h </w:instrText>
             </w:r>
             <w:r>
               <w:rPr>
@@ -498,7 +498,7 @@
               <w14:ligatures w14:val="standardContextual"/>
             </w:rPr>
           </w:pPr>
-          <w:hyperlink w:anchor="_Toc241748277" w:history="1">
+          <w:hyperlink w:anchor="_Toc241848514" w:history="1">
             <w:r>
               <w:rPr>
                 <w:rStyle w:val="Hiperligao"/>
@@ -522,7 +522,7 @@
               <w:rPr>
                 <w:noProof/>
               </w:rPr>
-              <w:instrText xml:space="preserve"> PAGEREF _Toc241748277 \h </w:instrText>
+              <w:instrText xml:space="preserve"> PAGEREF _Toc241848514 \h </w:instrText>
             </w:r>
             <w:r>
               <w:rPr>
@@ -564,7 +564,7 @@
               <w14:ligatures w14:val="standardContextual"/>
             </w:rPr>
           </w:pPr>
-          <w:hyperlink w:anchor="_Toc241748278" w:history="1">
+          <w:hyperlink w:anchor="_Toc241848515" w:history="1">
             <w:r>
               <w:rPr>
                 <w:rStyle w:val="Hiperligao"/>
@@ -588,7 +588,7 @@
               <w:rPr>
                 <w:noProof/>
               </w:rPr>
-              <w:instrText xml:space="preserve"> PAGEREF _Toc241748278 \h </w:instrText>
+              <w:instrText xml:space="preserve"> PAGEREF _Toc241848515 \h </w:instrText>
             </w:r>
             <w:r>
               <w:rPr>
@@ -630,7 +630,7 @@
               <w14:ligatures w14:val="standardContextual"/>
             </w:rPr>
           </w:pPr>
-          <w:hyperlink w:anchor="_Toc241748279" w:history="1">
+          <w:hyperlink w:anchor="_Toc241848516" w:history="1">
             <w:r>
               <w:rPr>
                 <w:rStyle w:val="Hiperligao"/>
@@ -654,7 +654,7 @@
               <w:rPr>
                 <w:noProof/>
               </w:rPr>
-              <w:instrText xml:space="preserve"> PAGEREF _Toc241748279 \h </w:instrText>
+              <w:instrText xml:space="preserve"> PAGEREF _Toc241848516 \h </w:instrText>
             </w:r>
             <w:r>
               <w:rPr>
@@ -696,7 +696,7 @@
               <w14:ligatures w14:val="standardContextual"/>
             </w:rPr>
           </w:pPr>
-          <w:hyperlink w:anchor="_Toc241748280" w:history="1">
+          <w:hyperlink w:anchor="_Toc241848517" w:history="1">
             <w:r>
               <w:rPr>
                 <w:rStyle w:val="Hiperligao"/>
@@ -720,7 +720,7 @@
               <w:rPr>
                 <w:noProof/>
               </w:rPr>
-              <w:instrText xml:space="preserve"> PAGEREF _Toc241748280 \h </w:instrText>
+              <w:instrText xml:space="preserve"> PAGEREF _Toc241848517 \h </w:instrText>
             </w:r>
             <w:r>
               <w:rPr>
@@ -762,7 +762,7 @@
               <w14:ligatures w14:val="standardContextual"/>
             </w:rPr>
           </w:pPr>
-          <w:hyperlink w:anchor="_Toc241748281" w:history="1">
+          <w:hyperlink w:anchor="_Toc241848518" w:history="1">
             <w:r>
               <w:rPr>
                 <w:rStyle w:val="Hiperligao"/>
@@ -786,7 +786,7 @@
               <w:rPr>
                 <w:noProof/>
               </w:rPr>
-              <w:instrText xml:space="preserve"> PAGEREF _Toc241748281 \h </w:instrText>
+              <w:instrText xml:space="preserve"> PAGEREF _Toc241848518 \h </w:instrText>
             </w:r>
             <w:r>
               <w:rPr>
@@ -828,7 +828,7 @@
               <w14:ligatures w14:val="standardContextual"/>
             </w:rPr>
           </w:pPr>
-          <w:hyperlink w:anchor="_Toc241748282" w:history="1">
+          <w:hyperlink w:anchor="_Toc241848519" w:history="1">
             <w:r>
               <w:rPr>
                 <w:rStyle w:val="Hiperligao"/>
@@ -852,7 +852,7 @@
               <w:rPr>
                 <w:noProof/>
               </w:rPr>
-              <w:instrText xml:space="preserve"> PAGEREF _Toc241748282 \h </w:instrText>
+              <w:instrText xml:space="preserve"> PAGEREF _Toc241848519 \h </w:instrText>
             </w:r>
             <w:r>
               <w:rPr>
@@ -894,7 +894,7 @@
               <w14:ligatures w14:val="standardContextual"/>
             </w:rPr>
           </w:pPr>
-          <w:hyperlink w:anchor="_Toc241748283" w:history="1">
+          <w:hyperlink w:anchor="_Toc241848520" w:history="1">
             <w:r>
               <w:rPr>
                 <w:rStyle w:val="Hiperligao"/>
@@ -918,7 +918,7 @@
               <w:rPr>
                 <w:noProof/>
               </w:rPr>
-              <w:instrText xml:space="preserve"> PAGEREF _Toc241748283 \h </w:instrText>
+              <w:instrText xml:space="preserve"> PAGEREF _Toc241848520 \h </w:instrText>
             </w:r>
             <w:r>
               <w:rPr>
@@ -960,7 +960,7 @@
               <w14:ligatures w14:val="standardContextual"/>
             </w:rPr>
           </w:pPr>
-          <w:hyperlink w:anchor="_Toc241748284" w:history="1">
+          <w:hyperlink w:anchor="_Toc241848521" w:history="1">
             <w:r>
               <w:rPr>
                 <w:rStyle w:val="Hiperligao"/>
@@ -984,7 +984,7 @@
               <w:rPr>
                 <w:noProof/>
               </w:rPr>
-              <w:instrText xml:space="preserve"> PAGEREF _Toc241748284 \h </w:instrText>
+              <w:instrText xml:space="preserve"> PAGEREF _Toc241848521 \h </w:instrText>
             </w:r>
             <w:r>
               <w:rPr>
@@ -1026,7 +1026,7 @@
               <w14:ligatures w14:val="standardContextual"/>
             </w:rPr>
           </w:pPr>
-          <w:hyperlink w:anchor="_Toc241748285" w:history="1">
+          <w:hyperlink w:anchor="_Toc241848522" w:history="1">
             <w:r>
               <w:rPr>
                 <w:rStyle w:val="Hiperligao"/>
@@ -1050,7 +1050,7 @@
               <w:rPr>
                 <w:noProof/>
               </w:rPr>
-              <w:instrText xml:space="preserve"> PAGEREF _Toc241748285 \h </w:instrText>
+              <w:instrText xml:space="preserve"> PAGEREF _Toc241848522 \h </w:instrText>
             </w:r>
             <w:r>
               <w:rPr>
@@ -1092,7 +1092,7 @@
               <w14:ligatures w14:val="standardContextual"/>
             </w:rPr>
           </w:pPr>
-          <w:hyperlink w:anchor="_Toc241748286" w:history="1">
+          <w:hyperlink w:anchor="_Toc241848523" w:history="1">
             <w:r>
               <w:rPr>
                 <w:rStyle w:val="Hiperligao"/>
@@ -1116,7 +1116,7 @@
               <w:rPr>
                 <w:noProof/>
               </w:rPr>
-              <w:instrText xml:space="preserve"> PAGEREF _Toc241748286 \h </w:instrText>
+              <w:instrText xml:space="preserve"> PAGEREF _Toc241848523 \h </w:instrText>
             </w:r>
             <w:r>
               <w:rPr>
@@ -1158,7 +1158,7 @@
               <w14:ligatures w14:val="standardContextual"/>
             </w:rPr>
           </w:pPr>
-          <w:hyperlink w:anchor="_Toc241748287" w:history="1">
+          <w:hyperlink w:anchor="_Toc241848524" w:history="1">
             <w:r>
               <w:rPr>
                 <w:rStyle w:val="Hiperligao"/>
@@ -1182,7 +1182,7 @@
               <w:rPr>
                 <w:noProof/>
               </w:rPr>
-              <w:instrText xml:space="preserve"> PAGEREF _Toc241748287 \h </w:instrText>
+              <w:instrText xml:space="preserve"> PAGEREF _Toc241848524 \h </w:instrText>
             </w:r>
             <w:r>
               <w:rPr>
@@ -1224,7 +1224,7 @@
               <w14:ligatures w14:val="standardContextual"/>
             </w:rPr>
           </w:pPr>
-          <w:hyperlink w:anchor="_Toc241748288" w:history="1">
+          <w:hyperlink w:anchor="_Toc241848525" w:history="1">
             <w:r>
               <w:rPr>
                 <w:rStyle w:val="Hiperligao"/>
@@ -1248,7 +1248,7 @@
               <w:rPr>
                 <w:noProof/>
               </w:rPr>
-              <w:instrText xml:space="preserve"> PAGEREF _Toc241748288 \h </w:instrText>
+              <w:instrText xml:space="preserve"> PAGEREF _Toc241848525 \h </w:instrText>
             </w:r>
             <w:r>
               <w:rPr>
@@ -1290,7 +1290,7 @@
               <w14:ligatures w14:val="standardContextual"/>
             </w:rPr>
           </w:pPr>
-          <w:hyperlink w:anchor="_Toc241748289" w:history="1">
+          <w:hyperlink w:anchor="_Toc241848526" w:history="1">
             <w:r>
               <w:rPr>
                 <w:rStyle w:val="Hiperligao"/>
@@ -1314,7 +1314,7 @@
               <w:rPr>
                 <w:noProof/>
               </w:rPr>
-              <w:instrText xml:space="preserve"> PAGEREF _Toc241748289 \h </w:instrText>
+              <w:instrText xml:space="preserve"> PAGEREF _Toc241848526 \h </w:instrText>
             </w:r>
             <w:r>
               <w:rPr>
@@ -1356,7 +1356,7 @@
               <w14:ligatures w14:val="standardContextual"/>
             </w:rPr>
           </w:pPr>
-          <w:hyperlink w:anchor="_Toc241748290" w:history="1">
+          <w:hyperlink w:anchor="_Toc241848527" w:history="1">
             <w:r>
               <w:rPr>
                 <w:rStyle w:val="Hiperligao"/>
@@ -1380,7 +1380,7 @@
               <w:rPr>
                 <w:noProof/>
               </w:rPr>
-              <w:instrText xml:space="preserve"> PAGEREF _Toc241748290 \h </w:instrText>
+              <w:instrText xml:space="preserve"> PAGEREF _Toc241848527 \h </w:instrText>
             </w:r>
             <w:r>
               <w:rPr>
@@ -1422,7 +1422,7 @@
               <w14:ligatures w14:val="standardContextual"/>
             </w:rPr>
           </w:pPr>
-          <w:hyperlink w:anchor="_Toc241748291" w:history="1">
+          <w:hyperlink w:anchor="_Toc241848528" w:history="1">
             <w:r>
               <w:rPr>
                 <w:rStyle w:val="Hiperligao"/>
@@ -1446,7 +1446,7 @@
               <w:rPr>
                 <w:noProof/>
               </w:rPr>
-              <w:instrText xml:space="preserve"> PAGEREF _Toc241748291 \h </w:instrText>
+              <w:instrText xml:space="preserve"> PAGEREF _Toc241848528 \h </w:instrText>
             </w:r>
             <w:r>
               <w:rPr>
@@ -1488,7 +1488,7 @@
               <w14:ligatures w14:val="standardContextual"/>
             </w:rPr>
           </w:pPr>
-          <w:hyperlink w:anchor="_Toc241748292" w:history="1">
+          <w:hyperlink w:anchor="_Toc241848529" w:history="1">
             <w:r>
               <w:rPr>
                 <w:rStyle w:val="Hiperligao"/>
@@ -1512,7 +1512,7 @@
               <w:rPr>
                 <w:noProof/>
               </w:rPr>
-              <w:instrText xml:space="preserve"> PAGEREF _Toc241748292 \h </w:instrText>
+              <w:instrText xml:space="preserve"> PAGEREF _Toc241848529 \h </w:instrText>
             </w:r>
             <w:r>
               <w:rPr>
@@ -1554,7 +1554,7 @@
               <w14:ligatures w14:val="standardContextual"/>
             </w:rPr>
           </w:pPr>
-          <w:hyperlink w:anchor="_Toc241748293" w:history="1">
+          <w:hyperlink w:anchor="_Toc241848530" w:history="1">
             <w:r>
               <w:rPr>
                 <w:rStyle w:val="Hiperligao"/>
@@ -1578,7 +1578,7 @@
               <w:rPr>
                 <w:noProof/>
               </w:rPr>
-              <w:instrText xml:space="preserve"> PAGEREF _Toc241748293 \h </w:instrText>
+              <w:instrText xml:space="preserve"> PAGEREF _Toc241848530 \h </w:instrText>
             </w:r>
             <w:r>
               <w:rPr>
@@ -1620,7 +1620,7 @@
               <w14:ligatures w14:val="standardContextual"/>
             </w:rPr>
           </w:pPr>
-          <w:hyperlink w:anchor="_Toc241748294" w:history="1">
+          <w:hyperlink w:anchor="_Toc241848531" w:history="1">
             <w:r>
               <w:rPr>
                 <w:rStyle w:val="Hiperligao"/>
@@ -1644,7 +1644,7 @@
               <w:rPr>
                 <w:noProof/>
               </w:rPr>
-              <w:instrText xml:space="preserve"> PAGEREF _Toc241748294 \h </w:instrText>
+              <w:instrText xml:space="preserve"> PAGEREF _Toc241848531 \h </w:instrText>
             </w:r>
             <w:r>
               <w:rPr>
@@ -1686,7 +1686,7 @@
               <w14:ligatures w14:val="standardContextual"/>
             </w:rPr>
           </w:pPr>
-          <w:hyperlink w:anchor="_Toc241748295" w:history="1">
+          <w:hyperlink w:anchor="_Toc241848532" w:history="1">
             <w:r>
               <w:rPr>
                 <w:rStyle w:val="Hiperligao"/>
@@ -1710,7 +1710,7 @@
               <w:rPr>
                 <w:noProof/>
               </w:rPr>
-              <w:instrText xml:space="preserve"> PAGEREF _Toc241748295 \h </w:instrText>
+              <w:instrText xml:space="preserve"> PAGEREF _Toc241848532 \h </w:instrText>
             </w:r>
             <w:r>
               <w:rPr>
@@ -1752,12 +1752,78 @@
               <w14:ligatures w14:val="standardContextual"/>
             </w:rPr>
           </w:pPr>
-          <w:hyperlink w:anchor="_Toc241748296" w:history="1">
+          <w:hyperlink w:anchor="_Toc241848533" w:history="1">
             <w:r>
               <w:rPr>
                 <w:rStyle w:val="Hiperligao"/>
                 <w:noProof/>
               </w:rPr>
+              <w:t>Paramètres qui suivent la date d'exécution</w:t>
+            </w:r>
+            <w:r>
+              <w:rPr>
+                <w:noProof/>
+              </w:rPr>
+              <w:tab/>
+            </w:r>
+            <w:r>
+              <w:rPr>
+                <w:noProof/>
+              </w:rPr>
+              <w:fldChar w:fldCharType="begin"/>
+            </w:r>
+            <w:r>
+              <w:rPr>
+                <w:noProof/>
+              </w:rPr>
+              <w:instrText xml:space="preserve"> PAGEREF _Toc241848533 \h </w:instrText>
+            </w:r>
+            <w:r>
+              <w:rPr>
+                <w:noProof/>
+              </w:rPr>
+            </w:r>
+            <w:r>
+              <w:rPr>
+                <w:noProof/>
+              </w:rPr>
+              <w:fldChar w:fldCharType="separate"/>
+            </w:r>
+            <w:r>
+              <w:rPr>
+                <w:noProof/>
+              </w:rPr>
+              <w:t>22</w:t>
+            </w:r>
+            <w:r>
+              <w:rPr>
+                <w:noProof/>
+              </w:rPr>
+              <w:fldChar w:fldCharType="end"/>
+            </w:r>
+          </w:hyperlink>
+        </w:p>
+        <w:p>
+          <w:pPr>
+            <w:pStyle w:val="ndice2"/>
+            <w:tabs>
+              <w:tab w:val="right" w:leader="dot" w:pos="9016"/>
+            </w:tabs>
+            <w:rPr>
+              <w:rFonts w:asciiTheme="minorHAnsi" w:eastAsiaTheme="minorEastAsia" w:hAnsiTheme="minorHAnsi" w:cstheme="minorBidi"/>
+              <w:noProof/>
+              <w:kern w:val="2"/>
+              <w:sz w:val="24"/>
+              <w:szCs w:val="24"/>
+              <w14:ligatures w14:val="standardContextual"/>
+            </w:rPr>
+          </w:pPr>
+          <w:hyperlink w:anchor="_Toc241848534" w:history="1">
+            <w:r>
+              <w:rPr>
+                <w:rStyle w:val="Hiperligao"/>
+                <w:noProof/>
+              </w:rPr>
               <w:t>Exemple : planifier une exécution hebdomadaire</w:t>
             </w:r>
             <w:r>
@@ -1776,7 +1842,7 @@
               <w:rPr>
                 <w:noProof/>
               </w:rPr>
-              <w:instrText xml:space="preserve"> PAGEREF _Toc241748296 \h </w:instrText>
+              <w:instrText xml:space="preserve"> PAGEREF _Toc241848534 \h </w:instrText>
             </w:r>
             <w:r>
               <w:rPr>
@@ -1793,7 +1859,7 @@
               <w:rPr>
                 <w:noProof/>
               </w:rPr>
-              <w:t>21</w:t>
+              <w:t>23</w:t>
             </w:r>
             <w:r>
               <w:rPr>
@@ -1818,7 +1884,7 @@
               <w14:ligatures w14:val="standardContextual"/>
             </w:rPr>
           </w:pPr>
-          <w:hyperlink w:anchor="_Toc241748297" w:history="1">
+          <w:hyperlink w:anchor="_Toc241848535" w:history="1">
             <w:r>
               <w:rPr>
                 <w:rStyle w:val="Hiperligao"/>
@@ -1842,7 +1908,7 @@
               <w:rPr>
                 <w:noProof/>
               </w:rPr>
-              <w:instrText xml:space="preserve"> PAGEREF _Toc241748297 \h </w:instrText>
+              <w:instrText xml:space="preserve"> PAGEREF _Toc241848535 \h </w:instrText>
             </w:r>
             <w:r>
               <w:rPr>
@@ -1859,7 +1925,7 @@
               <w:rPr>
                 <w:noProof/>
               </w:rPr>
-              <w:t>23</w:t>
+              <w:t>24</w:t>
             </w:r>
             <w:r>
               <w:rPr>
@@ -1884,7 +1950,7 @@
               <w14:ligatures w14:val="standardContextual"/>
             </w:rPr>
           </w:pPr>
-          <w:hyperlink w:anchor="_Toc241748298" w:history="1">
+          <w:hyperlink w:anchor="_Toc241848536" w:history="1">
             <w:r>
               <w:rPr>
                 <w:rStyle w:val="Hiperligao"/>
@@ -1908,7 +1974,7 @@
               <w:rPr>
                 <w:noProof/>
               </w:rPr>
-              <w:instrText xml:space="preserve"> PAGEREF _Toc241748298 \h </w:instrText>
+              <w:instrText xml:space="preserve"> PAGEREF _Toc241848536 \h </w:instrText>
             </w:r>
             <w:r>
               <w:rPr>
@@ -1925,7 +1991,7 @@
               <w:rPr>
                 <w:noProof/>
               </w:rPr>
-              <w:t>24</w:t>
+              <w:t>25</w:t>
             </w:r>
             <w:r>
               <w:rPr>
@@ -1950,7 +2016,7 @@
               <w14:ligatures w14:val="standardContextual"/>
             </w:rPr>
           </w:pPr>
-          <w:hyperlink w:anchor="_Toc241748299" w:history="1">
+          <w:hyperlink w:anchor="_Toc241848537" w:history="1">
             <w:r>
               <w:rPr>
                 <w:rStyle w:val="Hiperligao"/>
@@ -1974,7 +2040,7 @@
               <w:rPr>
                 <w:noProof/>
               </w:rPr>
-              <w:instrText xml:space="preserve"> PAGEREF _Toc241748299 \h </w:instrText>
+              <w:instrText xml:space="preserve"> PAGEREF _Toc241848537 \h </w:instrText>
             </w:r>
             <w:r>
               <w:rPr>
@@ -1991,7 +2057,7 @@
               <w:rPr>
                 <w:noProof/>
               </w:rPr>
-              <w:t>25</w:t>
+              <w:t>26</w:t>
             </w:r>
             <w:r>
               <w:rPr>
@@ -2016,7 +2082,7 @@
               <w14:ligatures w14:val="standardContextual"/>
             </w:rPr>
           </w:pPr>
-          <w:hyperlink w:anchor="_Toc241748300" w:history="1">
+          <w:hyperlink w:anchor="_Toc241848538" w:history="1">
             <w:r>
               <w:rPr>
                 <w:rStyle w:val="Hiperligao"/>
@@ -2040,7 +2106,7 @@
               <w:rPr>
                 <w:noProof/>
               </w:rPr>
-              <w:instrText xml:space="preserve"> PAGEREF _Toc241748300 \h </w:instrText>
+              <w:instrText xml:space="preserve"> PAGEREF _Toc241848538 \h </w:instrText>
             </w:r>
             <w:r>
               <w:rPr>
@@ -2057,7 +2123,7 @@
               <w:rPr>
                 <w:noProof/>
               </w:rPr>
-              <w:t>26</w:t>
+              <w:t>27</w:t>
             </w:r>
             <w:r>
               <w:rPr>
@@ -2082,7 +2148,7 @@
               <w14:ligatures w14:val="standardContextual"/>
             </w:rPr>
           </w:pPr>
-          <w:hyperlink w:anchor="_Toc241748301" w:history="1">
+          <w:hyperlink w:anchor="_Toc241848539" w:history="1">
             <w:r>
               <w:rPr>
                 <w:rStyle w:val="Hiperligao"/>
@@ -2106,7 +2172,7 @@
               <w:rPr>
                 <w:noProof/>
               </w:rPr>
-              <w:instrText xml:space="preserve"> PAGEREF _Toc241748301 \h </w:instrText>
+              <w:instrText xml:space="preserve"> PAGEREF _Toc241848539 \h </w:instrText>
             </w:r>
             <w:r>
               <w:rPr>
@@ -2123,7 +2189,7 @@
               <w:rPr>
                 <w:noProof/>
               </w:rPr>
-              <w:t>27</w:t>
+              <w:t>28</w:t>
             </w:r>
             <w:r>
               <w:rPr>
@@ -2154,7 +2220,7 @@
       <w:pPr>
         <w:pStyle w:val="Ttulo1"/>
       </w:pPr>
-      <w:bookmarkStart w:id="0" w:name="_Toc241748271"/>
+      <w:bookmarkStart w:id="0" w:name="_Toc241848508"/>
       <w:r>
         <w:lastRenderedPageBreak/>
         <w:t>Votre rôle en un coup d'œil</w:t>
@@ -2235,7 +2301,7 @@
       <w:pPr>
         <w:pStyle w:val="Ttulo2"/>
       </w:pPr>
-      <w:bookmarkStart w:id="1" w:name="_Toc241748272"/>
+      <w:bookmarkStart w:id="1" w:name="_Toc241848509"/>
       <w:r>
         <w:t>Ce que vous pouvez / ne pouvez pas faire</w:t>
       </w:r>
@@ -2969,7 +3035,7 @@
       <w:pPr>
         <w:pStyle w:val="Ttulo2"/>
       </w:pPr>
-      <w:bookmarkStart w:id="2" w:name="_Toc241748273"/>
+      <w:bookmarkStart w:id="2" w:name="_Toc241848510"/>
       <w:r>
         <w:t>D'où viennent vos accès</w:t>
       </w:r>
@@ -3579,7 +3645,7 @@
       <w:pPr>
         <w:pStyle w:val="Ttulo2"/>
       </w:pPr>
-      <w:bookmarkStart w:id="3" w:name="_Toc241748274"/>
+      <w:bookmarkStart w:id="3" w:name="_Toc241848511"/>
       <w:r>
         <w:t>Se connecter, changer de mot de passe et se déconnecter</w:t>
       </w:r>
@@ -3704,10 +3770,10 @@
         </w:rPr>
         <w:lastRenderedPageBreak/>
         <w:drawing>
-          <wp:inline distT="0" distB="0" distL="0" distR="0" wp14:anchorId="7B64631C" wp14:editId="553B1D62">
+          <wp:inline distT="0" distB="0" distL="0" distR="0" wp14:anchorId="78CDC65A" wp14:editId="093F6E20">
             <wp:extent cx="5715000" cy="3571875"/>
             <wp:effectExtent l="0" t="0" r="0" b="0"/>
-            <wp:docPr id="236" name="01-login.png" descr="La page de connexion avec E-mail, Mot de passe, Rester connecté et le bouton Se connecter." title="La page de connexion avec E-mail, Mot de passe, Rester connecté et le bouton Se connecter."/>
+            <wp:docPr id="243" name="01-login.png" descr="La page de connexion avec E-mail, Mot de passe, Rester connecté et le bouton Se connecter." title="La page de connexion avec E-mail, Mot de passe, Rester connecté et le bouton Se connecter."/>
             <wp:cNvGraphicFramePr>
               <a:graphicFrameLocks xmlns:a="http://schemas.openxmlformats.org/drawingml/2006/main" noChangeAspect="1"/>
             </wp:cNvGraphicFramePr>
@@ -3815,10 +3881,10 @@
         </w:rPr>
         <w:lastRenderedPageBreak/>
         <w:drawing>
-          <wp:inline distT="0" distB="0" distL="0" distR="0" wp14:anchorId="57E32E50" wp14:editId="41749A9D">
+          <wp:inline distT="0" distB="0" distL="0" distR="0" wp14:anchorId="617065D0" wp14:editId="2FFED280">
             <wp:extent cx="5715000" cy="3571875"/>
             <wp:effectExtent l="0" t="0" r="0" b="0"/>
-            <wp:docPr id="237" name="03-user-menu.png" descr="Le menu du compte ouvert, avec Paramètres et Se déconnecter." title="Le menu du compte ouvert, avec Paramètres et Se déconnecter."/>
+            <wp:docPr id="244" name="03-user-menu.png" descr="Le menu du compte ouvert, avec Paramètres et Se déconnecter." title="Le menu du compte ouvert, avec Paramètres et Se déconnecter."/>
             <wp:cNvGraphicFramePr>
               <a:graphicFrameLocks xmlns:a="http://schemas.openxmlformats.org/drawingml/2006/main" noChangeAspect="1"/>
             </wp:cNvGraphicFramePr>
@@ -3868,7 +3934,7 @@
         <w:pStyle w:val="Ttulo1"/>
         <w:pageBreakBefore/>
       </w:pPr>
-      <w:bookmarkStart w:id="4" w:name="_Toc241748275"/>
+      <w:bookmarkStart w:id="4" w:name="_Toc241848512"/>
       <w:r>
         <w:lastRenderedPageBreak/>
         <w:t>Tableau de bord</w:t>
@@ -3901,10 +3967,10 @@
           <w:noProof/>
         </w:rPr>
         <w:drawing>
-          <wp:inline distT="0" distB="0" distL="0" distR="0" wp14:anchorId="315C53ED" wp14:editId="3E0C6B3D">
+          <wp:inline distT="0" distB="0" distL="0" distR="0" wp14:anchorId="5DDE4E97" wp14:editId="3479EBBF">
             <wp:extent cx="5715000" cy="5133975"/>
             <wp:effectExtent l="0" t="0" r="0" b="0"/>
-            <wp:docPr id="238" name="01-dashboard-sidebar.png" descr="Le tableau de bord du Manager avec la barre latérale et les cartes de synthèse." title="Le tableau de bord du Manager avec la barre latérale et les cartes de synthèse."/>
+            <wp:docPr id="245" name="01-dashboard-sidebar.png" descr="Le tableau de bord du Manager avec la barre latérale et les cartes de synthèse." title="Le tableau de bord du Manager avec la barre latérale et les cartes de synthèse."/>
             <wp:cNvGraphicFramePr>
               <a:graphicFrameLocks xmlns:a="http://schemas.openxmlformats.org/drawingml/2006/main" noChangeAspect="1"/>
             </wp:cNvGraphicFramePr>
@@ -4409,7 +4475,7 @@
         <w:pStyle w:val="Ttulo1"/>
         <w:pageBreakBefore/>
       </w:pPr>
-      <w:bookmarkStart w:id="5" w:name="_Toc241748276"/>
+      <w:bookmarkStart w:id="5" w:name="_Toc241848513"/>
       <w:r>
         <w:lastRenderedPageBreak/>
         <w:t>Utilisateurs</w:t>
@@ -4442,10 +4508,10 @@
           <w:noProof/>
         </w:rPr>
         <w:drawing>
-          <wp:inline distT="0" distB="0" distL="0" distR="0" wp14:anchorId="7D7AC937" wp14:editId="6A863CD0">
+          <wp:inline distT="0" distB="0" distL="0" distR="0" wp14:anchorId="4455BFA6" wp14:editId="28A6252A">
             <wp:extent cx="5715000" cy="3571875"/>
             <wp:effectExtent l="0" t="0" r="0" b="0"/>
-            <wp:docPr id="239" name="06-users.png" descr="La liste Utilisateurs d'un Manager, sans administrateurs et sans les boutons Nouvel utilisateur ni Fichier d'identifiants." title="La liste Utilisateurs d'un Manager, sans administrateurs et sans les boutons Nouvel utilisateur ni Fichier d'identifiants."/>
+            <wp:docPr id="246" name="06-users.png" descr="La liste Utilisateurs d'un Manager, sans administrateurs et sans les boutons Nouvel utilisateur ni Fichier d'identifiants." title="La liste Utilisateurs d'un Manager, sans administrateurs et sans les boutons Nouvel utilisateur ni Fichier d'identifiants."/>
             <wp:cNvGraphicFramePr>
               <a:graphicFrameLocks xmlns:a="http://schemas.openxmlformats.org/drawingml/2006/main" noChangeAspect="1"/>
             </wp:cNvGraphicFramePr>
@@ -4891,7 +4957,7 @@
       <w:pPr>
         <w:pStyle w:val="Ttulo2"/>
       </w:pPr>
-      <w:bookmarkStart w:id="6" w:name="_Toc241748277"/>
+      <w:bookmarkStart w:id="6" w:name="_Toc241848514"/>
       <w:r>
         <w:lastRenderedPageBreak/>
         <w:t>Cartes d'une personne</w:t>
@@ -4934,10 +5000,10 @@
           <w:noProof/>
         </w:rPr>
         <w:drawing>
-          <wp:inline distT="0" distB="0" distL="0" distR="0" wp14:anchorId="3AD7DEE4" wp14:editId="068E96D1">
+          <wp:inline distT="0" distB="0" distL="0" distR="0" wp14:anchorId="08EC7847" wp14:editId="72CF0239">
             <wp:extent cx="4362450" cy="2190750"/>
             <wp:effectExtent l="0" t="0" r="0" b="0"/>
-            <wp:docPr id="240" name="09-users-maps-dialog.png" descr="La boîte de dialogue Cartes d'un utilisateur, avec les listes de niveau de partage et les icônes de propriétaire et de retrait." title="La boîte de dialogue Cartes d'un utilisateur, avec les listes de niveau de partage et les icônes de propriétaire et de retrait."/>
+            <wp:docPr id="247" name="09-users-maps-dialog.png" descr="La boîte de dialogue Cartes d'un utilisateur, avec les listes de niveau de partage et les icônes de propriétaire et de retrait." title="La boîte de dialogue Cartes d'un utilisateur, avec les listes de niveau de partage et les icônes de propriétaire et de retrait."/>
             <wp:cNvGraphicFramePr>
               <a:graphicFrameLocks xmlns:a="http://schemas.openxmlformats.org/drawingml/2006/main" noChangeAspect="1"/>
             </wp:cNvGraphicFramePr>
@@ -6174,7 +6240,7 @@
       <w:pPr>
         <w:pStyle w:val="Ttulo2"/>
       </w:pPr>
-      <w:bookmarkStart w:id="7" w:name="_Toc241748278"/>
+      <w:bookmarkStart w:id="7" w:name="_Toc241848515"/>
       <w:r>
         <w:t>Exemple : donner une carte à un collègue qui prend le relais</w:t>
       </w:r>
@@ -6302,7 +6368,7 @@
         <w:pStyle w:val="Ttulo1"/>
         <w:pageBreakBefore/>
       </w:pPr>
-      <w:bookmarkStart w:id="8" w:name="_Toc241748279"/>
+      <w:bookmarkStart w:id="8" w:name="_Toc241848516"/>
       <w:r>
         <w:lastRenderedPageBreak/>
         <w:t>Cartes</w:t>
@@ -6335,10 +6401,10 @@
           <w:noProof/>
         </w:rPr>
         <w:drawing>
-          <wp:inline distT="0" distB="0" distL="0" distR="0" wp14:anchorId="273C7611" wp14:editId="558A2F1C">
+          <wp:inline distT="0" distB="0" distL="0" distR="0" wp14:anchorId="0A953B06" wp14:editId="1A060177">
             <wp:extent cx="5715000" cy="3429000"/>
             <wp:effectExtent l="0" t="0" r="0" b="0"/>
-            <wp:docPr id="241" name="02-maps-all.png" descr="La liste Cartes, onglet Tous, avec les icônes Copier, Partager, Planifier et Exporter sur chaque ligne." title="La liste Cartes, onglet Tous, avec les icônes Copier, Partager, Planifier et Exporter sur chaque ligne."/>
+            <wp:docPr id="248" name="02-maps-all.png" descr="La liste Cartes, onglet Tous, avec les icônes Copier, Partager, Planifier et Exporter sur chaque ligne." title="La liste Cartes, onglet Tous, avec les icônes Copier, Partager, Planifier et Exporter sur chaque ligne."/>
             <wp:cNvGraphicFramePr>
               <a:graphicFrameLocks xmlns:a="http://schemas.openxmlformats.org/drawingml/2006/main" noChangeAspect="1"/>
             </wp:cNvGraphicFramePr>
@@ -6387,7 +6453,7 @@
       <w:pPr>
         <w:pStyle w:val="Ttulo2"/>
       </w:pPr>
-      <w:bookmarkStart w:id="9" w:name="_Toc241748280"/>
+      <w:bookmarkStart w:id="9" w:name="_Toc241848517"/>
       <w:r>
         <w:t>Trouver une carte</w:t>
       </w:r>
@@ -7013,7 +7079,7 @@
       <w:pPr>
         <w:pStyle w:val="Ttulo2"/>
       </w:pPr>
-      <w:bookmarkStart w:id="10" w:name="_Toc241748281"/>
+      <w:bookmarkStart w:id="10" w:name="_Toc241848518"/>
       <w:r>
         <w:lastRenderedPageBreak/>
         <w:t>Ce que fait chaque icône</w:t>
@@ -7613,7 +7679,7 @@
       <w:pPr>
         <w:pStyle w:val="Ttulo2"/>
       </w:pPr>
-      <w:bookmarkStart w:id="11" w:name="_Toc241748282"/>
+      <w:bookmarkStart w:id="11" w:name="_Toc241848519"/>
       <w:r>
         <w:t>Copier une carte pour créer la vôtre</w:t>
       </w:r>
@@ -7702,7 +7768,7 @@
       <w:pPr>
         <w:pStyle w:val="Ttulo2"/>
       </w:pPr>
-      <w:bookmarkStart w:id="12" w:name="_Toc241748283"/>
+      <w:bookmarkStart w:id="12" w:name="_Toc241848520"/>
       <w:r>
         <w:t>Partager une carte</w:t>
       </w:r>
@@ -7807,10 +7873,10 @@
         </w:rPr>
         <w:lastRenderedPageBreak/>
         <w:drawing>
-          <wp:inline distT="0" distB="0" distL="0" distR="0" wp14:anchorId="313E2335" wp14:editId="37D98085">
+          <wp:inline distT="0" distB="0" distL="0" distR="0" wp14:anchorId="7372F31E" wp14:editId="1BE5AB47">
             <wp:extent cx="3743325" cy="4029075"/>
             <wp:effectExtent l="0" t="0" r="0" b="0"/>
-            <wp:docPr id="242" name="03-share-dialog.png" descr="La boîte de dialogue Partager la carte avec une zone de recherche et les boutons Peut consulter, Peut exporter et Peut modifier." title="La boîte de dialogue Partager la carte avec une zone de recherche et les boutons Peut consulter, Peut exporter et Peut modifier."/>
+            <wp:docPr id="249" name="03-share-dialog.png" descr="La boîte de dialogue Partager la carte avec une zone de recherche et les boutons Peut consulter, Peut exporter et Peut modifier." title="La boîte de dialogue Partager la carte avec une zone de recherche et les boutons Peut consulter, Peut exporter et Peut modifier."/>
             <wp:cNvGraphicFramePr>
               <a:graphicFrameLocks xmlns:a="http://schemas.openxmlformats.org/drawingml/2006/main" noChangeAspect="1"/>
             </wp:cNvGraphicFramePr>
@@ -7890,7 +7956,7 @@
         <w:pStyle w:val="Ttulo1"/>
         <w:pageBreakBefore/>
       </w:pPr>
-      <w:bookmarkStart w:id="13" w:name="_Toc241748284"/>
+      <w:bookmarkStart w:id="13" w:name="_Toc241848521"/>
       <w:r>
         <w:lastRenderedPageBreak/>
         <w:t>Créateur de cartes</w:t>
@@ -7923,10 +7989,10 @@
           <w:noProof/>
         </w:rPr>
         <w:drawing>
-          <wp:inline distT="0" distB="0" distL="0" distR="0" wp14:anchorId="2E24471C" wp14:editId="40C8BA04">
+          <wp:inline distT="0" distB="0" distL="0" distR="0" wp14:anchorId="54E8937D" wp14:editId="796F144C">
             <wp:extent cx="5715000" cy="3571875"/>
             <wp:effectExtent l="0" t="0" r="0" b="0"/>
-            <wp:docPr id="243" name="05-builder-overview.png" descr="Le créateur de cartes avec l'arborescence Domaines d'activité, la zone Colonnes et le panneau Propriétés." title="Le créateur de cartes avec l'arborescence Domaines d'activité, la zone Colonnes et le panneau Propriétés."/>
+            <wp:docPr id="250" name="05-builder-overview.png" descr="Le créateur de cartes avec l'arborescence Domaines d'activité, la zone Colonnes et le panneau Propriétés." title="Le créateur de cartes avec l'arborescence Domaines d'activité, la zone Colonnes et le panneau Propriétés."/>
             <wp:cNvGraphicFramePr>
               <a:graphicFrameLocks xmlns:a="http://schemas.openxmlformats.org/drawingml/2006/main" noChangeAspect="1"/>
             </wp:cNvGraphicFramePr>
@@ -7975,7 +8041,7 @@
       <w:pPr>
         <w:pStyle w:val="Ttulo2"/>
       </w:pPr>
-      <w:bookmarkStart w:id="14" w:name="_Toc241748285"/>
+      <w:bookmarkStart w:id="14" w:name="_Toc241848522"/>
       <w:r>
         <w:t>Ce que vous pouvez enregistrer</w:t>
       </w:r>
@@ -8356,7 +8422,7 @@
       <w:pPr>
         <w:pStyle w:val="Ttulo2"/>
       </w:pPr>
-      <w:bookmarkStart w:id="15" w:name="_Toc241748286"/>
+      <w:bookmarkStart w:id="15" w:name="_Toc241848523"/>
       <w:r>
         <w:lastRenderedPageBreak/>
         <w:t>La barre d'outils</w:t>
@@ -8888,7 +8954,17 @@
               <w:spacing w:after="0"/>
             </w:pPr>
             <w:r>
-              <w:t>Enregistre vos modifications. Rien ne s'enregistre automatiquement.</w:t>
+              <w:t xml:space="preserve">Enregistre vos modifications. Rien ne s'enregistre automatiquement. Si rien n'a changé, le message </w:t>
+            </w:r>
+            <w:r>
+              <w:rPr>
+                <w:b/>
+                <w:bCs/>
+              </w:rPr>
+              <w:t>Aucune modification à enregistrer</w:t>
+            </w:r>
+            <w:r>
+              <w:t xml:space="preserve"> s'affiche.</w:t>
             </w:r>
           </w:p>
         </w:tc>
@@ -9197,7 +9273,7 @@
       <w:pPr>
         <w:pStyle w:val="Ttulo2"/>
       </w:pPr>
-      <w:bookmarkStart w:id="16" w:name="_Toc241748287"/>
+      <w:bookmarkStart w:id="16" w:name="_Toc241848524"/>
       <w:r>
         <w:t>Créer une carte</w:t>
       </w:r>
@@ -9365,7 +9441,7 @@
       <w:pPr>
         <w:pStyle w:val="Ttulo2"/>
       </w:pPr>
-      <w:bookmarkStart w:id="17" w:name="_Toc241748288"/>
+      <w:bookmarkStart w:id="17" w:name="_Toc241848525"/>
       <w:r>
         <w:lastRenderedPageBreak/>
         <w:t>Configurer la colonne</w:t>
@@ -11282,7 +11358,7 @@
       <w:pPr>
         <w:pStyle w:val="Ttulo2"/>
       </w:pPr>
-      <w:bookmarkStart w:id="18" w:name="_Toc241748289"/>
+      <w:bookmarkStart w:id="18" w:name="_Toc241848526"/>
       <w:r>
         <w:lastRenderedPageBreak/>
         <w:t>Les cinq onglets de paramètres</w:t>
@@ -12948,7 +13024,7 @@
       <w:pPr>
         <w:pStyle w:val="Ttulo2"/>
       </w:pPr>
-      <w:bookmarkStart w:id="19" w:name="_Toc241748290"/>
+      <w:bookmarkStart w:id="19" w:name="_Toc241848527"/>
       <w:r>
         <w:t>Mise en forme conditionnelle</w:t>
       </w:r>
@@ -13654,7 +13730,7 @@
       <w:pPr>
         <w:pStyle w:val="Ttulo2"/>
       </w:pPr>
-      <w:bookmarkStart w:id="20" w:name="_Toc241748291"/>
+      <w:bookmarkStart w:id="20" w:name="_Toc241848528"/>
       <w:r>
         <w:t>Cartes refusées</w:t>
       </w:r>
@@ -13670,7 +13746,7 @@
         <w:pStyle w:val="Ttulo1"/>
         <w:pageBreakBefore/>
       </w:pPr>
-      <w:bookmarkStart w:id="21" w:name="_Toc241748292"/>
+      <w:bookmarkStart w:id="21" w:name="_Toc241848529"/>
       <w:r>
         <w:lastRenderedPageBreak/>
         <w:t>Visionneuse de cartes</w:t>
@@ -13713,10 +13789,10 @@
           <w:noProof/>
         </w:rPr>
         <w:drawing>
-          <wp:inline distT="0" distB="0" distL="0" distR="0" wp14:anchorId="6F94F1CF" wp14:editId="400D818B">
+          <wp:inline distT="0" distB="0" distL="0" distR="0" wp14:anchorId="356AAB69" wp14:editId="583EA21A">
             <wp:extent cx="5715000" cy="3571875"/>
             <wp:effectExtent l="0" t="0" r="0" b="0"/>
-            <wp:docPr id="244" name="06-viewer-results.png" descr="Une exécution terminée avec les boutons Excel, CSV et PDF au-dessus de la grille de résultats." title="Une exécution terminée avec les boutons Excel, CSV et PDF au-dessus de la grille de résultats."/>
+            <wp:docPr id="251" name="06-viewer-results.png" descr="Une exécution terminée avec les boutons Excel, CSV et PDF au-dessus de la grille de résultats." title="Une exécution terminée avec les boutons Excel, CSV et PDF au-dessus de la grille de résultats."/>
             <wp:cNvGraphicFramePr>
               <a:graphicFrameLocks xmlns:a="http://schemas.openxmlformats.org/drawingml/2006/main" noChangeAspect="1"/>
             </wp:cNvGraphicFramePr>
@@ -14602,7 +14678,7 @@
       <w:pPr>
         <w:pStyle w:val="Ttulo2"/>
       </w:pPr>
-      <w:bookmarkStart w:id="22" w:name="_Toc241748293"/>
+      <w:bookmarkStart w:id="22" w:name="_Toc241848530"/>
       <w:r>
         <w:t>Exporter en PDF</w:t>
       </w:r>
@@ -15014,7 +15090,7 @@
       <w:pPr>
         <w:pStyle w:val="Ttulo2"/>
       </w:pPr>
-      <w:bookmarkStart w:id="23" w:name="_Toc241748294"/>
+      <w:bookmarkStart w:id="23" w:name="_Toc241848531"/>
       <w:r>
         <w:t>Exemple : exécuter et exporter GD_M.M10_V01.DIS</w:t>
       </w:r>
@@ -15127,7 +15203,7 @@
         <w:pStyle w:val="Ttulo1"/>
         <w:pageBreakBefore/>
       </w:pPr>
-      <w:bookmarkStart w:id="24" w:name="_Toc241748295"/>
+      <w:bookmarkStart w:id="24" w:name="_Toc241848532"/>
       <w:r>
         <w:lastRenderedPageBreak/>
         <w:t>Planifications</w:t>
@@ -15150,10 +15226,10 @@
           <w:noProof/>
         </w:rPr>
         <w:drawing>
-          <wp:inline distT="0" distB="0" distL="0" distR="0" wp14:anchorId="612F8856" wp14:editId="778E3916">
+          <wp:inline distT="0" distB="0" distL="0" distR="0" wp14:anchorId="75DD99CE" wp14:editId="51627649">
             <wp:extent cx="5715000" cy="3571875"/>
             <wp:effectExtent l="0" t="0" r="0" b="0"/>
-            <wp:docPr id="245" name="38-schedules-list.png" descr="La page Planifications avec une planification en pause et ses icônes d'action." title="La page Planifications avec une planification en pause et ses icônes d'action."/>
+            <wp:docPr id="252" name="38-schedules-list.png" descr="La page Planifications avec une planification en pause et ses icônes d'action." title="La page Planifications avec une planification en pause et ses icônes d'action."/>
             <wp:cNvGraphicFramePr>
               <a:graphicFrameLocks xmlns:a="http://schemas.openxmlformats.org/drawingml/2006/main" noChangeAspect="1"/>
             </wp:cNvGraphicFramePr>
@@ -16160,7 +16236,7 @@
               <w:spacing w:after="0"/>
             </w:pPr>
             <w:r>
-              <w:t>L'horloge utilisée par les heures. UTC par défaut.</w:t>
+              <w:t>L'horloge utilisée par les heures. Par défaut : le fuseau horaire de votre ordinateur.</w:t>
             </w:r>
           </w:p>
         </w:tc>
@@ -16200,7 +16276,7 @@
                 <w:b/>
                 <w:bCs/>
               </w:rPr>
-              <w:t>Expression cron</w:t>
+              <w:t>Heure</w:t>
             </w:r>
           </w:p>
         </w:tc>
@@ -16225,17 +16301,17 @@
               <w:spacing w:after="0"/>
             </w:pPr>
             <w:r>
-              <w:t xml:space="preserve">Affichée pour </w:t>
-            </w:r>
-            <w:r>
-              <w:rPr>
-                <w:b/>
-                <w:bCs/>
-              </w:rPr>
-              <w:t>Personnalisé</w:t>
-            </w:r>
-            <w:r>
-              <w:t>. Cinq champs : minute, heure, jour du mois, mois, jour de la semaine.</w:t>
+              <w:t xml:space="preserve">L'heure et la minute de l'exécution. Affiché pour toutes les fréquences sauf </w:t>
+            </w:r>
+            <w:r>
+              <w:rPr>
+                <w:b/>
+                <w:bCs/>
+              </w:rPr>
+              <w:t>Personnalisé (cron)</w:t>
+            </w:r>
+            <w:r>
+              <w:t>.</w:t>
             </w:r>
           </w:p>
         </w:tc>
@@ -16276,17 +16352,7 @@
                 <w:b/>
                 <w:bCs/>
               </w:rPr>
-              <w:t>Valide à partir de</w:t>
-            </w:r>
-            <w:r>
-              <w:t xml:space="preserve"> et </w:t>
-            </w:r>
-            <w:r>
-              <w:rPr>
-                <w:b/>
-                <w:bCs/>
-              </w:rPr>
-              <w:t>Valide jusqu'au</w:t>
+              <w:t>Jour de la semaine</w:t>
             </w:r>
           </w:p>
         </w:tc>
@@ -16312,7 +16378,17 @@
               <w:spacing w:after="0"/>
             </w:pPr>
             <w:r>
-              <w:t>Dates facultatives. La planification ne s'exécute qu'entre les deux.</w:t>
+              <w:t xml:space="preserve">Affiché pour </w:t>
+            </w:r>
+            <w:r>
+              <w:rPr>
+                <w:b/>
+                <w:bCs/>
+              </w:rPr>
+              <w:t>Hebdomadaire</w:t>
+            </w:r>
+            <w:r>
+              <w:t>.</w:t>
             </w:r>
           </w:p>
         </w:tc>
@@ -16352,7 +16428,7 @@
                 <w:b/>
                 <w:bCs/>
               </w:rPr>
-              <w:t>Format de sortie</w:t>
+              <w:t>Jour du mois</w:t>
             </w:r>
           </w:p>
         </w:tc>
@@ -16377,7 +16453,37 @@
               <w:spacing w:after="0"/>
             </w:pPr>
             <w:r>
-              <w:t>Voir ci-dessous.</w:t>
+              <w:t xml:space="preserve">De 1 à 28, ou </w:t>
+            </w:r>
+            <w:r>
+              <w:rPr>
+                <w:b/>
+                <w:bCs/>
+              </w:rPr>
+              <w:t>Dernier jour</w:t>
+            </w:r>
+            <w:r>
+              <w:t xml:space="preserve">. Les jours 29 à 31 ne sont pas proposés, ainsi aucun mois court n'est sauté. Affiché pour </w:t>
+            </w:r>
+            <w:r>
+              <w:rPr>
+                <w:b/>
+                <w:bCs/>
+              </w:rPr>
+              <w:t>Mensuel</w:t>
+            </w:r>
+            <w:r>
+              <w:t xml:space="preserve">, les fréquences plus longues et </w:t>
+            </w:r>
+            <w:r>
+              <w:rPr>
+                <w:b/>
+                <w:bCs/>
+              </w:rPr>
+              <w:t>Annuel</w:t>
+            </w:r>
+            <w:r>
+              <w:t>.</w:t>
             </w:r>
           </w:p>
         </w:tc>
@@ -16418,6 +16524,300 @@
                 <w:b/>
                 <w:bCs/>
               </w:rPr>
+              <w:t>Mois</w:t>
+            </w:r>
+          </w:p>
+        </w:tc>
+        <w:tc>
+          <w:tcPr>
+            <w:tcW w:w="5588" w:type="dxa"/>
+            <w:tcBorders>
+              <w:top w:val="single" w:sz="4" w:space="0" w:color="BFC7D1"/>
+              <w:left w:val="single" w:sz="4" w:space="0" w:color="BFC7D1"/>
+              <w:bottom w:val="single" w:sz="4" w:space="0" w:color="BFC7D1"/>
+              <w:right w:val="single" w:sz="4" w:space="0" w:color="BFC7D1"/>
+            </w:tcBorders>
+            <w:shd w:val="clear" w:color="auto" w:fill="F3F6F9"/>
+            <w:tcMar>
+              <w:top w:w="60" w:type="dxa"/>
+              <w:left w:w="100" w:type="dxa"/>
+              <w:bottom w:w="60" w:type="dxa"/>
+              <w:right w:w="100" w:type="dxa"/>
+            </w:tcMar>
+          </w:tcPr>
+          <w:p>
+            <w:pPr>
+              <w:spacing w:after="0"/>
+            </w:pPr>
+            <w:r>
+              <w:t xml:space="preserve">Affiché pour </w:t>
+            </w:r>
+            <w:r>
+              <w:rPr>
+                <w:b/>
+                <w:bCs/>
+              </w:rPr>
+              <w:t>Annuel</w:t>
+            </w:r>
+            <w:r>
+              <w:t>.</w:t>
+            </w:r>
+          </w:p>
+        </w:tc>
+      </w:tr>
+      <w:tr>
+        <w:tblPrEx>
+          <w:tblCellMar>
+            <w:top w:w="0" w:type="dxa"/>
+            <w:bottom w:w="0" w:type="dxa"/>
+          </w:tblCellMar>
+        </w:tblPrEx>
+        <w:trPr>
+          <w:cantSplit/>
+        </w:trPr>
+        <w:tc>
+          <w:tcPr>
+            <w:tcW w:w="3438" w:type="dxa"/>
+            <w:tcBorders>
+              <w:top w:val="single" w:sz="4" w:space="0" w:color="BFC7D1"/>
+              <w:left w:val="single" w:sz="4" w:space="0" w:color="BFC7D1"/>
+              <w:bottom w:val="single" w:sz="4" w:space="0" w:color="BFC7D1"/>
+              <w:right w:val="single" w:sz="4" w:space="0" w:color="BFC7D1"/>
+            </w:tcBorders>
+            <w:tcMar>
+              <w:top w:w="60" w:type="dxa"/>
+              <w:left w:w="100" w:type="dxa"/>
+              <w:bottom w:w="60" w:type="dxa"/>
+              <w:right w:w="100" w:type="dxa"/>
+            </w:tcMar>
+          </w:tcPr>
+          <w:p>
+            <w:pPr>
+              <w:spacing w:after="0"/>
+            </w:pPr>
+            <w:r>
+              <w:rPr>
+                <w:b/>
+                <w:bCs/>
+              </w:rPr>
+              <w:t>Expression cron</w:t>
+            </w:r>
+          </w:p>
+        </w:tc>
+        <w:tc>
+          <w:tcPr>
+            <w:tcW w:w="5588" w:type="dxa"/>
+            <w:tcBorders>
+              <w:top w:val="single" w:sz="4" w:space="0" w:color="BFC7D1"/>
+              <w:left w:val="single" w:sz="4" w:space="0" w:color="BFC7D1"/>
+              <w:bottom w:val="single" w:sz="4" w:space="0" w:color="BFC7D1"/>
+              <w:right w:val="single" w:sz="4" w:space="0" w:color="BFC7D1"/>
+            </w:tcBorders>
+            <w:tcMar>
+              <w:top w:w="60" w:type="dxa"/>
+              <w:left w:w="100" w:type="dxa"/>
+              <w:bottom w:w="60" w:type="dxa"/>
+              <w:right w:w="100" w:type="dxa"/>
+            </w:tcMar>
+          </w:tcPr>
+          <w:p>
+            <w:pPr>
+              <w:spacing w:after="0"/>
+            </w:pPr>
+            <w:r>
+              <w:t xml:space="preserve">Affichée pour </w:t>
+            </w:r>
+            <w:r>
+              <w:rPr>
+                <w:b/>
+                <w:bCs/>
+              </w:rPr>
+              <w:t>Personnalisé (cron)</w:t>
+            </w:r>
+            <w:r>
+              <w:t>. Cinq champs : minute, heure, jour du mois, mois, jour de la semaine.</w:t>
+            </w:r>
+          </w:p>
+        </w:tc>
+      </w:tr>
+      <w:tr>
+        <w:tblPrEx>
+          <w:tblCellMar>
+            <w:top w:w="0" w:type="dxa"/>
+            <w:bottom w:w="0" w:type="dxa"/>
+          </w:tblCellMar>
+        </w:tblPrEx>
+        <w:trPr>
+          <w:cantSplit/>
+        </w:trPr>
+        <w:tc>
+          <w:tcPr>
+            <w:tcW w:w="3438" w:type="dxa"/>
+            <w:tcBorders>
+              <w:top w:val="single" w:sz="4" w:space="0" w:color="BFC7D1"/>
+              <w:left w:val="single" w:sz="4" w:space="0" w:color="BFC7D1"/>
+              <w:bottom w:val="single" w:sz="4" w:space="0" w:color="BFC7D1"/>
+              <w:right w:val="single" w:sz="4" w:space="0" w:color="BFC7D1"/>
+            </w:tcBorders>
+            <w:shd w:val="clear" w:color="auto" w:fill="F3F6F9"/>
+            <w:tcMar>
+              <w:top w:w="60" w:type="dxa"/>
+              <w:left w:w="100" w:type="dxa"/>
+              <w:bottom w:w="60" w:type="dxa"/>
+              <w:right w:w="100" w:type="dxa"/>
+            </w:tcMar>
+          </w:tcPr>
+          <w:p>
+            <w:pPr>
+              <w:spacing w:after="0"/>
+            </w:pPr>
+            <w:r>
+              <w:rPr>
+                <w:b/>
+                <w:bCs/>
+              </w:rPr>
+              <w:t>Valide à partir de</w:t>
+            </w:r>
+            <w:r>
+              <w:t xml:space="preserve"> et </w:t>
+            </w:r>
+            <w:r>
+              <w:rPr>
+                <w:b/>
+                <w:bCs/>
+              </w:rPr>
+              <w:t>Valide jusqu'au</w:t>
+            </w:r>
+          </w:p>
+        </w:tc>
+        <w:tc>
+          <w:tcPr>
+            <w:tcW w:w="5588" w:type="dxa"/>
+            <w:tcBorders>
+              <w:top w:val="single" w:sz="4" w:space="0" w:color="BFC7D1"/>
+              <w:left w:val="single" w:sz="4" w:space="0" w:color="BFC7D1"/>
+              <w:bottom w:val="single" w:sz="4" w:space="0" w:color="BFC7D1"/>
+              <w:right w:val="single" w:sz="4" w:space="0" w:color="BFC7D1"/>
+            </w:tcBorders>
+            <w:shd w:val="clear" w:color="auto" w:fill="F3F6F9"/>
+            <w:tcMar>
+              <w:top w:w="60" w:type="dxa"/>
+              <w:left w:w="100" w:type="dxa"/>
+              <w:bottom w:w="60" w:type="dxa"/>
+              <w:right w:w="100" w:type="dxa"/>
+            </w:tcMar>
+          </w:tcPr>
+          <w:p>
+            <w:pPr>
+              <w:spacing w:after="0"/>
+            </w:pPr>
+            <w:r>
+              <w:t>Dates facultatives. La planification ne s'exécute qu'entre les deux.</w:t>
+            </w:r>
+          </w:p>
+        </w:tc>
+      </w:tr>
+      <w:tr>
+        <w:tblPrEx>
+          <w:tblCellMar>
+            <w:top w:w="0" w:type="dxa"/>
+            <w:bottom w:w="0" w:type="dxa"/>
+          </w:tblCellMar>
+        </w:tblPrEx>
+        <w:trPr>
+          <w:cantSplit/>
+        </w:trPr>
+        <w:tc>
+          <w:tcPr>
+            <w:tcW w:w="3438" w:type="dxa"/>
+            <w:tcBorders>
+              <w:top w:val="single" w:sz="4" w:space="0" w:color="BFC7D1"/>
+              <w:left w:val="single" w:sz="4" w:space="0" w:color="BFC7D1"/>
+              <w:bottom w:val="single" w:sz="4" w:space="0" w:color="BFC7D1"/>
+              <w:right w:val="single" w:sz="4" w:space="0" w:color="BFC7D1"/>
+            </w:tcBorders>
+            <w:tcMar>
+              <w:top w:w="60" w:type="dxa"/>
+              <w:left w:w="100" w:type="dxa"/>
+              <w:bottom w:w="60" w:type="dxa"/>
+              <w:right w:w="100" w:type="dxa"/>
+            </w:tcMar>
+          </w:tcPr>
+          <w:p>
+            <w:pPr>
+              <w:spacing w:after="0"/>
+            </w:pPr>
+            <w:r>
+              <w:rPr>
+                <w:b/>
+                <w:bCs/>
+              </w:rPr>
+              <w:t>Format de sortie</w:t>
+            </w:r>
+          </w:p>
+        </w:tc>
+        <w:tc>
+          <w:tcPr>
+            <w:tcW w:w="5588" w:type="dxa"/>
+            <w:tcBorders>
+              <w:top w:val="single" w:sz="4" w:space="0" w:color="BFC7D1"/>
+              <w:left w:val="single" w:sz="4" w:space="0" w:color="BFC7D1"/>
+              <w:bottom w:val="single" w:sz="4" w:space="0" w:color="BFC7D1"/>
+              <w:right w:val="single" w:sz="4" w:space="0" w:color="BFC7D1"/>
+            </w:tcBorders>
+            <w:tcMar>
+              <w:top w:w="60" w:type="dxa"/>
+              <w:left w:w="100" w:type="dxa"/>
+              <w:bottom w:w="60" w:type="dxa"/>
+              <w:right w:w="100" w:type="dxa"/>
+            </w:tcMar>
+          </w:tcPr>
+          <w:p>
+            <w:pPr>
+              <w:spacing w:after="0"/>
+            </w:pPr>
+            <w:r>
+              <w:t>Voir ci-dessous.</w:t>
+            </w:r>
+          </w:p>
+        </w:tc>
+      </w:tr>
+      <w:tr>
+        <w:tblPrEx>
+          <w:tblCellMar>
+            <w:top w:w="0" w:type="dxa"/>
+            <w:bottom w:w="0" w:type="dxa"/>
+          </w:tblCellMar>
+        </w:tblPrEx>
+        <w:trPr>
+          <w:cantSplit/>
+        </w:trPr>
+        <w:tc>
+          <w:tcPr>
+            <w:tcW w:w="3438" w:type="dxa"/>
+            <w:tcBorders>
+              <w:top w:val="single" w:sz="4" w:space="0" w:color="BFC7D1"/>
+              <w:left w:val="single" w:sz="4" w:space="0" w:color="BFC7D1"/>
+              <w:bottom w:val="single" w:sz="4" w:space="0" w:color="BFC7D1"/>
+              <w:right w:val="single" w:sz="4" w:space="0" w:color="BFC7D1"/>
+            </w:tcBorders>
+            <w:shd w:val="clear" w:color="auto" w:fill="F3F6F9"/>
+            <w:tcMar>
+              <w:top w:w="60" w:type="dxa"/>
+              <w:left w:w="100" w:type="dxa"/>
+              <w:bottom w:w="60" w:type="dxa"/>
+              <w:right w:w="100" w:type="dxa"/>
+            </w:tcMar>
+          </w:tcPr>
+          <w:p>
+            <w:pPr>
+              <w:spacing w:after="0"/>
+            </w:pPr>
+            <w:r>
+              <w:rPr>
+                <w:b/>
+                <w:bCs/>
+              </w:rPr>
               <w:t>Préréglages de paramètres</w:t>
             </w:r>
           </w:p>
@@ -16444,7 +16844,27 @@
               <w:spacing w:after="0"/>
             </w:pPr>
             <w:r>
-              <w:t>La valeur utilisée à chaque fois pour chaque paramètre de la carte.</w:t>
+              <w:t xml:space="preserve">La valeur de chaque paramètre de la carte : une </w:t>
+            </w:r>
+            <w:r>
+              <w:rPr>
+                <w:b/>
+                <w:bCs/>
+              </w:rPr>
+              <w:t>Valeur fixe</w:t>
+            </w:r>
+            <w:r>
+              <w:t xml:space="preserve">, ou </w:t>
+            </w:r>
+            <w:r>
+              <w:rPr>
+                <w:b/>
+                <w:bCs/>
+              </w:rPr>
+              <w:t>Relatif à la date d’exécution</w:t>
+            </w:r>
+            <w:r>
+              <w:t xml:space="preserve"> (voir ci-dessous).</w:t>
             </w:r>
           </w:p>
         </w:tc>
@@ -16538,8 +16958,8 @@
         <w:tblLook w:val="0000" w:firstRow="0" w:lastRow="0" w:firstColumn="0" w:lastColumn="0" w:noHBand="0" w:noVBand="0"/>
       </w:tblPr>
       <w:tblGrid>
-        <w:gridCol w:w="4332"/>
-        <w:gridCol w:w="4694"/>
+        <w:gridCol w:w="3924"/>
+        <w:gridCol w:w="5102"/>
       </w:tblGrid>
       <w:tr>
         <w:tblPrEx>
@@ -16554,7 +16974,7 @@
         </w:trPr>
         <w:tc>
           <w:tcPr>
-            <w:tcW w:w="4332" w:type="dxa"/>
+            <w:tcW w:w="3924" w:type="dxa"/>
             <w:tcBorders>
               <w:top w:val="single" w:sz="4" w:space="0" w:color="BFC7D1"/>
               <w:left w:val="single" w:sz="4" w:space="0" w:color="BFC7D1"/>
@@ -16585,7 +17005,7 @@
         </w:tc>
         <w:tc>
           <w:tcPr>
-            <w:tcW w:w="4694" w:type="dxa"/>
+            <w:tcW w:w="5102" w:type="dxa"/>
             <w:tcBorders>
               <w:top w:val="single" w:sz="4" w:space="0" w:color="BFC7D1"/>
               <w:left w:val="single" w:sz="4" w:space="0" w:color="BFC7D1"/>
@@ -16627,51 +17047,65 @@
         </w:trPr>
         <w:tc>
           <w:tcPr>
-            <w:tcW w:w="4332" w:type="dxa"/>
-            <w:tcBorders>
-              <w:top w:val="single" w:sz="4" w:space="0" w:color="BFC7D1"/>
-              <w:left w:val="single" w:sz="4" w:space="0" w:color="BFC7D1"/>
-              <w:bottom w:val="single" w:sz="4" w:space="0" w:color="BFC7D1"/>
-              <w:right w:val="single" w:sz="4" w:space="0" w:color="BFC7D1"/>
-            </w:tcBorders>
-            <w:tcMar>
-              <w:top w:w="60" w:type="dxa"/>
-              <w:left w:w="100" w:type="dxa"/>
-              <w:bottom w:w="60" w:type="dxa"/>
-              <w:right w:w="100" w:type="dxa"/>
-            </w:tcMar>
-          </w:tcPr>
-          <w:p>
-            <w:pPr>
-              <w:spacing w:after="0"/>
-            </w:pPr>
-            <w:r>
-              <w:t>Tous les jours (minuit)</w:t>
-            </w:r>
-          </w:p>
-        </w:tc>
-        <w:tc>
-          <w:tcPr>
-            <w:tcW w:w="4694" w:type="dxa"/>
-            <w:tcBorders>
-              <w:top w:val="single" w:sz="4" w:space="0" w:color="BFC7D1"/>
-              <w:left w:val="single" w:sz="4" w:space="0" w:color="BFC7D1"/>
-              <w:bottom w:val="single" w:sz="4" w:space="0" w:color="BFC7D1"/>
-              <w:right w:val="single" w:sz="4" w:space="0" w:color="BFC7D1"/>
-            </w:tcBorders>
-            <w:tcMar>
-              <w:top w:w="60" w:type="dxa"/>
-              <w:left w:w="100" w:type="dxa"/>
-              <w:bottom w:w="60" w:type="dxa"/>
-              <w:right w:w="100" w:type="dxa"/>
-            </w:tcMar>
-          </w:tcPr>
-          <w:p>
-            <w:pPr>
-              <w:spacing w:after="0"/>
-            </w:pPr>
-            <w:r>
-              <w:t>Tous les jours à 00:00.</w:t>
+            <w:tcW w:w="3924" w:type="dxa"/>
+            <w:tcBorders>
+              <w:top w:val="single" w:sz="4" w:space="0" w:color="BFC7D1"/>
+              <w:left w:val="single" w:sz="4" w:space="0" w:color="BFC7D1"/>
+              <w:bottom w:val="single" w:sz="4" w:space="0" w:color="BFC7D1"/>
+              <w:right w:val="single" w:sz="4" w:space="0" w:color="BFC7D1"/>
+            </w:tcBorders>
+            <w:tcMar>
+              <w:top w:w="60" w:type="dxa"/>
+              <w:left w:w="100" w:type="dxa"/>
+              <w:bottom w:w="60" w:type="dxa"/>
+              <w:right w:w="100" w:type="dxa"/>
+            </w:tcMar>
+          </w:tcPr>
+          <w:p>
+            <w:pPr>
+              <w:spacing w:after="0"/>
+            </w:pPr>
+            <w:r>
+              <w:rPr>
+                <w:b/>
+                <w:bCs/>
+              </w:rPr>
+              <w:t>Quotidien</w:t>
+            </w:r>
+          </w:p>
+        </w:tc>
+        <w:tc>
+          <w:tcPr>
+            <w:tcW w:w="5102" w:type="dxa"/>
+            <w:tcBorders>
+              <w:top w:val="single" w:sz="4" w:space="0" w:color="BFC7D1"/>
+              <w:left w:val="single" w:sz="4" w:space="0" w:color="BFC7D1"/>
+              <w:bottom w:val="single" w:sz="4" w:space="0" w:color="BFC7D1"/>
+              <w:right w:val="single" w:sz="4" w:space="0" w:color="BFC7D1"/>
+            </w:tcBorders>
+            <w:tcMar>
+              <w:top w:w="60" w:type="dxa"/>
+              <w:left w:w="100" w:type="dxa"/>
+              <w:bottom w:w="60" w:type="dxa"/>
+              <w:right w:w="100" w:type="dxa"/>
+            </w:tcMar>
+          </w:tcPr>
+          <w:p>
+            <w:pPr>
+              <w:spacing w:after="0"/>
+            </w:pPr>
+            <w:r>
+              <w:t>Tous les jours, à l'</w:t>
+            </w:r>
+            <w:r>
+              <w:rPr>
+                <w:b/>
+                <w:bCs/>
+              </w:rPr>
+              <w:t>Heure</w:t>
+            </w:r>
+            <w:r>
+              <w:t xml:space="preserve"> que vous choisissez.</w:t>
             </w:r>
           </w:p>
         </w:tc>
@@ -16688,7 +17122,7 @@
         </w:trPr>
         <w:tc>
           <w:tcPr>
-            <w:tcW w:w="4332" w:type="dxa"/>
+            <w:tcW w:w="3924" w:type="dxa"/>
             <w:tcBorders>
               <w:top w:val="single" w:sz="4" w:space="0" w:color="BFC7D1"/>
               <w:left w:val="single" w:sz="4" w:space="0" w:color="BFC7D1"/>
@@ -16708,13 +17142,17 @@
               <w:spacing w:after="0"/>
             </w:pPr>
             <w:r>
-              <w:t>Toutes les semaines (dimanche, minuit)</w:t>
-            </w:r>
-          </w:p>
-        </w:tc>
-        <w:tc>
-          <w:tcPr>
-            <w:tcW w:w="4694" w:type="dxa"/>
+              <w:rPr>
+                <w:b/>
+                <w:bCs/>
+              </w:rPr>
+              <w:t>Hebdomadaire</w:t>
+            </w:r>
+          </w:p>
+        </w:tc>
+        <w:tc>
+          <w:tcPr>
+            <w:tcW w:w="5102" w:type="dxa"/>
             <w:tcBorders>
               <w:top w:val="single" w:sz="4" w:space="0" w:color="BFC7D1"/>
               <w:left w:val="single" w:sz="4" w:space="0" w:color="BFC7D1"/>
@@ -16734,7 +17172,17 @@
               <w:spacing w:after="0"/>
             </w:pPr>
             <w:r>
-              <w:t>Tous les dimanches à 00:00.</w:t>
+              <w:t xml:space="preserve">Une fois par semaine, le </w:t>
+            </w:r>
+            <w:r>
+              <w:rPr>
+                <w:b/>
+                <w:bCs/>
+              </w:rPr>
+              <w:t>Jour de la semaine</w:t>
+            </w:r>
+            <w:r>
+              <w:t xml:space="preserve"> que vous choisissez.</w:t>
             </w:r>
           </w:p>
         </w:tc>
@@ -16751,51 +17199,55 @@
         </w:trPr>
         <w:tc>
           <w:tcPr>
-            <w:tcW w:w="4332" w:type="dxa"/>
-            <w:tcBorders>
-              <w:top w:val="single" w:sz="4" w:space="0" w:color="BFC7D1"/>
-              <w:left w:val="single" w:sz="4" w:space="0" w:color="BFC7D1"/>
-              <w:bottom w:val="single" w:sz="4" w:space="0" w:color="BFC7D1"/>
-              <w:right w:val="single" w:sz="4" w:space="0" w:color="BFC7D1"/>
-            </w:tcBorders>
-            <w:tcMar>
-              <w:top w:w="60" w:type="dxa"/>
-              <w:left w:w="100" w:type="dxa"/>
-              <w:bottom w:w="60" w:type="dxa"/>
-              <w:right w:w="100" w:type="dxa"/>
-            </w:tcMar>
-          </w:tcPr>
-          <w:p>
-            <w:pPr>
-              <w:spacing w:after="0"/>
-            </w:pPr>
-            <w:r>
-              <w:t>Tous les mois (le 1er, minuit)</w:t>
-            </w:r>
-          </w:p>
-        </w:tc>
-        <w:tc>
-          <w:tcPr>
-            <w:tcW w:w="4694" w:type="dxa"/>
-            <w:tcBorders>
-              <w:top w:val="single" w:sz="4" w:space="0" w:color="BFC7D1"/>
-              <w:left w:val="single" w:sz="4" w:space="0" w:color="BFC7D1"/>
-              <w:bottom w:val="single" w:sz="4" w:space="0" w:color="BFC7D1"/>
-              <w:right w:val="single" w:sz="4" w:space="0" w:color="BFC7D1"/>
-            </w:tcBorders>
-            <w:tcMar>
-              <w:top w:w="60" w:type="dxa"/>
-              <w:left w:w="100" w:type="dxa"/>
-              <w:bottom w:w="60" w:type="dxa"/>
-              <w:right w:w="100" w:type="dxa"/>
-            </w:tcMar>
-          </w:tcPr>
-          <w:p>
-            <w:pPr>
-              <w:spacing w:after="0"/>
-            </w:pPr>
-            <w:r>
-              <w:t>Le premier de chaque mois à 00:00.</w:t>
+            <w:tcW w:w="3924" w:type="dxa"/>
+            <w:tcBorders>
+              <w:top w:val="single" w:sz="4" w:space="0" w:color="BFC7D1"/>
+              <w:left w:val="single" w:sz="4" w:space="0" w:color="BFC7D1"/>
+              <w:bottom w:val="single" w:sz="4" w:space="0" w:color="BFC7D1"/>
+              <w:right w:val="single" w:sz="4" w:space="0" w:color="BFC7D1"/>
+            </w:tcBorders>
+            <w:tcMar>
+              <w:top w:w="60" w:type="dxa"/>
+              <w:left w:w="100" w:type="dxa"/>
+              <w:bottom w:w="60" w:type="dxa"/>
+              <w:right w:w="100" w:type="dxa"/>
+            </w:tcMar>
+          </w:tcPr>
+          <w:p>
+            <w:pPr>
+              <w:spacing w:after="0"/>
+            </w:pPr>
+            <w:r>
+              <w:rPr>
+                <w:b/>
+                <w:bCs/>
+              </w:rPr>
+              <w:t>Bimensuel (le 1er et le 16)</w:t>
+            </w:r>
+          </w:p>
+        </w:tc>
+        <w:tc>
+          <w:tcPr>
+            <w:tcW w:w="5102" w:type="dxa"/>
+            <w:tcBorders>
+              <w:top w:val="single" w:sz="4" w:space="0" w:color="BFC7D1"/>
+              <w:left w:val="single" w:sz="4" w:space="0" w:color="BFC7D1"/>
+              <w:bottom w:val="single" w:sz="4" w:space="0" w:color="BFC7D1"/>
+              <w:right w:val="single" w:sz="4" w:space="0" w:color="BFC7D1"/>
+            </w:tcBorders>
+            <w:tcMar>
+              <w:top w:w="60" w:type="dxa"/>
+              <w:left w:w="100" w:type="dxa"/>
+              <w:bottom w:w="60" w:type="dxa"/>
+              <w:right w:w="100" w:type="dxa"/>
+            </w:tcMar>
+          </w:tcPr>
+          <w:p>
+            <w:pPr>
+              <w:spacing w:after="0"/>
+            </w:pPr>
+            <w:r>
+              <w:t>Le 1er et le 16 de chaque mois.</w:t>
             </w:r>
           </w:p>
         </w:tc>
@@ -16812,7 +17264,7 @@
         </w:trPr>
         <w:tc>
           <w:tcPr>
-            <w:tcW w:w="4332" w:type="dxa"/>
+            <w:tcW w:w="3924" w:type="dxa"/>
             <w:tcBorders>
               <w:top w:val="single" w:sz="4" w:space="0" w:color="BFC7D1"/>
               <w:left w:val="single" w:sz="4" w:space="0" w:color="BFC7D1"/>
@@ -16832,13 +17284,17 @@
               <w:spacing w:after="0"/>
             </w:pPr>
             <w:r>
-              <w:t>Personnalisé</w:t>
-            </w:r>
-          </w:p>
-        </w:tc>
-        <w:tc>
-          <w:tcPr>
-            <w:tcW w:w="4694" w:type="dxa"/>
+              <w:rPr>
+                <w:b/>
+                <w:bCs/>
+              </w:rPr>
+              <w:t>Mensuel</w:t>
+            </w:r>
+          </w:p>
+        </w:tc>
+        <w:tc>
+          <w:tcPr>
+            <w:tcW w:w="5102" w:type="dxa"/>
             <w:tcBorders>
               <w:top w:val="single" w:sz="4" w:space="0" w:color="BFC7D1"/>
               <w:left w:val="single" w:sz="4" w:space="0" w:color="BFC7D1"/>
@@ -16858,7 +17314,444 @@
               <w:spacing w:after="0"/>
             </w:pPr>
             <w:r>
-              <w:t xml:space="preserve">Vous écrivez l'expression cron. Exemple : </w:t>
+              <w:t xml:space="preserve">Une fois par mois, le </w:t>
+            </w:r>
+            <w:r>
+              <w:rPr>
+                <w:b/>
+                <w:bCs/>
+              </w:rPr>
+              <w:t>Jour du mois</w:t>
+            </w:r>
+            <w:r>
+              <w:t xml:space="preserve"> que vous choisissez.</w:t>
+            </w:r>
+          </w:p>
+        </w:tc>
+      </w:tr>
+      <w:tr>
+        <w:tblPrEx>
+          <w:tblCellMar>
+            <w:top w:w="0" w:type="dxa"/>
+            <w:bottom w:w="0" w:type="dxa"/>
+          </w:tblCellMar>
+        </w:tblPrEx>
+        <w:trPr>
+          <w:cantSplit/>
+        </w:trPr>
+        <w:tc>
+          <w:tcPr>
+            <w:tcW w:w="3924" w:type="dxa"/>
+            <w:tcBorders>
+              <w:top w:val="single" w:sz="4" w:space="0" w:color="BFC7D1"/>
+              <w:left w:val="single" w:sz="4" w:space="0" w:color="BFC7D1"/>
+              <w:bottom w:val="single" w:sz="4" w:space="0" w:color="BFC7D1"/>
+              <w:right w:val="single" w:sz="4" w:space="0" w:color="BFC7D1"/>
+            </w:tcBorders>
+            <w:tcMar>
+              <w:top w:w="60" w:type="dxa"/>
+              <w:left w:w="100" w:type="dxa"/>
+              <w:bottom w:w="60" w:type="dxa"/>
+              <w:right w:w="100" w:type="dxa"/>
+            </w:tcMar>
+          </w:tcPr>
+          <w:p>
+            <w:pPr>
+              <w:spacing w:after="0"/>
+            </w:pPr>
+            <w:r>
+              <w:rPr>
+                <w:b/>
+                <w:bCs/>
+              </w:rPr>
+              <w:t>Tous les 2 mois</w:t>
+            </w:r>
+          </w:p>
+        </w:tc>
+        <w:tc>
+          <w:tcPr>
+            <w:tcW w:w="5102" w:type="dxa"/>
+            <w:tcBorders>
+              <w:top w:val="single" w:sz="4" w:space="0" w:color="BFC7D1"/>
+              <w:left w:val="single" w:sz="4" w:space="0" w:color="BFC7D1"/>
+              <w:bottom w:val="single" w:sz="4" w:space="0" w:color="BFC7D1"/>
+              <w:right w:val="single" w:sz="4" w:space="0" w:color="BFC7D1"/>
+            </w:tcBorders>
+            <w:tcMar>
+              <w:top w:w="60" w:type="dxa"/>
+              <w:left w:w="100" w:type="dxa"/>
+              <w:bottom w:w="60" w:type="dxa"/>
+              <w:right w:w="100" w:type="dxa"/>
+            </w:tcMar>
+          </w:tcPr>
+          <w:p>
+            <w:pPr>
+              <w:spacing w:after="0"/>
+            </w:pPr>
+            <w:r>
+              <w:t>En janvier, mars, mai, juillet, septembre et novembre.</w:t>
+            </w:r>
+          </w:p>
+        </w:tc>
+      </w:tr>
+      <w:tr>
+        <w:tblPrEx>
+          <w:tblCellMar>
+            <w:top w:w="0" w:type="dxa"/>
+            <w:bottom w:w="0" w:type="dxa"/>
+          </w:tblCellMar>
+        </w:tblPrEx>
+        <w:trPr>
+          <w:cantSplit/>
+        </w:trPr>
+        <w:tc>
+          <w:tcPr>
+            <w:tcW w:w="3924" w:type="dxa"/>
+            <w:tcBorders>
+              <w:top w:val="single" w:sz="4" w:space="0" w:color="BFC7D1"/>
+              <w:left w:val="single" w:sz="4" w:space="0" w:color="BFC7D1"/>
+              <w:bottom w:val="single" w:sz="4" w:space="0" w:color="BFC7D1"/>
+              <w:right w:val="single" w:sz="4" w:space="0" w:color="BFC7D1"/>
+            </w:tcBorders>
+            <w:shd w:val="clear" w:color="auto" w:fill="F3F6F9"/>
+            <w:tcMar>
+              <w:top w:w="60" w:type="dxa"/>
+              <w:left w:w="100" w:type="dxa"/>
+              <w:bottom w:w="60" w:type="dxa"/>
+              <w:right w:w="100" w:type="dxa"/>
+            </w:tcMar>
+          </w:tcPr>
+          <w:p>
+            <w:pPr>
+              <w:spacing w:after="0"/>
+            </w:pPr>
+            <w:r>
+              <w:rPr>
+                <w:b/>
+                <w:bCs/>
+              </w:rPr>
+              <w:t>Trimestriel</w:t>
+            </w:r>
+          </w:p>
+        </w:tc>
+        <w:tc>
+          <w:tcPr>
+            <w:tcW w:w="5102" w:type="dxa"/>
+            <w:tcBorders>
+              <w:top w:val="single" w:sz="4" w:space="0" w:color="BFC7D1"/>
+              <w:left w:val="single" w:sz="4" w:space="0" w:color="BFC7D1"/>
+              <w:bottom w:val="single" w:sz="4" w:space="0" w:color="BFC7D1"/>
+              <w:right w:val="single" w:sz="4" w:space="0" w:color="BFC7D1"/>
+            </w:tcBorders>
+            <w:shd w:val="clear" w:color="auto" w:fill="F3F6F9"/>
+            <w:tcMar>
+              <w:top w:w="60" w:type="dxa"/>
+              <w:left w:w="100" w:type="dxa"/>
+              <w:bottom w:w="60" w:type="dxa"/>
+              <w:right w:w="100" w:type="dxa"/>
+            </w:tcMar>
+          </w:tcPr>
+          <w:p>
+            <w:pPr>
+              <w:spacing w:after="0"/>
+            </w:pPr>
+            <w:r>
+              <w:t>En janvier, avril, juillet et octobre.</w:t>
+            </w:r>
+          </w:p>
+        </w:tc>
+      </w:tr>
+      <w:tr>
+        <w:tblPrEx>
+          <w:tblCellMar>
+            <w:top w:w="0" w:type="dxa"/>
+            <w:bottom w:w="0" w:type="dxa"/>
+          </w:tblCellMar>
+        </w:tblPrEx>
+        <w:trPr>
+          <w:cantSplit/>
+        </w:trPr>
+        <w:tc>
+          <w:tcPr>
+            <w:tcW w:w="3924" w:type="dxa"/>
+            <w:tcBorders>
+              <w:top w:val="single" w:sz="4" w:space="0" w:color="BFC7D1"/>
+              <w:left w:val="single" w:sz="4" w:space="0" w:color="BFC7D1"/>
+              <w:bottom w:val="single" w:sz="4" w:space="0" w:color="BFC7D1"/>
+              <w:right w:val="single" w:sz="4" w:space="0" w:color="BFC7D1"/>
+            </w:tcBorders>
+            <w:tcMar>
+              <w:top w:w="60" w:type="dxa"/>
+              <w:left w:w="100" w:type="dxa"/>
+              <w:bottom w:w="60" w:type="dxa"/>
+              <w:right w:w="100" w:type="dxa"/>
+            </w:tcMar>
+          </w:tcPr>
+          <w:p>
+            <w:pPr>
+              <w:spacing w:after="0"/>
+            </w:pPr>
+            <w:r>
+              <w:rPr>
+                <w:b/>
+                <w:bCs/>
+              </w:rPr>
+              <w:t>Quadrimestriel</w:t>
+            </w:r>
+          </w:p>
+        </w:tc>
+        <w:tc>
+          <w:tcPr>
+            <w:tcW w:w="5102" w:type="dxa"/>
+            <w:tcBorders>
+              <w:top w:val="single" w:sz="4" w:space="0" w:color="BFC7D1"/>
+              <w:left w:val="single" w:sz="4" w:space="0" w:color="BFC7D1"/>
+              <w:bottom w:val="single" w:sz="4" w:space="0" w:color="BFC7D1"/>
+              <w:right w:val="single" w:sz="4" w:space="0" w:color="BFC7D1"/>
+            </w:tcBorders>
+            <w:tcMar>
+              <w:top w:w="60" w:type="dxa"/>
+              <w:left w:w="100" w:type="dxa"/>
+              <w:bottom w:w="60" w:type="dxa"/>
+              <w:right w:w="100" w:type="dxa"/>
+            </w:tcMar>
+          </w:tcPr>
+          <w:p>
+            <w:pPr>
+              <w:spacing w:after="0"/>
+            </w:pPr>
+            <w:r>
+              <w:t>En janvier, mai et septembre.</w:t>
+            </w:r>
+          </w:p>
+        </w:tc>
+      </w:tr>
+      <w:tr>
+        <w:tblPrEx>
+          <w:tblCellMar>
+            <w:top w:w="0" w:type="dxa"/>
+            <w:bottom w:w="0" w:type="dxa"/>
+          </w:tblCellMar>
+        </w:tblPrEx>
+        <w:trPr>
+          <w:cantSplit/>
+        </w:trPr>
+        <w:tc>
+          <w:tcPr>
+            <w:tcW w:w="3924" w:type="dxa"/>
+            <w:tcBorders>
+              <w:top w:val="single" w:sz="4" w:space="0" w:color="BFC7D1"/>
+              <w:left w:val="single" w:sz="4" w:space="0" w:color="BFC7D1"/>
+              <w:bottom w:val="single" w:sz="4" w:space="0" w:color="BFC7D1"/>
+              <w:right w:val="single" w:sz="4" w:space="0" w:color="BFC7D1"/>
+            </w:tcBorders>
+            <w:shd w:val="clear" w:color="auto" w:fill="F3F6F9"/>
+            <w:tcMar>
+              <w:top w:w="60" w:type="dxa"/>
+              <w:left w:w="100" w:type="dxa"/>
+              <w:bottom w:w="60" w:type="dxa"/>
+              <w:right w:w="100" w:type="dxa"/>
+            </w:tcMar>
+          </w:tcPr>
+          <w:p>
+            <w:pPr>
+              <w:spacing w:after="0"/>
+            </w:pPr>
+            <w:r>
+              <w:rPr>
+                <w:b/>
+                <w:bCs/>
+              </w:rPr>
+              <w:t>Semestriel</w:t>
+            </w:r>
+          </w:p>
+        </w:tc>
+        <w:tc>
+          <w:tcPr>
+            <w:tcW w:w="5102" w:type="dxa"/>
+            <w:tcBorders>
+              <w:top w:val="single" w:sz="4" w:space="0" w:color="BFC7D1"/>
+              <w:left w:val="single" w:sz="4" w:space="0" w:color="BFC7D1"/>
+              <w:bottom w:val="single" w:sz="4" w:space="0" w:color="BFC7D1"/>
+              <w:right w:val="single" w:sz="4" w:space="0" w:color="BFC7D1"/>
+            </w:tcBorders>
+            <w:shd w:val="clear" w:color="auto" w:fill="F3F6F9"/>
+            <w:tcMar>
+              <w:top w:w="60" w:type="dxa"/>
+              <w:left w:w="100" w:type="dxa"/>
+              <w:bottom w:w="60" w:type="dxa"/>
+              <w:right w:w="100" w:type="dxa"/>
+            </w:tcMar>
+          </w:tcPr>
+          <w:p>
+            <w:pPr>
+              <w:spacing w:after="0"/>
+            </w:pPr>
+            <w:r>
+              <w:t>En janvier et juillet.</w:t>
+            </w:r>
+          </w:p>
+        </w:tc>
+      </w:tr>
+      <w:tr>
+        <w:tblPrEx>
+          <w:tblCellMar>
+            <w:top w:w="0" w:type="dxa"/>
+            <w:bottom w:w="0" w:type="dxa"/>
+          </w:tblCellMar>
+        </w:tblPrEx>
+        <w:trPr>
+          <w:cantSplit/>
+        </w:trPr>
+        <w:tc>
+          <w:tcPr>
+            <w:tcW w:w="3924" w:type="dxa"/>
+            <w:tcBorders>
+              <w:top w:val="single" w:sz="4" w:space="0" w:color="BFC7D1"/>
+              <w:left w:val="single" w:sz="4" w:space="0" w:color="BFC7D1"/>
+              <w:bottom w:val="single" w:sz="4" w:space="0" w:color="BFC7D1"/>
+              <w:right w:val="single" w:sz="4" w:space="0" w:color="BFC7D1"/>
+            </w:tcBorders>
+            <w:tcMar>
+              <w:top w:w="60" w:type="dxa"/>
+              <w:left w:w="100" w:type="dxa"/>
+              <w:bottom w:w="60" w:type="dxa"/>
+              <w:right w:w="100" w:type="dxa"/>
+            </w:tcMar>
+          </w:tcPr>
+          <w:p>
+            <w:pPr>
+              <w:spacing w:after="0"/>
+            </w:pPr>
+            <w:r>
+              <w:rPr>
+                <w:b/>
+                <w:bCs/>
+              </w:rPr>
+              <w:t>Annuel</w:t>
+            </w:r>
+          </w:p>
+        </w:tc>
+        <w:tc>
+          <w:tcPr>
+            <w:tcW w:w="5102" w:type="dxa"/>
+            <w:tcBorders>
+              <w:top w:val="single" w:sz="4" w:space="0" w:color="BFC7D1"/>
+              <w:left w:val="single" w:sz="4" w:space="0" w:color="BFC7D1"/>
+              <w:bottom w:val="single" w:sz="4" w:space="0" w:color="BFC7D1"/>
+              <w:right w:val="single" w:sz="4" w:space="0" w:color="BFC7D1"/>
+            </w:tcBorders>
+            <w:tcMar>
+              <w:top w:w="60" w:type="dxa"/>
+              <w:left w:w="100" w:type="dxa"/>
+              <w:bottom w:w="60" w:type="dxa"/>
+              <w:right w:w="100" w:type="dxa"/>
+            </w:tcMar>
+          </w:tcPr>
+          <w:p>
+            <w:pPr>
+              <w:spacing w:after="0"/>
+            </w:pPr>
+            <w:r>
+              <w:t xml:space="preserve">Une fois par an, le </w:t>
+            </w:r>
+            <w:r>
+              <w:rPr>
+                <w:b/>
+                <w:bCs/>
+              </w:rPr>
+              <w:t>Mois</w:t>
+            </w:r>
+            <w:r>
+              <w:t xml:space="preserve"> et le </w:t>
+            </w:r>
+            <w:r>
+              <w:rPr>
+                <w:b/>
+                <w:bCs/>
+              </w:rPr>
+              <w:t>Jour du mois</w:t>
+            </w:r>
+            <w:r>
+              <w:t xml:space="preserve"> que vous choisissez.</w:t>
+            </w:r>
+          </w:p>
+        </w:tc>
+      </w:tr>
+      <w:tr>
+        <w:tblPrEx>
+          <w:tblCellMar>
+            <w:top w:w="0" w:type="dxa"/>
+            <w:bottom w:w="0" w:type="dxa"/>
+          </w:tblCellMar>
+        </w:tblPrEx>
+        <w:trPr>
+          <w:cantSplit/>
+        </w:trPr>
+        <w:tc>
+          <w:tcPr>
+            <w:tcW w:w="3924" w:type="dxa"/>
+            <w:tcBorders>
+              <w:top w:val="single" w:sz="4" w:space="0" w:color="BFC7D1"/>
+              <w:left w:val="single" w:sz="4" w:space="0" w:color="BFC7D1"/>
+              <w:bottom w:val="single" w:sz="4" w:space="0" w:color="BFC7D1"/>
+              <w:right w:val="single" w:sz="4" w:space="0" w:color="BFC7D1"/>
+            </w:tcBorders>
+            <w:shd w:val="clear" w:color="auto" w:fill="F3F6F9"/>
+            <w:tcMar>
+              <w:top w:w="60" w:type="dxa"/>
+              <w:left w:w="100" w:type="dxa"/>
+              <w:bottom w:w="60" w:type="dxa"/>
+              <w:right w:w="100" w:type="dxa"/>
+            </w:tcMar>
+          </w:tcPr>
+          <w:p>
+            <w:pPr>
+              <w:spacing w:after="0"/>
+            </w:pPr>
+            <w:r>
+              <w:rPr>
+                <w:b/>
+                <w:bCs/>
+              </w:rPr>
+              <w:lastRenderedPageBreak/>
+              <w:t>Personnalisé (cron)</w:t>
+            </w:r>
+          </w:p>
+        </w:tc>
+        <w:tc>
+          <w:tcPr>
+            <w:tcW w:w="5102" w:type="dxa"/>
+            <w:tcBorders>
+              <w:top w:val="single" w:sz="4" w:space="0" w:color="BFC7D1"/>
+              <w:left w:val="single" w:sz="4" w:space="0" w:color="BFC7D1"/>
+              <w:bottom w:val="single" w:sz="4" w:space="0" w:color="BFC7D1"/>
+              <w:right w:val="single" w:sz="4" w:space="0" w:color="BFC7D1"/>
+            </w:tcBorders>
+            <w:shd w:val="clear" w:color="auto" w:fill="F3F6F9"/>
+            <w:tcMar>
+              <w:top w:w="60" w:type="dxa"/>
+              <w:left w:w="100" w:type="dxa"/>
+              <w:bottom w:w="60" w:type="dxa"/>
+              <w:right w:w="100" w:type="dxa"/>
+            </w:tcMar>
+          </w:tcPr>
+          <w:p>
+            <w:pPr>
+              <w:spacing w:after="0"/>
+            </w:pPr>
+            <w:r>
+              <w:t xml:space="preserve">Vous écrivez une </w:t>
+            </w:r>
+            <w:r>
+              <w:rPr>
+                <w:b/>
+                <w:bCs/>
+              </w:rPr>
+              <w:t>Expression cron</w:t>
+            </w:r>
+            <w:r>
+              <w:t xml:space="preserve"> : cinq champs, minute, heure, jour du mois, mois, jour de la semaine. Exemple : </w:t>
             </w:r>
             <w:r>
               <w:rPr>
@@ -17201,11 +18094,51 @@
       <w:pPr>
         <w:pStyle w:val="Ttulo2"/>
       </w:pPr>
-      <w:bookmarkStart w:id="25" w:name="_Toc241748296"/>
-      <w:r>
-        <w:t>Exemple : planifier une exécution hebdomadaire</w:t>
+      <w:bookmarkStart w:id="25" w:name="_Toc241848533"/>
+      <w:r>
+        <w:t>Paramètres qui suivent la date d'exécution</w:t>
       </w:r>
       <w:bookmarkEnd w:id="25"/>
+    </w:p>
+    <w:p>
+      <w:r>
+        <w:t xml:space="preserve">Chaque paramètre de </w:t>
+      </w:r>
+      <w:r>
+        <w:rPr>
+          <w:b/>
+          <w:bCs/>
+        </w:rPr>
+        <w:t>Préréglages de paramètres</w:t>
+      </w:r>
+      <w:r>
+        <w:t xml:space="preserve"> propose un choix : </w:t>
+      </w:r>
+      <w:r>
+        <w:rPr>
+          <w:b/>
+          <w:bCs/>
+        </w:rPr>
+        <w:t>Valeur fixe</w:t>
+      </w:r>
+      <w:r>
+        <w:t xml:space="preserve"> ou </w:t>
+      </w:r>
+      <w:r>
+        <w:rPr>
+          <w:b/>
+          <w:bCs/>
+        </w:rPr>
+        <w:t>Relatif à la date d’exécution</w:t>
+      </w:r>
+      <w:r>
+        <w:t>. Une valeur fixe est la même à chaque exécution. Une valeur relative change avec la date d'exécution de la planification, ainsi un rapport mensuel couvre toujours le bon mois.</w:t>
+      </w:r>
+    </w:p>
+    <w:p>
+      <w:r>
+        <w:t>Une valeur relative comporte trois parties :</w:t>
+      </w:r>
     </w:p>
     <w:p>
       <w:pPr>
@@ -17217,17 +18150,14 @@
         <w:spacing w:after="60"/>
       </w:pPr>
       <w:r>
-        <w:t xml:space="preserve">Dans </w:t>
-      </w:r>
-      <w:r>
         <w:rPr>
           <w:b/>
           <w:bCs/>
         </w:rPr>
-        <w:t>Cartes</w:t>
-      </w:r>
-      <w:r>
-        <w:t>, cliquez sur l'icône Calendrier de la carte.</w:t>
+        <w:t>Décaler la date d’exécution de</w:t>
+      </w:r>
+      <w:r>
+        <w:t xml:space="preserve"> un nombre. Utilisez -1 pour la période précédente, 0 pour la période en cours.</w:t>
       </w:r>
     </w:p>
     <w:p>
@@ -17240,34 +18170,74 @@
         <w:spacing w:after="60"/>
       </w:pPr>
       <w:r>
-        <w:t xml:space="preserve">Saisissez un </w:t>
+        <w:t xml:space="preserve">La période : </w:t>
       </w:r>
       <w:r>
         <w:rPr>
           <w:b/>
           <w:bCs/>
         </w:rPr>
-        <w:t>Nom</w:t>
-      </w:r>
-      <w:r>
-        <w:t xml:space="preserve">. Réglez </w:t>
+        <w:t>jours</w:t>
+      </w:r>
+      <w:r>
+        <w:t xml:space="preserve">, </w:t>
       </w:r>
       <w:r>
         <w:rPr>
           <w:b/>
           <w:bCs/>
         </w:rPr>
-        <w:t>Fréquence</w:t>
-      </w:r>
-      <w:r>
-        <w:t xml:space="preserve"> sur </w:t>
+        <w:t>semaines</w:t>
+      </w:r>
+      <w:r>
+        <w:t xml:space="preserve">, </w:t>
       </w:r>
       <w:r>
         <w:rPr>
           <w:b/>
           <w:bCs/>
         </w:rPr>
-        <w:t>Toutes les semaines (dimanche, minuit)</w:t>
+        <w:t>quinzaines</w:t>
+      </w:r>
+      <w:r>
+        <w:t xml:space="preserve">, </w:t>
+      </w:r>
+      <w:r>
+        <w:rPr>
+          <w:b/>
+          <w:bCs/>
+        </w:rPr>
+        <w:t>mois</w:t>
+      </w:r>
+      <w:r>
+        <w:t xml:space="preserve">, </w:t>
+      </w:r>
+      <w:r>
+        <w:rPr>
+          <w:b/>
+          <w:bCs/>
+        </w:rPr>
+        <w:t>trimestres</w:t>
+      </w:r>
+      <w:r>
+        <w:t xml:space="preserve">, </w:t>
+      </w:r>
+      <w:r>
+        <w:rPr>
+          <w:b/>
+          <w:bCs/>
+        </w:rPr>
+        <w:t>semestres</w:t>
+      </w:r>
+      <w:r>
+        <w:t xml:space="preserve"> ou </w:t>
+      </w:r>
+      <w:r>
+        <w:rPr>
+          <w:b/>
+          <w:bCs/>
+        </w:rPr>
+        <w:t>années</w:t>
       </w:r>
       <w:r>
         <w:t>.</w:t>
@@ -17283,81 +18253,41 @@
         <w:spacing w:after="60"/>
       </w:pPr>
       <w:r>
-        <w:t xml:space="preserve">Choisissez votre </w:t>
-      </w:r>
-      <w:r>
         <w:rPr>
           <w:b/>
           <w:bCs/>
         </w:rPr>
-        <w:t>Fuseau horaire</w:t>
-      </w:r>
-      <w:r>
-        <w:t xml:space="preserve"> et votre </w:t>
+        <w:t>puis utiliser le</w:t>
+      </w:r>
+      <w:r>
+        <w:t xml:space="preserve"> : </w:t>
       </w:r>
       <w:r>
         <w:rPr>
           <w:b/>
           <w:bCs/>
         </w:rPr>
-        <w:t>Format de sortie</w:t>
-      </w:r>
-      <w:r>
-        <w:t>.</w:t>
-      </w:r>
-    </w:p>
-    <w:p>
-      <w:pPr>
-        <w:pStyle w:val="PargrafodaLista"/>
-        <w:numPr>
-          <w:ilvl w:val="0"/>
-          <w:numId w:val="9"/>
-        </w:numPr>
-        <w:spacing w:after="60"/>
-      </w:pPr>
-      <w:r>
-        <w:t xml:space="preserve">Cliquez sur </w:t>
+        <w:t>cette date</w:t>
+      </w:r>
+      <w:r>
+        <w:t xml:space="preserve">, le premier ou le dernier jour de la semaine, de la quinzaine, du mois, du trimestre, du semestre ou de l'année, </w:t>
       </w:r>
       <w:r>
         <w:rPr>
           <w:b/>
           <w:bCs/>
         </w:rPr>
-        <w:t>Enregistrer</w:t>
-      </w:r>
-      <w:r>
-        <w:t>.</w:t>
-      </w:r>
-    </w:p>
-    <w:p>
-      <w:pPr>
-        <w:pStyle w:val="PargrafodaLista"/>
-        <w:numPr>
-          <w:ilvl w:val="0"/>
-          <w:numId w:val="9"/>
-        </w:numPr>
-        <w:spacing w:after="60"/>
-      </w:pPr>
-      <w:r>
-        <w:lastRenderedPageBreak/>
-        <w:t xml:space="preserve">Cliquez sur l'icône </w:t>
+        <w:t>l’année (nombre)</w:t>
+      </w:r>
+      <w:r>
+        <w:t xml:space="preserve"> ou </w:t>
       </w:r>
       <w:r>
         <w:rPr>
           <w:b/>
           <w:bCs/>
         </w:rPr>
-        <w:t>Exécuter maintenant</w:t>
-      </w:r>
-      <w:r>
-        <w:t xml:space="preserve"> pour vérifier que cela fonctionne. Puis ouvrez </w:t>
-      </w:r>
-      <w:r>
-        <w:rPr>
-          <w:b/>
-          <w:bCs/>
-        </w:rPr>
-        <w:t>Historique</w:t>
+        <w:t>le mois (nombre 1-12)</w:t>
       </w:r>
       <w:r>
         <w:t>.</w:t>
@@ -17365,27 +18295,8 @@
     </w:p>
     <w:p>
       <w:pPr>
-        <w:pStyle w:val="Ttulo1"/>
-        <w:pageBreakBefore/>
+        <w:spacing w:after="60"/>
       </w:pPr>
-      <w:bookmarkStart w:id="26" w:name="_Toc241748297"/>
-      <w:r>
-        <w:lastRenderedPageBreak/>
-        <w:t>Exécutions</w:t>
-      </w:r>
-      <w:bookmarkEnd w:id="26"/>
-    </w:p>
-    <w:p>
-      <w:r>
-        <w:rPr>
-          <w:b/>
-          <w:bCs/>
-        </w:rPr>
-        <w:t>Exécutions</w:t>
-      </w:r>
-      <w:r>
-        <w:t xml:space="preserve"> liste chaque exécution que vous avez demandée, qu'elle soit en attente, en cours ou terminée. Elle n'affiche que vos propres exécutions, pas celles des autres.</w:t>
-      </w:r>
     </w:p>
     <w:p>
       <w:pPr>
@@ -17398,10 +18309,10 @@
           <w:noProof/>
         </w:rPr>
         <w:drawing>
-          <wp:inline distT="0" distB="0" distL="0" distR="0" wp14:anchorId="2630E5C6" wp14:editId="3CEB9C3F">
-            <wp:extent cx="5715000" cy="3571875"/>
+          <wp:inline distT="0" distB="0" distL="0" distR="0" wp14:anchorId="4960B180" wp14:editId="1D865352">
+            <wp:extent cx="3419475" cy="1914525"/>
             <wp:effectExtent l="0" t="0" r="0" b="0"/>
-            <wp:docPr id="246" name="08-runs.png" descr="La page Exécutions avec les filtres Carte, Statut et Type et la liste des exécutions." title="La page Exécutions avec les filtres Carte, Statut et Type et la liste des exécutions."/>
+            <wp:docPr id="253" name="35-schedule-relative-date.png" descr="Préréglages de paramètres avec une valeur fixe et une valeur relative à la date d'exécution." title="Préréglages de paramètres avec une valeur fixe et une valeur relative à la date d'exécution."/>
             <wp:cNvGraphicFramePr>
               <a:graphicFrameLocks xmlns:a="http://schemas.openxmlformats.org/drawingml/2006/main" noChangeAspect="1"/>
             </wp:cNvGraphicFramePr>
@@ -17416,6 +18327,1099 @@
                   </pic:nvPicPr>
                   <pic:blipFill>
                     <a:blip r:embed="rId17"/>
+                    <a:srcRect/>
+                    <a:stretch>
+                      <a:fillRect/>
+                    </a:stretch>
+                  </pic:blipFill>
+                  <pic:spPr bwMode="auto">
+                    <a:xfrm>
+                      <a:off x="0" y="0"/>
+                      <a:ext cx="3419475" cy="1914525"/>
+                    </a:xfrm>
+                    <a:prstGeom prst="rect">
+                      <a:avLst/>
+                    </a:prstGeom>
+                  </pic:spPr>
+                </pic:pic>
+              </a:graphicData>
+            </a:graphic>
+          </wp:inline>
+        </w:drawing>
+      </w:r>
+    </w:p>
+    <w:p>
+      <w:pPr>
+        <w:pStyle w:val="Legenda"/>
+        <w:jc w:val="center"/>
+      </w:pPr>
+      <w:r>
+        <w:t>Préréglages de paramètres avec une valeur fixe et une valeur relative à la date d'exécution.</w:t>
+      </w:r>
+    </w:p>
+    <w:tbl>
+      <w:tblPr>
+        <w:tblW w:w="9026" w:type="dxa"/>
+        <w:tblBorders>
+          <w:top w:val="single" w:sz="4" w:space="0" w:color="auto"/>
+          <w:left w:val="single" w:sz="4" w:space="0" w:color="auto"/>
+          <w:bottom w:val="single" w:sz="4" w:space="0" w:color="auto"/>
+          <w:right w:val="single" w:sz="4" w:space="0" w:color="auto"/>
+          <w:insideH w:val="single" w:sz="4" w:space="0" w:color="auto"/>
+          <w:insideV w:val="single" w:sz="4" w:space="0" w:color="auto"/>
+        </w:tblBorders>
+        <w:tblCellMar>
+          <w:left w:w="10" w:type="dxa"/>
+          <w:right w:w="10" w:type="dxa"/>
+        </w:tblCellMar>
+        <w:tblLook w:val="0000" w:firstRow="0" w:lastRow="0" w:firstColumn="0" w:lastColumn="0" w:noHBand="0" w:noVBand="0"/>
+      </w:tblPr>
+      <w:tblGrid>
+        <w:gridCol w:w="2256"/>
+        <w:gridCol w:w="3666"/>
+        <w:gridCol w:w="3104"/>
+      </w:tblGrid>
+      <w:tr>
+        <w:tblPrEx>
+          <w:tblCellMar>
+            <w:top w:w="0" w:type="dxa"/>
+            <w:bottom w:w="0" w:type="dxa"/>
+          </w:tblCellMar>
+        </w:tblPrEx>
+        <w:trPr>
+          <w:cantSplit/>
+          <w:tblHeader/>
+        </w:trPr>
+        <w:tc>
+          <w:tcPr>
+            <w:tcW w:w="2256" w:type="dxa"/>
+            <w:tcBorders>
+              <w:top w:val="single" w:sz="4" w:space="0" w:color="BFC7D1"/>
+              <w:left w:val="single" w:sz="4" w:space="0" w:color="BFC7D1"/>
+              <w:bottom w:val="single" w:sz="4" w:space="0" w:color="BFC7D1"/>
+              <w:right w:val="single" w:sz="4" w:space="0" w:color="BFC7D1"/>
+            </w:tcBorders>
+            <w:shd w:val="clear" w:color="auto" w:fill="1F3A5F"/>
+            <w:tcMar>
+              <w:top w:w="60" w:type="dxa"/>
+              <w:left w:w="100" w:type="dxa"/>
+              <w:bottom w:w="60" w:type="dxa"/>
+              <w:right w:w="100" w:type="dxa"/>
+            </w:tcMar>
+          </w:tcPr>
+          <w:p>
+            <w:pPr>
+              <w:spacing w:after="0"/>
+            </w:pPr>
+            <w:r>
+              <w:rPr>
+                <w:b/>
+                <w:bCs/>
+                <w:color w:val="FFFFFF"/>
+              </w:rPr>
+              <w:t>Vous voulez</w:t>
+            </w:r>
+          </w:p>
+        </w:tc>
+        <w:tc>
+          <w:tcPr>
+            <w:tcW w:w="3666" w:type="dxa"/>
+            <w:tcBorders>
+              <w:top w:val="single" w:sz="4" w:space="0" w:color="BFC7D1"/>
+              <w:left w:val="single" w:sz="4" w:space="0" w:color="BFC7D1"/>
+              <w:bottom w:val="single" w:sz="4" w:space="0" w:color="BFC7D1"/>
+              <w:right w:val="single" w:sz="4" w:space="0" w:color="BFC7D1"/>
+            </w:tcBorders>
+            <w:shd w:val="clear" w:color="auto" w:fill="1F3A5F"/>
+            <w:tcMar>
+              <w:top w:w="60" w:type="dxa"/>
+              <w:left w:w="100" w:type="dxa"/>
+              <w:bottom w:w="60" w:type="dxa"/>
+              <w:right w:w="100" w:type="dxa"/>
+            </w:tcMar>
+          </w:tcPr>
+          <w:p>
+            <w:pPr>
+              <w:spacing w:after="0"/>
+            </w:pPr>
+            <w:r>
+              <w:rPr>
+                <w:b/>
+                <w:bCs/>
+                <w:color w:val="FFFFFF"/>
+              </w:rPr>
+              <w:t>Date de début</w:t>
+            </w:r>
+          </w:p>
+        </w:tc>
+        <w:tc>
+          <w:tcPr>
+            <w:tcW w:w="3104" w:type="dxa"/>
+            <w:tcBorders>
+              <w:top w:val="single" w:sz="4" w:space="0" w:color="BFC7D1"/>
+              <w:left w:val="single" w:sz="4" w:space="0" w:color="BFC7D1"/>
+              <w:bottom w:val="single" w:sz="4" w:space="0" w:color="BFC7D1"/>
+              <w:right w:val="single" w:sz="4" w:space="0" w:color="BFC7D1"/>
+            </w:tcBorders>
+            <w:shd w:val="clear" w:color="auto" w:fill="1F3A5F"/>
+            <w:tcMar>
+              <w:top w:w="60" w:type="dxa"/>
+              <w:left w:w="100" w:type="dxa"/>
+              <w:bottom w:w="60" w:type="dxa"/>
+              <w:right w:w="100" w:type="dxa"/>
+            </w:tcMar>
+          </w:tcPr>
+          <w:p>
+            <w:pPr>
+              <w:spacing w:after="0"/>
+            </w:pPr>
+            <w:r>
+              <w:rPr>
+                <w:b/>
+                <w:bCs/>
+                <w:color w:val="FFFFFF"/>
+              </w:rPr>
+              <w:t>Date de fin</w:t>
+            </w:r>
+          </w:p>
+        </w:tc>
+      </w:tr>
+      <w:tr>
+        <w:tblPrEx>
+          <w:tblCellMar>
+            <w:top w:w="0" w:type="dxa"/>
+            <w:bottom w:w="0" w:type="dxa"/>
+          </w:tblCellMar>
+        </w:tblPrEx>
+        <w:trPr>
+          <w:cantSplit/>
+        </w:trPr>
+        <w:tc>
+          <w:tcPr>
+            <w:tcW w:w="2256" w:type="dxa"/>
+            <w:tcBorders>
+              <w:top w:val="single" w:sz="4" w:space="0" w:color="BFC7D1"/>
+              <w:left w:val="single" w:sz="4" w:space="0" w:color="BFC7D1"/>
+              <w:bottom w:val="single" w:sz="4" w:space="0" w:color="BFC7D1"/>
+              <w:right w:val="single" w:sz="4" w:space="0" w:color="BFC7D1"/>
+            </w:tcBorders>
+            <w:tcMar>
+              <w:top w:w="60" w:type="dxa"/>
+              <w:left w:w="100" w:type="dxa"/>
+              <w:bottom w:w="60" w:type="dxa"/>
+              <w:right w:w="100" w:type="dxa"/>
+            </w:tcMar>
+          </w:tcPr>
+          <w:p>
+            <w:pPr>
+              <w:spacing w:after="0"/>
+            </w:pPr>
+            <w:r>
+              <w:t>Le mois dernier</w:t>
+            </w:r>
+          </w:p>
+        </w:tc>
+        <w:tc>
+          <w:tcPr>
+            <w:tcW w:w="3666" w:type="dxa"/>
+            <w:tcBorders>
+              <w:top w:val="single" w:sz="4" w:space="0" w:color="BFC7D1"/>
+              <w:left w:val="single" w:sz="4" w:space="0" w:color="BFC7D1"/>
+              <w:bottom w:val="single" w:sz="4" w:space="0" w:color="BFC7D1"/>
+              <w:right w:val="single" w:sz="4" w:space="0" w:color="BFC7D1"/>
+            </w:tcBorders>
+            <w:tcMar>
+              <w:top w:w="60" w:type="dxa"/>
+              <w:left w:w="100" w:type="dxa"/>
+              <w:bottom w:w="60" w:type="dxa"/>
+              <w:right w:w="100" w:type="dxa"/>
+            </w:tcMar>
+          </w:tcPr>
+          <w:p>
+            <w:pPr>
+              <w:spacing w:after="0"/>
+            </w:pPr>
+            <w:r>
+              <w:t xml:space="preserve">-1 </w:t>
+            </w:r>
+            <w:r>
+              <w:rPr>
+                <w:b/>
+                <w:bCs/>
+              </w:rPr>
+              <w:t>mois</w:t>
+            </w:r>
+            <w:r>
+              <w:t xml:space="preserve">, </w:t>
+            </w:r>
+            <w:r>
+              <w:rPr>
+                <w:b/>
+                <w:bCs/>
+              </w:rPr>
+              <w:t>premier jour de ce mois</w:t>
+            </w:r>
+          </w:p>
+        </w:tc>
+        <w:tc>
+          <w:tcPr>
+            <w:tcW w:w="3104" w:type="dxa"/>
+            <w:tcBorders>
+              <w:top w:val="single" w:sz="4" w:space="0" w:color="BFC7D1"/>
+              <w:left w:val="single" w:sz="4" w:space="0" w:color="BFC7D1"/>
+              <w:bottom w:val="single" w:sz="4" w:space="0" w:color="BFC7D1"/>
+              <w:right w:val="single" w:sz="4" w:space="0" w:color="BFC7D1"/>
+            </w:tcBorders>
+            <w:tcMar>
+              <w:top w:w="60" w:type="dxa"/>
+              <w:left w:w="100" w:type="dxa"/>
+              <w:bottom w:w="60" w:type="dxa"/>
+              <w:right w:w="100" w:type="dxa"/>
+            </w:tcMar>
+          </w:tcPr>
+          <w:p>
+            <w:pPr>
+              <w:spacing w:after="0"/>
+            </w:pPr>
+            <w:r>
+              <w:t xml:space="preserve">-1 </w:t>
+            </w:r>
+            <w:r>
+              <w:rPr>
+                <w:b/>
+                <w:bCs/>
+              </w:rPr>
+              <w:t>mois</w:t>
+            </w:r>
+            <w:r>
+              <w:t xml:space="preserve">, </w:t>
+            </w:r>
+            <w:r>
+              <w:rPr>
+                <w:b/>
+                <w:bCs/>
+              </w:rPr>
+              <w:t>dernier jour de ce mois</w:t>
+            </w:r>
+          </w:p>
+        </w:tc>
+      </w:tr>
+      <w:tr>
+        <w:tblPrEx>
+          <w:tblCellMar>
+            <w:top w:w="0" w:type="dxa"/>
+            <w:bottom w:w="0" w:type="dxa"/>
+          </w:tblCellMar>
+        </w:tblPrEx>
+        <w:trPr>
+          <w:cantSplit/>
+        </w:trPr>
+        <w:tc>
+          <w:tcPr>
+            <w:tcW w:w="2256" w:type="dxa"/>
+            <w:tcBorders>
+              <w:top w:val="single" w:sz="4" w:space="0" w:color="BFC7D1"/>
+              <w:left w:val="single" w:sz="4" w:space="0" w:color="BFC7D1"/>
+              <w:bottom w:val="single" w:sz="4" w:space="0" w:color="BFC7D1"/>
+              <w:right w:val="single" w:sz="4" w:space="0" w:color="BFC7D1"/>
+            </w:tcBorders>
+            <w:shd w:val="clear" w:color="auto" w:fill="F3F6F9"/>
+            <w:tcMar>
+              <w:top w:w="60" w:type="dxa"/>
+              <w:left w:w="100" w:type="dxa"/>
+              <w:bottom w:w="60" w:type="dxa"/>
+              <w:right w:w="100" w:type="dxa"/>
+            </w:tcMar>
+          </w:tcPr>
+          <w:p>
+            <w:pPr>
+              <w:spacing w:after="0"/>
+            </w:pPr>
+            <w:r>
+              <w:t>L'année en cours, jusqu'au mois dernier</w:t>
+            </w:r>
+          </w:p>
+        </w:tc>
+        <w:tc>
+          <w:tcPr>
+            <w:tcW w:w="3666" w:type="dxa"/>
+            <w:tcBorders>
+              <w:top w:val="single" w:sz="4" w:space="0" w:color="BFC7D1"/>
+              <w:left w:val="single" w:sz="4" w:space="0" w:color="BFC7D1"/>
+              <w:bottom w:val="single" w:sz="4" w:space="0" w:color="BFC7D1"/>
+              <w:right w:val="single" w:sz="4" w:space="0" w:color="BFC7D1"/>
+            </w:tcBorders>
+            <w:shd w:val="clear" w:color="auto" w:fill="F3F6F9"/>
+            <w:tcMar>
+              <w:top w:w="60" w:type="dxa"/>
+              <w:left w:w="100" w:type="dxa"/>
+              <w:bottom w:w="60" w:type="dxa"/>
+              <w:right w:w="100" w:type="dxa"/>
+            </w:tcMar>
+          </w:tcPr>
+          <w:p>
+            <w:pPr>
+              <w:spacing w:after="0"/>
+            </w:pPr>
+            <w:r>
+              <w:t xml:space="preserve">-1 </w:t>
+            </w:r>
+            <w:r>
+              <w:rPr>
+                <w:b/>
+                <w:bCs/>
+              </w:rPr>
+              <w:t>mois</w:t>
+            </w:r>
+            <w:r>
+              <w:t xml:space="preserve">, </w:t>
+            </w:r>
+            <w:r>
+              <w:rPr>
+                <w:b/>
+                <w:bCs/>
+              </w:rPr>
+              <w:t>premier jour de cette année</w:t>
+            </w:r>
+          </w:p>
+        </w:tc>
+        <w:tc>
+          <w:tcPr>
+            <w:tcW w:w="3104" w:type="dxa"/>
+            <w:tcBorders>
+              <w:top w:val="single" w:sz="4" w:space="0" w:color="BFC7D1"/>
+              <w:left w:val="single" w:sz="4" w:space="0" w:color="BFC7D1"/>
+              <w:bottom w:val="single" w:sz="4" w:space="0" w:color="BFC7D1"/>
+              <w:right w:val="single" w:sz="4" w:space="0" w:color="BFC7D1"/>
+            </w:tcBorders>
+            <w:shd w:val="clear" w:color="auto" w:fill="F3F6F9"/>
+            <w:tcMar>
+              <w:top w:w="60" w:type="dxa"/>
+              <w:left w:w="100" w:type="dxa"/>
+              <w:bottom w:w="60" w:type="dxa"/>
+              <w:right w:w="100" w:type="dxa"/>
+            </w:tcMar>
+          </w:tcPr>
+          <w:p>
+            <w:pPr>
+              <w:spacing w:after="0"/>
+            </w:pPr>
+            <w:r>
+              <w:t xml:space="preserve">-1 </w:t>
+            </w:r>
+            <w:r>
+              <w:rPr>
+                <w:b/>
+                <w:bCs/>
+              </w:rPr>
+              <w:t>mois</w:t>
+            </w:r>
+            <w:r>
+              <w:t xml:space="preserve">, </w:t>
+            </w:r>
+            <w:r>
+              <w:rPr>
+                <w:b/>
+                <w:bCs/>
+              </w:rPr>
+              <w:t>dernier jour de ce mois</w:t>
+            </w:r>
+          </w:p>
+        </w:tc>
+      </w:tr>
+      <w:tr>
+        <w:tblPrEx>
+          <w:tblCellMar>
+            <w:top w:w="0" w:type="dxa"/>
+            <w:bottom w:w="0" w:type="dxa"/>
+          </w:tblCellMar>
+        </w:tblPrEx>
+        <w:trPr>
+          <w:cantSplit/>
+        </w:trPr>
+        <w:tc>
+          <w:tcPr>
+            <w:tcW w:w="2256" w:type="dxa"/>
+            <w:tcBorders>
+              <w:top w:val="single" w:sz="4" w:space="0" w:color="BFC7D1"/>
+              <w:left w:val="single" w:sz="4" w:space="0" w:color="BFC7D1"/>
+              <w:bottom w:val="single" w:sz="4" w:space="0" w:color="BFC7D1"/>
+              <w:right w:val="single" w:sz="4" w:space="0" w:color="BFC7D1"/>
+            </w:tcBorders>
+            <w:tcMar>
+              <w:top w:w="60" w:type="dxa"/>
+              <w:left w:w="100" w:type="dxa"/>
+              <w:bottom w:w="60" w:type="dxa"/>
+              <w:right w:w="100" w:type="dxa"/>
+            </w:tcMar>
+          </w:tcPr>
+          <w:p>
+            <w:pPr>
+              <w:spacing w:after="0"/>
+            </w:pPr>
+            <w:r>
+              <w:lastRenderedPageBreak/>
+              <w:t>Un début fixe, une fin mobile</w:t>
+            </w:r>
+          </w:p>
+        </w:tc>
+        <w:tc>
+          <w:tcPr>
+            <w:tcW w:w="3666" w:type="dxa"/>
+            <w:tcBorders>
+              <w:top w:val="single" w:sz="4" w:space="0" w:color="BFC7D1"/>
+              <w:left w:val="single" w:sz="4" w:space="0" w:color="BFC7D1"/>
+              <w:bottom w:val="single" w:sz="4" w:space="0" w:color="BFC7D1"/>
+              <w:right w:val="single" w:sz="4" w:space="0" w:color="BFC7D1"/>
+            </w:tcBorders>
+            <w:tcMar>
+              <w:top w:w="60" w:type="dxa"/>
+              <w:left w:w="100" w:type="dxa"/>
+              <w:bottom w:w="60" w:type="dxa"/>
+              <w:right w:w="100" w:type="dxa"/>
+            </w:tcMar>
+          </w:tcPr>
+          <w:p>
+            <w:pPr>
+              <w:spacing w:after="0"/>
+            </w:pPr>
+            <w:r>
+              <w:rPr>
+                <w:b/>
+                <w:bCs/>
+              </w:rPr>
+              <w:t>Valeur fixe</w:t>
+            </w:r>
+            <w:r>
+              <w:t>, par exemple 2026-01-01</w:t>
+            </w:r>
+          </w:p>
+        </w:tc>
+        <w:tc>
+          <w:tcPr>
+            <w:tcW w:w="3104" w:type="dxa"/>
+            <w:tcBorders>
+              <w:top w:val="single" w:sz="4" w:space="0" w:color="BFC7D1"/>
+              <w:left w:val="single" w:sz="4" w:space="0" w:color="BFC7D1"/>
+              <w:bottom w:val="single" w:sz="4" w:space="0" w:color="BFC7D1"/>
+              <w:right w:val="single" w:sz="4" w:space="0" w:color="BFC7D1"/>
+            </w:tcBorders>
+            <w:tcMar>
+              <w:top w:w="60" w:type="dxa"/>
+              <w:left w:w="100" w:type="dxa"/>
+              <w:bottom w:w="60" w:type="dxa"/>
+              <w:right w:w="100" w:type="dxa"/>
+            </w:tcMar>
+          </w:tcPr>
+          <w:p>
+            <w:pPr>
+              <w:spacing w:after="0"/>
+            </w:pPr>
+            <w:r>
+              <w:t xml:space="preserve">-1 </w:t>
+            </w:r>
+            <w:r>
+              <w:rPr>
+                <w:b/>
+                <w:bCs/>
+              </w:rPr>
+              <w:t>mois</w:t>
+            </w:r>
+            <w:r>
+              <w:t xml:space="preserve">, </w:t>
+            </w:r>
+            <w:r>
+              <w:rPr>
+                <w:b/>
+                <w:bCs/>
+              </w:rPr>
+              <w:t>dernier jour de ce mois</w:t>
+            </w:r>
+          </w:p>
+        </w:tc>
+      </w:tr>
+      <w:tr>
+        <w:tblPrEx>
+          <w:tblCellMar>
+            <w:top w:w="0" w:type="dxa"/>
+            <w:bottom w:w="0" w:type="dxa"/>
+          </w:tblCellMar>
+        </w:tblPrEx>
+        <w:trPr>
+          <w:cantSplit/>
+        </w:trPr>
+        <w:tc>
+          <w:tcPr>
+            <w:tcW w:w="2256" w:type="dxa"/>
+            <w:tcBorders>
+              <w:top w:val="single" w:sz="4" w:space="0" w:color="BFC7D1"/>
+              <w:left w:val="single" w:sz="4" w:space="0" w:color="BFC7D1"/>
+              <w:bottom w:val="single" w:sz="4" w:space="0" w:color="BFC7D1"/>
+              <w:right w:val="single" w:sz="4" w:space="0" w:color="BFC7D1"/>
+            </w:tcBorders>
+            <w:shd w:val="clear" w:color="auto" w:fill="F3F6F9"/>
+            <w:tcMar>
+              <w:top w:w="60" w:type="dxa"/>
+              <w:left w:w="100" w:type="dxa"/>
+              <w:bottom w:w="60" w:type="dxa"/>
+              <w:right w:w="100" w:type="dxa"/>
+            </w:tcMar>
+          </w:tcPr>
+          <w:p>
+            <w:pPr>
+              <w:spacing w:after="0"/>
+            </w:pPr>
+            <w:r>
+              <w:t>Le trimestre dernier</w:t>
+            </w:r>
+          </w:p>
+        </w:tc>
+        <w:tc>
+          <w:tcPr>
+            <w:tcW w:w="3666" w:type="dxa"/>
+            <w:tcBorders>
+              <w:top w:val="single" w:sz="4" w:space="0" w:color="BFC7D1"/>
+              <w:left w:val="single" w:sz="4" w:space="0" w:color="BFC7D1"/>
+              <w:bottom w:val="single" w:sz="4" w:space="0" w:color="BFC7D1"/>
+              <w:right w:val="single" w:sz="4" w:space="0" w:color="BFC7D1"/>
+            </w:tcBorders>
+            <w:shd w:val="clear" w:color="auto" w:fill="F3F6F9"/>
+            <w:tcMar>
+              <w:top w:w="60" w:type="dxa"/>
+              <w:left w:w="100" w:type="dxa"/>
+              <w:bottom w:w="60" w:type="dxa"/>
+              <w:right w:w="100" w:type="dxa"/>
+            </w:tcMar>
+          </w:tcPr>
+          <w:p>
+            <w:pPr>
+              <w:spacing w:after="0"/>
+            </w:pPr>
+            <w:r>
+              <w:t xml:space="preserve">-1 </w:t>
+            </w:r>
+            <w:r>
+              <w:rPr>
+                <w:b/>
+                <w:bCs/>
+              </w:rPr>
+              <w:t>trimestres</w:t>
+            </w:r>
+            <w:r>
+              <w:t xml:space="preserve">, </w:t>
+            </w:r>
+            <w:r>
+              <w:rPr>
+                <w:b/>
+                <w:bCs/>
+              </w:rPr>
+              <w:t>premier jour de ce trimestre</w:t>
+            </w:r>
+          </w:p>
+        </w:tc>
+        <w:tc>
+          <w:tcPr>
+            <w:tcW w:w="3104" w:type="dxa"/>
+            <w:tcBorders>
+              <w:top w:val="single" w:sz="4" w:space="0" w:color="BFC7D1"/>
+              <w:left w:val="single" w:sz="4" w:space="0" w:color="BFC7D1"/>
+              <w:bottom w:val="single" w:sz="4" w:space="0" w:color="BFC7D1"/>
+              <w:right w:val="single" w:sz="4" w:space="0" w:color="BFC7D1"/>
+            </w:tcBorders>
+            <w:shd w:val="clear" w:color="auto" w:fill="F3F6F9"/>
+            <w:tcMar>
+              <w:top w:w="60" w:type="dxa"/>
+              <w:left w:w="100" w:type="dxa"/>
+              <w:bottom w:w="60" w:type="dxa"/>
+              <w:right w:w="100" w:type="dxa"/>
+            </w:tcMar>
+          </w:tcPr>
+          <w:p>
+            <w:pPr>
+              <w:spacing w:after="0"/>
+            </w:pPr>
+            <w:r>
+              <w:t xml:space="preserve">-1 </w:t>
+            </w:r>
+            <w:r>
+              <w:rPr>
+                <w:b/>
+                <w:bCs/>
+              </w:rPr>
+              <w:t>trimestres</w:t>
+            </w:r>
+            <w:r>
+              <w:t xml:space="preserve">, </w:t>
+            </w:r>
+            <w:r>
+              <w:rPr>
+                <w:b/>
+                <w:bCs/>
+              </w:rPr>
+              <w:t>dernier jour de ce trimestre</w:t>
+            </w:r>
+          </w:p>
+        </w:tc>
+      </w:tr>
+      <w:tr>
+        <w:tblPrEx>
+          <w:tblCellMar>
+            <w:top w:w="0" w:type="dxa"/>
+            <w:bottom w:w="0" w:type="dxa"/>
+          </w:tblCellMar>
+        </w:tblPrEx>
+        <w:trPr>
+          <w:cantSplit/>
+        </w:trPr>
+        <w:tc>
+          <w:tcPr>
+            <w:tcW w:w="2256" w:type="dxa"/>
+            <w:tcBorders>
+              <w:top w:val="single" w:sz="4" w:space="0" w:color="BFC7D1"/>
+              <w:left w:val="single" w:sz="4" w:space="0" w:color="BFC7D1"/>
+              <w:bottom w:val="single" w:sz="4" w:space="0" w:color="BFC7D1"/>
+              <w:right w:val="single" w:sz="4" w:space="0" w:color="BFC7D1"/>
+            </w:tcBorders>
+            <w:tcMar>
+              <w:top w:w="60" w:type="dxa"/>
+              <w:left w:w="100" w:type="dxa"/>
+              <w:bottom w:w="60" w:type="dxa"/>
+              <w:right w:w="100" w:type="dxa"/>
+            </w:tcMar>
+          </w:tcPr>
+          <w:p>
+            <w:pPr>
+              <w:spacing w:after="0"/>
+            </w:pPr>
+            <w:r>
+              <w:t>Hier</w:t>
+            </w:r>
+          </w:p>
+        </w:tc>
+        <w:tc>
+          <w:tcPr>
+            <w:tcW w:w="3666" w:type="dxa"/>
+            <w:tcBorders>
+              <w:top w:val="single" w:sz="4" w:space="0" w:color="BFC7D1"/>
+              <w:left w:val="single" w:sz="4" w:space="0" w:color="BFC7D1"/>
+              <w:bottom w:val="single" w:sz="4" w:space="0" w:color="BFC7D1"/>
+              <w:right w:val="single" w:sz="4" w:space="0" w:color="BFC7D1"/>
+            </w:tcBorders>
+            <w:tcMar>
+              <w:top w:w="60" w:type="dxa"/>
+              <w:left w:w="100" w:type="dxa"/>
+              <w:bottom w:w="60" w:type="dxa"/>
+              <w:right w:w="100" w:type="dxa"/>
+            </w:tcMar>
+          </w:tcPr>
+          <w:p>
+            <w:pPr>
+              <w:spacing w:after="0"/>
+            </w:pPr>
+            <w:r>
+              <w:t xml:space="preserve">-1 </w:t>
+            </w:r>
+            <w:r>
+              <w:rPr>
+                <w:b/>
+                <w:bCs/>
+              </w:rPr>
+              <w:t>jours</w:t>
+            </w:r>
+            <w:r>
+              <w:t xml:space="preserve">, </w:t>
+            </w:r>
+            <w:r>
+              <w:rPr>
+                <w:b/>
+                <w:bCs/>
+              </w:rPr>
+              <w:t>cette date</w:t>
+            </w:r>
+          </w:p>
+        </w:tc>
+        <w:tc>
+          <w:tcPr>
+            <w:tcW w:w="3104" w:type="dxa"/>
+            <w:tcBorders>
+              <w:top w:val="single" w:sz="4" w:space="0" w:color="BFC7D1"/>
+              <w:left w:val="single" w:sz="4" w:space="0" w:color="BFC7D1"/>
+              <w:bottom w:val="single" w:sz="4" w:space="0" w:color="BFC7D1"/>
+              <w:right w:val="single" w:sz="4" w:space="0" w:color="BFC7D1"/>
+            </w:tcBorders>
+            <w:tcMar>
+              <w:top w:w="60" w:type="dxa"/>
+              <w:left w:w="100" w:type="dxa"/>
+              <w:bottom w:w="60" w:type="dxa"/>
+              <w:right w:w="100" w:type="dxa"/>
+            </w:tcMar>
+          </w:tcPr>
+          <w:p>
+            <w:pPr>
+              <w:spacing w:after="0"/>
+            </w:pPr>
+            <w:r>
+              <w:t xml:space="preserve">-1 </w:t>
+            </w:r>
+            <w:r>
+              <w:rPr>
+                <w:b/>
+                <w:bCs/>
+              </w:rPr>
+              <w:t>jours</w:t>
+            </w:r>
+            <w:r>
+              <w:t xml:space="preserve">, </w:t>
+            </w:r>
+            <w:r>
+              <w:rPr>
+                <w:b/>
+                <w:bCs/>
+              </w:rPr>
+              <w:t>cette date</w:t>
+            </w:r>
+          </w:p>
+        </w:tc>
+      </w:tr>
+    </w:tbl>
+    <w:p>
+      <w:pPr>
+        <w:spacing w:after="60"/>
+      </w:pPr>
+    </w:p>
+    <w:p>
+      <w:r>
+        <w:t xml:space="preserve">Pour un paramètre qui demande une année ou un mois sous forme de nombre, utilisez </w:t>
+      </w:r>
+      <w:r>
+        <w:rPr>
+          <w:b/>
+          <w:bCs/>
+        </w:rPr>
+        <w:t>l’année (nombre)</w:t>
+      </w:r>
+      <w:r>
+        <w:t xml:space="preserve"> ou </w:t>
+      </w:r>
+      <w:r>
+        <w:rPr>
+          <w:b/>
+          <w:bCs/>
+        </w:rPr>
+        <w:t>le mois (nombre 1-12)</w:t>
+      </w:r>
+      <w:r>
+        <w:t>. Une semaine commence le lundi. Une quinzaine va du 1er au 15, ou du 16 à la fin du mois.</w:t>
+      </w:r>
+    </w:p>
+    <w:p>
+      <w:pPr>
+        <w:pBdr>
+          <w:left w:val="single" w:sz="24" w:space="8" w:color="4E9A5B"/>
+        </w:pBdr>
+        <w:shd w:val="clear" w:color="auto" w:fill="E8F4EA"/>
+        <w:spacing w:before="120" w:after="160"/>
+        <w:ind w:left="200" w:right="200"/>
+      </w:pPr>
+      <w:r>
+        <w:rPr>
+          <w:b/>
+          <w:bCs/>
+        </w:rPr>
+        <w:t>Astuce :</w:t>
+      </w:r>
+      <w:r>
+        <w:t xml:space="preserve"> -1 </w:t>
+      </w:r>
+      <w:r>
+        <w:rPr>
+          <w:b/>
+          <w:bCs/>
+        </w:rPr>
+        <w:t>mois</w:t>
+      </w:r>
+      <w:r>
+        <w:t xml:space="preserve">, </w:t>
+      </w:r>
+      <w:r>
+        <w:rPr>
+          <w:b/>
+          <w:bCs/>
+        </w:rPr>
+        <w:t>premier jour de cette année</w:t>
+      </w:r>
+      <w:r>
+        <w:t xml:space="preserve"> donne toujours toute l'année précédente quand la planification s'exécute en janvier. Une </w:t>
+      </w:r>
+      <w:r>
+        <w:rPr>
+          <w:b/>
+          <w:bCs/>
+        </w:rPr>
+        <w:t>Valeur fixe</w:t>
+      </w:r>
+      <w:r>
+        <w:t xml:space="preserve"> ne bouge pas : une date fixe 2026-01-01 commence toujours en 2026 quand la planification s'exécute en 2027.</w:t>
+      </w:r>
+    </w:p>
+    <w:p>
+      <w:r>
+        <w:t xml:space="preserve">La colonne </w:t>
+      </w:r>
+      <w:r>
+        <w:rPr>
+          <w:b/>
+          <w:bCs/>
+        </w:rPr>
+        <w:t>Prochaine exécution</w:t>
+      </w:r>
+      <w:r>
+        <w:t xml:space="preserve"> affiche la date de la prochaine exécution et, en dessous, les valeurs que cette exécution utilisera. Vérifiez-la après l'enregistrement.</w:t>
+      </w:r>
+    </w:p>
+    <w:p>
+      <w:r>
+        <w:t>Vous pouvez donner plusieurs planifications à une même carte, chacune avec sa propre fréquence et ses propres valeurs. Exemple : une planification mensuelle pour le mois dernier, et une planification annuelle pour l'année dernière.</w:t>
+      </w:r>
+    </w:p>
+    <w:p>
+      <w:pPr>
+        <w:pStyle w:val="Ttulo2"/>
+      </w:pPr>
+      <w:bookmarkStart w:id="26" w:name="_Toc241848534"/>
+      <w:r>
+        <w:t>Exemple : planifier une exécution hebdomadaire</w:t>
+      </w:r>
+      <w:bookmarkEnd w:id="26"/>
+    </w:p>
+    <w:p>
+      <w:pPr>
+        <w:pStyle w:val="PargrafodaLista"/>
+        <w:numPr>
+          <w:ilvl w:val="0"/>
+          <w:numId w:val="10"/>
+        </w:numPr>
+        <w:spacing w:after="60"/>
+      </w:pPr>
+      <w:r>
+        <w:t xml:space="preserve">Dans </w:t>
+      </w:r>
+      <w:r>
+        <w:rPr>
+          <w:b/>
+          <w:bCs/>
+        </w:rPr>
+        <w:t>Cartes</w:t>
+      </w:r>
+      <w:r>
+        <w:t>, cliquez sur l'icône Calendrier de la carte.</w:t>
+      </w:r>
+    </w:p>
+    <w:p>
+      <w:pPr>
+        <w:pStyle w:val="PargrafodaLista"/>
+        <w:numPr>
+          <w:ilvl w:val="0"/>
+          <w:numId w:val="10"/>
+        </w:numPr>
+        <w:spacing w:after="60"/>
+      </w:pPr>
+      <w:r>
+        <w:t xml:space="preserve">Saisissez un </w:t>
+      </w:r>
+      <w:r>
+        <w:rPr>
+          <w:b/>
+          <w:bCs/>
+        </w:rPr>
+        <w:t>Nom</w:t>
+      </w:r>
+      <w:r>
+        <w:t xml:space="preserve">. Réglez </w:t>
+      </w:r>
+      <w:r>
+        <w:rPr>
+          <w:b/>
+          <w:bCs/>
+        </w:rPr>
+        <w:t>Fréquence</w:t>
+      </w:r>
+      <w:r>
+        <w:t xml:space="preserve"> sur </w:t>
+      </w:r>
+      <w:r>
+        <w:rPr>
+          <w:b/>
+          <w:bCs/>
+        </w:rPr>
+        <w:t>Hebdomadaire</w:t>
+      </w:r>
+      <w:r>
+        <w:t xml:space="preserve">, </w:t>
+      </w:r>
+      <w:r>
+        <w:rPr>
+          <w:b/>
+          <w:bCs/>
+        </w:rPr>
+        <w:t>Jour de la semaine</w:t>
+      </w:r>
+      <w:r>
+        <w:t xml:space="preserve"> sur lundi et </w:t>
+      </w:r>
+      <w:r>
+        <w:rPr>
+          <w:b/>
+          <w:bCs/>
+        </w:rPr>
+        <w:t>Heure</w:t>
+      </w:r>
+      <w:r>
+        <w:t xml:space="preserve"> sur 07:00.</w:t>
+      </w:r>
+    </w:p>
+    <w:p>
+      <w:pPr>
+        <w:pStyle w:val="PargrafodaLista"/>
+        <w:numPr>
+          <w:ilvl w:val="0"/>
+          <w:numId w:val="10"/>
+        </w:numPr>
+        <w:spacing w:after="60"/>
+      </w:pPr>
+      <w:r>
+        <w:t xml:space="preserve">Choisissez votre </w:t>
+      </w:r>
+      <w:r>
+        <w:rPr>
+          <w:b/>
+          <w:bCs/>
+        </w:rPr>
+        <w:t>Fuseau horaire</w:t>
+      </w:r>
+      <w:r>
+        <w:t xml:space="preserve"> et votre </w:t>
+      </w:r>
+      <w:r>
+        <w:rPr>
+          <w:b/>
+          <w:bCs/>
+        </w:rPr>
+        <w:t>Format de sortie</w:t>
+      </w:r>
+      <w:r>
+        <w:t>.</w:t>
+      </w:r>
+    </w:p>
+    <w:p>
+      <w:pPr>
+        <w:pStyle w:val="PargrafodaLista"/>
+        <w:numPr>
+          <w:ilvl w:val="0"/>
+          <w:numId w:val="10"/>
+        </w:numPr>
+        <w:spacing w:after="60"/>
+      </w:pPr>
+      <w:r>
+        <w:t xml:space="preserve">Cliquez sur </w:t>
+      </w:r>
+      <w:r>
+        <w:rPr>
+          <w:b/>
+          <w:bCs/>
+        </w:rPr>
+        <w:t>Enregistrer</w:t>
+      </w:r>
+      <w:r>
+        <w:t>.</w:t>
+      </w:r>
+    </w:p>
+    <w:p>
+      <w:pPr>
+        <w:pStyle w:val="PargrafodaLista"/>
+        <w:numPr>
+          <w:ilvl w:val="0"/>
+          <w:numId w:val="10"/>
+        </w:numPr>
+        <w:spacing w:after="60"/>
+      </w:pPr>
+      <w:r>
+        <w:t xml:space="preserve">Cliquez sur l'icône </w:t>
+      </w:r>
+      <w:r>
+        <w:rPr>
+          <w:b/>
+          <w:bCs/>
+        </w:rPr>
+        <w:t>Exécuter maintenant</w:t>
+      </w:r>
+      <w:r>
+        <w:t xml:space="preserve"> pour vérifier que cela fonctionne. Puis ouvrez </w:t>
+      </w:r>
+      <w:r>
+        <w:rPr>
+          <w:b/>
+          <w:bCs/>
+        </w:rPr>
+        <w:t>Historique</w:t>
+      </w:r>
+      <w:r>
+        <w:t>.</w:t>
+      </w:r>
+    </w:p>
+    <w:p>
+      <w:pPr>
+        <w:pStyle w:val="Ttulo1"/>
+        <w:pageBreakBefore/>
+      </w:pPr>
+      <w:bookmarkStart w:id="27" w:name="_Toc241848535"/>
+      <w:r>
+        <w:lastRenderedPageBreak/>
+        <w:t>Exécutions</w:t>
+      </w:r>
+      <w:bookmarkEnd w:id="27"/>
+    </w:p>
+    <w:p>
+      <w:r>
+        <w:rPr>
+          <w:b/>
+          <w:bCs/>
+        </w:rPr>
+        <w:t>Exécutions</w:t>
+      </w:r>
+      <w:r>
+        <w:t xml:space="preserve"> liste chaque exécution que vous avez demandée, qu'elle soit en attente, en cours ou terminée. Elle n'affiche que vos propres exécutions, pas celles des autres.</w:t>
+      </w:r>
+    </w:p>
+    <w:p>
+      <w:pPr>
+        <w:keepNext/>
+        <w:spacing w:before="120" w:after="60"/>
+        <w:jc w:val="center"/>
+      </w:pPr>
+      <w:r>
+        <w:rPr>
+          <w:noProof/>
+        </w:rPr>
+        <w:drawing>
+          <wp:inline distT="0" distB="0" distL="0" distR="0" wp14:anchorId="45371FC5" wp14:editId="6ECA9E22">
+            <wp:extent cx="5715000" cy="3571875"/>
+            <wp:effectExtent l="0" t="0" r="0" b="0"/>
+            <wp:docPr id="254" name="08-runs.png" descr="La page Exécutions avec les filtres Carte, Statut et Type et la liste des exécutions." title="La page Exécutions avec les filtres Carte, Statut et Type et la liste des exécutions."/>
+            <wp:cNvGraphicFramePr>
+              <a:graphicFrameLocks xmlns:a="http://schemas.openxmlformats.org/drawingml/2006/main" noChangeAspect="1"/>
+            </wp:cNvGraphicFramePr>
+            <a:graphic xmlns:a="http://schemas.openxmlformats.org/drawingml/2006/main">
+              <a:graphicData uri="http://schemas.openxmlformats.org/drawingml/2006/picture">
+                <pic:pic xmlns:pic="http://schemas.openxmlformats.org/drawingml/2006/picture">
+                  <pic:nvPicPr>
+                    <pic:cNvPr id="0" name=""/>
+                    <pic:cNvPicPr>
+                      <a:picLocks noChangeAspect="1" noChangeArrowheads="1"/>
+                    </pic:cNvPicPr>
+                  </pic:nvPicPr>
+                  <pic:blipFill>
+                    <a:blip r:embed="rId18"/>
                     <a:srcRect/>
                     <a:stretch>
                       <a:fillRect/>
@@ -18119,12 +20123,12 @@
         <w:pStyle w:val="Ttulo1"/>
         <w:pageBreakBefore/>
       </w:pPr>
-      <w:bookmarkStart w:id="27" w:name="_Toc241748298"/>
+      <w:bookmarkStart w:id="28" w:name="_Toc241848536"/>
       <w:r>
         <w:lastRenderedPageBreak/>
         <w:t>Exportations</w:t>
       </w:r>
-      <w:bookmarkEnd w:id="27"/>
+      <w:bookmarkEnd w:id="28"/>
     </w:p>
     <w:p>
       <w:r>
@@ -18149,10 +20153,10 @@
           <w:noProof/>
         </w:rPr>
         <w:drawing>
-          <wp:inline distT="0" distB="0" distL="0" distR="0" wp14:anchorId="35D5E305" wp14:editId="69731141">
+          <wp:inline distT="0" distB="0" distL="0" distR="0" wp14:anchorId="6E2168D2" wp14:editId="12BF44D7">
             <wp:extent cx="5715000" cy="3571875"/>
             <wp:effectExtent l="0" t="0" r="0" b="0"/>
-            <wp:docPr id="247" name="44-exports.png" descr="La page Exportations listant les exportations avec un bouton Télécharger sur celles qui sont terminées." title="La page Exportations listant les exportations avec un bouton Télécharger sur celles qui sont terminées."/>
+            <wp:docPr id="255" name="44-exports.png" descr="La page Exportations listant les exportations avec un bouton Télécharger sur celles qui sont terminées." title="La page Exportations listant les exportations avec un bouton Télécharger sur celles qui sont terminées."/>
             <wp:cNvGraphicFramePr>
               <a:graphicFrameLocks xmlns:a="http://schemas.openxmlformats.org/drawingml/2006/main" noChangeAspect="1"/>
             </wp:cNvGraphicFramePr>
@@ -18166,7 +20170,7 @@
                     </pic:cNvPicPr>
                   </pic:nvPicPr>
                   <pic:blipFill>
-                    <a:blip r:embed="rId18"/>
+                    <a:blip r:embed="rId19"/>
                     <a:srcRect/>
                     <a:stretch>
                       <a:fillRect/>
@@ -18426,12 +20430,12 @@
         <w:pStyle w:val="Ttulo1"/>
         <w:pageBreakBefore/>
       </w:pPr>
-      <w:bookmarkStart w:id="28" w:name="_Toc241748299"/>
+      <w:bookmarkStart w:id="29" w:name="_Toc241848537"/>
       <w:r>
         <w:lastRenderedPageBreak/>
         <w:t>Paramètres</w:t>
       </w:r>
-      <w:bookmarkEnd w:id="28"/>
+      <w:bookmarkEnd w:id="29"/>
     </w:p>
     <w:p>
       <w:r>
@@ -18469,10 +20473,10 @@
           <w:noProof/>
         </w:rPr>
         <w:drawing>
-          <wp:inline distT="0" distB="0" distL="0" distR="0" wp14:anchorId="7E69CDAA" wp14:editId="3C03F7E8">
+          <wp:inline distT="0" distB="0" distL="0" distR="0" wp14:anchorId="4EC0AC05" wp14:editId="50941355">
             <wp:extent cx="5715000" cy="3571875"/>
             <wp:effectExtent l="0" t="0" r="0" b="0"/>
-            <wp:docPr id="248" name="04-settings.png" descr="La page Paramètres avec les cartes Langue, Thème et Palette de couleurs." title="La page Paramètres avec les cartes Langue, Thème et Palette de couleurs."/>
+            <wp:docPr id="256" name="04-settings.png" descr="La page Paramètres avec les cartes Langue, Thème et Palette de couleurs." title="La page Paramètres avec les cartes Langue, Thème et Palette de couleurs."/>
             <wp:cNvGraphicFramePr>
               <a:graphicFrameLocks xmlns:a="http://schemas.openxmlformats.org/drawingml/2006/main" noChangeAspect="1"/>
             </wp:cNvGraphicFramePr>
@@ -18486,7 +20490,7 @@
                     </pic:cNvPicPr>
                   </pic:nvPicPr>
                   <pic:blipFill>
-                    <a:blip r:embed="rId19"/>
+                    <a:blip r:embed="rId20"/>
                     <a:srcRect/>
                     <a:stretch>
                       <a:fillRect/>
@@ -19023,12 +21027,12 @@
         <w:pStyle w:val="Ttulo1"/>
         <w:pageBreakBefore/>
       </w:pPr>
-      <w:bookmarkStart w:id="29" w:name="_Toc241748300"/>
+      <w:bookmarkStart w:id="30" w:name="_Toc241848538"/>
       <w:r>
         <w:lastRenderedPageBreak/>
         <w:t>Questions fréquentes</w:t>
       </w:r>
-      <w:bookmarkEnd w:id="29"/>
+      <w:bookmarkEnd w:id="30"/>
     </w:p>
     <w:p>
       <w:r>
@@ -19140,6 +21144,38 @@
       </w:r>
       <w:r>
         <w:t>, puis utilisez l'icône de propriétaire de chaque carte pour la donner à quelqu'un d'autre.</w:t>
+      </w:r>
+    </w:p>
+    <w:p>
+      <w:r>
+        <w:rPr>
+          <w:b/>
+          <w:bCs/>
+        </w:rPr>
+        <w:t>Ma planification mensuelle affiche toujours les mêmes dates.</w:t>
+      </w:r>
+      <w:r>
+        <w:t xml:space="preserve"> Ses paramètres de date ont une </w:t>
+      </w:r>
+      <w:r>
+        <w:rPr>
+          <w:b/>
+          <w:bCs/>
+        </w:rPr>
+        <w:t>Valeur fixe</w:t>
+      </w:r>
+      <w:r>
+        <w:t xml:space="preserve">. Modifiez la planification et réglez-les sur </w:t>
+      </w:r>
+      <w:r>
+        <w:rPr>
+          <w:b/>
+          <w:bCs/>
+        </w:rPr>
+        <w:t>Relatif à la date d’exécution</w:t>
+      </w:r>
+      <w:r>
+        <w:t>.</w:t>
       </w:r>
     </w:p>
     <w:p>
@@ -19223,12 +21259,12 @@
         <w:pStyle w:val="Ttulo1"/>
         <w:pageBreakBefore/>
       </w:pPr>
-      <w:bookmarkStart w:id="30" w:name="_Toc241748301"/>
+      <w:bookmarkStart w:id="31" w:name="_Toc241848539"/>
       <w:r>
         <w:lastRenderedPageBreak/>
         <w:t>Glossaire</w:t>
       </w:r>
-      <w:bookmarkEnd w:id="30"/>
+      <w:bookmarkEnd w:id="31"/>
     </w:p>
     <w:tbl>
       <w:tblPr>
@@ -20167,8 +22203,8 @@
       </w:pPr>
     </w:p>
     <w:sectPr>
-      <w:headerReference w:type="default" r:id="rId20"/>
-      <w:footerReference w:type="default" r:id="rId21"/>
+      <w:headerReference w:type="default" r:id="rId21"/>
+      <w:footerReference w:type="default" r:id="rId22"/>
       <w:pgSz w:w="11906" w:h="16838"/>
       <w:pgMar w:top="1440" w:right="1440" w:bottom="1440" w:left="1440" w:header="708" w:footer="708" w:gutter="0"/>
       <w:pgNumType w:start="1"/>
@@ -20300,7 +22336,7 @@
         <w:sz w:val="16"/>
         <w:szCs w:val="16"/>
       </w:rPr>
-      <w:t>Discoverer Neo 2.1.1 · Guide complet · MANAGER</w:t>
+      <w:t>Discoverer Neo 2.2.0 · Guide complet · MANAGER</w:t>
     </w:r>
   </w:p>
 </w:hdr>
@@ -20309,10 +22345,10 @@
 <file path=word/numbering.xml><?xml version="1.0" encoding="utf-8"?>
 <w:numbering xmlns:wpc="http://schemas.microsoft.com/office/word/2010/wordprocessingCanvas" xmlns:cx="http://schemas.microsoft.com/office/drawing/2014/chartex" xmlns:cx1="http://schemas.microsoft.com/office/drawing/2015/9/8/chartex" xmlns:cx2="http://schemas.microsoft.com/office/drawing/2015/10/21/chartex" xmlns:cx3="http://schemas.microsoft.com/office/drawing/2016/5/9/chartex" xmlns:cx4="http://schemas.microsoft.com/office/drawing/2016/5/10/chartex" xmlns:cx5="http://schemas.microsoft.com/office/drawing/2016/5/11/chartex" xmlns:cx6="http://schemas.microsoft.com/office/drawing/2016/5/12/chartex" xmlns:cx7="http://schemas.microsoft.com/office/drawing/2016/5/13/chartex" xmlns:cx8="http://schemas.microsoft.com/office/drawing/2016/5/14/chartex" xmlns:mc="http://schemas.openxmlformats.org/markup-compatibility/2006" xmlns:aink="http://schemas.microsoft.com/office/drawing/2016/ink" xmlns:am3d="http://schemas.microsoft.com/office/drawing/2017/model3d" xmlns:o="urn:schemas-microsoft-com:office:office" xmlns:oel="http://schemas.microsoft.com/office/2019/extlst" xmlns:r="http://schemas.openxmlformats.org/officeDocument/2006/relationships" xmlns:m="http://schemas.openxmlformats.org/officeDocument/2006/math" xmlns:v="urn:schemas-microsoft-com:vml" xmlns:wp14="http://schemas.microsoft.com/office/word/2010/wordprocessingDrawing" xmlns:wp="http://schemas.openxmlformats.org/drawingml/2006/wordprocessingDrawing" xmlns:w10="urn:schemas-microsoft-com:office:word" xmlns:w="http://schemas.openxmlformats.org/wordprocessingml/2006/main" xmlns:w14="http://schemas.microsoft.com/office/word/2010/wordml" xmlns:w15="http://schemas.microsoft.com/office/word/2012/wordml" xmlns:w16cex="http://schemas.microsoft.com/office/word/2018/wordml/cex" xmlns:w16cid="http://schemas.microsoft.com/office/word/2016/wordml/cid" xmlns:w16="http://schemas.microsoft.com/office/word/2018/wordml" xmlns:w16sdtdh="http://schemas.microsoft.com/office/word/2020/wordml/sdtdatahash" xmlns:w16se="http://schemas.microsoft.com/office/word/2015/wordml/symex" xmlns:wpg="http://schemas.microsoft.com/office/word/2010/wordprocessingGroup" xmlns:wpi="http://schemas.microsoft.com/office/word/2010/wordprocessingInk" xmlns:wne="http://schemas.microsoft.com/office/word/2006/wordml" xmlns:wps="http://schemas.microsoft.com/office/word/2010/wordprocessingShape" mc:Ignorable="w14 w15 w16se w16cid w16 w16cex w16sdtdh wp14">
   <w:abstractNum w:abstractNumId="0" w15:restartNumberingAfterBreak="0">
-    <w:nsid w:val="035F02D2"/>
+    <w:nsid w:val="18F059BF"/>
     <w:multiLevelType w:val="hybridMultilevel"/>
-    <w:tmpl w:val="DEF27B56"/>
-    <w:lvl w:ilvl="0" w:tplc="19C6240E">
+    <w:tmpl w:val="8BE69C92"/>
+    <w:lvl w:ilvl="0" w:tplc="0C740D9E">
       <w:start w:val="1"/>
       <w:numFmt w:val="decimal"/>
       <w:lvlText w:val="%1."/>
@@ -20321,7 +22357,7 @@
         <w:ind w:left="360" w:hanging="300"/>
       </w:pPr>
     </w:lvl>
-    <w:lvl w:ilvl="1" w:tplc="B3CC1CF6" w:tentative="1">
+    <w:lvl w:ilvl="1" w:tplc="AA120C6E" w:tentative="1">
       <w:start w:val="1"/>
       <w:numFmt w:val="lowerLetter"/>
       <w:lvlText w:val="%2."/>
@@ -20330,47 +22366,47 @@
         <w:ind w:left="720" w:hanging="300"/>
       </w:pPr>
     </w:lvl>
-    <w:lvl w:ilvl="2" w:tplc="5608EA1E">
+    <w:lvl w:ilvl="2" w:tplc="59903CA6">
       <w:numFmt w:val="decimal"/>
       <w:lvlText w:val=""/>
       <w:lvlJc w:val="left"/>
     </w:lvl>
-    <w:lvl w:ilvl="3" w:tplc="249A824C">
+    <w:lvl w:ilvl="3" w:tplc="FA4AB0D2">
       <w:numFmt w:val="decimal"/>
       <w:lvlText w:val=""/>
       <w:lvlJc w:val="left"/>
     </w:lvl>
-    <w:lvl w:ilvl="4" w:tplc="FE9E8BA4">
+    <w:lvl w:ilvl="4" w:tplc="F1F62CC0">
       <w:numFmt w:val="decimal"/>
       <w:lvlText w:val=""/>
       <w:lvlJc w:val="left"/>
     </w:lvl>
-    <w:lvl w:ilvl="5" w:tplc="9E20A054">
+    <w:lvl w:ilvl="5" w:tplc="09E62172">
       <w:numFmt w:val="decimal"/>
       <w:lvlText w:val=""/>
       <w:lvlJc w:val="left"/>
     </w:lvl>
-    <w:lvl w:ilvl="6" w:tplc="1CDA4BF2">
+    <w:lvl w:ilvl="6" w:tplc="961400A0">
       <w:numFmt w:val="decimal"/>
       <w:lvlText w:val=""/>
       <w:lvlJc w:val="left"/>
     </w:lvl>
-    <w:lvl w:ilvl="7" w:tplc="11E27960">
+    <w:lvl w:ilvl="7" w:tplc="523E65DA">
       <w:numFmt w:val="decimal"/>
       <w:lvlText w:val=""/>
       <w:lvlJc w:val="left"/>
     </w:lvl>
-    <w:lvl w:ilvl="8" w:tplc="E662DAB4">
+    <w:lvl w:ilvl="8" w:tplc="E04A1BE8">
       <w:numFmt w:val="decimal"/>
       <w:lvlText w:val=""/>
       <w:lvlJc w:val="left"/>
     </w:lvl>
   </w:abstractNum>
   <w:abstractNum w:abstractNumId="1" w15:restartNumberingAfterBreak="0">
-    <w:nsid w:val="0A6A3641"/>
+    <w:nsid w:val="409720B1"/>
     <w:multiLevelType w:val="hybridMultilevel"/>
-    <w:tmpl w:val="4CEA1742"/>
-    <w:lvl w:ilvl="0" w:tplc="AF888CA2">
+    <w:tmpl w:val="9CAE5B62"/>
+    <w:lvl w:ilvl="0" w:tplc="41FA6FF2">
       <w:start w:val="1"/>
       <w:numFmt w:val="decimal"/>
       <w:lvlText w:val="%1."/>
@@ -20379,7 +22415,7 @@
         <w:ind w:left="360" w:hanging="300"/>
       </w:pPr>
     </w:lvl>
-    <w:lvl w:ilvl="1" w:tplc="AFE8D2DA" w:tentative="1">
+    <w:lvl w:ilvl="1" w:tplc="31BA0384" w:tentative="1">
       <w:start w:val="1"/>
       <w:numFmt w:val="lowerLetter"/>
       <w:lvlText w:val="%2."/>
@@ -20388,279 +22424,47 @@
         <w:ind w:left="720" w:hanging="300"/>
       </w:pPr>
     </w:lvl>
-    <w:lvl w:ilvl="2" w:tplc="7F788804">
+    <w:lvl w:ilvl="2" w:tplc="23E43A0C">
       <w:numFmt w:val="decimal"/>
       <w:lvlText w:val=""/>
       <w:lvlJc w:val="left"/>
     </w:lvl>
-    <w:lvl w:ilvl="3" w:tplc="6E02A4E8">
+    <w:lvl w:ilvl="3" w:tplc="656AECE6">
       <w:numFmt w:val="decimal"/>
       <w:lvlText w:val=""/>
       <w:lvlJc w:val="left"/>
     </w:lvl>
-    <w:lvl w:ilvl="4" w:tplc="F2CAC854">
+    <w:lvl w:ilvl="4" w:tplc="CDCED40E">
       <w:numFmt w:val="decimal"/>
       <w:lvlText w:val=""/>
       <w:lvlJc w:val="left"/>
     </w:lvl>
-    <w:lvl w:ilvl="5" w:tplc="E968DF96">
+    <w:lvl w:ilvl="5" w:tplc="C664A3DC">
       <w:numFmt w:val="decimal"/>
       <w:lvlText w:val=""/>
       <w:lvlJc w:val="left"/>
     </w:lvl>
-    <w:lvl w:ilvl="6" w:tplc="24400F60">
+    <w:lvl w:ilvl="6" w:tplc="C53E73C0">
       <w:numFmt w:val="decimal"/>
       <w:lvlText w:val=""/>
       <w:lvlJc w:val="left"/>
     </w:lvl>
-    <w:lvl w:ilvl="7" w:tplc="439E88F4">
+    <w:lvl w:ilvl="7" w:tplc="09986A3C">
       <w:numFmt w:val="decimal"/>
       <w:lvlText w:val=""/>
       <w:lvlJc w:val="left"/>
     </w:lvl>
-    <w:lvl w:ilvl="8" w:tplc="9CC6D658">
+    <w:lvl w:ilvl="8" w:tplc="D898E642">
       <w:numFmt w:val="decimal"/>
       <w:lvlText w:val=""/>
       <w:lvlJc w:val="left"/>
     </w:lvl>
   </w:abstractNum>
   <w:abstractNum w:abstractNumId="2" w15:restartNumberingAfterBreak="0">
-    <w:nsid w:val="1D61576F"/>
+    <w:nsid w:val="4C4377DA"/>
     <w:multiLevelType w:val="hybridMultilevel"/>
-    <w:tmpl w:val="3124B1E8"/>
-    <w:lvl w:ilvl="0" w:tplc="BFFE1738">
-      <w:start w:val="1"/>
-      <w:numFmt w:val="decimal"/>
-      <w:lvlText w:val="%1."/>
-      <w:lvlJc w:val="left"/>
-      <w:pPr>
-        <w:ind w:left="360" w:hanging="300"/>
-      </w:pPr>
-    </w:lvl>
-    <w:lvl w:ilvl="1" w:tplc="2390AE00" w:tentative="1">
-      <w:start w:val="1"/>
-      <w:numFmt w:val="lowerLetter"/>
-      <w:lvlText w:val="%2."/>
-      <w:lvlJc w:val="left"/>
-      <w:pPr>
-        <w:ind w:left="720" w:hanging="300"/>
-      </w:pPr>
-    </w:lvl>
-    <w:lvl w:ilvl="2" w:tplc="C6F6796A">
-      <w:numFmt w:val="decimal"/>
-      <w:lvlText w:val=""/>
-      <w:lvlJc w:val="left"/>
-    </w:lvl>
-    <w:lvl w:ilvl="3" w:tplc="7DEC405C">
-      <w:numFmt w:val="decimal"/>
-      <w:lvlText w:val=""/>
-      <w:lvlJc w:val="left"/>
-    </w:lvl>
-    <w:lvl w:ilvl="4" w:tplc="7DACC0A8">
-      <w:numFmt w:val="decimal"/>
-      <w:lvlText w:val=""/>
-      <w:lvlJc w:val="left"/>
-    </w:lvl>
-    <w:lvl w:ilvl="5" w:tplc="A16E9630">
-      <w:numFmt w:val="decimal"/>
-      <w:lvlText w:val=""/>
-      <w:lvlJc w:val="left"/>
-    </w:lvl>
-    <w:lvl w:ilvl="6" w:tplc="308AA3D2">
-      <w:numFmt w:val="decimal"/>
-      <w:lvlText w:val=""/>
-      <w:lvlJc w:val="left"/>
-    </w:lvl>
-    <w:lvl w:ilvl="7" w:tplc="3D08D91E">
-      <w:numFmt w:val="decimal"/>
-      <w:lvlText w:val=""/>
-      <w:lvlJc w:val="left"/>
-    </w:lvl>
-    <w:lvl w:ilvl="8" w:tplc="F7229B16">
-      <w:numFmt w:val="decimal"/>
-      <w:lvlText w:val=""/>
-      <w:lvlJc w:val="left"/>
-    </w:lvl>
-  </w:abstractNum>
-  <w:abstractNum w:abstractNumId="3" w15:restartNumberingAfterBreak="0">
-    <w:nsid w:val="29584C29"/>
-    <w:multiLevelType w:val="hybridMultilevel"/>
-    <w:tmpl w:val="112C10E2"/>
-    <w:lvl w:ilvl="0" w:tplc="235829C4">
-      <w:start w:val="1"/>
-      <w:numFmt w:val="decimal"/>
-      <w:lvlText w:val="%1."/>
-      <w:lvlJc w:val="left"/>
-      <w:pPr>
-        <w:ind w:left="360" w:hanging="300"/>
-      </w:pPr>
-    </w:lvl>
-    <w:lvl w:ilvl="1" w:tplc="C3CC0FC4" w:tentative="1">
-      <w:start w:val="1"/>
-      <w:numFmt w:val="lowerLetter"/>
-      <w:lvlText w:val="%2."/>
-      <w:lvlJc w:val="left"/>
-      <w:pPr>
-        <w:ind w:left="720" w:hanging="300"/>
-      </w:pPr>
-    </w:lvl>
-    <w:lvl w:ilvl="2" w:tplc="300A3D18">
-      <w:numFmt w:val="decimal"/>
-      <w:lvlText w:val=""/>
-      <w:lvlJc w:val="left"/>
-    </w:lvl>
-    <w:lvl w:ilvl="3" w:tplc="0EDA0068">
-      <w:numFmt w:val="decimal"/>
-      <w:lvlText w:val=""/>
-      <w:lvlJc w:val="left"/>
-    </w:lvl>
-    <w:lvl w:ilvl="4" w:tplc="F5F8E032">
-      <w:numFmt w:val="decimal"/>
-      <w:lvlText w:val=""/>
-      <w:lvlJc w:val="left"/>
-    </w:lvl>
-    <w:lvl w:ilvl="5" w:tplc="5CB275E6">
-      <w:numFmt w:val="decimal"/>
-      <w:lvlText w:val=""/>
-      <w:lvlJc w:val="left"/>
-    </w:lvl>
-    <w:lvl w:ilvl="6" w:tplc="6A82807E">
-      <w:numFmt w:val="decimal"/>
-      <w:lvlText w:val=""/>
-      <w:lvlJc w:val="left"/>
-    </w:lvl>
-    <w:lvl w:ilvl="7" w:tplc="DD0E03A8">
-      <w:numFmt w:val="decimal"/>
-      <w:lvlText w:val=""/>
-      <w:lvlJc w:val="left"/>
-    </w:lvl>
-    <w:lvl w:ilvl="8" w:tplc="843C8F06">
-      <w:numFmt w:val="decimal"/>
-      <w:lvlText w:val=""/>
-      <w:lvlJc w:val="left"/>
-    </w:lvl>
-  </w:abstractNum>
-  <w:abstractNum w:abstractNumId="4" w15:restartNumberingAfterBreak="0">
-    <w:nsid w:val="2FD70380"/>
-    <w:multiLevelType w:val="hybridMultilevel"/>
-    <w:tmpl w:val="021656E0"/>
-    <w:lvl w:ilvl="0" w:tplc="601A20EC">
-      <w:start w:val="1"/>
-      <w:numFmt w:val="decimal"/>
-      <w:lvlText w:val="%1."/>
-      <w:lvlJc w:val="left"/>
-      <w:pPr>
-        <w:ind w:left="360" w:hanging="300"/>
-      </w:pPr>
-    </w:lvl>
-    <w:lvl w:ilvl="1" w:tplc="822EBE64" w:tentative="1">
-      <w:start w:val="1"/>
-      <w:numFmt w:val="lowerLetter"/>
-      <w:lvlText w:val="%2."/>
-      <w:lvlJc w:val="left"/>
-      <w:pPr>
-        <w:ind w:left="720" w:hanging="300"/>
-      </w:pPr>
-    </w:lvl>
-    <w:lvl w:ilvl="2" w:tplc="ACFA686A">
-      <w:numFmt w:val="decimal"/>
-      <w:lvlText w:val=""/>
-      <w:lvlJc w:val="left"/>
-    </w:lvl>
-    <w:lvl w:ilvl="3" w:tplc="39B42CF6">
-      <w:numFmt w:val="decimal"/>
-      <w:lvlText w:val=""/>
-      <w:lvlJc w:val="left"/>
-    </w:lvl>
-    <w:lvl w:ilvl="4" w:tplc="51360B60">
-      <w:numFmt w:val="decimal"/>
-      <w:lvlText w:val=""/>
-      <w:lvlJc w:val="left"/>
-    </w:lvl>
-    <w:lvl w:ilvl="5" w:tplc="B86826E2">
-      <w:numFmt w:val="decimal"/>
-      <w:lvlText w:val=""/>
-      <w:lvlJc w:val="left"/>
-    </w:lvl>
-    <w:lvl w:ilvl="6" w:tplc="16B4629A">
-      <w:numFmt w:val="decimal"/>
-      <w:lvlText w:val=""/>
-      <w:lvlJc w:val="left"/>
-    </w:lvl>
-    <w:lvl w:ilvl="7" w:tplc="38C8CB12">
-      <w:numFmt w:val="decimal"/>
-      <w:lvlText w:val=""/>
-      <w:lvlJc w:val="left"/>
-    </w:lvl>
-    <w:lvl w:ilvl="8" w:tplc="F8A2299C">
-      <w:numFmt w:val="decimal"/>
-      <w:lvlText w:val=""/>
-      <w:lvlJc w:val="left"/>
-    </w:lvl>
-  </w:abstractNum>
-  <w:abstractNum w:abstractNumId="5" w15:restartNumberingAfterBreak="0">
-    <w:nsid w:val="45C00AB5"/>
-    <w:multiLevelType w:val="hybridMultilevel"/>
-    <w:tmpl w:val="FEACB4BE"/>
-    <w:lvl w:ilvl="0" w:tplc="4C5E44DA">
-      <w:start w:val="1"/>
-      <w:numFmt w:val="decimal"/>
-      <w:lvlText w:val="%1."/>
-      <w:lvlJc w:val="left"/>
-      <w:pPr>
-        <w:ind w:left="360" w:hanging="300"/>
-      </w:pPr>
-    </w:lvl>
-    <w:lvl w:ilvl="1" w:tplc="EE70C246" w:tentative="1">
-      <w:start w:val="1"/>
-      <w:numFmt w:val="lowerLetter"/>
-      <w:lvlText w:val="%2."/>
-      <w:lvlJc w:val="left"/>
-      <w:pPr>
-        <w:ind w:left="720" w:hanging="300"/>
-      </w:pPr>
-    </w:lvl>
-    <w:lvl w:ilvl="2" w:tplc="7B4207D0">
-      <w:numFmt w:val="decimal"/>
-      <w:lvlText w:val=""/>
-      <w:lvlJc w:val="left"/>
-    </w:lvl>
-    <w:lvl w:ilvl="3" w:tplc="280E09C6">
-      <w:numFmt w:val="decimal"/>
-      <w:lvlText w:val=""/>
-      <w:lvlJc w:val="left"/>
-    </w:lvl>
-    <w:lvl w:ilvl="4" w:tplc="5D62D0E0">
-      <w:numFmt w:val="decimal"/>
-      <w:lvlText w:val=""/>
-      <w:lvlJc w:val="left"/>
-    </w:lvl>
-    <w:lvl w:ilvl="5" w:tplc="AB74F814">
-      <w:numFmt w:val="decimal"/>
-      <w:lvlText w:val=""/>
-      <w:lvlJc w:val="left"/>
-    </w:lvl>
-    <w:lvl w:ilvl="6" w:tplc="A7F01E80">
-      <w:numFmt w:val="decimal"/>
-      <w:lvlText w:val=""/>
-      <w:lvlJc w:val="left"/>
-    </w:lvl>
-    <w:lvl w:ilvl="7" w:tplc="9CAE54F0">
-      <w:numFmt w:val="decimal"/>
-      <w:lvlText w:val=""/>
-      <w:lvlJc w:val="left"/>
-    </w:lvl>
-    <w:lvl w:ilvl="8" w:tplc="ED1C0E00">
-      <w:numFmt w:val="decimal"/>
-      <w:lvlText w:val=""/>
-      <w:lvlJc w:val="left"/>
-    </w:lvl>
-  </w:abstractNum>
-  <w:abstractNum w:abstractNumId="6" w15:restartNumberingAfterBreak="0">
-    <w:nsid w:val="60EC09F8"/>
-    <w:multiLevelType w:val="hybridMultilevel"/>
-    <w:tmpl w:val="38A8F78E"/>
-    <w:lvl w:ilvl="0" w:tplc="A1D036E6" w:tentative="1">
+    <w:tmpl w:val="83D4DEF4"/>
+    <w:lvl w:ilvl="0" w:tplc="CF1A9A34" w:tentative="1">
       <w:start w:val="1"/>
       <w:numFmt w:val="bullet"/>
       <w:lvlText w:val="●"/>
@@ -20669,7 +22473,7 @@
         <w:ind w:left="720" w:hanging="360"/>
       </w:pPr>
     </w:lvl>
-    <w:lvl w:ilvl="1" w:tplc="99222E8C" w:tentative="1">
+    <w:lvl w:ilvl="1" w:tplc="4014B5D0" w:tentative="1">
       <w:start w:val="1"/>
       <w:numFmt w:val="bullet"/>
       <w:lvlText w:val="○"/>
@@ -20678,7 +22482,7 @@
         <w:ind w:left="1440" w:hanging="360"/>
       </w:pPr>
     </w:lvl>
-    <w:lvl w:ilvl="2" w:tplc="020ABB6C" w:tentative="1">
+    <w:lvl w:ilvl="2" w:tplc="671E4D14" w:tentative="1">
       <w:start w:val="1"/>
       <w:numFmt w:val="bullet"/>
       <w:lvlText w:val="■"/>
@@ -20687,7 +22491,7 @@
         <w:ind w:left="2160" w:hanging="360"/>
       </w:pPr>
     </w:lvl>
-    <w:lvl w:ilvl="3" w:tplc="C6486988" w:tentative="1">
+    <w:lvl w:ilvl="3" w:tplc="45986280" w:tentative="1">
       <w:start w:val="1"/>
       <w:numFmt w:val="bullet"/>
       <w:lvlText w:val="●"/>
@@ -20696,7 +22500,7 @@
         <w:ind w:left="2880" w:hanging="360"/>
       </w:pPr>
     </w:lvl>
-    <w:lvl w:ilvl="4" w:tplc="FF14390A" w:tentative="1">
+    <w:lvl w:ilvl="4" w:tplc="48404A3C" w:tentative="1">
       <w:start w:val="1"/>
       <w:numFmt w:val="bullet"/>
       <w:lvlText w:val="○"/>
@@ -20705,7 +22509,7 @@
         <w:ind w:left="3600" w:hanging="360"/>
       </w:pPr>
     </w:lvl>
-    <w:lvl w:ilvl="5" w:tplc="B6124616" w:tentative="1">
+    <w:lvl w:ilvl="5" w:tplc="6BDA1F70" w:tentative="1">
       <w:start w:val="1"/>
       <w:numFmt w:val="bullet"/>
       <w:lvlText w:val="■"/>
@@ -20714,7 +22518,7 @@
         <w:ind w:left="4320" w:hanging="360"/>
       </w:pPr>
     </w:lvl>
-    <w:lvl w:ilvl="6" w:tplc="361E6E34" w:tentative="1">
+    <w:lvl w:ilvl="6" w:tplc="50EA7214" w:tentative="1">
       <w:start w:val="1"/>
       <w:numFmt w:val="bullet"/>
       <w:lvlText w:val="●"/>
@@ -20723,7 +22527,7 @@
         <w:ind w:left="5040" w:hanging="360"/>
       </w:pPr>
     </w:lvl>
-    <w:lvl w:ilvl="7" w:tplc="4F969006" w:tentative="1">
+    <w:lvl w:ilvl="7" w:tplc="0742AFD0" w:tentative="1">
       <w:start w:val="1"/>
       <w:numFmt w:val="bullet"/>
       <w:lvlText w:val="●"/>
@@ -20732,7 +22536,7 @@
         <w:ind w:left="5760" w:hanging="360"/>
       </w:pPr>
     </w:lvl>
-    <w:lvl w:ilvl="8" w:tplc="ABAEBAE0" w:tentative="1">
+    <w:lvl w:ilvl="8" w:tplc="2B2EE94A" w:tentative="1">
       <w:start w:val="1"/>
       <w:numFmt w:val="bullet"/>
       <w:lvlText w:val="●"/>
@@ -20742,11 +22546,11 @@
       </w:pPr>
     </w:lvl>
   </w:abstractNum>
-  <w:abstractNum w:abstractNumId="7" w15:restartNumberingAfterBreak="0">
-    <w:nsid w:val="6EB308AA"/>
+  <w:abstractNum w:abstractNumId="3" w15:restartNumberingAfterBreak="0">
+    <w:nsid w:val="50A2109E"/>
     <w:multiLevelType w:val="hybridMultilevel"/>
-    <w:tmpl w:val="02C6AE0E"/>
-    <w:lvl w:ilvl="0" w:tplc="EC0C0F3A">
+    <w:tmpl w:val="75F84586"/>
+    <w:lvl w:ilvl="0" w:tplc="B8529534">
       <w:start w:val="1"/>
       <w:numFmt w:val="decimal"/>
       <w:lvlText w:val="%1."/>
@@ -20755,7 +22559,7 @@
         <w:ind w:left="360" w:hanging="300"/>
       </w:pPr>
     </w:lvl>
-    <w:lvl w:ilvl="1" w:tplc="64A233C6" w:tentative="1">
+    <w:lvl w:ilvl="1" w:tplc="6A6ACA5A" w:tentative="1">
       <w:start w:val="1"/>
       <w:numFmt w:val="lowerLetter"/>
       <w:lvlText w:val="%2."/>
@@ -20764,47 +22568,221 @@
         <w:ind w:left="720" w:hanging="300"/>
       </w:pPr>
     </w:lvl>
-    <w:lvl w:ilvl="2" w:tplc="B8342CC4">
+    <w:lvl w:ilvl="2" w:tplc="830E1250">
       <w:numFmt w:val="decimal"/>
       <w:lvlText w:val=""/>
       <w:lvlJc w:val="left"/>
     </w:lvl>
-    <w:lvl w:ilvl="3" w:tplc="DD62891E">
+    <w:lvl w:ilvl="3" w:tplc="D220BC78">
       <w:numFmt w:val="decimal"/>
       <w:lvlText w:val=""/>
       <w:lvlJc w:val="left"/>
     </w:lvl>
-    <w:lvl w:ilvl="4" w:tplc="CD585F1E">
+    <w:lvl w:ilvl="4" w:tplc="F8E885A8">
       <w:numFmt w:val="decimal"/>
       <w:lvlText w:val=""/>
       <w:lvlJc w:val="left"/>
     </w:lvl>
-    <w:lvl w:ilvl="5" w:tplc="76784AB6">
+    <w:lvl w:ilvl="5" w:tplc="251AA090">
       <w:numFmt w:val="decimal"/>
       <w:lvlText w:val=""/>
       <w:lvlJc w:val="left"/>
     </w:lvl>
-    <w:lvl w:ilvl="6" w:tplc="A9245728">
+    <w:lvl w:ilvl="6" w:tplc="38B0FF72">
       <w:numFmt w:val="decimal"/>
       <w:lvlText w:val=""/>
       <w:lvlJc w:val="left"/>
     </w:lvl>
-    <w:lvl w:ilvl="7" w:tplc="11B248FC">
+    <w:lvl w:ilvl="7" w:tplc="85F6A2DE">
       <w:numFmt w:val="decimal"/>
       <w:lvlText w:val=""/>
       <w:lvlJc w:val="left"/>
     </w:lvl>
-    <w:lvl w:ilvl="8" w:tplc="4C8E333A">
+    <w:lvl w:ilvl="8" w:tplc="A48C14FC">
       <w:numFmt w:val="decimal"/>
       <w:lvlText w:val=""/>
       <w:lvlJc w:val="left"/>
     </w:lvl>
   </w:abstractNum>
-  <w:abstractNum w:abstractNumId="8" w15:restartNumberingAfterBreak="0">
-    <w:nsid w:val="74CC14A8"/>
+  <w:abstractNum w:abstractNumId="4" w15:restartNumberingAfterBreak="0">
+    <w:nsid w:val="513474AC"/>
     <w:multiLevelType w:val="hybridMultilevel"/>
-    <w:tmpl w:val="392EE4AE"/>
-    <w:lvl w:ilvl="0" w:tplc="70B68A70">
+    <w:tmpl w:val="631CA54C"/>
+    <w:lvl w:ilvl="0" w:tplc="BE36BBEA">
+      <w:start w:val="1"/>
+      <w:numFmt w:val="decimal"/>
+      <w:lvlText w:val="%1."/>
+      <w:lvlJc w:val="left"/>
+      <w:pPr>
+        <w:ind w:left="360" w:hanging="300"/>
+      </w:pPr>
+    </w:lvl>
+    <w:lvl w:ilvl="1" w:tplc="8D02F9D8" w:tentative="1">
+      <w:start w:val="1"/>
+      <w:numFmt w:val="lowerLetter"/>
+      <w:lvlText w:val="%2."/>
+      <w:lvlJc w:val="left"/>
+      <w:pPr>
+        <w:ind w:left="720" w:hanging="300"/>
+      </w:pPr>
+    </w:lvl>
+    <w:lvl w:ilvl="2" w:tplc="70E45132">
+      <w:numFmt w:val="decimal"/>
+      <w:lvlText w:val=""/>
+      <w:lvlJc w:val="left"/>
+    </w:lvl>
+    <w:lvl w:ilvl="3" w:tplc="6E564FE8">
+      <w:numFmt w:val="decimal"/>
+      <w:lvlText w:val=""/>
+      <w:lvlJc w:val="left"/>
+    </w:lvl>
+    <w:lvl w:ilvl="4" w:tplc="EDF2F59A">
+      <w:numFmt w:val="decimal"/>
+      <w:lvlText w:val=""/>
+      <w:lvlJc w:val="left"/>
+    </w:lvl>
+    <w:lvl w:ilvl="5" w:tplc="A2DE9252">
+      <w:numFmt w:val="decimal"/>
+      <w:lvlText w:val=""/>
+      <w:lvlJc w:val="left"/>
+    </w:lvl>
+    <w:lvl w:ilvl="6" w:tplc="EEBE86F0">
+      <w:numFmt w:val="decimal"/>
+      <w:lvlText w:val=""/>
+      <w:lvlJc w:val="left"/>
+    </w:lvl>
+    <w:lvl w:ilvl="7" w:tplc="0E3A10CE">
+      <w:numFmt w:val="decimal"/>
+      <w:lvlText w:val=""/>
+      <w:lvlJc w:val="left"/>
+    </w:lvl>
+    <w:lvl w:ilvl="8" w:tplc="060EBBD4">
+      <w:numFmt w:val="decimal"/>
+      <w:lvlText w:val=""/>
+      <w:lvlJc w:val="left"/>
+    </w:lvl>
+  </w:abstractNum>
+  <w:abstractNum w:abstractNumId="5" w15:restartNumberingAfterBreak="0">
+    <w:nsid w:val="521A6FE4"/>
+    <w:multiLevelType w:val="hybridMultilevel"/>
+    <w:tmpl w:val="78749F0A"/>
+    <w:lvl w:ilvl="0" w:tplc="CC464F7C">
+      <w:start w:val="1"/>
+      <w:numFmt w:val="decimal"/>
+      <w:lvlText w:val="%1."/>
+      <w:lvlJc w:val="left"/>
+      <w:pPr>
+        <w:ind w:left="360" w:hanging="300"/>
+      </w:pPr>
+    </w:lvl>
+    <w:lvl w:ilvl="1" w:tplc="E138E036" w:tentative="1">
+      <w:start w:val="1"/>
+      <w:numFmt w:val="lowerLetter"/>
+      <w:lvlText w:val="%2."/>
+      <w:lvlJc w:val="left"/>
+      <w:pPr>
+        <w:ind w:left="720" w:hanging="300"/>
+      </w:pPr>
+    </w:lvl>
+    <w:lvl w:ilvl="2" w:tplc="25BE7782">
+      <w:numFmt w:val="decimal"/>
+      <w:lvlText w:val=""/>
+      <w:lvlJc w:val="left"/>
+    </w:lvl>
+    <w:lvl w:ilvl="3" w:tplc="46F47362">
+      <w:numFmt w:val="decimal"/>
+      <w:lvlText w:val=""/>
+      <w:lvlJc w:val="left"/>
+    </w:lvl>
+    <w:lvl w:ilvl="4" w:tplc="E8C44EF0">
+      <w:numFmt w:val="decimal"/>
+      <w:lvlText w:val=""/>
+      <w:lvlJc w:val="left"/>
+    </w:lvl>
+    <w:lvl w:ilvl="5" w:tplc="A814982A">
+      <w:numFmt w:val="decimal"/>
+      <w:lvlText w:val=""/>
+      <w:lvlJc w:val="left"/>
+    </w:lvl>
+    <w:lvl w:ilvl="6" w:tplc="21900AA0">
+      <w:numFmt w:val="decimal"/>
+      <w:lvlText w:val=""/>
+      <w:lvlJc w:val="left"/>
+    </w:lvl>
+    <w:lvl w:ilvl="7" w:tplc="20E2FF6E">
+      <w:numFmt w:val="decimal"/>
+      <w:lvlText w:val=""/>
+      <w:lvlJc w:val="left"/>
+    </w:lvl>
+    <w:lvl w:ilvl="8" w:tplc="CFC8A45E">
+      <w:numFmt w:val="decimal"/>
+      <w:lvlText w:val=""/>
+      <w:lvlJc w:val="left"/>
+    </w:lvl>
+  </w:abstractNum>
+  <w:abstractNum w:abstractNumId="6" w15:restartNumberingAfterBreak="0">
+    <w:nsid w:val="59EE4576"/>
+    <w:multiLevelType w:val="hybridMultilevel"/>
+    <w:tmpl w:val="139C9F20"/>
+    <w:lvl w:ilvl="0" w:tplc="40AEB388">
+      <w:start w:val="1"/>
+      <w:numFmt w:val="decimal"/>
+      <w:lvlText w:val="%1."/>
+      <w:lvlJc w:val="left"/>
+      <w:pPr>
+        <w:ind w:left="360" w:hanging="300"/>
+      </w:pPr>
+    </w:lvl>
+    <w:lvl w:ilvl="1" w:tplc="1CD0A04A" w:tentative="1">
+      <w:start w:val="1"/>
+      <w:numFmt w:val="lowerLetter"/>
+      <w:lvlText w:val="%2."/>
+      <w:lvlJc w:val="left"/>
+      <w:pPr>
+        <w:ind w:left="720" w:hanging="300"/>
+      </w:pPr>
+    </w:lvl>
+    <w:lvl w:ilvl="2" w:tplc="D894226A">
+      <w:numFmt w:val="decimal"/>
+      <w:lvlText w:val=""/>
+      <w:lvlJc w:val="left"/>
+    </w:lvl>
+    <w:lvl w:ilvl="3" w:tplc="ABA2DC98">
+      <w:numFmt w:val="decimal"/>
+      <w:lvlText w:val=""/>
+      <w:lvlJc w:val="left"/>
+    </w:lvl>
+    <w:lvl w:ilvl="4" w:tplc="2BFA7A30">
+      <w:numFmt w:val="decimal"/>
+      <w:lvlText w:val=""/>
+      <w:lvlJc w:val="left"/>
+    </w:lvl>
+    <w:lvl w:ilvl="5" w:tplc="FD100B22">
+      <w:numFmt w:val="decimal"/>
+      <w:lvlText w:val=""/>
+      <w:lvlJc w:val="left"/>
+    </w:lvl>
+    <w:lvl w:ilvl="6" w:tplc="6F48A02A">
+      <w:numFmt w:val="decimal"/>
+      <w:lvlText w:val=""/>
+      <w:lvlJc w:val="left"/>
+    </w:lvl>
+    <w:lvl w:ilvl="7" w:tplc="1A082D80">
+      <w:numFmt w:val="decimal"/>
+      <w:lvlText w:val=""/>
+      <w:lvlJc w:val="left"/>
+    </w:lvl>
+    <w:lvl w:ilvl="8" w:tplc="0CE2A396">
+      <w:numFmt w:val="decimal"/>
+      <w:lvlText w:val=""/>
+      <w:lvlJc w:val="left"/>
+    </w:lvl>
+  </w:abstractNum>
+  <w:abstractNum w:abstractNumId="7" w15:restartNumberingAfterBreak="0">
+    <w:nsid w:val="647A6082"/>
+    <w:multiLevelType w:val="hybridMultilevel"/>
+    <w:tmpl w:val="5C2C5868"/>
+    <w:lvl w:ilvl="0" w:tplc="116A8184">
       <w:start w:val="1"/>
       <w:numFmt w:val="bullet"/>
       <w:lvlText w:val="•"/>
@@ -20813,7 +22791,7 @@
         <w:ind w:left="360" w:hanging="260"/>
       </w:pPr>
     </w:lvl>
-    <w:lvl w:ilvl="1" w:tplc="8030449C" w:tentative="1">
+    <w:lvl w:ilvl="1" w:tplc="0A0E3432" w:tentative="1">
       <w:start w:val="1"/>
       <w:numFmt w:val="bullet"/>
       <w:lvlText w:val="–"/>
@@ -20822,92 +22800,214 @@
         <w:ind w:left="720" w:hanging="260"/>
       </w:pPr>
     </w:lvl>
-    <w:lvl w:ilvl="2" w:tplc="ABD6E532">
+    <w:lvl w:ilvl="2" w:tplc="B662560E">
       <w:numFmt w:val="decimal"/>
       <w:lvlText w:val=""/>
       <w:lvlJc w:val="left"/>
     </w:lvl>
-    <w:lvl w:ilvl="3" w:tplc="6248E922">
+    <w:lvl w:ilvl="3" w:tplc="C0D679B6">
       <w:numFmt w:val="decimal"/>
       <w:lvlText w:val=""/>
       <w:lvlJc w:val="left"/>
     </w:lvl>
-    <w:lvl w:ilvl="4" w:tplc="8054AFF6">
+    <w:lvl w:ilvl="4" w:tplc="B40E115C">
       <w:numFmt w:val="decimal"/>
       <w:lvlText w:val=""/>
       <w:lvlJc w:val="left"/>
     </w:lvl>
-    <w:lvl w:ilvl="5" w:tplc="0E80A232">
+    <w:lvl w:ilvl="5" w:tplc="647C422A">
       <w:numFmt w:val="decimal"/>
       <w:lvlText w:val=""/>
       <w:lvlJc w:val="left"/>
     </w:lvl>
-    <w:lvl w:ilvl="6" w:tplc="DA7A1478">
+    <w:lvl w:ilvl="6" w:tplc="99B65F64">
       <w:numFmt w:val="decimal"/>
       <w:lvlText w:val=""/>
       <w:lvlJc w:val="left"/>
     </w:lvl>
-    <w:lvl w:ilvl="7" w:tplc="A7C81E10">
+    <w:lvl w:ilvl="7" w:tplc="0130DF58">
       <w:numFmt w:val="decimal"/>
       <w:lvlText w:val=""/>
       <w:lvlJc w:val="left"/>
     </w:lvl>
-    <w:lvl w:ilvl="8" w:tplc="B92A327A">
+    <w:lvl w:ilvl="8" w:tplc="D518B95A">
       <w:numFmt w:val="decimal"/>
       <w:lvlText w:val=""/>
       <w:lvlJc w:val="left"/>
     </w:lvl>
   </w:abstractNum>
-  <w:num w:numId="1" w16cid:durableId="1611090043">
-    <w:abstractNumId w:val="6"/>
+  <w:abstractNum w:abstractNumId="8" w15:restartNumberingAfterBreak="0">
+    <w:nsid w:val="77583A33"/>
+    <w:multiLevelType w:val="hybridMultilevel"/>
+    <w:tmpl w:val="D820F2A2"/>
+    <w:lvl w:ilvl="0" w:tplc="BEC4FBEC">
+      <w:start w:val="1"/>
+      <w:numFmt w:val="decimal"/>
+      <w:lvlText w:val="%1."/>
+      <w:lvlJc w:val="left"/>
+      <w:pPr>
+        <w:ind w:left="360" w:hanging="300"/>
+      </w:pPr>
+    </w:lvl>
+    <w:lvl w:ilvl="1" w:tplc="22E87FEC" w:tentative="1">
+      <w:start w:val="1"/>
+      <w:numFmt w:val="lowerLetter"/>
+      <w:lvlText w:val="%2."/>
+      <w:lvlJc w:val="left"/>
+      <w:pPr>
+        <w:ind w:left="720" w:hanging="300"/>
+      </w:pPr>
+    </w:lvl>
+    <w:lvl w:ilvl="2" w:tplc="127A34E0">
+      <w:numFmt w:val="decimal"/>
+      <w:lvlText w:val=""/>
+      <w:lvlJc w:val="left"/>
+    </w:lvl>
+    <w:lvl w:ilvl="3" w:tplc="C3784E7C">
+      <w:numFmt w:val="decimal"/>
+      <w:lvlText w:val=""/>
+      <w:lvlJc w:val="left"/>
+    </w:lvl>
+    <w:lvl w:ilvl="4" w:tplc="652260AC">
+      <w:numFmt w:val="decimal"/>
+      <w:lvlText w:val=""/>
+      <w:lvlJc w:val="left"/>
+    </w:lvl>
+    <w:lvl w:ilvl="5" w:tplc="24AA0D2C">
+      <w:numFmt w:val="decimal"/>
+      <w:lvlText w:val=""/>
+      <w:lvlJc w:val="left"/>
+    </w:lvl>
+    <w:lvl w:ilvl="6" w:tplc="C4E6535E">
+      <w:numFmt w:val="decimal"/>
+      <w:lvlText w:val=""/>
+      <w:lvlJc w:val="left"/>
+    </w:lvl>
+    <w:lvl w:ilvl="7" w:tplc="A1A60332">
+      <w:numFmt w:val="decimal"/>
+      <w:lvlText w:val=""/>
+      <w:lvlJc w:val="left"/>
+    </w:lvl>
+    <w:lvl w:ilvl="8" w:tplc="07A22D60">
+      <w:numFmt w:val="decimal"/>
+      <w:lvlText w:val=""/>
+      <w:lvlJc w:val="left"/>
+    </w:lvl>
+  </w:abstractNum>
+  <w:abstractNum w:abstractNumId="9" w15:restartNumberingAfterBreak="0">
+    <w:nsid w:val="7F3E511C"/>
+    <w:multiLevelType w:val="hybridMultilevel"/>
+    <w:tmpl w:val="EB68A232"/>
+    <w:lvl w:ilvl="0" w:tplc="C3D2DC52">
+      <w:start w:val="1"/>
+      <w:numFmt w:val="decimal"/>
+      <w:lvlText w:val="%1."/>
+      <w:lvlJc w:val="left"/>
+      <w:pPr>
+        <w:ind w:left="360" w:hanging="300"/>
+      </w:pPr>
+    </w:lvl>
+    <w:lvl w:ilvl="1" w:tplc="B57CFA08" w:tentative="1">
+      <w:start w:val="1"/>
+      <w:numFmt w:val="lowerLetter"/>
+      <w:lvlText w:val="%2."/>
+      <w:lvlJc w:val="left"/>
+      <w:pPr>
+        <w:ind w:left="720" w:hanging="300"/>
+      </w:pPr>
+    </w:lvl>
+    <w:lvl w:ilvl="2" w:tplc="88E66156">
+      <w:numFmt w:val="decimal"/>
+      <w:lvlText w:val=""/>
+      <w:lvlJc w:val="left"/>
+    </w:lvl>
+    <w:lvl w:ilvl="3" w:tplc="854C2B26">
+      <w:numFmt w:val="decimal"/>
+      <w:lvlText w:val=""/>
+      <w:lvlJc w:val="left"/>
+    </w:lvl>
+    <w:lvl w:ilvl="4" w:tplc="B196687C">
+      <w:numFmt w:val="decimal"/>
+      <w:lvlText w:val=""/>
+      <w:lvlJc w:val="left"/>
+    </w:lvl>
+    <w:lvl w:ilvl="5" w:tplc="B744405A">
+      <w:numFmt w:val="decimal"/>
+      <w:lvlText w:val=""/>
+      <w:lvlJc w:val="left"/>
+    </w:lvl>
+    <w:lvl w:ilvl="6" w:tplc="0C78A3F0">
+      <w:numFmt w:val="decimal"/>
+      <w:lvlText w:val=""/>
+      <w:lvlJc w:val="left"/>
+    </w:lvl>
+    <w:lvl w:ilvl="7" w:tplc="CD247B64">
+      <w:numFmt w:val="decimal"/>
+      <w:lvlText w:val=""/>
+      <w:lvlJc w:val="left"/>
+    </w:lvl>
+    <w:lvl w:ilvl="8" w:tplc="47AE5C50">
+      <w:numFmt w:val="decimal"/>
+      <w:lvlText w:val=""/>
+      <w:lvlJc w:val="left"/>
+    </w:lvl>
+  </w:abstractNum>
+  <w:num w:numId="1" w16cid:durableId="1769538564">
+    <w:abstractNumId w:val="2"/>
     <w:lvlOverride w:ilvl="0">
       <w:startOverride w:val="1"/>
     </w:lvlOverride>
   </w:num>
-  <w:num w:numId="2" w16cid:durableId="607740381">
+  <w:num w:numId="2" w16cid:durableId="1452089640">
+    <w:abstractNumId w:val="7"/>
+    <w:lvlOverride w:ilvl="0">
+      <w:startOverride w:val="1"/>
+    </w:lvlOverride>
+  </w:num>
+  <w:num w:numId="3" w16cid:durableId="2049990170">
+    <w:abstractNumId w:val="0"/>
+    <w:lvlOverride w:ilvl="0">
+      <w:startOverride w:val="1"/>
+    </w:lvlOverride>
+  </w:num>
+  <w:num w:numId="4" w16cid:durableId="1000619468">
+    <w:abstractNumId w:val="9"/>
+    <w:lvlOverride w:ilvl="0">
+      <w:startOverride w:val="1"/>
+    </w:lvlOverride>
+  </w:num>
+  <w:num w:numId="5" w16cid:durableId="2017727636">
     <w:abstractNumId w:val="8"/>
     <w:lvlOverride w:ilvl="0">
       <w:startOverride w:val="1"/>
     </w:lvlOverride>
   </w:num>
-  <w:num w:numId="3" w16cid:durableId="51388362">
+  <w:num w:numId="6" w16cid:durableId="1284462305">
+    <w:abstractNumId w:val="5"/>
+    <w:lvlOverride w:ilvl="0">
+      <w:startOverride w:val="1"/>
+    </w:lvlOverride>
+  </w:num>
+  <w:num w:numId="7" w16cid:durableId="1441298788">
+    <w:abstractNumId w:val="3"/>
+    <w:lvlOverride w:ilvl="0">
+      <w:startOverride w:val="1"/>
+    </w:lvlOverride>
+  </w:num>
+  <w:num w:numId="8" w16cid:durableId="1981302654">
+    <w:abstractNumId w:val="1"/>
+    <w:lvlOverride w:ilvl="0">
+      <w:startOverride w:val="1"/>
+    </w:lvlOverride>
+  </w:num>
+  <w:num w:numId="9" w16cid:durableId="1010911351">
     <w:abstractNumId w:val="4"/>
     <w:lvlOverride w:ilvl="0">
       <w:startOverride w:val="1"/>
     </w:lvlOverride>
   </w:num>
-  <w:num w:numId="4" w16cid:durableId="1936202447">
-    <w:abstractNumId w:val="3"/>
-    <w:lvlOverride w:ilvl="0">
-      <w:startOverride w:val="1"/>
-    </w:lvlOverride>
-  </w:num>
-  <w:num w:numId="5" w16cid:durableId="233123486">
-    <w:abstractNumId w:val="7"/>
-    <w:lvlOverride w:ilvl="0">
-      <w:startOverride w:val="1"/>
-    </w:lvlOverride>
-  </w:num>
-  <w:num w:numId="6" w16cid:durableId="566649641">
-    <w:abstractNumId w:val="0"/>
-    <w:lvlOverride w:ilvl="0">
-      <w:startOverride w:val="1"/>
-    </w:lvlOverride>
-  </w:num>
-  <w:num w:numId="7" w16cid:durableId="296110413">
-    <w:abstractNumId w:val="2"/>
-    <w:lvlOverride w:ilvl="0">
-      <w:startOverride w:val="1"/>
-    </w:lvlOverride>
-  </w:num>
-  <w:num w:numId="8" w16cid:durableId="818957400">
-    <w:abstractNumId w:val="5"/>
-    <w:lvlOverride w:ilvl="0">
-      <w:startOverride w:val="1"/>
-    </w:lvlOverride>
-  </w:num>
-  <w:num w:numId="9" w16cid:durableId="534273321">
-    <w:abstractNumId w:val="1"/>
+  <w:num w:numId="10" w16cid:durableId="194081884">
+    <w:abstractNumId w:val="6"/>
     <w:lvlOverride w:ilvl="0">
       <w:startOverride w:val="1"/>
     </w:lvlOverride>
@@ -21587,7 +23687,7 @@
     <w:autoRedefine/>
     <w:uiPriority w:val="39"/>
     <w:unhideWhenUsed/>
-    <w:rsid w:val="0099607A"/>
+    <w:rsid w:val="0056759D"/>
     <w:pPr>
       <w:spacing w:after="100"/>
     </w:pPr>
@@ -21599,7 +23699,7 @@
     <w:autoRedefine/>
     <w:uiPriority w:val="39"/>
     <w:unhideWhenUsed/>
-    <w:rsid w:val="0099607A"/>
+    <w:rsid w:val="0056759D"/>
     <w:pPr>
       <w:spacing w:after="100"/>
       <w:ind w:left="210"/>
